--- a/Lec3/Lecture 3.docx
+++ b/Lec3/Lecture 3.docx
@@ -1,10 +1,10 @@
 
 <file path=word/document.xml><?xml version="1.0" encoding="utf-8"?>
-<w:document xmlns:wpc="http://schemas.microsoft.com/office/word/2010/wordprocessingCanvas" xmlns:mc="http://schemas.openxmlformats.org/markup-compatibility/2006" xmlns:o="urn:schemas-microsoft-com:office:office" xmlns:r="http://schemas.openxmlformats.org/officeDocument/2006/relationships" xmlns:m="http://schemas.openxmlformats.org/officeDocument/2006/math" xmlns:v="urn:schemas-microsoft-com:vml" xmlns:wp14="http://schemas.microsoft.com/office/word/2010/wordprocessingDrawing" xmlns:wp="http://schemas.openxmlformats.org/drawingml/2006/wordprocessingDrawing" xmlns:w10="urn:schemas-microsoft-com:office:word" xmlns:w="http://schemas.openxmlformats.org/wordprocessingml/2006/main" xmlns:w14="http://schemas.microsoft.com/office/word/2010/wordml" xmlns:w15="http://schemas.microsoft.com/office/word/2012/wordml" xmlns:wpg="http://schemas.microsoft.com/office/word/2010/wordprocessingGroup" xmlns:wpi="http://schemas.microsoft.com/office/word/2010/wordprocessingInk" xmlns:wne="http://schemas.microsoft.com/office/word/2006/wordml" xmlns:wps="http://schemas.microsoft.com/office/word/2010/wordprocessingShape" mc:Ignorable="w14 w15 wp14">
+<w:document xmlns:wpc="http://schemas.microsoft.com/office/word/2010/wordprocessingCanvas" xmlns:cx="http://schemas.microsoft.com/office/drawing/2014/chartex" xmlns:cx1="http://schemas.microsoft.com/office/drawing/2015/9/8/chartex" xmlns:cx2="http://schemas.microsoft.com/office/drawing/2015/10/21/chartex" xmlns:cx3="http://schemas.microsoft.com/office/drawing/2016/5/9/chartex" xmlns:cx4="http://schemas.microsoft.com/office/drawing/2016/5/10/chartex" xmlns:cx5="http://schemas.microsoft.com/office/drawing/2016/5/11/chartex" xmlns:cx6="http://schemas.microsoft.com/office/drawing/2016/5/12/chartex" xmlns:cx7="http://schemas.microsoft.com/office/drawing/2016/5/13/chartex" xmlns:cx8="http://schemas.microsoft.com/office/drawing/2016/5/14/chartex" xmlns:mc="http://schemas.openxmlformats.org/markup-compatibility/2006" xmlns:aink="http://schemas.microsoft.com/office/drawing/2016/ink" xmlns:am3d="http://schemas.microsoft.com/office/drawing/2017/model3d" xmlns:o="urn:schemas-microsoft-com:office:office" xmlns:oel="http://schemas.microsoft.com/office/2019/extlst" xmlns:r="http://schemas.openxmlformats.org/officeDocument/2006/relationships" xmlns:m="http://schemas.openxmlformats.org/officeDocument/2006/math" xmlns:v="urn:schemas-microsoft-com:vml" xmlns:wp14="http://schemas.microsoft.com/office/word/2010/wordprocessingDrawing" xmlns:wp="http://schemas.openxmlformats.org/drawingml/2006/wordprocessingDrawing" xmlns:w10="urn:schemas-microsoft-com:office:word" xmlns:w="http://schemas.openxmlformats.org/wordprocessingml/2006/main" xmlns:w14="http://schemas.microsoft.com/office/word/2010/wordml" xmlns:w15="http://schemas.microsoft.com/office/word/2012/wordml" xmlns:w16cex="http://schemas.microsoft.com/office/word/2018/wordml/cex" xmlns:w16cid="http://schemas.microsoft.com/office/word/2016/wordml/cid" xmlns:w16="http://schemas.microsoft.com/office/word/2018/wordml" xmlns:w16sdtdh="http://schemas.microsoft.com/office/word/2020/wordml/sdtdatahash" xmlns:w16se="http://schemas.microsoft.com/office/word/2015/wordml/symex" xmlns:wpg="http://schemas.microsoft.com/office/word/2010/wordprocessingGroup" xmlns:wpi="http://schemas.microsoft.com/office/word/2010/wordprocessingInk" xmlns:wne="http://schemas.microsoft.com/office/word/2006/wordml" xmlns:wps="http://schemas.microsoft.com/office/word/2010/wordprocessingShape" mc:Ignorable="w14 w15 w16se w16cid w16 w16cex w16sdtdh wp14">
   <w:body>
     <w:p>
       <w:pPr>
-        <w:pStyle w:val="Heading3"/>
+        <w:pStyle w:val="31"/>
         <w:jc w:val="left"/>
       </w:pPr>
       <w:r>
@@ -700,8 +700,17 @@
           <w:b/>
           <w:sz w:val="24"/>
         </w:rPr>
-        <w:t xml:space="preserve"> Принцип Клаузіуса</w:t>
-      </w:r>
+        <w:t xml:space="preserve"> Принцип </w:t>
+      </w:r>
+      <w:proofErr w:type="spellStart"/>
+      <w:r>
+        <w:rPr>
+          <w:b/>
+          <w:sz w:val="24"/>
+        </w:rPr>
+        <w:t>Клаузіуса</w:t>
+      </w:r>
+      <w:proofErr w:type="spellEnd"/>
       <w:r>
         <w:rPr>
           <w:sz w:val="24"/>
@@ -1102,6 +1111,7 @@
         </w:rPr>
         <w:t xml:space="preserve">, як неможливість створення </w:t>
       </w:r>
+      <w:proofErr w:type="spellStart"/>
       <w:r>
         <w:rPr>
           <w:b/>
@@ -1110,6 +1120,7 @@
         </w:rPr>
         <w:t>perpetu</w:t>
       </w:r>
+      <w:proofErr w:type="spellEnd"/>
       <w:r>
         <w:rPr>
           <w:b/>
@@ -1119,13 +1130,41 @@
         </w:rPr>
         <w:t>l</w:t>
       </w:r>
+      <w:proofErr w:type="spellStart"/>
       <w:r>
         <w:rPr>
           <w:b/>
           <w:i/>
           <w:sz w:val="24"/>
         </w:rPr>
-        <w:t xml:space="preserve">um mobile </w:t>
+        <w:t>um</w:t>
+      </w:r>
+      <w:proofErr w:type="spellEnd"/>
+      <w:r>
+        <w:rPr>
+          <w:b/>
+          <w:i/>
+          <w:sz w:val="24"/>
+        </w:rPr>
+        <w:t xml:space="preserve"> </w:t>
+      </w:r>
+      <w:proofErr w:type="spellStart"/>
+      <w:r>
+        <w:rPr>
+          <w:b/>
+          <w:i/>
+          <w:sz w:val="24"/>
+        </w:rPr>
+        <w:t>mobile</w:t>
+      </w:r>
+      <w:proofErr w:type="spellEnd"/>
+      <w:r>
+        <w:rPr>
+          <w:b/>
+          <w:i/>
+          <w:sz w:val="24"/>
+        </w:rPr>
+        <w:t xml:space="preserve"> </w:t>
       </w:r>
       <w:r>
         <w:rPr>
@@ -1490,7 +1529,21 @@
         <w:rPr>
           <w:sz w:val="24"/>
         </w:rPr>
-        <w:t>, без інших змін в системі, що суперечить принципу Клаузіуса.</w:t>
+        <w:t xml:space="preserve">, без інших змін в системі, що суперечить принципу </w:t>
+      </w:r>
+      <w:proofErr w:type="spellStart"/>
+      <w:r>
+        <w:rPr>
+          <w:sz w:val="24"/>
+        </w:rPr>
+        <w:t>Клаузіуса</w:t>
+      </w:r>
+      <w:proofErr w:type="spellEnd"/>
+      <w:r>
+        <w:rPr>
+          <w:sz w:val="24"/>
+        </w:rPr>
+        <w:t>.</w:t>
       </w:r>
     </w:p>
     <w:p>
@@ -1717,7 +1770,21 @@
         <w:rPr>
           <w:sz w:val="24"/>
         </w:rPr>
-        <w:t>перехід між ізотермами виконується адіабатично.</w:t>
+        <w:t xml:space="preserve">перехід між ізотермами виконується </w:t>
+      </w:r>
+      <w:proofErr w:type="spellStart"/>
+      <w:r>
+        <w:rPr>
+          <w:sz w:val="24"/>
+        </w:rPr>
+        <w:t>адіабатично</w:t>
+      </w:r>
+      <w:proofErr w:type="spellEnd"/>
+      <w:r>
+        <w:rPr>
+          <w:sz w:val="24"/>
+        </w:rPr>
+        <w:t>.</w:t>
       </w:r>
     </w:p>
     <w:p>
@@ -1856,7 +1923,21 @@
         <w:rPr>
           <w:sz w:val="24"/>
         </w:rPr>
-        <w:t xml:space="preserve">що формулювання Клаузіуса неправдиве. </w:t>
+        <w:t xml:space="preserve">що формулювання </w:t>
+      </w:r>
+      <w:proofErr w:type="spellStart"/>
+      <w:r>
+        <w:rPr>
+          <w:sz w:val="24"/>
+        </w:rPr>
+        <w:t>Клаузіуса</w:t>
+      </w:r>
+      <w:proofErr w:type="spellEnd"/>
+      <w:r>
+        <w:rPr>
+          <w:sz w:val="24"/>
+        </w:rPr>
+        <w:t xml:space="preserve"> неправдиве. </w:t>
       </w:r>
       <w:r>
         <w:rPr>
@@ -2206,12 +2287,12 @@
           <w:sz w:val="24"/>
           <w:lang w:val="en-US"/>
         </w:rPr>
-        <w:pict>
+        <w:pict w14:anchorId="369F2346">
           <v:shapetype id="_x0000_t202" coordsize="21600,21600" o:spt="202" path="m,l,21600r21600,l21600,xe">
             <v:stroke joinstyle="miter"/>
             <v:path gradientshapeok="t" o:connecttype="rect"/>
           </v:shapetype>
-          <v:shape id="Text Box 3" o:spid="_x0000_s1026" type="#_x0000_t202" style="position:absolute;left:0;text-align:left;margin-left:0;margin-top:0;width:488.5pt;height:219.3pt;z-index:251657728;visibility:visible;mso-position-horizontal:center;mso-position-vertical:bottom;mso-position-vertical-relative:margin;mso-width-relative:margin;mso-height-relative:margin" o:gfxdata="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" o:allowincell="f" o:allowoverlap="f" stroked="f">
+          <v:shape id="Text Box 3" o:spid="_x0000_s2050" type="#_x0000_t202" style="position:absolute;left:0;text-align:left;margin-left:0;margin-top:0;width:488.5pt;height:219.3pt;z-index:251657728;visibility:visible;mso-position-horizontal:center;mso-position-vertical:bottom;mso-position-vertical-relative:margin;mso-width-relative:margin;mso-height-relative:margin" o:gfxdata="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" o:allowincell="f" o:allowoverlap="f" stroked="f">
             <v:textbox>
               <w:txbxContent>
                 <w:p>
@@ -2225,7 +2306,7 @@
                       <w:lang w:val="en-US"/>
                     </w:rPr>
                     <w:drawing>
-                      <wp:inline distT="0" distB="0" distL="0" distR="0">
+                      <wp:inline distT="0" distB="0" distL="0" distR="0" wp14:anchorId="369F23A0" wp14:editId="369F23A1">
                         <wp:extent cx="3604260" cy="2247900"/>
                         <wp:effectExtent l="0" t="0" r="0" b="0"/>
                         <wp:docPr id="3" name="Picture 3" descr="Carnot_theorem_paradox"/>
@@ -2731,7 +2812,7 @@
                 <w:position w:val="-10"/>
                 <w:sz w:val="24"/>
               </w:rPr>
-              <w:object w:dxaOrig="840" w:dyaOrig="340">
+              <w:object w:dxaOrig="840" w:dyaOrig="340" w14:anchorId="369F2347">
                 <v:shapetype id="_x0000_t75" coordsize="21600,21600" o:spt="75" o:preferrelative="t" path="m@4@5l@4@11@9@11@9@5xe" filled="f" stroked="f">
                   <v:stroke joinstyle="miter"/>
                   <v:formulas>
@@ -2754,7 +2835,7 @@
                 <v:shape id="_x0000_i1025" type="#_x0000_t75" style="width:42pt;height:16.8pt" o:ole="">
                   <v:imagedata r:id="rId9" o:title=""/>
                 </v:shape>
-                <o:OLEObject Type="Embed" ProgID="Equation.3" ShapeID="_x0000_i1025" DrawAspect="Content" ObjectID="_1583429929" r:id="rId10"/>
+                <o:OLEObject Type="Embed" ProgID="Equation.3" ShapeID="_x0000_i1025" DrawAspect="Content" ObjectID="_1770651333" r:id="rId10"/>
               </w:object>
             </w:r>
           </w:p>
@@ -3612,7 +3693,21 @@
         <w:rPr>
           <w:sz w:val="24"/>
         </w:rPr>
-        <w:t xml:space="preserve"> робота не виконується і немає ніяких змін в навколишньому середовищі, що неможливо за формулюванням Клаузіуса.</w:t>
+        <w:t xml:space="preserve"> робота не виконується і немає ніяких змін в навколишньому середовищі, що неможливо за формулюванням </w:t>
+      </w:r>
+      <w:proofErr w:type="spellStart"/>
+      <w:r>
+        <w:rPr>
+          <w:sz w:val="24"/>
+        </w:rPr>
+        <w:t>Клаузіуса</w:t>
+      </w:r>
+      <w:proofErr w:type="spellEnd"/>
+      <w:r>
+        <w:rPr>
+          <w:sz w:val="24"/>
+        </w:rPr>
+        <w:t>.</w:t>
       </w:r>
     </w:p>
     <w:p>
@@ -3773,7 +3868,21 @@
         <w:rPr>
           <w:sz w:val="24"/>
         </w:rPr>
-        <w:t xml:space="preserve"> к.к.д. такої машини від них не залежить</w:t>
+        <w:t xml:space="preserve"> </w:t>
+      </w:r>
+      <w:proofErr w:type="spellStart"/>
+      <w:r>
+        <w:rPr>
+          <w:sz w:val="24"/>
+        </w:rPr>
+        <w:t>к.к.д</w:t>
+      </w:r>
+      <w:proofErr w:type="spellEnd"/>
+      <w:r>
+        <w:rPr>
+          <w:sz w:val="24"/>
+        </w:rPr>
+        <w:t>. такої машини від них не залежить</w:t>
       </w:r>
       <w:r>
         <w:rPr>
@@ -3787,7 +3896,151 @@
           <w:sz w:val="24"/>
           <w:lang w:val="ru-RU"/>
         </w:rPr>
-        <w:t>Таким чином к.к.д. не залежить від параметрів адіабат, а отже є тільки функцією температур нагрівача і холодильника:</w:t>
+        <w:t xml:space="preserve">Таким чином </w:t>
+      </w:r>
+      <w:proofErr w:type="spellStart"/>
+      <w:r>
+        <w:rPr>
+          <w:sz w:val="24"/>
+          <w:lang w:val="ru-RU"/>
+        </w:rPr>
+        <w:t>к.к.д</w:t>
+      </w:r>
+      <w:proofErr w:type="spellEnd"/>
+      <w:r>
+        <w:rPr>
+          <w:sz w:val="24"/>
+          <w:lang w:val="ru-RU"/>
+        </w:rPr>
+        <w:t xml:space="preserve">. не </w:t>
+      </w:r>
+      <w:proofErr w:type="spellStart"/>
+      <w:r>
+        <w:rPr>
+          <w:sz w:val="24"/>
+          <w:lang w:val="ru-RU"/>
+        </w:rPr>
+        <w:t>залежить</w:t>
+      </w:r>
+      <w:proofErr w:type="spellEnd"/>
+      <w:r>
+        <w:rPr>
+          <w:sz w:val="24"/>
+          <w:lang w:val="ru-RU"/>
+        </w:rPr>
+        <w:t xml:space="preserve"> </w:t>
+      </w:r>
+      <w:proofErr w:type="spellStart"/>
+      <w:r>
+        <w:rPr>
+          <w:sz w:val="24"/>
+          <w:lang w:val="ru-RU"/>
+        </w:rPr>
+        <w:t>від</w:t>
+      </w:r>
+      <w:proofErr w:type="spellEnd"/>
+      <w:r>
+        <w:rPr>
+          <w:sz w:val="24"/>
+          <w:lang w:val="ru-RU"/>
+        </w:rPr>
+        <w:t xml:space="preserve"> </w:t>
+      </w:r>
+      <w:proofErr w:type="spellStart"/>
+      <w:r>
+        <w:rPr>
+          <w:sz w:val="24"/>
+          <w:lang w:val="ru-RU"/>
+        </w:rPr>
+        <w:t>параметрів</w:t>
+      </w:r>
+      <w:proofErr w:type="spellEnd"/>
+      <w:r>
+        <w:rPr>
+          <w:sz w:val="24"/>
+          <w:lang w:val="ru-RU"/>
+        </w:rPr>
+        <w:t xml:space="preserve"> </w:t>
+      </w:r>
+      <w:proofErr w:type="spellStart"/>
+      <w:r>
+        <w:rPr>
+          <w:sz w:val="24"/>
+          <w:lang w:val="ru-RU"/>
+        </w:rPr>
+        <w:t>адіабат</w:t>
+      </w:r>
+      <w:proofErr w:type="spellEnd"/>
+      <w:r>
+        <w:rPr>
+          <w:sz w:val="24"/>
+          <w:lang w:val="ru-RU"/>
+        </w:rPr>
+        <w:t xml:space="preserve">, а </w:t>
+      </w:r>
+      <w:proofErr w:type="spellStart"/>
+      <w:r>
+        <w:rPr>
+          <w:sz w:val="24"/>
+          <w:lang w:val="ru-RU"/>
+        </w:rPr>
+        <w:t>отже</w:t>
+      </w:r>
+      <w:proofErr w:type="spellEnd"/>
+      <w:r>
+        <w:rPr>
+          <w:sz w:val="24"/>
+          <w:lang w:val="ru-RU"/>
+        </w:rPr>
+        <w:t xml:space="preserve"> є </w:t>
+      </w:r>
+      <w:proofErr w:type="spellStart"/>
+      <w:r>
+        <w:rPr>
+          <w:sz w:val="24"/>
+          <w:lang w:val="ru-RU"/>
+        </w:rPr>
+        <w:t>тільки</w:t>
+      </w:r>
+      <w:proofErr w:type="spellEnd"/>
+      <w:r>
+        <w:rPr>
+          <w:sz w:val="24"/>
+          <w:lang w:val="ru-RU"/>
+        </w:rPr>
+        <w:t xml:space="preserve"> </w:t>
+      </w:r>
+      <w:proofErr w:type="spellStart"/>
+      <w:r>
+        <w:rPr>
+          <w:sz w:val="24"/>
+          <w:lang w:val="ru-RU"/>
+        </w:rPr>
+        <w:t>функцією</w:t>
+      </w:r>
+      <w:proofErr w:type="spellEnd"/>
+      <w:r>
+        <w:rPr>
+          <w:sz w:val="24"/>
+          <w:lang w:val="ru-RU"/>
+        </w:rPr>
+        <w:t xml:space="preserve"> температур </w:t>
+      </w:r>
+      <w:proofErr w:type="spellStart"/>
+      <w:r>
+        <w:rPr>
+          <w:sz w:val="24"/>
+          <w:lang w:val="ru-RU"/>
+        </w:rPr>
+        <w:t>нагрівача</w:t>
+      </w:r>
+      <w:proofErr w:type="spellEnd"/>
+      <w:r>
+        <w:rPr>
+          <w:sz w:val="24"/>
+          <w:lang w:val="ru-RU"/>
+        </w:rPr>
+        <w:t xml:space="preserve"> і холодильника:</w:t>
       </w:r>
     </w:p>
     <w:tbl>
@@ -3820,11 +4073,11 @@
                 <w:position w:val="-30"/>
                 <w:sz w:val="24"/>
               </w:rPr>
-              <w:object w:dxaOrig="2320" w:dyaOrig="680">
+              <w:object w:dxaOrig="2320" w:dyaOrig="680" w14:anchorId="369F2348">
                 <v:shape id="_x0000_i1026" type="#_x0000_t75" style="width:115.8pt;height:33.6pt" o:ole="">
                   <v:imagedata r:id="rId11" o:title=""/>
                 </v:shape>
-                <o:OLEObject Type="Embed" ProgID="Equation.3" ShapeID="_x0000_i1026" DrawAspect="Content" ObjectID="_1583429930" r:id="rId12"/>
+                <o:OLEObject Type="Embed" ProgID="Equation.3" ShapeID="_x0000_i1026" DrawAspect="Content" ObjectID="_1770651334" r:id="rId12"/>
               </w:object>
             </w:r>
           </w:p>
@@ -4244,11 +4497,11 @@
                 <w:position w:val="-30"/>
                 <w:sz w:val="24"/>
               </w:rPr>
-              <w:object w:dxaOrig="1180" w:dyaOrig="700">
+              <w:object w:dxaOrig="1180" w:dyaOrig="700" w14:anchorId="369F2349">
                 <v:shape id="_x0000_i1027" type="#_x0000_t75" style="width:58.8pt;height:34.8pt" o:ole="">
                   <v:imagedata r:id="rId13" o:title=""/>
                 </v:shape>
-                <o:OLEObject Type="Embed" ProgID="Equation.3" ShapeID="_x0000_i1027" DrawAspect="Content" ObjectID="_1583429931" r:id="rId14"/>
+                <o:OLEObject Type="Embed" ProgID="Equation.3" ShapeID="_x0000_i1027" DrawAspect="Content" ObjectID="_1770651335" r:id="rId14"/>
               </w:object>
             </w:r>
           </w:p>
@@ -4399,6 +4652,7 @@
         <w:ind w:firstLine="0"/>
         <w:rPr>
           <w:sz w:val="24"/>
+          <w:lang w:val="en-US"/>
         </w:rPr>
       </w:pPr>
       <w:r>
@@ -4665,11 +4919,11 @@
                 <w:position w:val="-30"/>
                 <w:sz w:val="24"/>
               </w:rPr>
-              <w:object w:dxaOrig="3720" w:dyaOrig="700">
+              <w:object w:dxaOrig="3720" w:dyaOrig="700" w14:anchorId="369F234A">
                 <v:shape id="_x0000_i1028" type="#_x0000_t75" style="width:186.6pt;height:34.8pt" o:ole="">
                   <v:imagedata r:id="rId15" o:title=""/>
                 </v:shape>
-                <o:OLEObject Type="Embed" ProgID="Equation.3" ShapeID="_x0000_i1028" DrawAspect="Content" ObjectID="_1583429932" r:id="rId16"/>
+                <o:OLEObject Type="Embed" ProgID="Equation.3" ShapeID="_x0000_i1028" DrawAspect="Content" ObjectID="_1770651336" r:id="rId16"/>
               </w:object>
             </w:r>
           </w:p>
@@ -4782,11 +5036,11 @@
                 <w:position w:val="-30"/>
                 <w:sz w:val="24"/>
               </w:rPr>
-              <w:object w:dxaOrig="2799" w:dyaOrig="700">
+              <w:object w:dxaOrig="2799" w:dyaOrig="700" w14:anchorId="369F234B">
                 <v:shape id="_x0000_i1029" type="#_x0000_t75" style="width:139.8pt;height:34.8pt" o:ole="">
                   <v:imagedata r:id="rId17" o:title=""/>
                 </v:shape>
-                <o:OLEObject Type="Embed" ProgID="Equation.3" ShapeID="_x0000_i1029" DrawAspect="Content" ObjectID="_1583429933" r:id="rId18"/>
+                <o:OLEObject Type="Embed" ProgID="Equation.3" ShapeID="_x0000_i1029" DrawAspect="Content" ObjectID="_1770651337" r:id="rId18"/>
               </w:object>
             </w:r>
           </w:p>
@@ -4859,11 +5113,11 @@
                 <w:position w:val="-12"/>
                 <w:sz w:val="24"/>
               </w:rPr>
-              <w:object w:dxaOrig="3440" w:dyaOrig="360">
+              <w:object w:dxaOrig="3440" w:dyaOrig="360" w14:anchorId="369F234C">
                 <v:shape id="_x0000_i1030" type="#_x0000_t75" style="width:172.8pt;height:18pt" o:ole="">
                   <v:imagedata r:id="rId19" o:title=""/>
                 </v:shape>
-                <o:OLEObject Type="Embed" ProgID="Equation.3" ShapeID="_x0000_i1030" DrawAspect="Content" ObjectID="_1583429934" r:id="rId20"/>
+                <o:OLEObject Type="Embed" ProgID="Equation.3" ShapeID="_x0000_i1030" DrawAspect="Content" ObjectID="_1770651338" r:id="rId20"/>
               </w:object>
             </w:r>
           </w:p>
@@ -5019,11 +5273,11 @@
                 <w:position w:val="-30"/>
                 <w:sz w:val="24"/>
               </w:rPr>
-              <w:object w:dxaOrig="2380" w:dyaOrig="680">
+              <w:object w:dxaOrig="2380" w:dyaOrig="680" w14:anchorId="369F234D">
                 <v:shape id="_x0000_i1031" type="#_x0000_t75" style="width:118.8pt;height:34.8pt" o:ole="">
                   <v:imagedata r:id="rId21" o:title=""/>
                 </v:shape>
-                <o:OLEObject Type="Embed" ProgID="Equation.3" ShapeID="_x0000_i1031" DrawAspect="Content" ObjectID="_1583429935" r:id="rId22"/>
+                <o:OLEObject Type="Embed" ProgID="Equation.3" ShapeID="_x0000_i1031" DrawAspect="Content" ObjectID="_1770651339" r:id="rId22"/>
               </w:object>
             </w:r>
           </w:p>
@@ -5076,11 +5330,11 @@
           <w:position w:val="-10"/>
           <w:sz w:val="24"/>
         </w:rPr>
-        <w:object w:dxaOrig="220" w:dyaOrig="260">
+        <w:object w:dxaOrig="220" w:dyaOrig="260" w14:anchorId="369F234E">
           <v:shape id="_x0000_i1032" type="#_x0000_t75" style="width:10.8pt;height:13.2pt" o:ole="">
             <v:imagedata r:id="rId23" o:title=""/>
           </v:shape>
-          <o:OLEObject Type="Embed" ProgID="Equation.3" ShapeID="_x0000_i1032" DrawAspect="Content" ObjectID="_1583429936" r:id="rId24"/>
+          <o:OLEObject Type="Embed" ProgID="Equation.3" ShapeID="_x0000_i1032" DrawAspect="Content" ObjectID="_1770651340" r:id="rId24"/>
         </w:object>
       </w:r>
       <w:r>
@@ -5293,11 +5547,11 @@
                 <w:position w:val="-30"/>
                 <w:sz w:val="24"/>
               </w:rPr>
-              <w:object w:dxaOrig="2400" w:dyaOrig="700">
+              <w:object w:dxaOrig="2400" w:dyaOrig="700" w14:anchorId="369F234F">
                 <v:shape id="_x0000_i1033" type="#_x0000_t75" style="width:120pt;height:34.8pt" o:ole="">
                   <v:imagedata r:id="rId25" o:title=""/>
                 </v:shape>
-                <o:OLEObject Type="Embed" ProgID="Equation.3" ShapeID="_x0000_i1033" DrawAspect="Content" ObjectID="_1583429937" r:id="rId26"/>
+                <o:OLEObject Type="Embed" ProgID="Equation.3" ShapeID="_x0000_i1033" DrawAspect="Content" ObjectID="_1770651341" r:id="rId26"/>
               </w:object>
             </w:r>
           </w:p>
@@ -5432,11 +5686,11 @@
                 <w:position w:val="-30"/>
                 <w:sz w:val="24"/>
               </w:rPr>
-              <w:object w:dxaOrig="2020" w:dyaOrig="700">
+              <w:object w:dxaOrig="2020" w:dyaOrig="700" w14:anchorId="369F2350">
                 <v:shape id="_x0000_i1034" type="#_x0000_t75" style="width:100.2pt;height:34.8pt" o:ole="">
                   <v:imagedata r:id="rId27" o:title=""/>
                 </v:shape>
-                <o:OLEObject Type="Embed" ProgID="Equation.3" ShapeID="_x0000_i1034" DrawAspect="Content" ObjectID="_1583429938" r:id="rId28"/>
+                <o:OLEObject Type="Embed" ProgID="Equation.3" ShapeID="_x0000_i1034" DrawAspect="Content" ObjectID="_1770651342" r:id="rId28"/>
               </w:object>
             </w:r>
           </w:p>
@@ -5483,11 +5737,11 @@
           <w:position w:val="-10"/>
           <w:sz w:val="24"/>
         </w:rPr>
-        <w:object w:dxaOrig="960" w:dyaOrig="320">
+        <w:object w:dxaOrig="960" w:dyaOrig="320" w14:anchorId="369F2351">
           <v:shape id="_x0000_i1035" type="#_x0000_t75" style="width:48pt;height:16.2pt" o:ole="">
             <v:imagedata r:id="rId29" o:title=""/>
           </v:shape>
-          <o:OLEObject Type="Embed" ProgID="Equation.3" ShapeID="_x0000_i1035" DrawAspect="Content" ObjectID="_1583429939" r:id="rId30"/>
+          <o:OLEObject Type="Embed" ProgID="Equation.3" ShapeID="_x0000_i1035" DrawAspect="Content" ObjectID="_1770651343" r:id="rId30"/>
         </w:object>
       </w:r>
       <w:r>
@@ -5627,11 +5881,11 @@
                 <w:position w:val="-30"/>
                 <w:sz w:val="24"/>
               </w:rPr>
-              <w:object w:dxaOrig="980" w:dyaOrig="700">
+              <w:object w:dxaOrig="980" w:dyaOrig="700" w14:anchorId="369F2352">
                 <v:shape id="_x0000_i1036" type="#_x0000_t75" style="width:49.2pt;height:34.8pt" o:ole="">
                   <v:imagedata r:id="rId31" o:title=""/>
                 </v:shape>
-                <o:OLEObject Type="Embed" ProgID="Equation.DSMT4" ShapeID="_x0000_i1036" DrawAspect="Content" ObjectID="_1583429940" r:id="rId32"/>
+                <o:OLEObject Type="Embed" ProgID="Equation.DSMT4" ShapeID="_x0000_i1036" DrawAspect="Content" ObjectID="_1770651344" r:id="rId32"/>
               </w:object>
             </w:r>
           </w:p>
@@ -6238,11 +6492,11 @@
                 <w:position w:val="-30"/>
                 <w:sz w:val="24"/>
               </w:rPr>
-              <w:object w:dxaOrig="1719" w:dyaOrig="700">
+              <w:object w:dxaOrig="1719" w:dyaOrig="700" w14:anchorId="369F2353">
                 <v:shape id="_x0000_i1037" type="#_x0000_t75" style="width:81pt;height:41.4pt" o:ole="">
                   <v:imagedata r:id="rId33" o:title=""/>
                 </v:shape>
-                <o:OLEObject Type="Embed" ProgID="Equation.DSMT4" ShapeID="_x0000_i1037" DrawAspect="Content" ObjectID="_1583429941" r:id="rId34"/>
+                <o:OLEObject Type="Embed" ProgID="Equation.DSMT4" ShapeID="_x0000_i1037" DrawAspect="Content" ObjectID="_1770651345" r:id="rId34"/>
               </w:object>
             </w:r>
           </w:p>
@@ -6543,11 +6797,11 @@
                 <w:position w:val="-32"/>
                 <w:sz w:val="24"/>
               </w:rPr>
-              <w:object w:dxaOrig="2400" w:dyaOrig="760">
+              <w:object w:dxaOrig="2400" w:dyaOrig="760" w14:anchorId="369F2354">
                 <v:shape id="_x0000_i1038" type="#_x0000_t75" style="width:93pt;height:37.8pt" o:ole="">
                   <v:imagedata r:id="rId35" o:title=""/>
                 </v:shape>
-                <o:OLEObject Type="Embed" ProgID="Equation.DSMT4" ShapeID="_x0000_i1038" DrawAspect="Content" ObjectID="_1583429942" r:id="rId36"/>
+                <o:OLEObject Type="Embed" ProgID="Equation.DSMT4" ShapeID="_x0000_i1038" DrawAspect="Content" ObjectID="_1770651346" r:id="rId36"/>
               </w:object>
             </w:r>
           </w:p>
@@ -6642,11 +6896,11 @@
           <w:position w:val="-30"/>
           <w:sz w:val="24"/>
         </w:rPr>
-        <w:object w:dxaOrig="780" w:dyaOrig="700">
+        <w:object w:dxaOrig="780" w:dyaOrig="700" w14:anchorId="369F2355">
           <v:shape id="_x0000_i1039" type="#_x0000_t75" style="width:32.4pt;height:36.6pt" o:ole="">
             <v:imagedata r:id="rId37" o:title=""/>
           </v:shape>
-          <o:OLEObject Type="Embed" ProgID="Equation.3" ShapeID="_x0000_i1039" DrawAspect="Content" ObjectID="_1583429943" r:id="rId38"/>
+          <o:OLEObject Type="Embed" ProgID="Equation.3" ShapeID="_x0000_i1039" DrawAspect="Content" ObjectID="_1770651347" r:id="rId38"/>
         </w:object>
       </w:r>
       <w:r>
@@ -6867,11 +7121,11 @@
                 <w:position w:val="-6"/>
                 <w:sz w:val="24"/>
               </w:rPr>
-              <w:object w:dxaOrig="1160" w:dyaOrig="279">
+              <w:object w:dxaOrig="1160" w:dyaOrig="279" w14:anchorId="369F2356">
                 <v:shape id="_x0000_i1040" type="#_x0000_t75" style="width:48.6pt;height:15pt" o:ole="">
                   <v:imagedata r:id="rId39" o:title=""/>
                 </v:shape>
-                <o:OLEObject Type="Embed" ProgID="Equation.3" ShapeID="_x0000_i1040" DrawAspect="Content" ObjectID="_1583429944" r:id="rId40"/>
+                <o:OLEObject Type="Embed" ProgID="Equation.3" ShapeID="_x0000_i1040" DrawAspect="Content" ObjectID="_1770651348" r:id="rId40"/>
               </w:object>
             </w:r>
           </w:p>
@@ -6996,11 +7250,11 @@
                 <w:position w:val="-38"/>
                 <w:sz w:val="24"/>
               </w:rPr>
-              <w:object w:dxaOrig="3340" w:dyaOrig="760">
+              <w:object w:dxaOrig="3340" w:dyaOrig="760" w14:anchorId="369F2357">
                 <v:shape id="_x0000_i1041" type="#_x0000_t75" style="width:148.2pt;height:42pt" o:ole="">
                   <v:imagedata r:id="rId41" o:title=""/>
                 </v:shape>
-                <o:OLEObject Type="Embed" ProgID="Equation.DSMT4" ShapeID="_x0000_i1041" DrawAspect="Content" ObjectID="_1583429945" r:id="rId42"/>
+                <o:OLEObject Type="Embed" ProgID="Equation.DSMT4" ShapeID="_x0000_i1041" DrawAspect="Content" ObjectID="_1770651349" r:id="rId42"/>
               </w:object>
             </w:r>
           </w:p>
@@ -7106,11 +7360,11 @@
                 <w:position w:val="-30"/>
                 <w:sz w:val="24"/>
               </w:rPr>
-              <w:object w:dxaOrig="2280" w:dyaOrig="700">
+              <w:object w:dxaOrig="2280" w:dyaOrig="700" w14:anchorId="369F2358">
                 <v:shape id="_x0000_i1042" type="#_x0000_t75" style="width:93pt;height:36.6pt" o:ole="">
                   <v:imagedata r:id="rId43" o:title=""/>
                 </v:shape>
-                <o:OLEObject Type="Embed" ProgID="Equation.3" ShapeID="_x0000_i1042" DrawAspect="Content" ObjectID="_1583429946" r:id="rId44"/>
+                <o:OLEObject Type="Embed" ProgID="Equation.3" ShapeID="_x0000_i1042" DrawAspect="Content" ObjectID="_1770651350" r:id="rId44"/>
               </w:object>
             </w:r>
           </w:p>
@@ -7267,6 +7521,7 @@
         </w:rPr>
         <w:t xml:space="preserve">а </w:t>
       </w:r>
+      <w:proofErr w:type="spellStart"/>
       <w:r>
         <w:rPr>
           <w:b/>
@@ -7290,6 +7545,7 @@
         </w:rPr>
         <w:t>х</w:t>
       </w:r>
+      <w:proofErr w:type="spellEnd"/>
       <w:r>
         <w:rPr>
           <w:sz w:val="24"/>
@@ -7340,7 +7596,21 @@
         <w:rPr>
           <w:sz w:val="24"/>
         </w:rPr>
-        <w:t xml:space="preserve">о, що в приведеному доведенні добре проглядається взаємозв’язок методу циклів і диференціального підходу Клаузіуса. Почавши з першого, ми </w:t>
+        <w:t xml:space="preserve">о, що в приведеному доведенні добре проглядається взаємозв’язок методу циклів і диференціального підходу </w:t>
+      </w:r>
+      <w:proofErr w:type="spellStart"/>
+      <w:r>
+        <w:rPr>
+          <w:sz w:val="24"/>
+        </w:rPr>
+        <w:t>Клаузіуса</w:t>
+      </w:r>
+      <w:proofErr w:type="spellEnd"/>
+      <w:r>
+        <w:rPr>
+          <w:sz w:val="24"/>
+        </w:rPr>
+        <w:t xml:space="preserve">. Почавши з першого, ми </w:t>
       </w:r>
       <w:r>
         <w:rPr>
@@ -7568,11 +7838,11 @@
                 <w:position w:val="-30"/>
                 <w:sz w:val="24"/>
               </w:rPr>
-              <w:object w:dxaOrig="1180" w:dyaOrig="680">
+              <w:object w:dxaOrig="1180" w:dyaOrig="680" w14:anchorId="369F2359">
                 <v:shape id="_x0000_i1043" type="#_x0000_t75" style="width:53.4pt;height:38.4pt" o:ole="">
                   <v:imagedata r:id="rId45" o:title=""/>
                 </v:shape>
-                <o:OLEObject Type="Embed" ProgID="Equation.3" ShapeID="_x0000_i1043" DrawAspect="Content" ObjectID="_1583429947" r:id="rId46"/>
+                <o:OLEObject Type="Embed" ProgID="Equation.3" ShapeID="_x0000_i1043" DrawAspect="Content" ObjectID="_1770651351" r:id="rId46"/>
               </w:object>
             </w:r>
           </w:p>
@@ -7632,7 +7902,7 @@
       </w:r>
       <w:r>
         <w:rPr>
-          <w:rStyle w:val="FootnoteReference"/>
+          <w:rStyle w:val="ae"/>
           <w:sz w:val="24"/>
         </w:rPr>
         <w:footnoteReference w:id="1"/>
@@ -7684,8 +7954,17 @@
           <w:i/>
           <w:sz w:val="24"/>
         </w:rPr>
-        <w:t>адіабатичної недосяжності Каратеодорі</w:t>
-      </w:r>
+        <w:t xml:space="preserve">адіабатичної недосяжності </w:t>
+      </w:r>
+      <w:proofErr w:type="spellStart"/>
+      <w:r>
+        <w:rPr>
+          <w:i/>
+          <w:sz w:val="24"/>
+        </w:rPr>
+        <w:t>Каратеодорі</w:t>
+      </w:r>
+      <w:proofErr w:type="spellEnd"/>
       <w:r>
         <w:rPr>
           <w:sz w:val="24"/>
@@ -7747,11 +8026,11 @@
                 <w:position w:val="-24"/>
                 <w:sz w:val="24"/>
               </w:rPr>
-              <w:object w:dxaOrig="940" w:dyaOrig="620">
+              <w:object w:dxaOrig="940" w:dyaOrig="620" w14:anchorId="369F235A">
                 <v:shape id="_x0000_i1044" type="#_x0000_t75" style="width:53.4pt;height:32.4pt" o:ole="">
                   <v:imagedata r:id="rId47" o:title=""/>
                 </v:shape>
-                <o:OLEObject Type="Embed" ProgID="Equation.3" ShapeID="_x0000_i1044" DrawAspect="Content" ObjectID="_1583429948" r:id="rId48"/>
+                <o:OLEObject Type="Embed" ProgID="Equation.3" ShapeID="_x0000_i1044" DrawAspect="Content" ObjectID="_1770651352" r:id="rId48"/>
               </w:object>
             </w:r>
           </w:p>
@@ -7855,11 +8134,11 @@
                 <w:position w:val="-24"/>
                 <w:sz w:val="24"/>
               </w:rPr>
-              <w:object w:dxaOrig="999" w:dyaOrig="620">
+              <w:object w:dxaOrig="999" w:dyaOrig="620" w14:anchorId="369F235B">
                 <v:shape id="_x0000_i1045" type="#_x0000_t75" style="width:46.8pt;height:35.4pt" o:ole="">
                   <v:imagedata r:id="rId49" o:title=""/>
                 </v:shape>
-                <o:OLEObject Type="Embed" ProgID="Equation.3" ShapeID="_x0000_i1045" DrawAspect="Content" ObjectID="_1583429949" r:id="rId50"/>
+                <o:OLEObject Type="Embed" ProgID="Equation.3" ShapeID="_x0000_i1045" DrawAspect="Content" ObjectID="_1770651353" r:id="rId50"/>
               </w:object>
             </w:r>
           </w:p>
@@ -7918,13 +8197,23 @@
         </w:rPr>
         <w:t xml:space="preserve"> є функцією стану. Неважко побачити, що отримана функція еквівалентна тій, яка була знайдена для ідеального газу і була названа ентропією. В перекладі з грецької (</w:t>
       </w:r>
+      <w:proofErr w:type="spellStart"/>
       <w:r>
         <w:rPr>
           <w:b/>
           <w:i/>
           <w:sz w:val="24"/>
         </w:rPr>
-        <w:t>εντρόπίεν</w:t>
+        <w:t>εντρό</w:t>
+      </w:r>
+      <w:proofErr w:type="spellEnd"/>
+      <w:r>
+        <w:rPr>
+          <w:b/>
+          <w:i/>
+          <w:sz w:val="24"/>
+        </w:rPr>
+        <w:t>πίεν</w:t>
       </w:r>
       <w:r>
         <w:rPr>
@@ -7962,8 +8251,17 @@
           <w:i/>
           <w:sz w:val="24"/>
         </w:rPr>
-        <w:t xml:space="preserve"> Клаузіуса</w:t>
-      </w:r>
+        <w:t xml:space="preserve"> </w:t>
+      </w:r>
+      <w:proofErr w:type="spellStart"/>
+      <w:r>
+        <w:rPr>
+          <w:i/>
+          <w:sz w:val="24"/>
+        </w:rPr>
+        <w:t>Клаузіуса</w:t>
+      </w:r>
+      <w:proofErr w:type="spellEnd"/>
       <w:r>
         <w:rPr>
           <w:sz w:val="24"/>
@@ -8040,7 +8338,14 @@
         <w:rPr>
           <w:sz w:val="24"/>
         </w:rPr>
-        <w:t>ю ще одну функцію стану – ентропію. По Зомер</w:t>
+        <w:t xml:space="preserve">ю ще одну функцію стану – ентропію. По </w:t>
+      </w:r>
+      <w:proofErr w:type="spellStart"/>
+      <w:r>
+        <w:rPr>
+          <w:sz w:val="24"/>
+        </w:rPr>
+        <w:t>Зомер</w:t>
       </w:r>
       <w:r>
         <w:rPr>
@@ -8052,7 +8357,14 @@
         <w:rPr>
           <w:sz w:val="24"/>
         </w:rPr>
-        <w:t>ельду: «</w:t>
+        <w:t>ельду</w:t>
+      </w:r>
+      <w:proofErr w:type="spellEnd"/>
+      <w:r>
+        <w:rPr>
+          <w:sz w:val="24"/>
+        </w:rPr>
+        <w:t>: «</w:t>
       </w:r>
       <w:r>
         <w:rPr>
@@ -8087,16 +8399,34 @@
           <w:i/>
           <w:sz w:val="24"/>
         </w:rPr>
-        <w:t xml:space="preserve"> квазістатично; обраховуються при цьому всі підведені до системи порції теплоти </w:t>
-      </w:r>
-      <w:r>
-        <w:rPr>
-          <w:b/>
+        <w:t xml:space="preserve"> </w:t>
+      </w:r>
+      <w:proofErr w:type="spellStart"/>
+      <w:r>
+        <w:rPr>
           <w:i/>
           <w:sz w:val="24"/>
         </w:rPr>
+        <w:t>квазістатично</w:t>
+      </w:r>
+      <w:proofErr w:type="spellEnd"/>
+      <w:r>
+        <w:rPr>
+          <w:i/>
+          <w:sz w:val="24"/>
+        </w:rPr>
+        <w:t xml:space="preserve">; обраховуються при цьому всі підведені до системи порції теплоти </w:t>
+      </w:r>
+      <w:proofErr w:type="spellStart"/>
+      <w:r>
+        <w:rPr>
+          <w:b/>
+          <w:i/>
+          <w:sz w:val="24"/>
+        </w:rPr>
         <w:t>δQ</w:t>
       </w:r>
+      <w:proofErr w:type="spellEnd"/>
       <w:r>
         <w:rPr>
           <w:b/>
@@ -8191,6 +8521,7 @@
         </w:rPr>
         <w:t xml:space="preserve"> має сенс, якщо кількість теплоти </w:t>
       </w:r>
+      <w:proofErr w:type="spellStart"/>
       <w:r>
         <w:rPr>
           <w:b/>
@@ -8199,6 +8530,7 @@
         </w:rPr>
         <w:t>δQ</w:t>
       </w:r>
+      <w:proofErr w:type="spellEnd"/>
       <w:r>
         <w:rPr>
           <w:sz w:val="24"/>
@@ -8217,6 +8549,7 @@
         </w:rPr>
         <w:t xml:space="preserve">кщо </w:t>
       </w:r>
+      <w:proofErr w:type="spellStart"/>
       <w:r>
         <w:rPr>
           <w:b/>
@@ -8225,6 +8558,7 @@
         </w:rPr>
         <w:t>δQ</w:t>
       </w:r>
+      <w:proofErr w:type="spellEnd"/>
       <w:r>
         <w:rPr>
           <w:sz w:val="24"/>
@@ -8289,11 +8623,11 @@
                 <w:position w:val="-8"/>
                 <w:sz w:val="24"/>
               </w:rPr>
-              <w:object w:dxaOrig="1760" w:dyaOrig="300">
+              <w:object w:dxaOrig="1760" w:dyaOrig="300" w14:anchorId="369F235C">
                 <v:shape id="_x0000_i1046" type="#_x0000_t75" style="width:76.2pt;height:16.8pt" o:ole="">
                   <v:imagedata r:id="rId51" o:title=""/>
                 </v:shape>
-                <o:OLEObject Type="Embed" ProgID="Equation.3" ShapeID="_x0000_i1046" DrawAspect="Content" ObjectID="_1583429950" r:id="rId52"/>
+                <o:OLEObject Type="Embed" ProgID="Equation.3" ShapeID="_x0000_i1046" DrawAspect="Content" ObjectID="_1770651354" r:id="rId52"/>
               </w:object>
             </w:r>
           </w:p>
@@ -8368,11 +8702,11 @@
                 <w:position w:val="-28"/>
                 <w:sz w:val="24"/>
               </w:rPr>
-              <w:object w:dxaOrig="2060" w:dyaOrig="680">
+              <w:object w:dxaOrig="2060" w:dyaOrig="680" w14:anchorId="369F235D">
                 <v:shape id="_x0000_i1047" type="#_x0000_t75" style="width:93.6pt;height:38.4pt" o:ole="">
                   <v:imagedata r:id="rId53" o:title=""/>
                 </v:shape>
-                <o:OLEObject Type="Embed" ProgID="Equation.3" ShapeID="_x0000_i1047" DrawAspect="Content" ObjectID="_1583429951" r:id="rId54"/>
+                <o:OLEObject Type="Embed" ProgID="Equation.3" ShapeID="_x0000_i1047" DrawAspect="Content" ObjectID="_1770651355" r:id="rId54"/>
               </w:object>
             </w:r>
           </w:p>
@@ -8417,7 +8751,21 @@
         <w:rPr>
           <w:sz w:val="24"/>
         </w:rPr>
-        <w:t xml:space="preserve"> рівняння є базовими при аналізі всіх термодинамічних систем з постійною кількістю речовини. Взагалі для такого аналізу нам було потрібне як термодинамічне, так і калоричне рівняння стану. Рівняння (</w:t>
+        <w:t xml:space="preserve"> рівняння є базовими при аналізі всіх термодинамічних систем з постійною кількістю речовини. Взагалі для такого аналізу нам було потрібне як термодинамічне, так і </w:t>
+      </w:r>
+      <w:proofErr w:type="spellStart"/>
+      <w:r>
+        <w:rPr>
+          <w:sz w:val="24"/>
+        </w:rPr>
+        <w:t>калоричне</w:t>
+      </w:r>
+      <w:proofErr w:type="spellEnd"/>
+      <w:r>
+        <w:rPr>
+          <w:sz w:val="24"/>
+        </w:rPr>
+        <w:t xml:space="preserve"> рівняння стану. Рівняння (</w:t>
       </w:r>
       <w:r>
         <w:rPr>
@@ -8484,11 +8832,11 @@
                 <w:position w:val="-40"/>
                 <w:sz w:val="24"/>
               </w:rPr>
-              <w:object w:dxaOrig="4620" w:dyaOrig="920">
+              <w:object w:dxaOrig="4620" w:dyaOrig="920" w14:anchorId="369F235E">
                 <v:shape id="_x0000_i1048" type="#_x0000_t75" style="width:210pt;height:52.8pt" o:ole="">
                   <v:imagedata r:id="rId55" o:title=""/>
                 </v:shape>
-                <o:OLEObject Type="Embed" ProgID="Equation.3" ShapeID="_x0000_i1048" DrawAspect="Content" ObjectID="_1583429952" r:id="rId56"/>
+                <o:OLEObject Type="Embed" ProgID="Equation.3" ShapeID="_x0000_i1048" DrawAspect="Content" ObjectID="_1770651356" r:id="rId56"/>
               </w:object>
             </w:r>
           </w:p>
@@ -8655,11 +9003,11 @@
                 <w:position w:val="-38"/>
                 <w:sz w:val="24"/>
               </w:rPr>
-              <w:object w:dxaOrig="5740" w:dyaOrig="880">
+              <w:object w:dxaOrig="5740" w:dyaOrig="880" w14:anchorId="369F235F">
                 <v:shape id="_x0000_i1049" type="#_x0000_t75" style="width:250.8pt;height:48pt" o:ole="">
                   <v:imagedata r:id="rId57" o:title=""/>
                 </v:shape>
-                <o:OLEObject Type="Embed" ProgID="Equation.3" ShapeID="_x0000_i1049" DrawAspect="Content" ObjectID="_1583429953" r:id="rId58"/>
+                <o:OLEObject Type="Embed" ProgID="Equation.3" ShapeID="_x0000_i1049" DrawAspect="Content" ObjectID="_1770651357" r:id="rId58"/>
               </w:object>
             </w:r>
             <w:r>
@@ -8751,11 +9099,11 @@
                 <w:position w:val="-30"/>
                 <w:sz w:val="24"/>
               </w:rPr>
-              <w:object w:dxaOrig="1520" w:dyaOrig="720">
+              <w:object w:dxaOrig="1520" w:dyaOrig="720" w14:anchorId="369F2360">
                 <v:shape id="_x0000_i1050" type="#_x0000_t75" style="width:65.4pt;height:39pt" o:ole="">
                   <v:imagedata r:id="rId59" o:title=""/>
                 </v:shape>
-                <o:OLEObject Type="Embed" ProgID="Equation.3" ShapeID="_x0000_i1050" DrawAspect="Content" ObjectID="_1583429954" r:id="rId60"/>
+                <o:OLEObject Type="Embed" ProgID="Equation.3" ShapeID="_x0000_i1050" DrawAspect="Content" ObjectID="_1770651358" r:id="rId60"/>
               </w:object>
             </w:r>
             <w:r>
@@ -8837,11 +9185,11 @@
                 <w:position w:val="-34"/>
                 <w:sz w:val="24"/>
               </w:rPr>
-              <w:object w:dxaOrig="2360" w:dyaOrig="740">
+              <w:object w:dxaOrig="2360" w:dyaOrig="740" w14:anchorId="369F2361">
                 <v:shape id="_x0000_i1051" type="#_x0000_t75" style="width:107.4pt;height:42pt" o:ole="">
                   <v:imagedata r:id="rId61" o:title=""/>
                 </v:shape>
-                <o:OLEObject Type="Embed" ProgID="Equation.3" ShapeID="_x0000_i1051" DrawAspect="Content" ObjectID="_1583429955" r:id="rId62"/>
+                <o:OLEObject Type="Embed" ProgID="Equation.3" ShapeID="_x0000_i1051" DrawAspect="Content" ObjectID="_1770651359" r:id="rId62"/>
               </w:object>
             </w:r>
             <w:r>
@@ -9016,11 +9364,11 @@
                 <w:position w:val="-30"/>
                 <w:sz w:val="24"/>
               </w:rPr>
-              <w:object w:dxaOrig="2260" w:dyaOrig="700">
+              <w:object w:dxaOrig="2260" w:dyaOrig="700" w14:anchorId="369F2362">
                 <v:shape id="_x0000_i1052" type="#_x0000_t75" style="width:101.4pt;height:39.6pt" o:ole="">
                   <v:imagedata r:id="rId63" o:title=""/>
                 </v:shape>
-                <o:OLEObject Type="Embed" ProgID="Equation.3" ShapeID="_x0000_i1052" DrawAspect="Content" ObjectID="_1583429956" r:id="rId64"/>
+                <o:OLEObject Type="Embed" ProgID="Equation.3" ShapeID="_x0000_i1052" DrawAspect="Content" ObjectID="_1770651360" r:id="rId64"/>
               </w:object>
             </w:r>
             <w:r>
@@ -9068,7 +9416,21 @@
         <w:rPr>
           <w:sz w:val="24"/>
         </w:rPr>
-        <w:t xml:space="preserve">Отриманий вираз пов’язує термічне і калоричне рівняння стану, значно спрощуючи </w:t>
+        <w:t xml:space="preserve">Отриманий вираз пов’язує термічне і </w:t>
+      </w:r>
+      <w:proofErr w:type="spellStart"/>
+      <w:r>
+        <w:rPr>
+          <w:sz w:val="24"/>
+        </w:rPr>
+        <w:t>калоричне</w:t>
+      </w:r>
+      <w:proofErr w:type="spellEnd"/>
+      <w:r>
+        <w:rPr>
+          <w:sz w:val="24"/>
+        </w:rPr>
+        <w:t xml:space="preserve"> рівняння стану, значно спрощуючи </w:t>
       </w:r>
       <w:r>
         <w:rPr>
@@ -9087,11 +9449,11 @@
           <w:position w:val="-30"/>
           <w:sz w:val="24"/>
         </w:rPr>
-        <w:object w:dxaOrig="1219" w:dyaOrig="700">
+        <w:object w:dxaOrig="1219" w:dyaOrig="700" w14:anchorId="369F2363">
           <v:shape id="_x0000_i1053" type="#_x0000_t75" style="width:61.2pt;height:34.8pt" o:ole="">
             <v:imagedata r:id="rId65" o:title=""/>
           </v:shape>
-          <o:OLEObject Type="Embed" ProgID="Equation.3" ShapeID="_x0000_i1053" DrawAspect="Content" ObjectID="_1583429957" r:id="rId66"/>
+          <o:OLEObject Type="Embed" ProgID="Equation.3" ShapeID="_x0000_i1053" DrawAspect="Content" ObjectID="_1770651361" r:id="rId66"/>
         </w:object>
       </w:r>
       <w:r>
@@ -9175,11 +9537,11 @@
                 <w:position w:val="-30"/>
                 <w:sz w:val="24"/>
               </w:rPr>
-              <w:object w:dxaOrig="1160" w:dyaOrig="700">
+              <w:object w:dxaOrig="1160" w:dyaOrig="700" w14:anchorId="369F2364">
                 <v:shape id="_x0000_i1054" type="#_x0000_t75" style="width:49.2pt;height:37.2pt" o:ole="">
                   <v:imagedata r:id="rId67" o:title=""/>
                 </v:shape>
-                <o:OLEObject Type="Embed" ProgID="Equation.3" ShapeID="_x0000_i1054" DrawAspect="Content" ObjectID="_1583429958" r:id="rId68"/>
+                <o:OLEObject Type="Embed" ProgID="Equation.3" ShapeID="_x0000_i1054" DrawAspect="Content" ObjectID="_1770651362" r:id="rId68"/>
               </w:object>
             </w:r>
             <w:r>
@@ -9232,8 +9594,23 @@
         <w:rPr>
           <w:sz w:val="24"/>
         </w:rPr>
-        <w:t xml:space="preserve">що дає можливість проінтегрувати вираз для </w:t>
-      </w:r>
+        <w:t xml:space="preserve">що дає можливість </w:t>
+      </w:r>
+      <w:proofErr w:type="spellStart"/>
+      <w:r>
+        <w:rPr>
+          <w:sz w:val="24"/>
+        </w:rPr>
+        <w:t>проінтегрувати</w:t>
+      </w:r>
+      <w:proofErr w:type="spellEnd"/>
+      <w:r>
+        <w:rPr>
+          <w:sz w:val="24"/>
+        </w:rPr>
+        <w:t xml:space="preserve"> вираз для </w:t>
+      </w:r>
+      <w:proofErr w:type="spellStart"/>
       <w:r>
         <w:rPr>
           <w:i/>
@@ -9241,6 +9618,7 @@
         </w:rPr>
         <w:t>dU</w:t>
       </w:r>
+      <w:proofErr w:type="spellEnd"/>
       <w:r>
         <w:rPr>
           <w:sz w:val="24"/>
@@ -9278,11 +9656,11 @@
                 <w:position w:val="-30"/>
                 <w:sz w:val="24"/>
               </w:rPr>
-              <w:object w:dxaOrig="5820" w:dyaOrig="700">
+              <w:object w:dxaOrig="5820" w:dyaOrig="700" w14:anchorId="369F2365">
                 <v:shape id="_x0000_i1055" type="#_x0000_t75" style="width:269.4pt;height:40.2pt" o:ole="">
                   <v:imagedata r:id="rId69" o:title=""/>
                 </v:shape>
-                <o:OLEObject Type="Embed" ProgID="Equation.3" ShapeID="_x0000_i1055" DrawAspect="Content" ObjectID="_1583429959" r:id="rId70"/>
+                <o:OLEObject Type="Embed" ProgID="Equation.3" ShapeID="_x0000_i1055" DrawAspect="Content" ObjectID="_1770651363" r:id="rId70"/>
               </w:object>
             </w:r>
           </w:p>
@@ -9323,7 +9701,21 @@
         <w:rPr>
           <w:sz w:val="24"/>
         </w:rPr>
-        <w:t xml:space="preserve">Для різниці теплоємностей </w:t>
+        <w:t xml:space="preserve">Для різниці </w:t>
+      </w:r>
+      <w:proofErr w:type="spellStart"/>
+      <w:r>
+        <w:rPr>
+          <w:sz w:val="24"/>
+        </w:rPr>
+        <w:t>теплоємностей</w:t>
+      </w:r>
+      <w:proofErr w:type="spellEnd"/>
+      <w:r>
+        <w:rPr>
+          <w:sz w:val="24"/>
+        </w:rPr>
+        <w:t xml:space="preserve"> </w:t>
       </w:r>
       <w:r>
         <w:rPr>
@@ -9348,6 +9740,7 @@
         </w:rPr>
         <w:sym w:font="Symbol" w:char="F02D"/>
       </w:r>
+      <w:proofErr w:type="spellStart"/>
       <w:r>
         <w:rPr>
           <w:i/>
@@ -9364,6 +9757,7 @@
         </w:rPr>
         <w:t>v</w:t>
       </w:r>
+      <w:proofErr w:type="spellEnd"/>
       <w:r>
         <w:rPr>
           <w:sz w:val="24"/>
@@ -9401,11 +9795,11 @@
                 <w:position w:val="-32"/>
                 <w:sz w:val="24"/>
               </w:rPr>
-              <w:object w:dxaOrig="3100" w:dyaOrig="760">
+              <w:object w:dxaOrig="3100" w:dyaOrig="760" w14:anchorId="369F2366">
                 <v:shape id="_x0000_i1056" type="#_x0000_t75" style="width:159pt;height:49.8pt" o:ole="">
                   <v:imagedata r:id="rId71" o:title=""/>
                 </v:shape>
-                <o:OLEObject Type="Embed" ProgID="Equation.3" ShapeID="_x0000_i1056" DrawAspect="Content" ObjectID="_1583429960" r:id="rId72"/>
+                <o:OLEObject Type="Embed" ProgID="Equation.3" ShapeID="_x0000_i1056" DrawAspect="Content" ObjectID="_1770651364" r:id="rId72"/>
               </w:object>
             </w:r>
           </w:p>
@@ -9501,11 +9895,11 @@
                 <w:position w:val="-30"/>
                 <w:sz w:val="24"/>
               </w:rPr>
-              <w:object w:dxaOrig="3720" w:dyaOrig="720">
+              <w:object w:dxaOrig="3720" w:dyaOrig="720" w14:anchorId="369F2367">
                 <v:shape id="_x0000_i1057" type="#_x0000_t75" style="width:177.6pt;height:42.6pt" o:ole="">
                   <v:imagedata r:id="rId73" o:title=""/>
                 </v:shape>
-                <o:OLEObject Type="Embed" ProgID="Equation.3" ShapeID="_x0000_i1057" DrawAspect="Content" ObjectID="_1583429961" r:id="rId74"/>
+                <o:OLEObject Type="Embed" ProgID="Equation.3" ShapeID="_x0000_i1057" DrawAspect="Content" ObjectID="_1770651365" r:id="rId74"/>
               </w:object>
             </w:r>
           </w:p>
@@ -9579,11 +9973,11 @@
                 <w:position w:val="-24"/>
                 <w:sz w:val="24"/>
               </w:rPr>
-              <w:object w:dxaOrig="2439" w:dyaOrig="620">
+              <w:object w:dxaOrig="2439" w:dyaOrig="620" w14:anchorId="369F2368">
                 <v:shape id="_x0000_i1058" type="#_x0000_t75" style="width:103.8pt;height:33pt" o:ole="">
                   <v:imagedata r:id="rId75" o:title=""/>
                 </v:shape>
-                <o:OLEObject Type="Embed" ProgID="Equation.3" ShapeID="_x0000_i1058" DrawAspect="Content" ObjectID="_1583429962" r:id="rId76"/>
+                <o:OLEObject Type="Embed" ProgID="Equation.3" ShapeID="_x0000_i1058" DrawAspect="Content" ObjectID="_1770651366" r:id="rId76"/>
               </w:object>
             </w:r>
             <w:r>
@@ -9674,7 +10068,21 @@
         <w:rPr>
           <w:sz w:val="24"/>
         </w:rPr>
-        <w:t xml:space="preserve"> калібровки емпіричної шкали </w:t>
+        <w:t xml:space="preserve"> </w:t>
+      </w:r>
+      <w:proofErr w:type="spellStart"/>
+      <w:r>
+        <w:rPr>
+          <w:sz w:val="24"/>
+        </w:rPr>
+        <w:t>калібровки</w:t>
+      </w:r>
+      <w:proofErr w:type="spellEnd"/>
+      <w:r>
+        <w:rPr>
+          <w:sz w:val="24"/>
+        </w:rPr>
+        <w:t xml:space="preserve"> емпіричної шкали </w:t>
       </w:r>
       <w:r>
         <w:rPr>
@@ -9723,8 +10131,16 @@
         <w:rPr>
           <w:sz w:val="24"/>
         </w:rPr>
-        <w:t>. Із закону Бойля-Маріотта</w:t>
-      </w:r>
+        <w:t xml:space="preserve">. Із закону </w:t>
+      </w:r>
+      <w:proofErr w:type="spellStart"/>
+      <w:r>
+        <w:rPr>
+          <w:sz w:val="24"/>
+        </w:rPr>
+        <w:t>Бойля-Маріотта</w:t>
+      </w:r>
+      <w:proofErr w:type="spellEnd"/>
       <w:r>
         <w:rPr>
           <w:sz w:val="24"/>
@@ -9784,11 +10200,11 @@
                 <w:position w:val="-30"/>
                 <w:sz w:val="24"/>
               </w:rPr>
-              <w:object w:dxaOrig="1760" w:dyaOrig="700">
+              <w:object w:dxaOrig="1760" w:dyaOrig="700" w14:anchorId="369F2369">
                 <v:shape id="_x0000_i1059" type="#_x0000_t75" style="width:75.6pt;height:37.2pt" o:ole="">
                   <v:imagedata r:id="rId77" o:title=""/>
                 </v:shape>
-                <o:OLEObject Type="Embed" ProgID="Equation.3" ShapeID="_x0000_i1059" DrawAspect="Content" ObjectID="_1583429963" r:id="rId78"/>
+                <o:OLEObject Type="Embed" ProgID="Equation.3" ShapeID="_x0000_i1059" DrawAspect="Content" ObjectID="_1770651367" r:id="rId78"/>
               </w:object>
             </w:r>
           </w:p>
@@ -9881,11 +10297,11 @@
                 <w:position w:val="-30"/>
                 <w:sz w:val="24"/>
               </w:rPr>
-              <w:object w:dxaOrig="2200" w:dyaOrig="700">
+              <w:object w:dxaOrig="2200" w:dyaOrig="700" w14:anchorId="369F236A">
                 <v:shape id="_x0000_i1060" type="#_x0000_t75" style="width:109.2pt;height:40.2pt" o:ole="">
                   <v:imagedata r:id="rId79" o:title=""/>
                 </v:shape>
-                <o:OLEObject Type="Embed" ProgID="Equation.3" ShapeID="_x0000_i1060" DrawAspect="Content" ObjectID="_1583429964" r:id="rId80"/>
+                <o:OLEObject Type="Embed" ProgID="Equation.3" ShapeID="_x0000_i1060" DrawAspect="Content" ObjectID="_1770651368" r:id="rId80"/>
               </w:object>
             </w:r>
           </w:p>
@@ -10000,11 +10416,11 @@
                 <w:position w:val="-30"/>
                 <w:sz w:val="24"/>
               </w:rPr>
-              <w:object w:dxaOrig="3519" w:dyaOrig="700">
+              <w:object w:dxaOrig="3519" w:dyaOrig="700" w14:anchorId="369F236B">
                 <v:shape id="_x0000_i1061" type="#_x0000_t75" style="width:159pt;height:39.6pt" o:ole="">
                   <v:imagedata r:id="rId81" o:title=""/>
                 </v:shape>
-                <o:OLEObject Type="Embed" ProgID="Equation.3" ShapeID="_x0000_i1061" DrawAspect="Content" ObjectID="_1583429965" r:id="rId82"/>
+                <o:OLEObject Type="Embed" ProgID="Equation.3" ShapeID="_x0000_i1061" DrawAspect="Content" ObjectID="_1770651369" r:id="rId82"/>
               </w:object>
             </w:r>
             <w:r>
@@ -10107,11 +10523,11 @@
               <w:rPr>
                 <w:position w:val="-6"/>
               </w:rPr>
-              <w:object w:dxaOrig="800" w:dyaOrig="279">
+              <w:object w:dxaOrig="800" w:dyaOrig="279" w14:anchorId="369F236C">
                 <v:shape id="_x0000_i1062" type="#_x0000_t75" style="width:40.8pt;height:13.8pt" o:ole="">
                   <v:imagedata r:id="rId83" o:title=""/>
                 </v:shape>
-                <o:OLEObject Type="Embed" ProgID="Equation.3" ShapeID="_x0000_i1062" DrawAspect="Content" ObjectID="_1583429966" r:id="rId84"/>
+                <o:OLEObject Type="Embed" ProgID="Equation.3" ShapeID="_x0000_i1062" DrawAspect="Content" ObjectID="_1770651370" r:id="rId84"/>
               </w:object>
             </w:r>
           </w:p>
@@ -10267,11 +10683,11 @@
           <w:position w:val="-30"/>
           <w:sz w:val="24"/>
         </w:rPr>
-        <w:object w:dxaOrig="2140" w:dyaOrig="700">
+        <w:object w:dxaOrig="2140" w:dyaOrig="700" w14:anchorId="369F236D">
           <v:shape id="_x0000_i1063" type="#_x0000_t75" style="width:107.4pt;height:34.8pt" o:ole="">
             <v:imagedata r:id="rId85" o:title=""/>
           </v:shape>
-          <o:OLEObject Type="Embed" ProgID="Equation.3" ShapeID="_x0000_i1063" DrawAspect="Content" ObjectID="_1583429967" r:id="rId86"/>
+          <o:OLEObject Type="Embed" ProgID="Equation.3" ShapeID="_x0000_i1063" DrawAspect="Content" ObjectID="_1770651371" r:id="rId86"/>
         </w:object>
       </w:r>
     </w:p>
@@ -10333,11 +10749,11 @@
                 <w:position w:val="-62"/>
                 <w:sz w:val="24"/>
               </w:rPr>
-              <w:object w:dxaOrig="2280" w:dyaOrig="1359">
+              <w:object w:dxaOrig="2280" w:dyaOrig="1359" w14:anchorId="369F236E">
                 <v:shape id="_x0000_i1064" type="#_x0000_t75" style="width:114.6pt;height:67.2pt" o:ole="">
                   <v:imagedata r:id="rId87" o:title=""/>
                 </v:shape>
-                <o:OLEObject Type="Embed" ProgID="Equation.3" ShapeID="_x0000_i1064" DrawAspect="Content" ObjectID="_1583429968" r:id="rId88"/>
+                <o:OLEObject Type="Embed" ProgID="Equation.3" ShapeID="_x0000_i1064" DrawAspect="Content" ObjectID="_1770651372" r:id="rId88"/>
               </w:object>
             </w:r>
           </w:p>
@@ -10457,7 +10873,21 @@
         <w:rPr>
           <w:sz w:val="24"/>
         </w:rPr>
-        <w:t xml:space="preserve"> для калібровки використовується газовий термометр в діапазоні 4</w:t>
+        <w:t xml:space="preserve"> для </w:t>
+      </w:r>
+      <w:proofErr w:type="spellStart"/>
+      <w:r>
+        <w:rPr>
+          <w:sz w:val="24"/>
+        </w:rPr>
+        <w:t>калібровки</w:t>
+      </w:r>
+      <w:proofErr w:type="spellEnd"/>
+      <w:r>
+        <w:rPr>
+          <w:sz w:val="24"/>
+        </w:rPr>
+        <w:t xml:space="preserve"> використовується газовий термометр в діапазоні 4</w:t>
       </w:r>
       <w:r>
         <w:rPr>
@@ -10491,7 +10921,14 @@
         <w:rPr>
           <w:sz w:val="24"/>
         </w:rPr>
-        <w:t xml:space="preserve"> Формулювання другого закону термодинаміки Зомер</w:t>
+        <w:t xml:space="preserve"> Формулювання другого закону термодинаміки </w:t>
+      </w:r>
+      <w:proofErr w:type="spellStart"/>
+      <w:r>
+        <w:rPr>
+          <w:sz w:val="24"/>
+        </w:rPr>
+        <w:t>Зомер</w:t>
       </w:r>
       <w:r>
         <w:rPr>
@@ -10503,7 +10940,14 @@
         <w:rPr>
           <w:sz w:val="24"/>
         </w:rPr>
-        <w:t xml:space="preserve">ельдом вказує нам метод </w:t>
+        <w:t>ельдом</w:t>
+      </w:r>
+      <w:proofErr w:type="spellEnd"/>
+      <w:r>
+        <w:rPr>
+          <w:sz w:val="24"/>
+        </w:rPr>
+        <w:t xml:space="preserve"> вказує нам метод </w:t>
       </w:r>
       <w:r>
         <w:rPr>
@@ -10599,7 +11043,21 @@
         <w:rPr>
           <w:sz w:val="24"/>
         </w:rPr>
-        <w:t xml:space="preserve">зміну ентропії. Розглянемо, наприклад, процес Гей-Люссака, при якому газ, що знаходиться в об’ємі </w:t>
+        <w:t>зміну ентропії. Розглянемо, наприклад, процес Гей-</w:t>
+      </w:r>
+      <w:proofErr w:type="spellStart"/>
+      <w:r>
+        <w:rPr>
+          <w:sz w:val="24"/>
+        </w:rPr>
+        <w:t>Люссака</w:t>
+      </w:r>
+      <w:proofErr w:type="spellEnd"/>
+      <w:r>
+        <w:rPr>
+          <w:sz w:val="24"/>
+        </w:rPr>
+        <w:t xml:space="preserve">, при якому газ, що знаходиться в об’ємі </w:t>
       </w:r>
       <w:r>
         <w:rPr>
@@ -10764,11 +11222,11 @@
                 <w:position w:val="-34"/>
                 <w:sz w:val="24"/>
               </w:rPr>
-              <w:object w:dxaOrig="4060" w:dyaOrig="780">
+              <w:object w:dxaOrig="4060" w:dyaOrig="780" w14:anchorId="369F236F">
                 <v:shape id="_x0000_i1065" type="#_x0000_t75" style="width:202.8pt;height:39pt" o:ole="">
                   <v:imagedata r:id="rId89" o:title=""/>
                 </v:shape>
-                <o:OLEObject Type="Embed" ProgID="Equation.3" ShapeID="_x0000_i1065" DrawAspect="Content" ObjectID="_1583429969" r:id="rId90"/>
+                <o:OLEObject Type="Embed" ProgID="Equation.3" ShapeID="_x0000_i1065" DrawAspect="Content" ObjectID="_1770651373" r:id="rId90"/>
               </w:object>
             </w:r>
           </w:p>
@@ -10907,11 +11365,11 @@
           <w:position w:val="-6"/>
           <w:sz w:val="24"/>
         </w:rPr>
-        <w:object w:dxaOrig="859" w:dyaOrig="320">
+        <w:object w:dxaOrig="859" w:dyaOrig="320" w14:anchorId="369F2370">
           <v:shape id="_x0000_i1066" type="#_x0000_t75" style="width:43.8pt;height:16.2pt" o:ole="">
             <v:imagedata r:id="rId91" o:title=""/>
           </v:shape>
-          <o:OLEObject Type="Embed" ProgID="Equation.3" ShapeID="_x0000_i1066" DrawAspect="Content" ObjectID="_1583429970" r:id="rId92"/>
+          <o:OLEObject Type="Embed" ProgID="Equation.3" ShapeID="_x0000_i1066" DrawAspect="Content" ObjectID="_1770651374" r:id="rId92"/>
         </w:object>
       </w:r>
       <w:r>
@@ -10943,11 +11401,11 @@
           <w:position w:val="-24"/>
           <w:sz w:val="24"/>
         </w:rPr>
-        <w:object w:dxaOrig="1020" w:dyaOrig="620">
+        <w:object w:dxaOrig="1020" w:dyaOrig="620" w14:anchorId="369F2371">
           <v:shape id="_x0000_i1067" type="#_x0000_t75" style="width:51pt;height:31.2pt" o:ole="">
             <v:imagedata r:id="rId93" o:title=""/>
           </v:shape>
-          <o:OLEObject Type="Embed" ProgID="Equation.3" ShapeID="_x0000_i1067" DrawAspect="Content" ObjectID="_1583429971" r:id="rId94"/>
+          <o:OLEObject Type="Embed" ProgID="Equation.3" ShapeID="_x0000_i1067" DrawAspect="Content" ObjectID="_1770651375" r:id="rId94"/>
         </w:object>
       </w:r>
       <w:r>
@@ -10961,11 +11419,11 @@
           <w:position w:val="-24"/>
           <w:sz w:val="24"/>
         </w:rPr>
-        <w:object w:dxaOrig="780" w:dyaOrig="620">
+        <w:object w:dxaOrig="780" w:dyaOrig="620" w14:anchorId="369F2372">
           <v:shape id="_x0000_i1068" type="#_x0000_t75" style="width:39pt;height:31.2pt" o:ole="">
             <v:imagedata r:id="rId95" o:title=""/>
           </v:shape>
-          <o:OLEObject Type="Embed" ProgID="Equation.3" ShapeID="_x0000_i1068" DrawAspect="Content" ObjectID="_1583429972" r:id="rId96"/>
+          <o:OLEObject Type="Embed" ProgID="Equation.3" ShapeID="_x0000_i1068" DrawAspect="Content" ObjectID="_1770651376" r:id="rId96"/>
         </w:object>
       </w:r>
       <w:r>
@@ -11247,11 +11705,11 @@
           <w:position w:val="-34"/>
           <w:sz w:val="24"/>
         </w:rPr>
-        <w:object w:dxaOrig="3060" w:dyaOrig="780">
+        <w:object w:dxaOrig="3060" w:dyaOrig="780" w14:anchorId="369F2373">
           <v:shape id="_x0000_i1069" type="#_x0000_t75" style="width:153.6pt;height:39pt" o:ole="">
             <v:imagedata r:id="rId97" o:title=""/>
           </v:shape>
-          <o:OLEObject Type="Embed" ProgID="Equation.3" ShapeID="_x0000_i1069" DrawAspect="Content" ObjectID="_1583429973" r:id="rId98"/>
+          <o:OLEObject Type="Embed" ProgID="Equation.3" ShapeID="_x0000_i1069" DrawAspect="Content" ObjectID="_1770651377" r:id="rId98"/>
         </w:object>
       </w:r>
       <w:r>
@@ -11260,11 +11718,19 @@
         </w:rPr>
         <w:t xml:space="preserve">, тобто з постійності </w:t>
       </w:r>
-      <w:r>
-        <w:rPr>
-          <w:sz w:val="24"/>
-        </w:rPr>
-        <w:t xml:space="preserve">теплоємностей на політропах. Повна робота дорівнює повному теплу, отриманому в циклі і, отже, площі на діаграмі </w:t>
+      <w:proofErr w:type="spellStart"/>
+      <w:r>
+        <w:rPr>
+          <w:sz w:val="24"/>
+        </w:rPr>
+        <w:t>теплоємностей</w:t>
+      </w:r>
+      <w:proofErr w:type="spellEnd"/>
+      <w:r>
+        <w:rPr>
+          <w:sz w:val="24"/>
+        </w:rPr>
+        <w:t xml:space="preserve"> на політропах. Повна робота дорівнює повному теплу, отриманому в циклі і, отже, площі на діаграмі </w:t>
       </w:r>
       <w:r>
         <w:rPr>
@@ -11569,11 +12035,11 @@
           <w:position w:val="-24"/>
           <w:sz w:val="24"/>
         </w:rPr>
-        <w:object w:dxaOrig="2600" w:dyaOrig="620">
+        <w:object w:dxaOrig="2600" w:dyaOrig="620" w14:anchorId="369F2374">
           <v:shape id="_x0000_i1070" type="#_x0000_t75" style="width:130.8pt;height:31.2pt" o:ole="">
             <v:imagedata r:id="rId99" o:title=""/>
           </v:shape>
-          <o:OLEObject Type="Embed" ProgID="Equation.DSMT4" ShapeID="_x0000_i1070" DrawAspect="Content" ObjectID="_1583429974" r:id="rId100"/>
+          <o:OLEObject Type="Embed" ProgID="Equation.DSMT4" ShapeID="_x0000_i1070" DrawAspect="Content" ObjectID="_1770651378" r:id="rId100"/>
         </w:object>
       </w:r>
       <w:r>
@@ -11719,11 +12185,11 @@
           <w:position w:val="-10"/>
           <w:sz w:val="24"/>
         </w:rPr>
-        <w:object w:dxaOrig="1680" w:dyaOrig="340">
+        <w:object w:dxaOrig="1680" w:dyaOrig="340" w14:anchorId="369F2375">
           <v:shape id="_x0000_i1071" type="#_x0000_t75" style="width:84pt;height:16.8pt" o:ole="">
             <v:imagedata r:id="rId101" o:title=""/>
           </v:shape>
-          <o:OLEObject Type="Embed" ProgID="Equation.3" ShapeID="_x0000_i1071" DrawAspect="Content" ObjectID="_1583429975" r:id="rId102"/>
+          <o:OLEObject Type="Embed" ProgID="Equation.3" ShapeID="_x0000_i1071" DrawAspect="Content" ObjectID="_1770651379" r:id="rId102"/>
         </w:object>
       </w:r>
       <w:r>
@@ -11902,11 +12368,11 @@
           <w:position w:val="-10"/>
           <w:sz w:val="24"/>
         </w:rPr>
-        <w:object w:dxaOrig="780" w:dyaOrig="340">
+        <w:object w:dxaOrig="780" w:dyaOrig="340" w14:anchorId="369F2376">
           <v:shape id="_x0000_i1072" type="#_x0000_t75" style="width:39pt;height:16.8pt" o:ole="">
             <v:imagedata r:id="rId103" o:title=""/>
           </v:shape>
-          <o:OLEObject Type="Embed" ProgID="Equation.3" ShapeID="_x0000_i1072" DrawAspect="Content" ObjectID="_1583429976" r:id="rId104"/>
+          <o:OLEObject Type="Embed" ProgID="Equation.3" ShapeID="_x0000_i1072" DrawAspect="Content" ObjectID="_1770651380" r:id="rId104"/>
         </w:object>
       </w:r>
       <w:r>
@@ -12105,11 +12571,11 @@
           <w:position w:val="-10"/>
           <w:sz w:val="24"/>
         </w:rPr>
-        <w:object w:dxaOrig="300" w:dyaOrig="340">
+        <w:object w:dxaOrig="300" w:dyaOrig="340" w14:anchorId="369F2377">
           <v:shape id="_x0000_i1073" type="#_x0000_t75" style="width:15pt;height:16.8pt" o:ole="">
             <v:imagedata r:id="rId105" o:title=""/>
           </v:shape>
-          <o:OLEObject Type="Embed" ProgID="Equation.3" ShapeID="_x0000_i1073" DrawAspect="Content" ObjectID="_1583429977" r:id="rId106"/>
+          <o:OLEObject Type="Embed" ProgID="Equation.3" ShapeID="_x0000_i1073" DrawAspect="Content" ObjectID="_1770651381" r:id="rId106"/>
         </w:object>
       </w:r>
       <w:r>
@@ -12199,11 +12665,11 @@
           <w:position w:val="-10"/>
           <w:sz w:val="24"/>
         </w:rPr>
-        <w:object w:dxaOrig="320" w:dyaOrig="340">
+        <w:object w:dxaOrig="320" w:dyaOrig="340" w14:anchorId="369F2378">
           <v:shape id="_x0000_i1074" type="#_x0000_t75" style="width:16.2pt;height:16.8pt" o:ole="">
             <v:imagedata r:id="rId107" o:title=""/>
           </v:shape>
-          <o:OLEObject Type="Embed" ProgID="Equation.3" ShapeID="_x0000_i1074" DrawAspect="Content" ObjectID="_1583429978" r:id="rId108"/>
+          <o:OLEObject Type="Embed" ProgID="Equation.3" ShapeID="_x0000_i1074" DrawAspect="Content" ObjectID="_1770651382" r:id="rId108"/>
         </w:object>
       </w:r>
       <w:r>
@@ -12297,11 +12763,11 @@
           <w:position w:val="-10"/>
           <w:sz w:val="24"/>
         </w:rPr>
-        <w:object w:dxaOrig="260" w:dyaOrig="340">
+        <w:object w:dxaOrig="260" w:dyaOrig="340" w14:anchorId="369F2379">
           <v:shape id="_x0000_i1075" type="#_x0000_t75" style="width:13.2pt;height:16.8pt" o:ole="">
             <v:imagedata r:id="rId109" o:title=""/>
           </v:shape>
-          <o:OLEObject Type="Embed" ProgID="Equation.3" ShapeID="_x0000_i1075" DrawAspect="Content" ObjectID="_1583429979" r:id="rId110"/>
+          <o:OLEObject Type="Embed" ProgID="Equation.3" ShapeID="_x0000_i1075" DrawAspect="Content" ObjectID="_1770651383" r:id="rId110"/>
         </w:object>
       </w:r>
       <w:r>
@@ -12347,11 +12813,11 @@
           <w:position w:val="-10"/>
           <w:sz w:val="24"/>
         </w:rPr>
-        <w:object w:dxaOrig="279" w:dyaOrig="340">
+        <w:object w:dxaOrig="279" w:dyaOrig="340" w14:anchorId="369F237A">
           <v:shape id="_x0000_i1076" type="#_x0000_t75" style="width:13.8pt;height:16.8pt" o:ole="">
             <v:imagedata r:id="rId111" o:title=""/>
           </v:shape>
-          <o:OLEObject Type="Embed" ProgID="Equation.3" ShapeID="_x0000_i1076" DrawAspect="Content" ObjectID="_1583429980" r:id="rId112"/>
+          <o:OLEObject Type="Embed" ProgID="Equation.3" ShapeID="_x0000_i1076" DrawAspect="Content" ObjectID="_1770651384" r:id="rId112"/>
         </w:object>
       </w:r>
       <w:r>
@@ -12396,11 +12862,11 @@
                 <w:position w:val="-30"/>
                 <w:sz w:val="24"/>
               </w:rPr>
-              <w:object w:dxaOrig="5500" w:dyaOrig="740">
+              <w:object w:dxaOrig="5500" w:dyaOrig="740" w14:anchorId="369F237B">
                 <v:shape id="_x0000_i1077" type="#_x0000_t75" style="width:274.2pt;height:37.8pt" o:ole="">
                   <v:imagedata r:id="rId113" o:title=""/>
                 </v:shape>
-                <o:OLEObject Type="Embed" ProgID="Equation.DSMT4" ShapeID="_x0000_i1077" DrawAspect="Content" ObjectID="_1583429981" r:id="rId114"/>
+                <o:OLEObject Type="Embed" ProgID="Equation.DSMT4" ShapeID="_x0000_i1077" DrawAspect="Content" ObjectID="_1770651385" r:id="rId114"/>
               </w:object>
             </w:r>
           </w:p>
@@ -12450,7 +12916,49 @@
         <w:rPr>
           <w:sz w:val="24"/>
         </w:rPr>
-        <w:t>два останні члени більше нуля, а отже к.к.д. циклу менше нвж к.к.д. циклу Карно.</w:t>
+        <w:t xml:space="preserve">два останні члени більше нуля, а отже </w:t>
+      </w:r>
+      <w:proofErr w:type="spellStart"/>
+      <w:r>
+        <w:rPr>
+          <w:sz w:val="24"/>
+        </w:rPr>
+        <w:t>к.к.д</w:t>
+      </w:r>
+      <w:proofErr w:type="spellEnd"/>
+      <w:r>
+        <w:rPr>
+          <w:sz w:val="24"/>
+        </w:rPr>
+        <w:t xml:space="preserve">. циклу менше </w:t>
+      </w:r>
+      <w:proofErr w:type="spellStart"/>
+      <w:r>
+        <w:rPr>
+          <w:sz w:val="24"/>
+        </w:rPr>
+        <w:t>нвж</w:t>
+      </w:r>
+      <w:proofErr w:type="spellEnd"/>
+      <w:r>
+        <w:rPr>
+          <w:sz w:val="24"/>
+        </w:rPr>
+        <w:t xml:space="preserve"> </w:t>
+      </w:r>
+      <w:proofErr w:type="spellStart"/>
+      <w:r>
+        <w:rPr>
+          <w:sz w:val="24"/>
+        </w:rPr>
+        <w:t>к.к.д</w:t>
+      </w:r>
+      <w:proofErr w:type="spellEnd"/>
+      <w:r>
+        <w:rPr>
+          <w:sz w:val="24"/>
+        </w:rPr>
+        <w:t>. циклу Карно.</w:t>
       </w:r>
     </w:p>
     <w:p>
@@ -12529,11 +13037,11 @@
           <w:position w:val="-14"/>
           <w:sz w:val="24"/>
         </w:rPr>
-        <w:object w:dxaOrig="1820" w:dyaOrig="380">
+        <w:object w:dxaOrig="1820" w:dyaOrig="380" w14:anchorId="369F237C">
           <v:shape id="_x0000_i1078" type="#_x0000_t75" style="width:91.2pt;height:19.2pt" o:ole="">
             <v:imagedata r:id="rId115" o:title=""/>
           </v:shape>
-          <o:OLEObject Type="Embed" ProgID="Equation.DSMT4" ShapeID="_x0000_i1078" DrawAspect="Content" ObjectID="_1583429982" r:id="rId116"/>
+          <o:OLEObject Type="Embed" ProgID="Equation.DSMT4" ShapeID="_x0000_i1078" DrawAspect="Content" ObjectID="_1770651386" r:id="rId116"/>
         </w:object>
       </w:r>
       <w:r>
@@ -12587,11 +13095,11 @@
                 <w:position w:val="-14"/>
                 <w:sz w:val="24"/>
               </w:rPr>
-              <w:object w:dxaOrig="1820" w:dyaOrig="380">
+              <w:object w:dxaOrig="1820" w:dyaOrig="380" w14:anchorId="369F237D">
                 <v:shape id="_x0000_i1079" type="#_x0000_t75" style="width:91.2pt;height:19.2pt" o:ole="">
                   <v:imagedata r:id="rId115" o:title=""/>
                 </v:shape>
-                <o:OLEObject Type="Embed" ProgID="Equation.DSMT4" ShapeID="_x0000_i1079" DrawAspect="Content" ObjectID="_1583429983" r:id="rId117"/>
+                <o:OLEObject Type="Embed" ProgID="Equation.DSMT4" ShapeID="_x0000_i1079" DrawAspect="Content" ObjectID="_1770651387" r:id="rId117"/>
               </w:object>
             </w:r>
           </w:p>
@@ -12647,11 +13155,11 @@
                 <w:position w:val="-12"/>
                 <w:sz w:val="24"/>
               </w:rPr>
-              <w:object w:dxaOrig="1560" w:dyaOrig="360">
+              <w:object w:dxaOrig="1560" w:dyaOrig="360" w14:anchorId="369F237E">
                 <v:shape id="_x0000_i1080" type="#_x0000_t75" style="width:78pt;height:18.6pt" o:ole="">
                   <v:imagedata r:id="rId118" o:title=""/>
                 </v:shape>
-                <o:OLEObject Type="Embed" ProgID="Equation.DSMT4" ShapeID="_x0000_i1080" DrawAspect="Content" ObjectID="_1583429984" r:id="rId119"/>
+                <o:OLEObject Type="Embed" ProgID="Equation.DSMT4" ShapeID="_x0000_i1080" DrawAspect="Content" ObjectID="_1770651388" r:id="rId119"/>
               </w:object>
             </w:r>
           </w:p>
@@ -12754,11 +13262,11 @@
                 <w:position w:val="-14"/>
                 <w:sz w:val="24"/>
               </w:rPr>
-              <w:object w:dxaOrig="2260" w:dyaOrig="380">
+              <w:object w:dxaOrig="2260" w:dyaOrig="380" w14:anchorId="369F237F">
                 <v:shape id="_x0000_i1081" type="#_x0000_t75" style="width:136.8pt;height:23.4pt" o:ole="">
                   <v:imagedata r:id="rId120" o:title=""/>
                 </v:shape>
-                <o:OLEObject Type="Embed" ProgID="Equation.3" ShapeID="_x0000_i1081" DrawAspect="Content" ObjectID="_1583429985" r:id="rId121"/>
+                <o:OLEObject Type="Embed" ProgID="Equation.3" ShapeID="_x0000_i1081" DrawAspect="Content" ObjectID="_1770651389" r:id="rId121"/>
               </w:object>
             </w:r>
           </w:p>
@@ -12886,7 +13394,21 @@
         <w:rPr>
           <w:sz w:val="24"/>
         </w:rPr>
-        <w:t xml:space="preserve"> можна рівноважно обернути без змін в навколишньому середовищі. Вона не може бути додатною, тому що це означало б, що додатн</w:t>
+        <w:t xml:space="preserve"> можна </w:t>
+      </w:r>
+      <w:proofErr w:type="spellStart"/>
+      <w:r>
+        <w:rPr>
+          <w:sz w:val="24"/>
+        </w:rPr>
+        <w:t>рівноважно</w:t>
+      </w:r>
+      <w:proofErr w:type="spellEnd"/>
+      <w:r>
+        <w:rPr>
+          <w:sz w:val="24"/>
+        </w:rPr>
+        <w:t xml:space="preserve"> обернути без змін в навколишньому середовищі. Вона не може бути додатною, тому що це означало б, що додатн</w:t>
       </w:r>
       <w:r>
         <w:rPr>
@@ -13283,11 +13805,11 @@
                 <w:position w:val="-14"/>
                 <w:sz w:val="24"/>
               </w:rPr>
-              <w:object w:dxaOrig="2560" w:dyaOrig="380">
+              <w:object w:dxaOrig="2560" w:dyaOrig="380" w14:anchorId="369F2380">
                 <v:shape id="_x0000_i1082" type="#_x0000_t75" style="width:150pt;height:22.2pt" o:ole="">
                   <v:imagedata r:id="rId122" o:title=""/>
                 </v:shape>
-                <o:OLEObject Type="Embed" ProgID="Equation.DSMT4" ShapeID="_x0000_i1082" DrawAspect="Content" ObjectID="_1583429986" r:id="rId123"/>
+                <o:OLEObject Type="Embed" ProgID="Equation.DSMT4" ShapeID="_x0000_i1082" DrawAspect="Content" ObjectID="_1770651390" r:id="rId123"/>
               </w:object>
             </w:r>
           </w:p>
@@ -13368,11 +13890,11 @@
                 <w:position w:val="-24"/>
                 <w:sz w:val="24"/>
               </w:rPr>
-              <w:object w:dxaOrig="1160" w:dyaOrig="660">
+              <w:object w:dxaOrig="1160" w:dyaOrig="660" w14:anchorId="369F2381">
                 <v:shape id="_x0000_i1083" type="#_x0000_t75" style="width:57.6pt;height:33pt" o:ole="">
                   <v:imagedata r:id="rId124" o:title=""/>
                 </v:shape>
-                <o:OLEObject Type="Embed" ProgID="Equation.DSMT4" ShapeID="_x0000_i1083" DrawAspect="Content" ObjectID="_1583429987" r:id="rId125"/>
+                <o:OLEObject Type="Embed" ProgID="Equation.DSMT4" ShapeID="_x0000_i1083" DrawAspect="Content" ObjectID="_1770651391" r:id="rId125"/>
               </w:object>
             </w:r>
           </w:p>
@@ -13452,11 +13974,11 @@
                 <w:position w:val="-30"/>
                 <w:sz w:val="24"/>
               </w:rPr>
-              <w:object w:dxaOrig="1740" w:dyaOrig="740">
+              <w:object w:dxaOrig="1740" w:dyaOrig="740" w14:anchorId="369F2382">
                 <v:shape id="_x0000_i1084" type="#_x0000_t75" style="width:87pt;height:36.6pt" o:ole="">
                   <v:imagedata r:id="rId126" o:title=""/>
                 </v:shape>
-                <o:OLEObject Type="Embed" ProgID="Equation.DSMT4" ShapeID="_x0000_i1084" DrawAspect="Content" ObjectID="_1583429988" r:id="rId127"/>
+                <o:OLEObject Type="Embed" ProgID="Equation.DSMT4" ShapeID="_x0000_i1084" DrawAspect="Content" ObjectID="_1770651392" r:id="rId127"/>
               </w:object>
             </w:r>
           </w:p>
@@ -13537,7 +14059,49 @@
         <w:rPr>
           <w:sz w:val="24"/>
         </w:rPr>
-        <w:t>а) перехід системи із одного стану в інший, виконаний адіабатою квазістатично, неможливо виконати адіабатично нерівноважно;</w:t>
+        <w:t xml:space="preserve">а) перехід системи із одного стану в інший, виконаний адіабатою </w:t>
+      </w:r>
+      <w:proofErr w:type="spellStart"/>
+      <w:r>
+        <w:rPr>
+          <w:sz w:val="24"/>
+        </w:rPr>
+        <w:t>квазістатично</w:t>
+      </w:r>
+      <w:proofErr w:type="spellEnd"/>
+      <w:r>
+        <w:rPr>
+          <w:sz w:val="24"/>
+        </w:rPr>
+        <w:t xml:space="preserve">, неможливо виконати </w:t>
+      </w:r>
+      <w:proofErr w:type="spellStart"/>
+      <w:r>
+        <w:rPr>
+          <w:sz w:val="24"/>
+        </w:rPr>
+        <w:t>адіабатично</w:t>
+      </w:r>
+      <w:proofErr w:type="spellEnd"/>
+      <w:r>
+        <w:rPr>
+          <w:sz w:val="24"/>
+        </w:rPr>
+        <w:t xml:space="preserve"> </w:t>
+      </w:r>
+      <w:proofErr w:type="spellStart"/>
+      <w:r>
+        <w:rPr>
+          <w:sz w:val="24"/>
+        </w:rPr>
+        <w:t>нерівноважно</w:t>
+      </w:r>
+      <w:proofErr w:type="spellEnd"/>
+      <w:r>
+        <w:rPr>
+          <w:sz w:val="24"/>
+        </w:rPr>
+        <w:t>;</w:t>
       </w:r>
     </w:p>
     <w:p>
@@ -13550,7 +14114,14 @@
         <w:rPr>
           <w:sz w:val="24"/>
         </w:rPr>
-        <w:t>б) При адіабат</w:t>
+        <w:t xml:space="preserve">б) При </w:t>
+      </w:r>
+      <w:proofErr w:type="spellStart"/>
+      <w:r>
+        <w:rPr>
+          <w:sz w:val="24"/>
+        </w:rPr>
+        <w:t>адіабат</w:t>
       </w:r>
       <w:r>
         <w:rPr>
@@ -13562,7 +14133,14 @@
         <w:rPr>
           <w:sz w:val="24"/>
         </w:rPr>
-        <w:t xml:space="preserve">но нерівноважному процесі </w:t>
+        <w:t>но</w:t>
+      </w:r>
+      <w:proofErr w:type="spellEnd"/>
+      <w:r>
+        <w:rPr>
+          <w:sz w:val="24"/>
+        </w:rPr>
+        <w:t xml:space="preserve"> нерівноважному процесі </w:t>
       </w:r>
       <m:oMath>
         <m:r>
@@ -13689,11 +14267,11 @@
                 <w:position w:val="-10"/>
                 <w:sz w:val="24"/>
               </w:rPr>
-              <w:object w:dxaOrig="760" w:dyaOrig="320">
+              <w:object w:dxaOrig="760" w:dyaOrig="320" w14:anchorId="369F2383">
                 <v:shape id="_x0000_i1085" type="#_x0000_t75" style="width:45.6pt;height:19.8pt" o:ole="">
                   <v:imagedata r:id="rId128" o:title=""/>
                 </v:shape>
-                <o:OLEObject Type="Embed" ProgID="Equation.3" ShapeID="_x0000_i1085" DrawAspect="Content" ObjectID="_1583429989" r:id="rId129"/>
+                <o:OLEObject Type="Embed" ProgID="Equation.3" ShapeID="_x0000_i1085" DrawAspect="Content" ObjectID="_1770651393" r:id="rId129"/>
               </w:object>
             </w:r>
           </w:p>
@@ -13791,11 +14369,11 @@
                 <w:position w:val="-30"/>
                 <w:sz w:val="24"/>
               </w:rPr>
-              <w:object w:dxaOrig="1719" w:dyaOrig="740">
+              <w:object w:dxaOrig="1719" w:dyaOrig="740" w14:anchorId="369F2384">
                 <v:shape id="_x0000_i1086" type="#_x0000_t75" style="width:85.8pt;height:37.8pt" o:ole="">
                   <v:imagedata r:id="rId130" o:title=""/>
                 </v:shape>
-                <o:OLEObject Type="Embed" ProgID="Equation.DSMT4" ShapeID="_x0000_i1086" DrawAspect="Content" ObjectID="_1583429990" r:id="rId131"/>
+                <o:OLEObject Type="Embed" ProgID="Equation.DSMT4" ShapeID="_x0000_i1086" DrawAspect="Content" ObjectID="_1770651394" r:id="rId131"/>
               </w:object>
             </w:r>
           </w:p>
@@ -13917,11 +14495,11 @@
                 <w:position w:val="-24"/>
                 <w:sz w:val="24"/>
               </w:rPr>
-              <w:object w:dxaOrig="960" w:dyaOrig="620">
+              <w:object w:dxaOrig="960" w:dyaOrig="620" w14:anchorId="369F2385">
                 <v:shape id="_x0000_i1087" type="#_x0000_t75" style="width:49.2pt;height:31.2pt" o:ole="">
                   <v:imagedata r:id="rId132" o:title=""/>
                 </v:shape>
-                <o:OLEObject Type="Embed" ProgID="Equation.3" ShapeID="_x0000_i1087" DrawAspect="Content" ObjectID="_1583429991" r:id="rId133"/>
+                <o:OLEObject Type="Embed" ProgID="Equation.3" ShapeID="_x0000_i1087" DrawAspect="Content" ObjectID="_1770651395" r:id="rId133"/>
               </w:object>
             </w:r>
           </w:p>
@@ -14004,8 +14582,17 @@
           <w:i/>
           <w:sz w:val="24"/>
         </w:rPr>
-        <w:t>нерівність Клаузіуса</w:t>
-      </w:r>
+        <w:t xml:space="preserve">нерівність </w:t>
+      </w:r>
+      <w:proofErr w:type="spellStart"/>
+      <w:r>
+        <w:rPr>
+          <w:i/>
+          <w:sz w:val="24"/>
+        </w:rPr>
+        <w:t>Клаузіуса</w:t>
+      </w:r>
+      <w:proofErr w:type="spellEnd"/>
       <w:r>
         <w:rPr>
           <w:sz w:val="24"/>
@@ -14057,11 +14644,11 @@
                 <w:position w:val="-30"/>
                 <w:sz w:val="24"/>
               </w:rPr>
-              <w:object w:dxaOrig="1640" w:dyaOrig="740">
+              <w:object w:dxaOrig="1640" w:dyaOrig="740" w14:anchorId="369F2386">
                 <v:shape id="_x0000_i1088" type="#_x0000_t75" style="width:85.8pt;height:38.4pt" o:ole="">
                   <v:imagedata r:id="rId134" o:title=""/>
                 </v:shape>
-                <o:OLEObject Type="Embed" ProgID="Equation.DSMT4" ShapeID="_x0000_i1088" DrawAspect="Content" ObjectID="_1583429992" r:id="rId135"/>
+                <o:OLEObject Type="Embed" ProgID="Equation.DSMT4" ShapeID="_x0000_i1088" DrawAspect="Content" ObjectID="_1770651396" r:id="rId135"/>
               </w:object>
             </w:r>
           </w:p>
@@ -14118,7 +14705,21 @@
         <w:rPr>
           <w:sz w:val="24"/>
         </w:rPr>
-        <w:t xml:space="preserve"> ентропія не зменшується. Основне рівняння, що об’єднує І і ІІ закони, можна переписати:</w:t>
+        <w:t xml:space="preserve"> ентропія не зменшується. Основне рівняння, що об’єднує І </w:t>
+      </w:r>
+      <w:proofErr w:type="spellStart"/>
+      <w:r>
+        <w:rPr>
+          <w:sz w:val="24"/>
+        </w:rPr>
+        <w:t>і</w:t>
+      </w:r>
+      <w:proofErr w:type="spellEnd"/>
+      <w:r>
+        <w:rPr>
+          <w:sz w:val="24"/>
+        </w:rPr>
+        <w:t xml:space="preserve"> ІІ закони, можна переписати:</w:t>
       </w:r>
     </w:p>
     <w:tbl>
@@ -14153,11 +14754,11 @@
                 <w:position w:val="-28"/>
                 <w:sz w:val="24"/>
               </w:rPr>
-              <w:object w:dxaOrig="2140" w:dyaOrig="540">
+              <w:object w:dxaOrig="2140" w:dyaOrig="540" w14:anchorId="369F2387">
                 <v:shape id="_x0000_i1089" type="#_x0000_t75" style="width:106.2pt;height:27pt" o:ole="">
                   <v:imagedata r:id="rId136" o:title=""/>
                 </v:shape>
-                <o:OLEObject Type="Embed" ProgID="Equation.DSMT4" ShapeID="_x0000_i1089" DrawAspect="Content" ObjectID="_1583429993" r:id="rId137"/>
+                <o:OLEObject Type="Embed" ProgID="Equation.DSMT4" ShapeID="_x0000_i1089" DrawAspect="Content" ObjectID="_1770651397" r:id="rId137"/>
               </w:object>
             </w:r>
           </w:p>
@@ -14323,7 +14924,23 @@
           <w:i/>
           <w:sz w:val="24"/>
         </w:rPr>
-        <w:t>природні процеси в ізольованих (чи лише в адіабатно ізольованих системах) проходять в напрямку росту ентропії</w:t>
+        <w:t xml:space="preserve">природні процеси в ізольованих (чи лише в </w:t>
+      </w:r>
+      <w:proofErr w:type="spellStart"/>
+      <w:r>
+        <w:rPr>
+          <w:i/>
+          <w:sz w:val="24"/>
+        </w:rPr>
+        <w:t>адіабатно</w:t>
+      </w:r>
+      <w:proofErr w:type="spellEnd"/>
+      <w:r>
+        <w:rPr>
+          <w:i/>
+          <w:sz w:val="24"/>
+        </w:rPr>
+        <w:t xml:space="preserve"> ізольованих системах) проходять в напрямку росту ентропії</w:t>
       </w:r>
       <w:r>
         <w:rPr>
@@ -14419,7 +15036,21 @@
         <w:rPr>
           <w:sz w:val="24"/>
         </w:rPr>
-        <w:t xml:space="preserve"> руху мікроскопічних часток: всі механічні і квантовомеханічні закони оборотні в часі. Оборотність мікроскопічних законів руху і необоротність макроскопічних – виклик людству, кинутий Природою, остаточної відповіді на який, поки що не знайдено.</w:t>
+        <w:t xml:space="preserve"> руху мікроскопічних часток: всі механічні і </w:t>
+      </w:r>
+      <w:proofErr w:type="spellStart"/>
+      <w:r>
+        <w:rPr>
+          <w:sz w:val="24"/>
+        </w:rPr>
+        <w:t>квантовомеханічні</w:t>
+      </w:r>
+      <w:proofErr w:type="spellEnd"/>
+      <w:r>
+        <w:rPr>
+          <w:sz w:val="24"/>
+        </w:rPr>
+        <w:t xml:space="preserve"> закони оборотні в часі. Оборотність мікроскопічних законів руху і необоротність макроскопічних – виклик людству, кинутий Природою, остаточної відповіді на який, поки що не знайдено.</w:t>
       </w:r>
     </w:p>
     <w:p>
@@ -14601,7 +15232,21 @@
         <w:rPr>
           <w:sz w:val="24"/>
         </w:rPr>
-        <w:t xml:space="preserve"> до сучасних, були зроблені Рудольфом Клаузіусом. Але узагальнення, зроблені ним про систем</w:t>
+        <w:t xml:space="preserve"> до сучасних, були зроблені Рудольфом </w:t>
+      </w:r>
+      <w:proofErr w:type="spellStart"/>
+      <w:r>
+        <w:rPr>
+          <w:sz w:val="24"/>
+        </w:rPr>
+        <w:t>Клаузіусом</w:t>
+      </w:r>
+      <w:proofErr w:type="spellEnd"/>
+      <w:r>
+        <w:rPr>
+          <w:sz w:val="24"/>
+        </w:rPr>
+        <w:t>. Але узагальнення, зроблені ним про систем</w:t>
       </w:r>
       <w:r>
         <w:rPr>
@@ -14637,7 +15282,21 @@
         <w:rPr>
           <w:sz w:val="24"/>
         </w:rPr>
-        <w:t xml:space="preserve">будуть можливі, бо не буде виконуватися нерівність Клаузіуса. Насправді перенесення законів, виведених на основі спостереження систем в земних умовах, неправомірне, </w:t>
+        <w:t xml:space="preserve">будуть можливі, бо не буде виконуватися нерівність </w:t>
+      </w:r>
+      <w:proofErr w:type="spellStart"/>
+      <w:r>
+        <w:rPr>
+          <w:sz w:val="24"/>
+        </w:rPr>
+        <w:t>Клаузіуса</w:t>
+      </w:r>
+      <w:proofErr w:type="spellEnd"/>
+      <w:r>
+        <w:rPr>
+          <w:sz w:val="24"/>
+        </w:rPr>
+        <w:t xml:space="preserve">. Насправді перенесення законів, виведених на основі спостереження систем в земних умовах, неправомірне, </w:t>
       </w:r>
       <w:r>
         <w:rPr>
@@ -14673,7 +15332,14 @@
         <w:rPr>
           <w:sz w:val="24"/>
         </w:rPr>
-        <w:t xml:space="preserve"> чорні дірки. Окрім цього, Всесвіт можна назвати сильно флук</w:t>
+        <w:t xml:space="preserve"> чорні дірки. Окрім цього, Всесвіт можна назвати сильно </w:t>
+      </w:r>
+      <w:proofErr w:type="spellStart"/>
+      <w:r>
+        <w:rPr>
+          <w:sz w:val="24"/>
+        </w:rPr>
+        <w:t>флук</w:t>
       </w:r>
       <w:r>
         <w:rPr>
@@ -14697,7 +15363,14 @@
         <w:rPr>
           <w:sz w:val="24"/>
         </w:rPr>
-        <w:t xml:space="preserve">ю системою. </w:t>
+        <w:t>ю</w:t>
+      </w:r>
+      <w:proofErr w:type="spellEnd"/>
+      <w:r>
+        <w:rPr>
+          <w:sz w:val="24"/>
+        </w:rPr>
+        <w:t xml:space="preserve"> системою. </w:t>
       </w:r>
       <w:r>
         <w:rPr>
@@ -14853,7 +15526,63 @@
         <w:rPr>
           <w:sz w:val="24"/>
         </w:rPr>
-        <w:t xml:space="preserve">. Дослід показує, що температура газів не поміняється, тиск також внаслідок закону Дальтона. Для знаходження різниці ентропій газів можна скористатися двома способами. Можна знайти різницю як різницю ентропій після змішування і суму ентропій газів до змішування. </w:t>
+        <w:t xml:space="preserve">. Дослід показує, що температура газів не поміняється, тиск також внаслідок закону </w:t>
+      </w:r>
+      <w:proofErr w:type="spellStart"/>
+      <w:r>
+        <w:rPr>
+          <w:sz w:val="24"/>
+        </w:rPr>
+        <w:t>Дальтона</w:t>
+      </w:r>
+      <w:proofErr w:type="spellEnd"/>
+      <w:r>
+        <w:rPr>
+          <w:sz w:val="24"/>
+        </w:rPr>
+        <w:t xml:space="preserve">. Для знаходження різниці </w:t>
+      </w:r>
+      <w:proofErr w:type="spellStart"/>
+      <w:r>
+        <w:rPr>
+          <w:sz w:val="24"/>
+        </w:rPr>
+        <w:t>ентропій</w:t>
+      </w:r>
+      <w:proofErr w:type="spellEnd"/>
+      <w:r>
+        <w:rPr>
+          <w:sz w:val="24"/>
+        </w:rPr>
+        <w:t xml:space="preserve"> газів можна скористатися двома способами. Можна знайти різницю як різницю </w:t>
+      </w:r>
+      <w:proofErr w:type="spellStart"/>
+      <w:r>
+        <w:rPr>
+          <w:sz w:val="24"/>
+        </w:rPr>
+        <w:t>ентропій</w:t>
+      </w:r>
+      <w:proofErr w:type="spellEnd"/>
+      <w:r>
+        <w:rPr>
+          <w:sz w:val="24"/>
+        </w:rPr>
+        <w:t xml:space="preserve"> після змішування і суму </w:t>
+      </w:r>
+      <w:proofErr w:type="spellStart"/>
+      <w:r>
+        <w:rPr>
+          <w:sz w:val="24"/>
+        </w:rPr>
+        <w:t>ентропій</w:t>
+      </w:r>
+      <w:proofErr w:type="spellEnd"/>
+      <w:r>
+        <w:rPr>
+          <w:sz w:val="24"/>
+        </w:rPr>
+        <w:t xml:space="preserve"> газів до змішування. </w:t>
       </w:r>
       <w:r>
         <w:rPr>
@@ -14918,11 +15647,11 @@
                 <w:position w:val="-12"/>
                 <w:sz w:val="24"/>
               </w:rPr>
-              <w:object w:dxaOrig="2980" w:dyaOrig="360">
+              <w:object w:dxaOrig="2980" w:dyaOrig="360" w14:anchorId="369F2388">
                 <v:shape id="_x0000_i1090" type="#_x0000_t75" style="width:148.8pt;height:18pt" o:ole="">
                   <v:imagedata r:id="rId138" o:title=""/>
                 </v:shape>
-                <o:OLEObject Type="Embed" ProgID="Equation.3" ShapeID="_x0000_i1090" DrawAspect="Content" ObjectID="_1583429994" r:id="rId139"/>
+                <o:OLEObject Type="Embed" ProgID="Equation.3" ShapeID="_x0000_i1090" DrawAspect="Content" ObjectID="_1770651398" r:id="rId139"/>
               </w:object>
             </w:r>
           </w:p>
@@ -15014,11 +15743,11 @@
                 <w:position w:val="-12"/>
                 <w:sz w:val="24"/>
               </w:rPr>
-              <w:object w:dxaOrig="3240" w:dyaOrig="360">
+              <w:object w:dxaOrig="3240" w:dyaOrig="360" w14:anchorId="369F2389">
                 <v:shape id="_x0000_i1091" type="#_x0000_t75" style="width:162pt;height:18pt" o:ole="">
                   <v:imagedata r:id="rId140" o:title=""/>
                 </v:shape>
-                <o:OLEObject Type="Embed" ProgID="Equation.3" ShapeID="_x0000_i1091" DrawAspect="Content" ObjectID="_1583429995" r:id="rId141"/>
+                <o:OLEObject Type="Embed" ProgID="Equation.3" ShapeID="_x0000_i1091" DrawAspect="Content" ObjectID="_1770651399" r:id="rId141"/>
               </w:object>
             </w:r>
           </w:p>
@@ -15181,7 +15910,21 @@
         <w:rPr>
           <w:sz w:val="24"/>
         </w:rPr>
-        <w:t xml:space="preserve"> початкові значення ентропій газів </w:t>
+        <w:t xml:space="preserve"> початкові значення </w:t>
+      </w:r>
+      <w:proofErr w:type="spellStart"/>
+      <w:r>
+        <w:rPr>
+          <w:sz w:val="24"/>
+        </w:rPr>
+        <w:t>ентропій</w:t>
+      </w:r>
+      <w:proofErr w:type="spellEnd"/>
+      <w:r>
+        <w:rPr>
+          <w:sz w:val="24"/>
+        </w:rPr>
+        <w:t xml:space="preserve"> газів </w:t>
       </w:r>
       <w:r>
         <w:rPr>
@@ -15214,11 +15957,11 @@
           <w:position w:val="-6"/>
           <w:sz w:val="24"/>
         </w:rPr>
-        <w:object w:dxaOrig="1280" w:dyaOrig="279">
+        <w:object w:dxaOrig="1280" w:dyaOrig="279" w14:anchorId="369F238A">
           <v:shape id="_x0000_i1092" type="#_x0000_t75" style="width:64.8pt;height:13.8pt" o:ole="">
             <v:imagedata r:id="rId142" o:title=""/>
           </v:shape>
-          <o:OLEObject Type="Embed" ProgID="Equation.3" ShapeID="_x0000_i1092" DrawAspect="Content" ObjectID="_1583429996" r:id="rId143"/>
+          <o:OLEObject Type="Embed" ProgID="Equation.3" ShapeID="_x0000_i1092" DrawAspect="Content" ObjectID="_1770651400" r:id="rId143"/>
         </w:object>
       </w:r>
       <w:r>
@@ -15288,8 +16031,17 @@
           <w:b/>
           <w:sz w:val="24"/>
         </w:rPr>
-        <w:t>T=const</w:t>
-      </w:r>
+        <w:t>T=</w:t>
+      </w:r>
+      <w:proofErr w:type="spellStart"/>
+      <w:r>
+        <w:rPr>
+          <w:b/>
+          <w:sz w:val="24"/>
+        </w:rPr>
+        <w:t>const</w:t>
+      </w:r>
+      <w:proofErr w:type="spellEnd"/>
       <w:r>
         <w:rPr>
           <w:sz w:val="24"/>
@@ -15494,11 +16246,11 @@
                 <w:position w:val="-30"/>
                 <w:sz w:val="24"/>
               </w:rPr>
-              <w:object w:dxaOrig="1760" w:dyaOrig="740">
+              <w:object w:dxaOrig="1760" w:dyaOrig="740" w14:anchorId="369F238B">
                 <v:shape id="_x0000_i1093" type="#_x0000_t75" style="width:87.6pt;height:37.8pt" o:ole="">
                   <v:imagedata r:id="rId144" o:title=""/>
                 </v:shape>
-                <o:OLEObject Type="Embed" ProgID="Equation.3" ShapeID="_x0000_i1093" DrawAspect="Content" ObjectID="_1583429997" r:id="rId145"/>
+                <o:OLEObject Type="Embed" ProgID="Equation.3" ShapeID="_x0000_i1093" DrawAspect="Content" ObjectID="_1770651401" r:id="rId145"/>
               </w:object>
             </w:r>
           </w:p>
@@ -15942,8 +16694,17 @@
           <w:b/>
           <w:sz w:val="24"/>
         </w:rPr>
-        <w:t>T=const</w:t>
-      </w:r>
+        <w:t>T=</w:t>
+      </w:r>
+      <w:proofErr w:type="spellStart"/>
+      <w:r>
+        <w:rPr>
+          <w:b/>
+          <w:sz w:val="24"/>
+        </w:rPr>
+        <w:t>const</w:t>
+      </w:r>
+      <w:proofErr w:type="spellEnd"/>
       <w:r>
         <w:rPr>
           <w:b/>
@@ -16005,11 +16766,11 @@
                 <w:position w:val="-24"/>
                 <w:sz w:val="24"/>
               </w:rPr>
-              <w:object w:dxaOrig="2439" w:dyaOrig="620">
+              <w:object w:dxaOrig="2439" w:dyaOrig="620" w14:anchorId="369F238C">
                 <v:shape id="_x0000_i1094" type="#_x0000_t75" style="width:121.2pt;height:31.2pt" o:ole="">
                   <v:imagedata r:id="rId146" o:title=""/>
                 </v:shape>
-                <o:OLEObject Type="Embed" ProgID="Equation.3" ShapeID="_x0000_i1094" DrawAspect="Content" ObjectID="_1583429998" r:id="rId147"/>
+                <o:OLEObject Type="Embed" ProgID="Equation.3" ShapeID="_x0000_i1094" DrawAspect="Content" ObjectID="_1770651402" r:id="rId147"/>
               </w:object>
             </w:r>
           </w:p>
@@ -16152,8 +16913,17 @@
           <w:i/>
           <w:sz w:val="24"/>
         </w:rPr>
-        <w:t>парадокс Гібса</w:t>
-      </w:r>
+        <w:t xml:space="preserve">парадокс </w:t>
+      </w:r>
+      <w:proofErr w:type="spellStart"/>
+      <w:r>
+        <w:rPr>
+          <w:i/>
+          <w:sz w:val="24"/>
+        </w:rPr>
+        <w:t>Гібса</w:t>
+      </w:r>
+      <w:proofErr w:type="spellEnd"/>
       <w:r>
         <w:rPr>
           <w:sz w:val="24"/>
@@ -16479,6 +17249,7 @@
         </w:rPr>
         <w:t>, користу</w:t>
       </w:r>
+      <w:proofErr w:type="spellStart"/>
       <w:r>
         <w:rPr>
           <w:sz w:val="24"/>
@@ -16489,7 +17260,14 @@
         <w:rPr>
           <w:sz w:val="24"/>
         </w:rPr>
-        <w:t xml:space="preserve">сь виразом для ентропії ідеального газу, то </w:t>
+        <w:t>сь</w:t>
+      </w:r>
+      <w:proofErr w:type="spellEnd"/>
+      <w:r>
+        <w:rPr>
+          <w:sz w:val="24"/>
+        </w:rPr>
+        <w:t xml:space="preserve"> виразом для ентропії ідеального газу, то </w:t>
       </w:r>
       <w:r>
         <w:rPr>
@@ -16537,8 +17315,16 @@
         <w:rPr>
           <w:sz w:val="24"/>
         </w:rPr>
-        <w:t>перетворюється на параксизм</w:t>
-      </w:r>
+        <w:t xml:space="preserve">перетворюється на </w:t>
+      </w:r>
+      <w:proofErr w:type="spellStart"/>
+      <w:r>
+        <w:rPr>
+          <w:sz w:val="24"/>
+        </w:rPr>
+        <w:t>параксизм</w:t>
+      </w:r>
+      <w:proofErr w:type="spellEnd"/>
       <w:r>
         <w:rPr>
           <w:sz w:val="24"/>
@@ -16597,11 +17383,11 @@
                 <w:position w:val="-24"/>
                 <w:sz w:val="24"/>
               </w:rPr>
-              <w:object w:dxaOrig="2299" w:dyaOrig="620">
+              <w:object w:dxaOrig="2299" w:dyaOrig="620" w14:anchorId="369F238D">
                 <v:shape id="_x0000_i1095" type="#_x0000_t75" style="width:115.8pt;height:31.2pt" o:ole="">
                   <v:imagedata r:id="rId148" o:title=""/>
                 </v:shape>
-                <o:OLEObject Type="Embed" ProgID="Equation.DSMT4" ShapeID="_x0000_i1095" DrawAspect="Content" ObjectID="_1583429999" r:id="rId149"/>
+                <o:OLEObject Type="Embed" ProgID="Equation.DSMT4" ShapeID="_x0000_i1095" DrawAspect="Content" ObjectID="_1770651403" r:id="rId149"/>
               </w:object>
             </w:r>
             <w:r>
@@ -16817,11 +17603,11 @@
                 <w:position w:val="-14"/>
                 <w:sz w:val="24"/>
               </w:rPr>
-              <w:object w:dxaOrig="2240" w:dyaOrig="380">
+              <w:object w:dxaOrig="2240" w:dyaOrig="380" w14:anchorId="369F238E">
                 <v:shape id="_x0000_i1096" type="#_x0000_t75" style="width:111.6pt;height:19.2pt" o:ole="">
                   <v:imagedata r:id="rId150" o:title=""/>
                 </v:shape>
-                <o:OLEObject Type="Embed" ProgID="Equation.DSMT4" ShapeID="_x0000_i1096" DrawAspect="Content" ObjectID="_1583430000" r:id="rId151"/>
+                <o:OLEObject Type="Embed" ProgID="Equation.DSMT4" ShapeID="_x0000_i1096" DrawAspect="Content" ObjectID="_1770651404" r:id="rId151"/>
               </w:object>
             </w:r>
             <w:r>
@@ -16938,11 +17724,11 @@
           <w:position w:val="-6"/>
           <w:sz w:val="24"/>
         </w:rPr>
-        <w:object w:dxaOrig="740" w:dyaOrig="279">
+        <w:object w:dxaOrig="740" w:dyaOrig="279" w14:anchorId="369F238F">
           <v:shape id="_x0000_i1097" type="#_x0000_t75" style="width:37.8pt;height:13.8pt" o:ole="">
             <v:imagedata r:id="rId152" o:title=""/>
           </v:shape>
-          <o:OLEObject Type="Embed" ProgID="Equation.3" ShapeID="_x0000_i1097" DrawAspect="Content" ObjectID="_1583430001" r:id="rId153"/>
+          <o:OLEObject Type="Embed" ProgID="Equation.3" ShapeID="_x0000_i1097" DrawAspect="Content" ObjectID="_1770651405" r:id="rId153"/>
         </w:object>
       </w:r>
       <w:r>
@@ -16989,7 +17775,7 @@
 </file>
 
 <file path=word/endnotes.xml><?xml version="1.0" encoding="utf-8"?>
-<w:endnotes xmlns:wpc="http://schemas.microsoft.com/office/word/2010/wordprocessingCanvas" xmlns:mc="http://schemas.openxmlformats.org/markup-compatibility/2006" xmlns:o="urn:schemas-microsoft-com:office:office" xmlns:r="http://schemas.openxmlformats.org/officeDocument/2006/relationships" xmlns:m="http://schemas.openxmlformats.org/officeDocument/2006/math" xmlns:v="urn:schemas-microsoft-com:vml" xmlns:wp14="http://schemas.microsoft.com/office/word/2010/wordprocessingDrawing" xmlns:wp="http://schemas.openxmlformats.org/drawingml/2006/wordprocessingDrawing" xmlns:w10="urn:schemas-microsoft-com:office:word" xmlns:w="http://schemas.openxmlformats.org/wordprocessingml/2006/main" xmlns:w14="http://schemas.microsoft.com/office/word/2010/wordml" xmlns:w15="http://schemas.microsoft.com/office/word/2012/wordml" xmlns:wpg="http://schemas.microsoft.com/office/word/2010/wordprocessingGroup" xmlns:wpi="http://schemas.microsoft.com/office/word/2010/wordprocessingInk" xmlns:wne="http://schemas.microsoft.com/office/word/2006/wordml" xmlns:wps="http://schemas.microsoft.com/office/word/2010/wordprocessingShape" mc:Ignorable="w14 w15 wp14">
+<w:endnotes xmlns:wpc="http://schemas.microsoft.com/office/word/2010/wordprocessingCanvas" xmlns:cx="http://schemas.microsoft.com/office/drawing/2014/chartex" xmlns:cx1="http://schemas.microsoft.com/office/drawing/2015/9/8/chartex" xmlns:cx2="http://schemas.microsoft.com/office/drawing/2015/10/21/chartex" xmlns:cx3="http://schemas.microsoft.com/office/drawing/2016/5/9/chartex" xmlns:cx4="http://schemas.microsoft.com/office/drawing/2016/5/10/chartex" xmlns:cx5="http://schemas.microsoft.com/office/drawing/2016/5/11/chartex" xmlns:cx6="http://schemas.microsoft.com/office/drawing/2016/5/12/chartex" xmlns:cx7="http://schemas.microsoft.com/office/drawing/2016/5/13/chartex" xmlns:cx8="http://schemas.microsoft.com/office/drawing/2016/5/14/chartex" xmlns:mc="http://schemas.openxmlformats.org/markup-compatibility/2006" xmlns:aink="http://schemas.microsoft.com/office/drawing/2016/ink" xmlns:am3d="http://schemas.microsoft.com/office/drawing/2017/model3d" xmlns:o="urn:schemas-microsoft-com:office:office" xmlns:oel="http://schemas.microsoft.com/office/2019/extlst" xmlns:r="http://schemas.openxmlformats.org/officeDocument/2006/relationships" xmlns:m="http://schemas.openxmlformats.org/officeDocument/2006/math" xmlns:v="urn:schemas-microsoft-com:vml" xmlns:wp14="http://schemas.microsoft.com/office/word/2010/wordprocessingDrawing" xmlns:wp="http://schemas.openxmlformats.org/drawingml/2006/wordprocessingDrawing" xmlns:w10="urn:schemas-microsoft-com:office:word" xmlns:w="http://schemas.openxmlformats.org/wordprocessingml/2006/main" xmlns:w14="http://schemas.microsoft.com/office/word/2010/wordml" xmlns:w15="http://schemas.microsoft.com/office/word/2012/wordml" xmlns:w16cex="http://schemas.microsoft.com/office/word/2018/wordml/cex" xmlns:w16cid="http://schemas.microsoft.com/office/word/2016/wordml/cid" xmlns:w16="http://schemas.microsoft.com/office/word/2018/wordml" xmlns:w16sdtdh="http://schemas.microsoft.com/office/word/2020/wordml/sdtdatahash" xmlns:w16se="http://schemas.microsoft.com/office/word/2015/wordml/symex" xmlns:wpg="http://schemas.microsoft.com/office/word/2010/wordprocessingGroup" xmlns:wpi="http://schemas.microsoft.com/office/word/2010/wordprocessingInk" xmlns:wne="http://schemas.microsoft.com/office/word/2006/wordml" xmlns:wps="http://schemas.microsoft.com/office/word/2010/wordprocessingShape" mc:Ignorable="w14 w15 w16se w16cid w16 w16cex w16sdtdh wp14">
   <w:endnote w:type="separator" w:id="-1">
     <w:p>
       <w:r>
@@ -17008,17 +17794,17 @@
 </file>
 
 <file path=word/footer1.xml><?xml version="1.0" encoding="utf-8"?>
-<w:ftr xmlns:wpc="http://schemas.microsoft.com/office/word/2010/wordprocessingCanvas" xmlns:mc="http://schemas.openxmlformats.org/markup-compatibility/2006" xmlns:o="urn:schemas-microsoft-com:office:office" xmlns:r="http://schemas.openxmlformats.org/officeDocument/2006/relationships" xmlns:m="http://schemas.openxmlformats.org/officeDocument/2006/math" xmlns:v="urn:schemas-microsoft-com:vml" xmlns:wp14="http://schemas.microsoft.com/office/word/2010/wordprocessingDrawing" xmlns:wp="http://schemas.openxmlformats.org/drawingml/2006/wordprocessingDrawing" xmlns:w10="urn:schemas-microsoft-com:office:word" xmlns:w="http://schemas.openxmlformats.org/wordprocessingml/2006/main" xmlns:w14="http://schemas.microsoft.com/office/word/2010/wordml" xmlns:w15="http://schemas.microsoft.com/office/word/2012/wordml" xmlns:wpg="http://schemas.microsoft.com/office/word/2010/wordprocessingGroup" xmlns:wpi="http://schemas.microsoft.com/office/word/2010/wordprocessingInk" xmlns:wne="http://schemas.microsoft.com/office/word/2006/wordml" xmlns:wps="http://schemas.microsoft.com/office/word/2010/wordprocessingShape" mc:Ignorable="w14 w15 wp14">
+<w:ftr xmlns:wpc="http://schemas.microsoft.com/office/word/2010/wordprocessingCanvas" xmlns:cx="http://schemas.microsoft.com/office/drawing/2014/chartex" xmlns:cx1="http://schemas.microsoft.com/office/drawing/2015/9/8/chartex" xmlns:cx2="http://schemas.microsoft.com/office/drawing/2015/10/21/chartex" xmlns:cx3="http://schemas.microsoft.com/office/drawing/2016/5/9/chartex" xmlns:cx4="http://schemas.microsoft.com/office/drawing/2016/5/10/chartex" xmlns:cx5="http://schemas.microsoft.com/office/drawing/2016/5/11/chartex" xmlns:cx6="http://schemas.microsoft.com/office/drawing/2016/5/12/chartex" xmlns:cx7="http://schemas.microsoft.com/office/drawing/2016/5/13/chartex" xmlns:cx8="http://schemas.microsoft.com/office/drawing/2016/5/14/chartex" xmlns:mc="http://schemas.openxmlformats.org/markup-compatibility/2006" xmlns:aink="http://schemas.microsoft.com/office/drawing/2016/ink" xmlns:am3d="http://schemas.microsoft.com/office/drawing/2017/model3d" xmlns:o="urn:schemas-microsoft-com:office:office" xmlns:oel="http://schemas.microsoft.com/office/2019/extlst" xmlns:r="http://schemas.openxmlformats.org/officeDocument/2006/relationships" xmlns:m="http://schemas.openxmlformats.org/officeDocument/2006/math" xmlns:v="urn:schemas-microsoft-com:vml" xmlns:wp14="http://schemas.microsoft.com/office/word/2010/wordprocessingDrawing" xmlns:wp="http://schemas.openxmlformats.org/drawingml/2006/wordprocessingDrawing" xmlns:w10="urn:schemas-microsoft-com:office:word" xmlns:w="http://schemas.openxmlformats.org/wordprocessingml/2006/main" xmlns:w14="http://schemas.microsoft.com/office/word/2010/wordml" xmlns:w15="http://schemas.microsoft.com/office/word/2012/wordml" xmlns:w16cex="http://schemas.microsoft.com/office/word/2018/wordml/cex" xmlns:w16cid="http://schemas.microsoft.com/office/word/2016/wordml/cid" xmlns:w16="http://schemas.microsoft.com/office/word/2018/wordml" xmlns:w16sdtdh="http://schemas.microsoft.com/office/word/2020/wordml/sdtdatahash" xmlns:w16se="http://schemas.microsoft.com/office/word/2015/wordml/symex" xmlns:wpg="http://schemas.microsoft.com/office/word/2010/wordprocessingGroup" xmlns:wpi="http://schemas.microsoft.com/office/word/2010/wordprocessingInk" xmlns:wne="http://schemas.microsoft.com/office/word/2006/wordml" xmlns:wps="http://schemas.microsoft.com/office/word/2010/wordprocessingShape" mc:Ignorable="w14 w15 w16se w16cid w16 w16cex w16sdtdh wp14">
   <w:p>
     <w:pPr>
-      <w:pStyle w:val="Footer"/>
+      <w:pStyle w:val="a9"/>
     </w:pPr>
   </w:p>
 </w:ftr>
 </file>
 
 <file path=word/footer2.xml><?xml version="1.0" encoding="utf-8"?>
-<w:ftr xmlns:wpc="http://schemas.microsoft.com/office/word/2010/wordprocessingCanvas" xmlns:mc="http://schemas.openxmlformats.org/markup-compatibility/2006" xmlns:o="urn:schemas-microsoft-com:office:office" xmlns:r="http://schemas.openxmlformats.org/officeDocument/2006/relationships" xmlns:m="http://schemas.openxmlformats.org/officeDocument/2006/math" xmlns:v="urn:schemas-microsoft-com:vml" xmlns:wp14="http://schemas.microsoft.com/office/word/2010/wordprocessingDrawing" xmlns:wp="http://schemas.openxmlformats.org/drawingml/2006/wordprocessingDrawing" xmlns:w10="urn:schemas-microsoft-com:office:word" xmlns:w="http://schemas.openxmlformats.org/wordprocessingml/2006/main" xmlns:w14="http://schemas.microsoft.com/office/word/2010/wordml" xmlns:w15="http://schemas.microsoft.com/office/word/2012/wordml" xmlns:wpg="http://schemas.microsoft.com/office/word/2010/wordprocessingGroup" xmlns:wpi="http://schemas.microsoft.com/office/word/2010/wordprocessingInk" xmlns:wne="http://schemas.microsoft.com/office/word/2006/wordml" xmlns:wps="http://schemas.microsoft.com/office/word/2010/wordprocessingShape" mc:Ignorable="w14 w15 wp14">
+<w:ftr xmlns:wpc="http://schemas.microsoft.com/office/word/2010/wordprocessingCanvas" xmlns:cx="http://schemas.microsoft.com/office/drawing/2014/chartex" xmlns:cx1="http://schemas.microsoft.com/office/drawing/2015/9/8/chartex" xmlns:cx2="http://schemas.microsoft.com/office/drawing/2015/10/21/chartex" xmlns:cx3="http://schemas.microsoft.com/office/drawing/2016/5/9/chartex" xmlns:cx4="http://schemas.microsoft.com/office/drawing/2016/5/10/chartex" xmlns:cx5="http://schemas.microsoft.com/office/drawing/2016/5/11/chartex" xmlns:cx6="http://schemas.microsoft.com/office/drawing/2016/5/12/chartex" xmlns:cx7="http://schemas.microsoft.com/office/drawing/2016/5/13/chartex" xmlns:cx8="http://schemas.microsoft.com/office/drawing/2016/5/14/chartex" xmlns:mc="http://schemas.openxmlformats.org/markup-compatibility/2006" xmlns:aink="http://schemas.microsoft.com/office/drawing/2016/ink" xmlns:am3d="http://schemas.microsoft.com/office/drawing/2017/model3d" xmlns:o="urn:schemas-microsoft-com:office:office" xmlns:oel="http://schemas.microsoft.com/office/2019/extlst" xmlns:r="http://schemas.openxmlformats.org/officeDocument/2006/relationships" xmlns:m="http://schemas.openxmlformats.org/officeDocument/2006/math" xmlns:v="urn:schemas-microsoft-com:vml" xmlns:wp14="http://schemas.microsoft.com/office/word/2010/wordprocessingDrawing" xmlns:wp="http://schemas.openxmlformats.org/drawingml/2006/wordprocessingDrawing" xmlns:w10="urn:schemas-microsoft-com:office:word" xmlns:w="http://schemas.openxmlformats.org/wordprocessingml/2006/main" xmlns:w14="http://schemas.microsoft.com/office/word/2010/wordml" xmlns:w15="http://schemas.microsoft.com/office/word/2012/wordml" xmlns:w16cex="http://schemas.microsoft.com/office/word/2018/wordml/cex" xmlns:w16cid="http://schemas.microsoft.com/office/word/2016/wordml/cid" xmlns:w16="http://schemas.microsoft.com/office/word/2018/wordml" xmlns:w16sdtdh="http://schemas.microsoft.com/office/word/2020/wordml/sdtdatahash" xmlns:w16se="http://schemas.microsoft.com/office/word/2015/wordml/symex" xmlns:wpg="http://schemas.microsoft.com/office/word/2010/wordprocessingGroup" xmlns:wpi="http://schemas.microsoft.com/office/word/2010/wordprocessingInk" xmlns:wne="http://schemas.microsoft.com/office/word/2006/wordml" xmlns:wps="http://schemas.microsoft.com/office/word/2010/wordprocessingShape" mc:Ignorable="w14 w15 w16se w16cid w16 w16cex w16sdtdh wp14">
   <w:sdt>
     <w:sdtPr>
       <w:id w:val="-948227578"/>
@@ -17058,7 +17844,6 @@
               <w:tcW w:w="9121" w:type="dxa"/>
               <w:vAlign w:val="center"/>
             </w:tcPr>
-            <w:bookmarkStart w:id="1" w:name="_GoBack" w:displacedByCustomXml="next"/>
             <w:sdt>
               <w:sdtPr>
                 <w:rPr>
@@ -17105,7 +17890,6 @@
                 </w:p>
               </w:sdtContent>
             </w:sdt>
-            <w:bookmarkEnd w:id="1" w:displacedByCustomXml="prev"/>
           </w:tc>
           <w:tc>
             <w:tcPr>
@@ -17172,7 +17956,7 @@
       </w:tbl>
       <w:p>
         <w:pPr>
-          <w:pStyle w:val="Footer"/>
+          <w:pStyle w:val="a9"/>
           <w:ind w:firstLine="0"/>
         </w:pPr>
       </w:p>
@@ -17182,17 +17966,17 @@
 </file>
 
 <file path=word/footer3.xml><?xml version="1.0" encoding="utf-8"?>
-<w:ftr xmlns:wpc="http://schemas.microsoft.com/office/word/2010/wordprocessingCanvas" xmlns:mc="http://schemas.openxmlformats.org/markup-compatibility/2006" xmlns:o="urn:schemas-microsoft-com:office:office" xmlns:r="http://schemas.openxmlformats.org/officeDocument/2006/relationships" xmlns:m="http://schemas.openxmlformats.org/officeDocument/2006/math" xmlns:v="urn:schemas-microsoft-com:vml" xmlns:wp14="http://schemas.microsoft.com/office/word/2010/wordprocessingDrawing" xmlns:wp="http://schemas.openxmlformats.org/drawingml/2006/wordprocessingDrawing" xmlns:w10="urn:schemas-microsoft-com:office:word" xmlns:w="http://schemas.openxmlformats.org/wordprocessingml/2006/main" xmlns:w14="http://schemas.microsoft.com/office/word/2010/wordml" xmlns:w15="http://schemas.microsoft.com/office/word/2012/wordml" xmlns:wpg="http://schemas.microsoft.com/office/word/2010/wordprocessingGroup" xmlns:wpi="http://schemas.microsoft.com/office/word/2010/wordprocessingInk" xmlns:wne="http://schemas.microsoft.com/office/word/2006/wordml" xmlns:wps="http://schemas.microsoft.com/office/word/2010/wordprocessingShape" mc:Ignorable="w14 w15 wp14">
+<w:ftr xmlns:wpc="http://schemas.microsoft.com/office/word/2010/wordprocessingCanvas" xmlns:cx="http://schemas.microsoft.com/office/drawing/2014/chartex" xmlns:cx1="http://schemas.microsoft.com/office/drawing/2015/9/8/chartex" xmlns:cx2="http://schemas.microsoft.com/office/drawing/2015/10/21/chartex" xmlns:cx3="http://schemas.microsoft.com/office/drawing/2016/5/9/chartex" xmlns:cx4="http://schemas.microsoft.com/office/drawing/2016/5/10/chartex" xmlns:cx5="http://schemas.microsoft.com/office/drawing/2016/5/11/chartex" xmlns:cx6="http://schemas.microsoft.com/office/drawing/2016/5/12/chartex" xmlns:cx7="http://schemas.microsoft.com/office/drawing/2016/5/13/chartex" xmlns:cx8="http://schemas.microsoft.com/office/drawing/2016/5/14/chartex" xmlns:mc="http://schemas.openxmlformats.org/markup-compatibility/2006" xmlns:aink="http://schemas.microsoft.com/office/drawing/2016/ink" xmlns:am3d="http://schemas.microsoft.com/office/drawing/2017/model3d" xmlns:o="urn:schemas-microsoft-com:office:office" xmlns:oel="http://schemas.microsoft.com/office/2019/extlst" xmlns:r="http://schemas.openxmlformats.org/officeDocument/2006/relationships" xmlns:m="http://schemas.openxmlformats.org/officeDocument/2006/math" xmlns:v="urn:schemas-microsoft-com:vml" xmlns:wp14="http://schemas.microsoft.com/office/word/2010/wordprocessingDrawing" xmlns:wp="http://schemas.openxmlformats.org/drawingml/2006/wordprocessingDrawing" xmlns:w10="urn:schemas-microsoft-com:office:word" xmlns:w="http://schemas.openxmlformats.org/wordprocessingml/2006/main" xmlns:w14="http://schemas.microsoft.com/office/word/2010/wordml" xmlns:w15="http://schemas.microsoft.com/office/word/2012/wordml" xmlns:w16cex="http://schemas.microsoft.com/office/word/2018/wordml/cex" xmlns:w16cid="http://schemas.microsoft.com/office/word/2016/wordml/cid" xmlns:w16="http://schemas.microsoft.com/office/word/2018/wordml" xmlns:w16sdtdh="http://schemas.microsoft.com/office/word/2020/wordml/sdtdatahash" xmlns:w16se="http://schemas.microsoft.com/office/word/2015/wordml/symex" xmlns:wpg="http://schemas.microsoft.com/office/word/2010/wordprocessingGroup" xmlns:wpi="http://schemas.microsoft.com/office/word/2010/wordprocessingInk" xmlns:wne="http://schemas.microsoft.com/office/word/2006/wordml" xmlns:wps="http://schemas.microsoft.com/office/word/2010/wordprocessingShape" mc:Ignorable="w14 w15 w16se w16cid w16 w16cex w16sdtdh wp14">
   <w:p>
     <w:pPr>
-      <w:pStyle w:val="Footer"/>
+      <w:pStyle w:val="a9"/>
     </w:pPr>
   </w:p>
 </w:ftr>
 </file>
 
 <file path=word/footnotes.xml><?xml version="1.0" encoding="utf-8"?>
-<w:footnotes xmlns:wpc="http://schemas.microsoft.com/office/word/2010/wordprocessingCanvas" xmlns:mc="http://schemas.openxmlformats.org/markup-compatibility/2006" xmlns:o="urn:schemas-microsoft-com:office:office" xmlns:r="http://schemas.openxmlformats.org/officeDocument/2006/relationships" xmlns:m="http://schemas.openxmlformats.org/officeDocument/2006/math" xmlns:v="urn:schemas-microsoft-com:vml" xmlns:wp14="http://schemas.microsoft.com/office/word/2010/wordprocessingDrawing" xmlns:wp="http://schemas.openxmlformats.org/drawingml/2006/wordprocessingDrawing" xmlns:w10="urn:schemas-microsoft-com:office:word" xmlns:w="http://schemas.openxmlformats.org/wordprocessingml/2006/main" xmlns:w14="http://schemas.microsoft.com/office/word/2010/wordml" xmlns:w15="http://schemas.microsoft.com/office/word/2012/wordml" xmlns:wpg="http://schemas.microsoft.com/office/word/2010/wordprocessingGroup" xmlns:wpi="http://schemas.microsoft.com/office/word/2010/wordprocessingInk" xmlns:wne="http://schemas.microsoft.com/office/word/2006/wordml" xmlns:wps="http://schemas.microsoft.com/office/word/2010/wordprocessingShape" mc:Ignorable="w14 w15 wp14">
+<w:footnotes xmlns:wpc="http://schemas.microsoft.com/office/word/2010/wordprocessingCanvas" xmlns:cx="http://schemas.microsoft.com/office/drawing/2014/chartex" xmlns:cx1="http://schemas.microsoft.com/office/drawing/2015/9/8/chartex" xmlns:cx2="http://schemas.microsoft.com/office/drawing/2015/10/21/chartex" xmlns:cx3="http://schemas.microsoft.com/office/drawing/2016/5/9/chartex" xmlns:cx4="http://schemas.microsoft.com/office/drawing/2016/5/10/chartex" xmlns:cx5="http://schemas.microsoft.com/office/drawing/2016/5/11/chartex" xmlns:cx6="http://schemas.microsoft.com/office/drawing/2016/5/12/chartex" xmlns:cx7="http://schemas.microsoft.com/office/drawing/2016/5/13/chartex" xmlns:cx8="http://schemas.microsoft.com/office/drawing/2016/5/14/chartex" xmlns:mc="http://schemas.openxmlformats.org/markup-compatibility/2006" xmlns:aink="http://schemas.microsoft.com/office/drawing/2016/ink" xmlns:am3d="http://schemas.microsoft.com/office/drawing/2017/model3d" xmlns:o="urn:schemas-microsoft-com:office:office" xmlns:oel="http://schemas.microsoft.com/office/2019/extlst" xmlns:r="http://schemas.openxmlformats.org/officeDocument/2006/relationships" xmlns:m="http://schemas.openxmlformats.org/officeDocument/2006/math" xmlns:v="urn:schemas-microsoft-com:vml" xmlns:wp14="http://schemas.microsoft.com/office/word/2010/wordprocessingDrawing" xmlns:wp="http://schemas.openxmlformats.org/drawingml/2006/wordprocessingDrawing" xmlns:w10="urn:schemas-microsoft-com:office:word" xmlns:w="http://schemas.openxmlformats.org/wordprocessingml/2006/main" xmlns:w14="http://schemas.microsoft.com/office/word/2010/wordml" xmlns:w15="http://schemas.microsoft.com/office/word/2012/wordml" xmlns:w16cex="http://schemas.microsoft.com/office/word/2018/wordml/cex" xmlns:w16cid="http://schemas.microsoft.com/office/word/2016/wordml/cid" xmlns:w16="http://schemas.microsoft.com/office/word/2018/wordml" xmlns:w16sdtdh="http://schemas.microsoft.com/office/word/2020/wordml/sdtdatahash" xmlns:w16se="http://schemas.microsoft.com/office/word/2015/wordml/symex" xmlns:wpg="http://schemas.microsoft.com/office/word/2010/wordprocessingGroup" xmlns:wpi="http://schemas.microsoft.com/office/word/2010/wordprocessingInk" xmlns:wne="http://schemas.microsoft.com/office/word/2006/wordml" xmlns:wps="http://schemas.microsoft.com/office/word/2010/wordprocessingShape" mc:Ignorable="w14 w15 w16se w16cid w16 w16cex w16sdtdh wp14">
   <w:footnote w:type="separator" w:id="-1">
     <w:p>
       <w:r>
@@ -17210,11 +17994,11 @@
   <w:footnote w:id="1">
     <w:p>
       <w:pPr>
-        <w:pStyle w:val="FootnoteText"/>
+        <w:pStyle w:val="ad"/>
       </w:pPr>
       <w:r>
         <w:rPr>
-          <w:rStyle w:val="FootnoteReference"/>
+          <w:rStyle w:val="ae"/>
         </w:rPr>
         <w:footnoteRef/>
       </w:r>
@@ -17227,37 +18011,37 @@
 </file>
 
 <file path=word/header1.xml><?xml version="1.0" encoding="utf-8"?>
-<w:hdr xmlns:wpc="http://schemas.microsoft.com/office/word/2010/wordprocessingCanvas" xmlns:mc="http://schemas.openxmlformats.org/markup-compatibility/2006" xmlns:o="urn:schemas-microsoft-com:office:office" xmlns:r="http://schemas.openxmlformats.org/officeDocument/2006/relationships" xmlns:m="http://schemas.openxmlformats.org/officeDocument/2006/math" xmlns:v="urn:schemas-microsoft-com:vml" xmlns:wp14="http://schemas.microsoft.com/office/word/2010/wordprocessingDrawing" xmlns:wp="http://schemas.openxmlformats.org/drawingml/2006/wordprocessingDrawing" xmlns:w10="urn:schemas-microsoft-com:office:word" xmlns:w="http://schemas.openxmlformats.org/wordprocessingml/2006/main" xmlns:w14="http://schemas.microsoft.com/office/word/2010/wordml" xmlns:w15="http://schemas.microsoft.com/office/word/2012/wordml" xmlns:wpg="http://schemas.microsoft.com/office/word/2010/wordprocessingGroup" xmlns:wpi="http://schemas.microsoft.com/office/word/2010/wordprocessingInk" xmlns:wne="http://schemas.microsoft.com/office/word/2006/wordml" xmlns:wps="http://schemas.microsoft.com/office/word/2010/wordprocessingShape" mc:Ignorable="w14 w15 wp14">
+<w:hdr xmlns:wpc="http://schemas.microsoft.com/office/word/2010/wordprocessingCanvas" xmlns:cx="http://schemas.microsoft.com/office/drawing/2014/chartex" xmlns:cx1="http://schemas.microsoft.com/office/drawing/2015/9/8/chartex" xmlns:cx2="http://schemas.microsoft.com/office/drawing/2015/10/21/chartex" xmlns:cx3="http://schemas.microsoft.com/office/drawing/2016/5/9/chartex" xmlns:cx4="http://schemas.microsoft.com/office/drawing/2016/5/10/chartex" xmlns:cx5="http://schemas.microsoft.com/office/drawing/2016/5/11/chartex" xmlns:cx6="http://schemas.microsoft.com/office/drawing/2016/5/12/chartex" xmlns:cx7="http://schemas.microsoft.com/office/drawing/2016/5/13/chartex" xmlns:cx8="http://schemas.microsoft.com/office/drawing/2016/5/14/chartex" xmlns:mc="http://schemas.openxmlformats.org/markup-compatibility/2006" xmlns:aink="http://schemas.microsoft.com/office/drawing/2016/ink" xmlns:am3d="http://schemas.microsoft.com/office/drawing/2017/model3d" xmlns:o="urn:schemas-microsoft-com:office:office" xmlns:oel="http://schemas.microsoft.com/office/2019/extlst" xmlns:r="http://schemas.openxmlformats.org/officeDocument/2006/relationships" xmlns:m="http://schemas.openxmlformats.org/officeDocument/2006/math" xmlns:v="urn:schemas-microsoft-com:vml" xmlns:wp14="http://schemas.microsoft.com/office/word/2010/wordprocessingDrawing" xmlns:wp="http://schemas.openxmlformats.org/drawingml/2006/wordprocessingDrawing" xmlns:w10="urn:schemas-microsoft-com:office:word" xmlns:w="http://schemas.openxmlformats.org/wordprocessingml/2006/main" xmlns:w14="http://schemas.microsoft.com/office/word/2010/wordml" xmlns:w15="http://schemas.microsoft.com/office/word/2012/wordml" xmlns:w16cex="http://schemas.microsoft.com/office/word/2018/wordml/cex" xmlns:w16cid="http://schemas.microsoft.com/office/word/2016/wordml/cid" xmlns:w16="http://schemas.microsoft.com/office/word/2018/wordml" xmlns:w16sdtdh="http://schemas.microsoft.com/office/word/2020/wordml/sdtdatahash" xmlns:w16se="http://schemas.microsoft.com/office/word/2015/wordml/symex" xmlns:wpg="http://schemas.microsoft.com/office/word/2010/wordprocessingGroup" xmlns:wpi="http://schemas.microsoft.com/office/word/2010/wordprocessingInk" xmlns:wne="http://schemas.microsoft.com/office/word/2006/wordml" xmlns:wps="http://schemas.microsoft.com/office/word/2010/wordprocessingShape" mc:Ignorable="w14 w15 w16se w16cid w16 w16cex w16sdtdh wp14">
   <w:p>
     <w:pPr>
-      <w:pStyle w:val="Header"/>
+      <w:pStyle w:val="af0"/>
     </w:pPr>
   </w:p>
 </w:hdr>
 </file>
 
 <file path=word/header2.xml><?xml version="1.0" encoding="utf-8"?>
-<w:hdr xmlns:wpc="http://schemas.microsoft.com/office/word/2010/wordprocessingCanvas" xmlns:mc="http://schemas.openxmlformats.org/markup-compatibility/2006" xmlns:o="urn:schemas-microsoft-com:office:office" xmlns:r="http://schemas.openxmlformats.org/officeDocument/2006/relationships" xmlns:m="http://schemas.openxmlformats.org/officeDocument/2006/math" xmlns:v="urn:schemas-microsoft-com:vml" xmlns:wp14="http://schemas.microsoft.com/office/word/2010/wordprocessingDrawing" xmlns:wp="http://schemas.openxmlformats.org/drawingml/2006/wordprocessingDrawing" xmlns:w10="urn:schemas-microsoft-com:office:word" xmlns:w="http://schemas.openxmlformats.org/wordprocessingml/2006/main" xmlns:w14="http://schemas.microsoft.com/office/word/2010/wordml" xmlns:w15="http://schemas.microsoft.com/office/word/2012/wordml" xmlns:wpg="http://schemas.microsoft.com/office/word/2010/wordprocessingGroup" xmlns:wpi="http://schemas.microsoft.com/office/word/2010/wordprocessingInk" xmlns:wne="http://schemas.microsoft.com/office/word/2006/wordml" xmlns:wps="http://schemas.microsoft.com/office/word/2010/wordprocessingShape" mc:Ignorable="w14 w15 wp14">
+<w:hdr xmlns:wpc="http://schemas.microsoft.com/office/word/2010/wordprocessingCanvas" xmlns:cx="http://schemas.microsoft.com/office/drawing/2014/chartex" xmlns:cx1="http://schemas.microsoft.com/office/drawing/2015/9/8/chartex" xmlns:cx2="http://schemas.microsoft.com/office/drawing/2015/10/21/chartex" xmlns:cx3="http://schemas.microsoft.com/office/drawing/2016/5/9/chartex" xmlns:cx4="http://schemas.microsoft.com/office/drawing/2016/5/10/chartex" xmlns:cx5="http://schemas.microsoft.com/office/drawing/2016/5/11/chartex" xmlns:cx6="http://schemas.microsoft.com/office/drawing/2016/5/12/chartex" xmlns:cx7="http://schemas.microsoft.com/office/drawing/2016/5/13/chartex" xmlns:cx8="http://schemas.microsoft.com/office/drawing/2016/5/14/chartex" xmlns:mc="http://schemas.openxmlformats.org/markup-compatibility/2006" xmlns:aink="http://schemas.microsoft.com/office/drawing/2016/ink" xmlns:am3d="http://schemas.microsoft.com/office/drawing/2017/model3d" xmlns:o="urn:schemas-microsoft-com:office:office" xmlns:oel="http://schemas.microsoft.com/office/2019/extlst" xmlns:r="http://schemas.openxmlformats.org/officeDocument/2006/relationships" xmlns:m="http://schemas.openxmlformats.org/officeDocument/2006/math" xmlns:v="urn:schemas-microsoft-com:vml" xmlns:wp14="http://schemas.microsoft.com/office/word/2010/wordprocessingDrawing" xmlns:wp="http://schemas.openxmlformats.org/drawingml/2006/wordprocessingDrawing" xmlns:w10="urn:schemas-microsoft-com:office:word" xmlns:w="http://schemas.openxmlformats.org/wordprocessingml/2006/main" xmlns:w14="http://schemas.microsoft.com/office/word/2010/wordml" xmlns:w15="http://schemas.microsoft.com/office/word/2012/wordml" xmlns:w16cex="http://schemas.microsoft.com/office/word/2018/wordml/cex" xmlns:w16cid="http://schemas.microsoft.com/office/word/2016/wordml/cid" xmlns:w16="http://schemas.microsoft.com/office/word/2018/wordml" xmlns:w16sdtdh="http://schemas.microsoft.com/office/word/2020/wordml/sdtdatahash" xmlns:w16se="http://schemas.microsoft.com/office/word/2015/wordml/symex" xmlns:wpg="http://schemas.microsoft.com/office/word/2010/wordprocessingGroup" xmlns:wpi="http://schemas.microsoft.com/office/word/2010/wordprocessingInk" xmlns:wne="http://schemas.microsoft.com/office/word/2006/wordml" xmlns:wps="http://schemas.microsoft.com/office/word/2010/wordprocessingShape" mc:Ignorable="w14 w15 w16se w16cid w16 w16cex w16sdtdh wp14">
   <w:p>
     <w:pPr>
-      <w:pStyle w:val="Header"/>
+      <w:pStyle w:val="af0"/>
     </w:pPr>
   </w:p>
 </w:hdr>
 </file>
 
 <file path=word/header3.xml><?xml version="1.0" encoding="utf-8"?>
-<w:hdr xmlns:wpc="http://schemas.microsoft.com/office/word/2010/wordprocessingCanvas" xmlns:mc="http://schemas.openxmlformats.org/markup-compatibility/2006" xmlns:o="urn:schemas-microsoft-com:office:office" xmlns:r="http://schemas.openxmlformats.org/officeDocument/2006/relationships" xmlns:m="http://schemas.openxmlformats.org/officeDocument/2006/math" xmlns:v="urn:schemas-microsoft-com:vml" xmlns:wp14="http://schemas.microsoft.com/office/word/2010/wordprocessingDrawing" xmlns:wp="http://schemas.openxmlformats.org/drawingml/2006/wordprocessingDrawing" xmlns:w10="urn:schemas-microsoft-com:office:word" xmlns:w="http://schemas.openxmlformats.org/wordprocessingml/2006/main" xmlns:w14="http://schemas.microsoft.com/office/word/2010/wordml" xmlns:w15="http://schemas.microsoft.com/office/word/2012/wordml" xmlns:wpg="http://schemas.microsoft.com/office/word/2010/wordprocessingGroup" xmlns:wpi="http://schemas.microsoft.com/office/word/2010/wordprocessingInk" xmlns:wne="http://schemas.microsoft.com/office/word/2006/wordml" xmlns:wps="http://schemas.microsoft.com/office/word/2010/wordprocessingShape" mc:Ignorable="w14 w15 wp14">
+<w:hdr xmlns:wpc="http://schemas.microsoft.com/office/word/2010/wordprocessingCanvas" xmlns:cx="http://schemas.microsoft.com/office/drawing/2014/chartex" xmlns:cx1="http://schemas.microsoft.com/office/drawing/2015/9/8/chartex" xmlns:cx2="http://schemas.microsoft.com/office/drawing/2015/10/21/chartex" xmlns:cx3="http://schemas.microsoft.com/office/drawing/2016/5/9/chartex" xmlns:cx4="http://schemas.microsoft.com/office/drawing/2016/5/10/chartex" xmlns:cx5="http://schemas.microsoft.com/office/drawing/2016/5/11/chartex" xmlns:cx6="http://schemas.microsoft.com/office/drawing/2016/5/12/chartex" xmlns:cx7="http://schemas.microsoft.com/office/drawing/2016/5/13/chartex" xmlns:cx8="http://schemas.microsoft.com/office/drawing/2016/5/14/chartex" xmlns:mc="http://schemas.openxmlformats.org/markup-compatibility/2006" xmlns:aink="http://schemas.microsoft.com/office/drawing/2016/ink" xmlns:am3d="http://schemas.microsoft.com/office/drawing/2017/model3d" xmlns:o="urn:schemas-microsoft-com:office:office" xmlns:oel="http://schemas.microsoft.com/office/2019/extlst" xmlns:r="http://schemas.openxmlformats.org/officeDocument/2006/relationships" xmlns:m="http://schemas.openxmlformats.org/officeDocument/2006/math" xmlns:v="urn:schemas-microsoft-com:vml" xmlns:wp14="http://schemas.microsoft.com/office/word/2010/wordprocessingDrawing" xmlns:wp="http://schemas.openxmlformats.org/drawingml/2006/wordprocessingDrawing" xmlns:w10="urn:schemas-microsoft-com:office:word" xmlns:w="http://schemas.openxmlformats.org/wordprocessingml/2006/main" xmlns:w14="http://schemas.microsoft.com/office/word/2010/wordml" xmlns:w15="http://schemas.microsoft.com/office/word/2012/wordml" xmlns:w16cex="http://schemas.microsoft.com/office/word/2018/wordml/cex" xmlns:w16cid="http://schemas.microsoft.com/office/word/2016/wordml/cid" xmlns:w16="http://schemas.microsoft.com/office/word/2018/wordml" xmlns:w16sdtdh="http://schemas.microsoft.com/office/word/2020/wordml/sdtdatahash" xmlns:w16se="http://schemas.microsoft.com/office/word/2015/wordml/symex" xmlns:wpg="http://schemas.microsoft.com/office/word/2010/wordprocessingGroup" xmlns:wpi="http://schemas.microsoft.com/office/word/2010/wordprocessingInk" xmlns:wne="http://schemas.microsoft.com/office/word/2006/wordml" xmlns:wps="http://schemas.microsoft.com/office/word/2010/wordprocessingShape" mc:Ignorable="w14 w15 w16se w16cid w16 w16cex w16sdtdh wp14">
   <w:p>
     <w:pPr>
-      <w:pStyle w:val="Header"/>
+      <w:pStyle w:val="af0"/>
     </w:pPr>
   </w:p>
 </w:hdr>
 </file>
 
 <file path=word/numbering.xml><?xml version="1.0" encoding="utf-8"?>
-<w:numbering xmlns:wpc="http://schemas.microsoft.com/office/word/2010/wordprocessingCanvas" xmlns:mc="http://schemas.openxmlformats.org/markup-compatibility/2006" xmlns:o="urn:schemas-microsoft-com:office:office" xmlns:r="http://schemas.openxmlformats.org/officeDocument/2006/relationships" xmlns:m="http://schemas.openxmlformats.org/officeDocument/2006/math" xmlns:v="urn:schemas-microsoft-com:vml" xmlns:wp14="http://schemas.microsoft.com/office/word/2010/wordprocessingDrawing" xmlns:wp="http://schemas.openxmlformats.org/drawingml/2006/wordprocessingDrawing" xmlns:w10="urn:schemas-microsoft-com:office:word" xmlns:w="http://schemas.openxmlformats.org/wordprocessingml/2006/main" xmlns:w14="http://schemas.microsoft.com/office/word/2010/wordml" xmlns:w15="http://schemas.microsoft.com/office/word/2012/wordml" xmlns:wpg="http://schemas.microsoft.com/office/word/2010/wordprocessingGroup" xmlns:wpi="http://schemas.microsoft.com/office/word/2010/wordprocessingInk" xmlns:wne="http://schemas.microsoft.com/office/word/2006/wordml" xmlns:wps="http://schemas.microsoft.com/office/word/2010/wordprocessingShape" mc:Ignorable="w14 w15 wp14">
+<w:numbering xmlns:wpc="http://schemas.microsoft.com/office/word/2010/wordprocessingCanvas" xmlns:cx="http://schemas.microsoft.com/office/drawing/2014/chartex" xmlns:cx1="http://schemas.microsoft.com/office/drawing/2015/9/8/chartex" xmlns:cx2="http://schemas.microsoft.com/office/drawing/2015/10/21/chartex" xmlns:cx3="http://schemas.microsoft.com/office/drawing/2016/5/9/chartex" xmlns:cx4="http://schemas.microsoft.com/office/drawing/2016/5/10/chartex" xmlns:cx5="http://schemas.microsoft.com/office/drawing/2016/5/11/chartex" xmlns:cx6="http://schemas.microsoft.com/office/drawing/2016/5/12/chartex" xmlns:cx7="http://schemas.microsoft.com/office/drawing/2016/5/13/chartex" xmlns:cx8="http://schemas.microsoft.com/office/drawing/2016/5/14/chartex" xmlns:mc="http://schemas.openxmlformats.org/markup-compatibility/2006" xmlns:aink="http://schemas.microsoft.com/office/drawing/2016/ink" xmlns:am3d="http://schemas.microsoft.com/office/drawing/2017/model3d" xmlns:o="urn:schemas-microsoft-com:office:office" xmlns:oel="http://schemas.microsoft.com/office/2019/extlst" xmlns:r="http://schemas.openxmlformats.org/officeDocument/2006/relationships" xmlns:m="http://schemas.openxmlformats.org/officeDocument/2006/math" xmlns:v="urn:schemas-microsoft-com:vml" xmlns:wp14="http://schemas.microsoft.com/office/word/2010/wordprocessingDrawing" xmlns:wp="http://schemas.openxmlformats.org/drawingml/2006/wordprocessingDrawing" xmlns:w10="urn:schemas-microsoft-com:office:word" xmlns:w="http://schemas.openxmlformats.org/wordprocessingml/2006/main" xmlns:w14="http://schemas.microsoft.com/office/word/2010/wordml" xmlns:w15="http://schemas.microsoft.com/office/word/2012/wordml" xmlns:w16cex="http://schemas.microsoft.com/office/word/2018/wordml/cex" xmlns:w16cid="http://schemas.microsoft.com/office/word/2016/wordml/cid" xmlns:w16="http://schemas.microsoft.com/office/word/2018/wordml" xmlns:w16sdtdh="http://schemas.microsoft.com/office/word/2020/wordml/sdtdatahash" xmlns:w16se="http://schemas.microsoft.com/office/word/2015/wordml/symex" xmlns:wpg="http://schemas.microsoft.com/office/word/2010/wordprocessingGroup" xmlns:wpi="http://schemas.microsoft.com/office/word/2010/wordprocessingInk" xmlns:wne="http://schemas.microsoft.com/office/word/2006/wordml" xmlns:wps="http://schemas.microsoft.com/office/word/2010/wordprocessingShape" mc:Ignorable="w14 w15 w16se w16cid w16 w16cex w16sdtdh wp14">
   <w:abstractNum w:abstractNumId="0" w15:restartNumberingAfterBreak="0">
     <w:nsid w:val="FFFFFF7C"/>
     <w:multiLevelType w:val="singleLevel"/>
@@ -17265,7 +18049,7 @@
     <w:lvl w:ilvl="0">
       <w:start w:val="1"/>
       <w:numFmt w:val="decimal"/>
-      <w:pStyle w:val="ListNumber5"/>
+      <w:pStyle w:val="5"/>
       <w:lvlText w:val="%1."/>
       <w:lvlJc w:val="left"/>
       <w:pPr>
@@ -17283,7 +18067,7 @@
     <w:lvl w:ilvl="0">
       <w:start w:val="1"/>
       <w:numFmt w:val="decimal"/>
-      <w:pStyle w:val="ListNumber4"/>
+      <w:pStyle w:val="4"/>
       <w:lvlText w:val="%1."/>
       <w:lvlJc w:val="left"/>
       <w:pPr>
@@ -17301,7 +18085,7 @@
     <w:lvl w:ilvl="0">
       <w:start w:val="1"/>
       <w:numFmt w:val="decimal"/>
-      <w:pStyle w:val="ListNumber3"/>
+      <w:pStyle w:val="3"/>
       <w:lvlText w:val="%1."/>
       <w:lvlJc w:val="left"/>
       <w:pPr>
@@ -17319,7 +18103,7 @@
     <w:lvl w:ilvl="0">
       <w:start w:val="1"/>
       <w:numFmt w:val="decimal"/>
-      <w:pStyle w:val="ListNumber2"/>
+      <w:pStyle w:val="2"/>
       <w:lvlText w:val="%1."/>
       <w:lvlJc w:val="left"/>
       <w:pPr>
@@ -17337,7 +18121,7 @@
     <w:lvl w:ilvl="0">
       <w:start w:val="1"/>
       <w:numFmt w:val="bullet"/>
-      <w:pStyle w:val="ListBullet5"/>
+      <w:pStyle w:val="50"/>
       <w:lvlText w:val=""/>
       <w:lvlJc w:val="left"/>
       <w:pPr>
@@ -17358,7 +18142,7 @@
     <w:lvl w:ilvl="0">
       <w:start w:val="1"/>
       <w:numFmt w:val="bullet"/>
-      <w:pStyle w:val="ListBullet4"/>
+      <w:pStyle w:val="40"/>
       <w:lvlText w:val=""/>
       <w:lvlJc w:val="left"/>
       <w:pPr>
@@ -17379,7 +18163,7 @@
     <w:lvl w:ilvl="0">
       <w:start w:val="1"/>
       <w:numFmt w:val="bullet"/>
-      <w:pStyle w:val="ListBullet3"/>
+      <w:pStyle w:val="30"/>
       <w:lvlText w:val=""/>
       <w:lvlJc w:val="left"/>
       <w:pPr>
@@ -17400,7 +18184,7 @@
     <w:lvl w:ilvl="0">
       <w:start w:val="1"/>
       <w:numFmt w:val="bullet"/>
-      <w:pStyle w:val="ListBullet2"/>
+      <w:pStyle w:val="20"/>
       <w:lvlText w:val=""/>
       <w:lvlJc w:val="left"/>
       <w:pPr>
@@ -17421,7 +18205,7 @@
     <w:lvl w:ilvl="0">
       <w:start w:val="1"/>
       <w:numFmt w:val="decimal"/>
-      <w:pStyle w:val="ListNumber"/>
+      <w:pStyle w:val="a"/>
       <w:lvlText w:val="%1."/>
       <w:lvlJc w:val="left"/>
       <w:pPr>
@@ -17439,7 +18223,7 @@
     <w:lvl w:ilvl="0">
       <w:start w:val="1"/>
       <w:numFmt w:val="bullet"/>
-      <w:pStyle w:val="ListBullet"/>
+      <w:pStyle w:val="a0"/>
       <w:lvlText w:val=""/>
       <w:lvlJc w:val="left"/>
       <w:pPr>
@@ -17527,7 +18311,7 @@
     <w:lvl w:ilvl="7">
       <w:start w:val="1"/>
       <w:numFmt w:val="decimal"/>
-      <w:pStyle w:val="Heading8"/>
+      <w:pStyle w:val="8"/>
       <w:lvlText w:val="%1.%2.%3.%4.%5.%6.%7.%8."/>
       <w:legacy w:legacy="1" w:legacySpace="0" w:legacyIndent="708"/>
       <w:lvlJc w:val="left"/>
@@ -17538,7 +18322,7 @@
     <w:lvl w:ilvl="8">
       <w:start w:val="1"/>
       <w:numFmt w:val="decimal"/>
-      <w:pStyle w:val="Heading9"/>
+      <w:pStyle w:val="9"/>
       <w:lvlText w:val="%1.%2.%3.%4.%5.%6.%7.%8.%9."/>
       <w:legacy w:legacy="1" w:legacySpace="0" w:legacyIndent="708"/>
       <w:lvlJc w:val="left"/>
@@ -18190,22 +18974,22 @@
       </w:pPr>
     </w:lvl>
   </w:abstractNum>
-  <w:num w:numId="1">
+  <w:num w:numId="1" w16cid:durableId="1673144497">
     <w:abstractNumId w:val="10"/>
   </w:num>
-  <w:num w:numId="2">
+  <w:num w:numId="2" w16cid:durableId="869606910">
     <w:abstractNumId w:val="12"/>
   </w:num>
-  <w:num w:numId="3">
+  <w:num w:numId="3" w16cid:durableId="240679217">
     <w:abstractNumId w:val="14"/>
   </w:num>
-  <w:num w:numId="4">
+  <w:num w:numId="4" w16cid:durableId="1547180461">
     <w:abstractNumId w:val="13"/>
   </w:num>
-  <w:num w:numId="5">
+  <w:num w:numId="5" w16cid:durableId="1893032180">
     <w:abstractNumId w:val="19"/>
   </w:num>
-  <w:num w:numId="6">
+  <w:num w:numId="6" w16cid:durableId="1531801440">
     <w:abstractNumId w:val="11"/>
     <w:lvlOverride w:ilvl="0">
       <w:lvl w:ilvl="0">
@@ -18223,53 +19007,53 @@
       </w:lvl>
     </w:lvlOverride>
   </w:num>
-  <w:num w:numId="7">
+  <w:num w:numId="7" w16cid:durableId="1306278390">
     <w:abstractNumId w:val="20"/>
   </w:num>
-  <w:num w:numId="8">
+  <w:num w:numId="8" w16cid:durableId="867106991">
     <w:abstractNumId w:val="9"/>
   </w:num>
-  <w:num w:numId="9">
+  <w:num w:numId="9" w16cid:durableId="409884975">
     <w:abstractNumId w:val="7"/>
   </w:num>
-  <w:num w:numId="10">
+  <w:num w:numId="10" w16cid:durableId="573125205">
     <w:abstractNumId w:val="6"/>
   </w:num>
-  <w:num w:numId="11">
+  <w:num w:numId="11" w16cid:durableId="287978559">
     <w:abstractNumId w:val="5"/>
   </w:num>
-  <w:num w:numId="12">
+  <w:num w:numId="12" w16cid:durableId="150223720">
     <w:abstractNumId w:val="4"/>
   </w:num>
-  <w:num w:numId="13">
+  <w:num w:numId="13" w16cid:durableId="1765570113">
     <w:abstractNumId w:val="8"/>
   </w:num>
-  <w:num w:numId="14">
+  <w:num w:numId="14" w16cid:durableId="2108696586">
     <w:abstractNumId w:val="3"/>
   </w:num>
-  <w:num w:numId="15">
+  <w:num w:numId="15" w16cid:durableId="154882329">
     <w:abstractNumId w:val="2"/>
   </w:num>
-  <w:num w:numId="16">
+  <w:num w:numId="16" w16cid:durableId="1915773938">
     <w:abstractNumId w:val="1"/>
   </w:num>
-  <w:num w:numId="17">
+  <w:num w:numId="17" w16cid:durableId="636490507">
     <w:abstractNumId w:val="0"/>
   </w:num>
-  <w:num w:numId="18">
+  <w:num w:numId="18" w16cid:durableId="859005379">
     <w:abstractNumId w:val="16"/>
   </w:num>
-  <w:num w:numId="19">
+  <w:num w:numId="19" w16cid:durableId="442455496">
     <w:abstractNumId w:val="17"/>
   </w:num>
-  <w:num w:numId="20">
+  <w:num w:numId="20" w16cid:durableId="1781218119">
     <w:abstractNumId w:val="18"/>
   </w:num>
 </w:numbering>
 </file>
 
 <file path=word/styles.xml><?xml version="1.0" encoding="utf-8"?>
-<w:styles xmlns:mc="http://schemas.openxmlformats.org/markup-compatibility/2006" xmlns:r="http://schemas.openxmlformats.org/officeDocument/2006/relationships" xmlns:w="http://schemas.openxmlformats.org/wordprocessingml/2006/main" xmlns:w14="http://schemas.microsoft.com/office/word/2010/wordml" xmlns:w15="http://schemas.microsoft.com/office/word/2012/wordml" mc:Ignorable="w14 w15">
+<w:styles xmlns:mc="http://schemas.openxmlformats.org/markup-compatibility/2006" xmlns:r="http://schemas.openxmlformats.org/officeDocument/2006/relationships" xmlns:w="http://schemas.openxmlformats.org/wordprocessingml/2006/main" xmlns:w14="http://schemas.microsoft.com/office/word/2010/wordml" xmlns:w15="http://schemas.microsoft.com/office/word/2012/wordml" xmlns:w16cex="http://schemas.microsoft.com/office/word/2018/wordml/cex" xmlns:w16cid="http://schemas.microsoft.com/office/word/2016/wordml/cid" xmlns:w16="http://schemas.microsoft.com/office/word/2018/wordml" xmlns:w16sdtdh="http://schemas.microsoft.com/office/word/2020/wordml/sdtdatahash" xmlns:w16se="http://schemas.microsoft.com/office/word/2015/wordml/symex" mc:Ignorable="w14 w15 w16se w16cid w16 w16cex w16sdtdh">
   <w:docDefaults>
     <w:rPrDefault>
       <w:rPr>
@@ -18279,7 +19063,7 @@
     </w:rPrDefault>
     <w:pPrDefault/>
   </w:docDefaults>
-  <w:latentStyles w:defLockedState="0" w:defUIPriority="99" w:defSemiHidden="0" w:defUnhideWhenUsed="0" w:defQFormat="0" w:count="371">
+  <w:latentStyles w:defLockedState="0" w:defUIPriority="99" w:defSemiHidden="0" w:defUnhideWhenUsed="0" w:defQFormat="0" w:count="376">
     <w:lsdException w:name="Normal" w:uiPriority="0" w:qFormat="1"/>
     <w:lsdException w:name="heading 1" w:uiPriority="9" w:qFormat="1"/>
     <w:lsdException w:name="heading 2" w:uiPriority="9" w:qFormat="1"/>
@@ -18651,8 +19435,13 @@
     <w:lsdException w:name="List Table 5 Dark Accent 6" w:uiPriority="50"/>
     <w:lsdException w:name="List Table 6 Colorful Accent 6" w:uiPriority="51"/>
     <w:lsdException w:name="List Table 7 Colorful Accent 6" w:uiPriority="52"/>
+    <w:lsdException w:name="Mention" w:semiHidden="1" w:unhideWhenUsed="1"/>
+    <w:lsdException w:name="Smart Hyperlink" w:semiHidden="1" w:unhideWhenUsed="1"/>
+    <w:lsdException w:name="Hashtag" w:semiHidden="1" w:unhideWhenUsed="1"/>
+    <w:lsdException w:name="Unresolved Mention" w:semiHidden="1" w:unhideWhenUsed="1"/>
+    <w:lsdException w:name="Smart Link" w:semiHidden="1" w:unhideWhenUsed="1"/>
   </w:latentStyles>
-  <w:style w:type="paragraph" w:default="1" w:styleId="Normal">
+  <w:style w:type="paragraph" w:default="1" w:styleId="a1">
     <w:name w:val="Normal"/>
     <w:aliases w:val="Normal Lecture"/>
     <w:qFormat/>
@@ -18669,10 +19458,10 @@
       <w:lang w:val="uk-UA"/>
     </w:rPr>
   </w:style>
-  <w:style w:type="paragraph" w:styleId="Heading1">
+  <w:style w:type="paragraph" w:styleId="1">
     <w:name w:val="heading 1"/>
-    <w:basedOn w:val="Normal"/>
-    <w:next w:val="Normal"/>
+    <w:basedOn w:val="a1"/>
+    <w:next w:val="a1"/>
     <w:qFormat/>
     <w:rsid w:val="008C41F8"/>
     <w:pPr>
@@ -18689,10 +19478,10 @@
       <w:szCs w:val="32"/>
     </w:rPr>
   </w:style>
-  <w:style w:type="paragraph" w:styleId="Heading2">
+  <w:style w:type="paragraph" w:styleId="21">
     <w:name w:val="heading 2"/>
-    <w:basedOn w:val="Normal"/>
-    <w:next w:val="Normal"/>
+    <w:basedOn w:val="a1"/>
+    <w:next w:val="a1"/>
     <w:qFormat/>
     <w:rsid w:val="008C41F8"/>
     <w:pPr>
@@ -18709,10 +19498,10 @@
       <w:szCs w:val="28"/>
     </w:rPr>
   </w:style>
-  <w:style w:type="paragraph" w:styleId="Heading3">
+  <w:style w:type="paragraph" w:styleId="31">
     <w:name w:val="heading 3"/>
-    <w:basedOn w:val="Normal"/>
-    <w:next w:val="Normal"/>
+    <w:basedOn w:val="a1"/>
+    <w:next w:val="a1"/>
     <w:qFormat/>
     <w:rsid w:val="008C41F8"/>
     <w:pPr>
@@ -18730,10 +19519,10 @@
       <w:szCs w:val="26"/>
     </w:rPr>
   </w:style>
-  <w:style w:type="paragraph" w:styleId="Heading4">
+  <w:style w:type="paragraph" w:styleId="41">
     <w:name w:val="heading 4"/>
-    <w:basedOn w:val="Normal"/>
-    <w:next w:val="Normal"/>
+    <w:basedOn w:val="a1"/>
+    <w:next w:val="a1"/>
     <w:qFormat/>
     <w:rsid w:val="008C41F8"/>
     <w:pPr>
@@ -18754,10 +19543,10 @@
       <w:szCs w:val="20"/>
     </w:rPr>
   </w:style>
-  <w:style w:type="paragraph" w:styleId="Heading5">
+  <w:style w:type="paragraph" w:styleId="51">
     <w:name w:val="heading 5"/>
-    <w:basedOn w:val="Normal"/>
-    <w:next w:val="Normal"/>
+    <w:basedOn w:val="a1"/>
+    <w:next w:val="a1"/>
     <w:qFormat/>
     <w:rsid w:val="008C41F8"/>
     <w:pPr>
@@ -18777,10 +19566,10 @@
       <w:lang w:val="en-US"/>
     </w:rPr>
   </w:style>
-  <w:style w:type="paragraph" w:styleId="Heading6">
+  <w:style w:type="paragraph" w:styleId="6">
     <w:name w:val="heading 6"/>
-    <w:basedOn w:val="Normal"/>
-    <w:next w:val="Normal"/>
+    <w:basedOn w:val="a1"/>
+    <w:next w:val="a1"/>
     <w:qFormat/>
     <w:rsid w:val="008C41F8"/>
     <w:pPr>
@@ -18801,10 +19590,10 @@
       <w:lang w:val="en-US"/>
     </w:rPr>
   </w:style>
-  <w:style w:type="paragraph" w:styleId="Heading7">
+  <w:style w:type="paragraph" w:styleId="7">
     <w:name w:val="heading 7"/>
-    <w:basedOn w:val="Normal"/>
-    <w:next w:val="Normal"/>
+    <w:basedOn w:val="a1"/>
+    <w:next w:val="a1"/>
     <w:qFormat/>
     <w:rsid w:val="008C41F8"/>
     <w:pPr>
@@ -18824,10 +19613,10 @@
       <w:lang w:val="en-US"/>
     </w:rPr>
   </w:style>
-  <w:style w:type="paragraph" w:styleId="Heading8">
+  <w:style w:type="paragraph" w:styleId="8">
     <w:name w:val="heading 8"/>
-    <w:basedOn w:val="Normal"/>
-    <w:next w:val="Normal"/>
+    <w:basedOn w:val="a1"/>
+    <w:next w:val="a1"/>
     <w:qFormat/>
     <w:rsid w:val="008C41F8"/>
     <w:pPr>
@@ -18845,10 +19634,10 @@
       <w:sz w:val="20"/>
     </w:rPr>
   </w:style>
-  <w:style w:type="paragraph" w:styleId="Heading9">
+  <w:style w:type="paragraph" w:styleId="9">
     <w:name w:val="heading 9"/>
-    <w:basedOn w:val="Normal"/>
-    <w:next w:val="Normal"/>
+    <w:basedOn w:val="a1"/>
+    <w:next w:val="a1"/>
     <w:qFormat/>
     <w:rsid w:val="008C41F8"/>
     <w:pPr>
@@ -18867,13 +19656,13 @@
       <w:sz w:val="18"/>
     </w:rPr>
   </w:style>
-  <w:style w:type="character" w:default="1" w:styleId="DefaultParagraphFont">
+  <w:style w:type="character" w:default="1" w:styleId="a2">
     <w:name w:val="Default Paragraph Font"/>
     <w:uiPriority w:val="1"/>
     <w:semiHidden/>
     <w:unhideWhenUsed/>
   </w:style>
-  <w:style w:type="table" w:default="1" w:styleId="TableNormal">
+  <w:style w:type="table" w:default="1" w:styleId="a3">
     <w:name w:val="Normal Table"/>
     <w:uiPriority w:val="99"/>
     <w:semiHidden/>
@@ -18888,14 +19677,14 @@
       </w:tblCellMar>
     </w:tblPr>
   </w:style>
-  <w:style w:type="numbering" w:default="1" w:styleId="NoList">
+  <w:style w:type="numbering" w:default="1" w:styleId="a4">
     <w:name w:val="No List"/>
     <w:uiPriority w:val="99"/>
     <w:semiHidden/>
     <w:unhideWhenUsed/>
   </w:style>
-  <w:style w:type="paragraph" w:customStyle="1" w:styleId="a">
-    <w:name w:val="Редакція"/>
+  <w:style w:type="paragraph" w:customStyle="1" w:styleId="10">
+    <w:name w:val="Редакція1"/>
     <w:hidden/>
     <w:uiPriority w:val="99"/>
     <w:semiHidden/>
@@ -18906,10 +19695,10 @@
       <w:lang w:val="uk-UA" w:eastAsia="uk-UA"/>
     </w:rPr>
   </w:style>
-  <w:style w:type="paragraph" w:styleId="BalloonText">
+  <w:style w:type="paragraph" w:styleId="a5">
     <w:name w:val="Balloon Text"/>
-    <w:basedOn w:val="Normal"/>
-    <w:link w:val="BalloonTextChar"/>
+    <w:basedOn w:val="a1"/>
+    <w:link w:val="a6"/>
     <w:uiPriority w:val="99"/>
     <w:semiHidden/>
     <w:rsid w:val="008C41F8"/>
@@ -18919,10 +19708,10 @@
       <w:szCs w:val="16"/>
     </w:rPr>
   </w:style>
-  <w:style w:type="character" w:customStyle="1" w:styleId="BalloonTextChar">
-    <w:name w:val="Balloon Text Char"/>
-    <w:basedOn w:val="DefaultParagraphFont"/>
-    <w:link w:val="BalloonText"/>
+  <w:style w:type="character" w:customStyle="1" w:styleId="a6">
+    <w:name w:val="Текст у виносці Знак"/>
+    <w:basedOn w:val="a2"/>
+    <w:link w:val="a5"/>
     <w:uiPriority w:val="99"/>
     <w:semiHidden/>
     <w:rsid w:val="00287716"/>
@@ -18933,9 +19722,9 @@
       <w:lang w:val="uk-UA" w:eastAsia="en-US" w:bidi="ar-SA"/>
     </w:rPr>
   </w:style>
-  <w:style w:type="character" w:customStyle="1" w:styleId="a0">
-    <w:name w:val="Текст покажчика місця заповнення"/>
-    <w:basedOn w:val="DefaultParagraphFont"/>
+  <w:style w:type="character" w:customStyle="1" w:styleId="11">
+    <w:name w:val="Текст покажчика місця заповнення1"/>
+    <w:basedOn w:val="a2"/>
     <w:uiPriority w:val="99"/>
     <w:semiHidden/>
     <w:rsid w:val="00EA7101"/>
@@ -18952,9 +19741,9 @@
       <w:lang w:val="ru-RU"/>
     </w:rPr>
   </w:style>
-  <w:style w:type="character" w:styleId="CommentReference">
+  <w:style w:type="character" w:styleId="a7">
     <w:name w:val="annotation reference"/>
-    <w:basedOn w:val="DefaultParagraphFont"/>
+    <w:basedOn w:val="a2"/>
     <w:semiHidden/>
     <w:rsid w:val="008C41F8"/>
     <w:rPr>
@@ -18962,9 +19751,9 @@
       <w:szCs w:val="16"/>
     </w:rPr>
   </w:style>
-  <w:style w:type="paragraph" w:styleId="CommentText">
+  <w:style w:type="paragraph" w:styleId="a8">
     <w:name w:val="annotation text"/>
-    <w:basedOn w:val="Normal"/>
+    <w:basedOn w:val="a1"/>
     <w:semiHidden/>
     <w:rsid w:val="008C41F8"/>
     <w:rPr>
@@ -18972,10 +19761,10 @@
       <w:szCs w:val="20"/>
     </w:rPr>
   </w:style>
-  <w:style w:type="paragraph" w:styleId="Footer">
+  <w:style w:type="paragraph" w:styleId="a9">
     <w:name w:val="footer"/>
-    <w:basedOn w:val="Normal"/>
-    <w:link w:val="FooterChar"/>
+    <w:basedOn w:val="a1"/>
+    <w:link w:val="aa"/>
     <w:uiPriority w:val="99"/>
     <w:rsid w:val="008C41F8"/>
     <w:pPr>
@@ -18985,15 +19774,15 @@
       </w:tabs>
     </w:pPr>
   </w:style>
-  <w:style w:type="character" w:styleId="PageNumber">
+  <w:style w:type="character" w:styleId="ab">
     <w:name w:val="page number"/>
-    <w:basedOn w:val="DefaultParagraphFont"/>
+    <w:basedOn w:val="a2"/>
     <w:rsid w:val="008C41F8"/>
   </w:style>
-  <w:style w:type="paragraph" w:styleId="Caption">
+  <w:style w:type="paragraph" w:styleId="ac">
     <w:name w:val="caption"/>
-    <w:basedOn w:val="Normal"/>
-    <w:next w:val="Normal"/>
+    <w:basedOn w:val="a1"/>
+    <w:next w:val="a1"/>
     <w:qFormat/>
     <w:rsid w:val="008C41F8"/>
     <w:pPr>
@@ -19006,9 +19795,9 @@
       <w:szCs w:val="20"/>
     </w:rPr>
   </w:style>
-  <w:style w:type="paragraph" w:styleId="FootnoteText">
+  <w:style w:type="paragraph" w:styleId="ad">
     <w:name w:val="footnote text"/>
-    <w:basedOn w:val="Normal"/>
+    <w:basedOn w:val="a1"/>
     <w:semiHidden/>
     <w:rsid w:val="008C41F8"/>
     <w:pPr>
@@ -19019,18 +19808,18 @@
       <w:szCs w:val="20"/>
     </w:rPr>
   </w:style>
-  <w:style w:type="character" w:styleId="FootnoteReference">
+  <w:style w:type="character" w:styleId="ae">
     <w:name w:val="footnote reference"/>
-    <w:basedOn w:val="DefaultParagraphFont"/>
+    <w:basedOn w:val="a2"/>
     <w:semiHidden/>
     <w:rsid w:val="008C41F8"/>
     <w:rPr>
       <w:vertAlign w:val="superscript"/>
     </w:rPr>
   </w:style>
-  <w:style w:type="paragraph" w:styleId="DocumentMap">
+  <w:style w:type="paragraph" w:styleId="af">
     <w:name w:val="Document Map"/>
-    <w:basedOn w:val="Normal"/>
+    <w:basedOn w:val="a1"/>
     <w:semiHidden/>
     <w:rsid w:val="008C41F8"/>
     <w:pPr>
@@ -19041,10 +19830,10 @@
       <w:szCs w:val="20"/>
     </w:rPr>
   </w:style>
-  <w:style w:type="paragraph" w:styleId="Header">
+  <w:style w:type="paragraph" w:styleId="af0">
     <w:name w:val="header"/>
-    <w:basedOn w:val="Normal"/>
-    <w:link w:val="HeaderChar"/>
+    <w:basedOn w:val="a1"/>
+    <w:link w:val="af1"/>
     <w:uiPriority w:val="99"/>
     <w:rsid w:val="008C41F8"/>
     <w:pPr>
@@ -19056,7 +19845,7 @@
   </w:style>
   <w:style w:type="paragraph" w:customStyle="1" w:styleId="Subtitle1">
     <w:name w:val="Subtitle1"/>
-    <w:basedOn w:val="Heading3"/>
+    <w:basedOn w:val="31"/>
     <w:rsid w:val="008C41F8"/>
     <w:pPr>
       <w:spacing w:before="120"/>
@@ -19072,7 +19861,7 @@
   </w:style>
   <w:style w:type="paragraph" w:customStyle="1" w:styleId="TaskNumber1">
     <w:name w:val="TaskNumber1"/>
-    <w:basedOn w:val="Caption"/>
+    <w:basedOn w:val="ac"/>
     <w:rsid w:val="008C41F8"/>
     <w:pPr>
       <w:spacing w:after="0"/>
@@ -19082,9 +19871,9 @@
       <w:i/>
     </w:rPr>
   </w:style>
-  <w:style w:type="paragraph" w:styleId="BodyText">
+  <w:style w:type="paragraph" w:styleId="af2">
     <w:name w:val="Body Text"/>
-    <w:basedOn w:val="Normal"/>
+    <w:basedOn w:val="a1"/>
     <w:rsid w:val="008C41F8"/>
     <w:pPr>
       <w:tabs>
@@ -19103,7 +19892,7 @@
   </w:style>
   <w:style w:type="paragraph" w:customStyle="1" w:styleId="Example">
     <w:name w:val="Example"/>
-    <w:basedOn w:val="Caption"/>
+    <w:basedOn w:val="ac"/>
     <w:autoRedefine/>
     <w:rsid w:val="008C41F8"/>
     <w:pPr>
@@ -19118,7 +19907,7 @@
   </w:style>
   <w:style w:type="paragraph" w:customStyle="1" w:styleId="TaskNumber">
     <w:name w:val="TaskNumber"/>
-    <w:basedOn w:val="Caption"/>
+    <w:basedOn w:val="ac"/>
     <w:rsid w:val="008C41F8"/>
     <w:pPr>
       <w:spacing w:after="0"/>
@@ -19128,10 +19917,10 @@
       <w:i/>
     </w:rPr>
   </w:style>
-  <w:style w:type="paragraph" w:styleId="TOC1">
+  <w:style w:type="paragraph" w:styleId="12">
     <w:name w:val="toc 1"/>
-    <w:basedOn w:val="Normal"/>
-    <w:next w:val="Normal"/>
+    <w:basedOn w:val="a1"/>
+    <w:next w:val="a1"/>
     <w:autoRedefine/>
     <w:semiHidden/>
     <w:rsid w:val="008C41F8"/>
@@ -19148,10 +19937,10 @@
       <w:u w:val="single"/>
     </w:rPr>
   </w:style>
-  <w:style w:type="paragraph" w:styleId="TOC2">
+  <w:style w:type="paragraph" w:styleId="22">
     <w:name w:val="toc 2"/>
-    <w:basedOn w:val="Normal"/>
-    <w:next w:val="Normal"/>
+    <w:basedOn w:val="a1"/>
+    <w:next w:val="a1"/>
     <w:autoRedefine/>
     <w:semiHidden/>
     <w:rsid w:val="008C41F8"/>
@@ -19166,10 +19955,10 @@
       <w:szCs w:val="26"/>
     </w:rPr>
   </w:style>
-  <w:style w:type="paragraph" w:styleId="TOC3">
+  <w:style w:type="paragraph" w:styleId="32">
     <w:name w:val="toc 3"/>
-    <w:basedOn w:val="Normal"/>
-    <w:next w:val="Normal"/>
+    <w:basedOn w:val="a1"/>
+    <w:next w:val="a1"/>
     <w:autoRedefine/>
     <w:semiHidden/>
     <w:rsid w:val="008C41F8"/>
@@ -19183,10 +19972,10 @@
       <w:szCs w:val="26"/>
     </w:rPr>
   </w:style>
-  <w:style w:type="paragraph" w:styleId="TOC4">
+  <w:style w:type="paragraph" w:styleId="42">
     <w:name w:val="toc 4"/>
-    <w:basedOn w:val="Normal"/>
-    <w:next w:val="Normal"/>
+    <w:basedOn w:val="a1"/>
+    <w:next w:val="a1"/>
     <w:autoRedefine/>
     <w:semiHidden/>
     <w:rsid w:val="008C41F8"/>
@@ -19199,10 +19988,10 @@
       <w:szCs w:val="26"/>
     </w:rPr>
   </w:style>
-  <w:style w:type="paragraph" w:styleId="TOC5">
+  <w:style w:type="paragraph" w:styleId="52">
     <w:name w:val="toc 5"/>
-    <w:basedOn w:val="Normal"/>
-    <w:next w:val="Normal"/>
+    <w:basedOn w:val="a1"/>
+    <w:next w:val="a1"/>
     <w:autoRedefine/>
     <w:semiHidden/>
     <w:rsid w:val="008C41F8"/>
@@ -19214,10 +20003,10 @@
       <w:szCs w:val="26"/>
     </w:rPr>
   </w:style>
-  <w:style w:type="paragraph" w:styleId="TOC6">
+  <w:style w:type="paragraph" w:styleId="60">
     <w:name w:val="toc 6"/>
-    <w:basedOn w:val="Normal"/>
-    <w:next w:val="Normal"/>
+    <w:basedOn w:val="a1"/>
+    <w:next w:val="a1"/>
     <w:autoRedefine/>
     <w:semiHidden/>
     <w:rsid w:val="008C41F8"/>
@@ -19229,10 +20018,10 @@
       <w:szCs w:val="26"/>
     </w:rPr>
   </w:style>
-  <w:style w:type="paragraph" w:styleId="TOC7">
+  <w:style w:type="paragraph" w:styleId="70">
     <w:name w:val="toc 7"/>
-    <w:basedOn w:val="Normal"/>
-    <w:next w:val="Normal"/>
+    <w:basedOn w:val="a1"/>
+    <w:next w:val="a1"/>
     <w:autoRedefine/>
     <w:semiHidden/>
     <w:rsid w:val="008C41F8"/>
@@ -19244,10 +20033,10 @@
       <w:szCs w:val="26"/>
     </w:rPr>
   </w:style>
-  <w:style w:type="paragraph" w:styleId="TOC8">
+  <w:style w:type="paragraph" w:styleId="80">
     <w:name w:val="toc 8"/>
-    <w:basedOn w:val="Normal"/>
-    <w:next w:val="Normal"/>
+    <w:basedOn w:val="a1"/>
+    <w:next w:val="a1"/>
     <w:autoRedefine/>
     <w:semiHidden/>
     <w:rsid w:val="008C41F8"/>
@@ -19259,10 +20048,10 @@
       <w:szCs w:val="26"/>
     </w:rPr>
   </w:style>
-  <w:style w:type="paragraph" w:styleId="TOC9">
+  <w:style w:type="paragraph" w:styleId="90">
     <w:name w:val="toc 9"/>
-    <w:basedOn w:val="Normal"/>
-    <w:next w:val="Normal"/>
+    <w:basedOn w:val="a1"/>
+    <w:next w:val="a1"/>
     <w:autoRedefine/>
     <w:semiHidden/>
     <w:rsid w:val="008C41F8"/>
@@ -19274,28 +20063,28 @@
       <w:szCs w:val="26"/>
     </w:rPr>
   </w:style>
-  <w:style w:type="character" w:styleId="Hyperlink">
+  <w:style w:type="character" w:styleId="af3">
     <w:name w:val="Hyperlink"/>
-    <w:basedOn w:val="DefaultParagraphFont"/>
+    <w:basedOn w:val="a2"/>
     <w:rsid w:val="008C41F8"/>
     <w:rPr>
       <w:color w:val="0000FF"/>
       <w:u w:val="none"/>
     </w:rPr>
   </w:style>
-  <w:style w:type="character" w:styleId="FollowedHyperlink">
+  <w:style w:type="character" w:styleId="af4">
     <w:name w:val="FollowedHyperlink"/>
-    <w:basedOn w:val="DefaultParagraphFont"/>
+    <w:basedOn w:val="a2"/>
     <w:rsid w:val="008C41F8"/>
     <w:rPr>
       <w:color w:val="800080"/>
       <w:u w:val="single"/>
     </w:rPr>
   </w:style>
-  <w:style w:type="paragraph" w:styleId="Index1">
+  <w:style w:type="paragraph" w:styleId="13">
     <w:name w:val="index 1"/>
-    <w:basedOn w:val="Normal"/>
-    <w:next w:val="Normal"/>
+    <w:basedOn w:val="a1"/>
+    <w:next w:val="a1"/>
     <w:autoRedefine/>
     <w:semiHidden/>
     <w:rsid w:val="008C41F8"/>
@@ -19307,10 +20096,10 @@
       <w:szCs w:val="21"/>
     </w:rPr>
   </w:style>
-  <w:style w:type="paragraph" w:styleId="Index2">
+  <w:style w:type="paragraph" w:styleId="23">
     <w:name w:val="index 2"/>
-    <w:basedOn w:val="Normal"/>
-    <w:next w:val="Normal"/>
+    <w:basedOn w:val="a1"/>
+    <w:next w:val="a1"/>
     <w:autoRedefine/>
     <w:semiHidden/>
     <w:rsid w:val="008C41F8"/>
@@ -19322,10 +20111,10 @@
       <w:szCs w:val="21"/>
     </w:rPr>
   </w:style>
-  <w:style w:type="paragraph" w:styleId="Index3">
+  <w:style w:type="paragraph" w:styleId="33">
     <w:name w:val="index 3"/>
-    <w:basedOn w:val="Normal"/>
-    <w:next w:val="Normal"/>
+    <w:basedOn w:val="a1"/>
+    <w:next w:val="a1"/>
     <w:autoRedefine/>
     <w:semiHidden/>
     <w:rsid w:val="008C41F8"/>
@@ -19337,10 +20126,10 @@
       <w:szCs w:val="21"/>
     </w:rPr>
   </w:style>
-  <w:style w:type="paragraph" w:styleId="Index4">
+  <w:style w:type="paragraph" w:styleId="43">
     <w:name w:val="index 4"/>
-    <w:basedOn w:val="Normal"/>
-    <w:next w:val="Normal"/>
+    <w:basedOn w:val="a1"/>
+    <w:next w:val="a1"/>
     <w:autoRedefine/>
     <w:semiHidden/>
     <w:rsid w:val="008C41F8"/>
@@ -19352,10 +20141,10 @@
       <w:szCs w:val="21"/>
     </w:rPr>
   </w:style>
-  <w:style w:type="paragraph" w:styleId="Index5">
+  <w:style w:type="paragraph" w:styleId="53">
     <w:name w:val="index 5"/>
-    <w:basedOn w:val="Normal"/>
-    <w:next w:val="Normal"/>
+    <w:basedOn w:val="a1"/>
+    <w:next w:val="a1"/>
     <w:autoRedefine/>
     <w:semiHidden/>
     <w:rsid w:val="008C41F8"/>
@@ -19367,10 +20156,10 @@
       <w:szCs w:val="21"/>
     </w:rPr>
   </w:style>
-  <w:style w:type="paragraph" w:styleId="Index6">
+  <w:style w:type="paragraph" w:styleId="61">
     <w:name w:val="index 6"/>
-    <w:basedOn w:val="Normal"/>
-    <w:next w:val="Normal"/>
+    <w:basedOn w:val="a1"/>
+    <w:next w:val="a1"/>
     <w:autoRedefine/>
     <w:semiHidden/>
     <w:rsid w:val="008C41F8"/>
@@ -19382,10 +20171,10 @@
       <w:szCs w:val="21"/>
     </w:rPr>
   </w:style>
-  <w:style w:type="paragraph" w:styleId="Index7">
+  <w:style w:type="paragraph" w:styleId="71">
     <w:name w:val="index 7"/>
-    <w:basedOn w:val="Normal"/>
-    <w:next w:val="Normal"/>
+    <w:basedOn w:val="a1"/>
+    <w:next w:val="a1"/>
     <w:autoRedefine/>
     <w:semiHidden/>
     <w:rsid w:val="008C41F8"/>
@@ -19397,10 +20186,10 @@
       <w:szCs w:val="21"/>
     </w:rPr>
   </w:style>
-  <w:style w:type="paragraph" w:styleId="Index8">
+  <w:style w:type="paragraph" w:styleId="81">
     <w:name w:val="index 8"/>
-    <w:basedOn w:val="Normal"/>
-    <w:next w:val="Normal"/>
+    <w:basedOn w:val="a1"/>
+    <w:next w:val="a1"/>
     <w:autoRedefine/>
     <w:semiHidden/>
     <w:rsid w:val="008C41F8"/>
@@ -19412,10 +20201,10 @@
       <w:szCs w:val="21"/>
     </w:rPr>
   </w:style>
-  <w:style w:type="paragraph" w:styleId="Index9">
+  <w:style w:type="paragraph" w:styleId="91">
     <w:name w:val="index 9"/>
-    <w:basedOn w:val="Normal"/>
-    <w:next w:val="Normal"/>
+    <w:basedOn w:val="a1"/>
+    <w:next w:val="a1"/>
     <w:autoRedefine/>
     <w:semiHidden/>
     <w:rsid w:val="008C41F8"/>
@@ -19427,10 +20216,10 @@
       <w:szCs w:val="21"/>
     </w:rPr>
   </w:style>
-  <w:style w:type="paragraph" w:styleId="IndexHeading">
+  <w:style w:type="paragraph" w:styleId="af5">
     <w:name w:val="index heading"/>
-    <w:basedOn w:val="Normal"/>
-    <w:next w:val="Index1"/>
+    <w:basedOn w:val="a1"/>
+    <w:next w:val="13"/>
     <w:semiHidden/>
     <w:rsid w:val="008C41F8"/>
     <w:pPr>
@@ -19448,9 +20237,9 @@
       <w:szCs w:val="31"/>
     </w:rPr>
   </w:style>
-  <w:style w:type="paragraph" w:styleId="BodyText2">
+  <w:style w:type="paragraph" w:styleId="24">
     <w:name w:val="Body Text 2"/>
-    <w:basedOn w:val="Normal"/>
+    <w:basedOn w:val="a1"/>
     <w:rsid w:val="008C41F8"/>
     <w:pPr>
       <w:ind w:firstLine="0"/>
@@ -19458,7 +20247,7 @@
   </w:style>
   <w:style w:type="paragraph" w:customStyle="1" w:styleId="SubTitle4">
     <w:name w:val="SubTitle4"/>
-    <w:basedOn w:val="Heading3"/>
+    <w:basedOn w:val="31"/>
     <w:rsid w:val="008C41F8"/>
     <w:pPr>
       <w:spacing w:before="120"/>
@@ -19473,7 +20262,7 @@
   </w:style>
   <w:style w:type="paragraph" w:customStyle="1" w:styleId="TaskNumber14">
     <w:name w:val="TaskNumber14"/>
-    <w:basedOn w:val="Caption"/>
+    <w:basedOn w:val="ac"/>
     <w:rsid w:val="008C41F8"/>
     <w:pPr>
       <w:spacing w:after="0"/>
@@ -19483,23 +20272,23 @@
       <w:i/>
     </w:rPr>
   </w:style>
-  <w:style w:type="paragraph" w:styleId="BodyTextIndent">
+  <w:style w:type="paragraph" w:styleId="af6">
     <w:name w:val="Body Text Indent"/>
-    <w:basedOn w:val="Normal"/>
+    <w:basedOn w:val="a1"/>
     <w:rsid w:val="008C41F8"/>
   </w:style>
-  <w:style w:type="paragraph" w:styleId="BlockText">
+  <w:style w:type="paragraph" w:styleId="af7">
     <w:name w:val="Block Text"/>
-    <w:basedOn w:val="Normal"/>
+    <w:basedOn w:val="a1"/>
     <w:rsid w:val="008C41F8"/>
     <w:pPr>
       <w:spacing w:after="120"/>
       <w:ind w:left="1440" w:right="1440"/>
     </w:pPr>
   </w:style>
-  <w:style w:type="paragraph" w:styleId="BodyText3">
+  <w:style w:type="paragraph" w:styleId="34">
     <w:name w:val="Body Text 3"/>
-    <w:basedOn w:val="Normal"/>
+    <w:basedOn w:val="a1"/>
     <w:rsid w:val="008C41F8"/>
     <w:pPr>
       <w:spacing w:after="120"/>
@@ -19509,9 +20298,9 @@
       <w:szCs w:val="16"/>
     </w:rPr>
   </w:style>
-  <w:style w:type="paragraph" w:styleId="BodyTextFirstIndent">
+  <w:style w:type="paragraph" w:styleId="af8">
     <w:name w:val="Body Text First Indent"/>
-    <w:basedOn w:val="BodyText"/>
+    <w:basedOn w:val="af2"/>
     <w:rsid w:val="008C41F8"/>
     <w:pPr>
       <w:tabs>
@@ -19530,27 +20319,27 @@
       <w:lang w:val="uk-UA"/>
     </w:rPr>
   </w:style>
-  <w:style w:type="paragraph" w:styleId="BodyTextFirstIndent2">
+  <w:style w:type="paragraph" w:styleId="25">
     <w:name w:val="Body Text First Indent 2"/>
-    <w:basedOn w:val="BodyTextIndent"/>
+    <w:basedOn w:val="af6"/>
     <w:rsid w:val="008C41F8"/>
     <w:pPr>
       <w:spacing w:after="120"/>
       <w:ind w:left="283" w:firstLine="210"/>
     </w:pPr>
   </w:style>
-  <w:style w:type="paragraph" w:styleId="BodyTextIndent2">
+  <w:style w:type="paragraph" w:styleId="26">
     <w:name w:val="Body Text Indent 2"/>
-    <w:basedOn w:val="Normal"/>
+    <w:basedOn w:val="a1"/>
     <w:rsid w:val="008C41F8"/>
     <w:pPr>
       <w:spacing w:after="120" w:line="480" w:lineRule="auto"/>
       <w:ind w:left="283"/>
     </w:pPr>
   </w:style>
-  <w:style w:type="paragraph" w:styleId="BodyTextIndent3">
+  <w:style w:type="paragraph" w:styleId="35">
     <w:name w:val="Body Text Indent 3"/>
-    <w:basedOn w:val="Normal"/>
+    <w:basedOn w:val="a1"/>
     <w:rsid w:val="008C41F8"/>
     <w:pPr>
       <w:spacing w:after="120"/>
@@ -19561,18 +20350,18 @@
       <w:szCs w:val="16"/>
     </w:rPr>
   </w:style>
-  <w:style w:type="paragraph" w:styleId="Closing">
+  <w:style w:type="paragraph" w:styleId="af9">
     <w:name w:val="Closing"/>
-    <w:basedOn w:val="Normal"/>
+    <w:basedOn w:val="a1"/>
     <w:rsid w:val="008C41F8"/>
     <w:pPr>
       <w:ind w:left="4252"/>
     </w:pPr>
   </w:style>
-  <w:style w:type="paragraph" w:styleId="CommentSubject">
+  <w:style w:type="paragraph" w:styleId="afa">
     <w:name w:val="annotation subject"/>
-    <w:basedOn w:val="CommentText"/>
-    <w:next w:val="CommentText"/>
+    <w:basedOn w:val="a8"/>
+    <w:next w:val="a8"/>
     <w:semiHidden/>
     <w:rsid w:val="008C41F8"/>
     <w:rPr>
@@ -19580,20 +20369,20 @@
       <w:bCs/>
     </w:rPr>
   </w:style>
-  <w:style w:type="paragraph" w:styleId="Date">
+  <w:style w:type="paragraph" w:styleId="afb">
     <w:name w:val="Date"/>
-    <w:basedOn w:val="Normal"/>
-    <w:next w:val="Normal"/>
+    <w:basedOn w:val="a1"/>
+    <w:next w:val="a1"/>
     <w:rsid w:val="008C41F8"/>
   </w:style>
-  <w:style w:type="paragraph" w:styleId="E-mailSignature">
+  <w:style w:type="paragraph" w:styleId="afc">
     <w:name w:val="E-mail Signature"/>
-    <w:basedOn w:val="Normal"/>
+    <w:basedOn w:val="a1"/>
     <w:rsid w:val="008C41F8"/>
   </w:style>
-  <w:style w:type="paragraph" w:styleId="EndnoteText">
+  <w:style w:type="paragraph" w:styleId="afd">
     <w:name w:val="endnote text"/>
-    <w:basedOn w:val="Normal"/>
+    <w:basedOn w:val="a1"/>
     <w:semiHidden/>
     <w:rsid w:val="008C41F8"/>
     <w:rPr>
@@ -19601,9 +20390,9 @@
       <w:szCs w:val="20"/>
     </w:rPr>
   </w:style>
-  <w:style w:type="paragraph" w:styleId="EnvelopeAddress">
+  <w:style w:type="paragraph" w:styleId="afe">
     <w:name w:val="envelope address"/>
-    <w:basedOn w:val="Normal"/>
+    <w:basedOn w:val="a1"/>
     <w:rsid w:val="008C41F8"/>
     <w:pPr>
       <w:framePr w:w="7920" w:h="1980" w:hRule="exact" w:hSpace="180" w:wrap="auto" w:hAnchor="page" w:xAlign="center" w:yAlign="bottom"/>
@@ -19614,9 +20403,9 @@
       <w:sz w:val="24"/>
     </w:rPr>
   </w:style>
-  <w:style w:type="paragraph" w:styleId="EnvelopeReturn">
+  <w:style w:type="paragraph" w:styleId="27">
     <w:name w:val="envelope return"/>
-    <w:basedOn w:val="Normal"/>
+    <w:basedOn w:val="a1"/>
     <w:rsid w:val="008C41F8"/>
     <w:rPr>
       <w:rFonts w:ascii="Arial" w:hAnsi="Arial" w:cs="Arial"/>
@@ -19624,18 +20413,18 @@
       <w:szCs w:val="20"/>
     </w:rPr>
   </w:style>
-  <w:style w:type="paragraph" w:styleId="HTMLAddress">
+  <w:style w:type="paragraph" w:styleId="HTML">
     <w:name w:val="HTML Address"/>
-    <w:basedOn w:val="Normal"/>
+    <w:basedOn w:val="a1"/>
     <w:rsid w:val="008C41F8"/>
     <w:rPr>
       <w:i/>
       <w:iCs/>
     </w:rPr>
   </w:style>
-  <w:style w:type="paragraph" w:styleId="HTMLPreformatted">
+  <w:style w:type="paragraph" w:styleId="HTML0">
     <w:name w:val="HTML Preformatted"/>
-    <w:basedOn w:val="Normal"/>
+    <w:basedOn w:val="a1"/>
     <w:rsid w:val="008C41F8"/>
     <w:rPr>
       <w:rFonts w:ascii="Courier New" w:hAnsi="Courier New" w:cs="Courier New"/>
@@ -19643,49 +20432,49 @@
       <w:szCs w:val="20"/>
     </w:rPr>
   </w:style>
-  <w:style w:type="paragraph" w:styleId="List">
+  <w:style w:type="paragraph" w:styleId="aff">
     <w:name w:val="List"/>
-    <w:basedOn w:val="Normal"/>
+    <w:basedOn w:val="a1"/>
     <w:rsid w:val="008C41F8"/>
     <w:pPr>
       <w:ind w:left="283" w:hanging="283"/>
     </w:pPr>
   </w:style>
-  <w:style w:type="paragraph" w:styleId="List2">
+  <w:style w:type="paragraph" w:styleId="28">
     <w:name w:val="List 2"/>
-    <w:basedOn w:val="Normal"/>
+    <w:basedOn w:val="a1"/>
     <w:rsid w:val="008C41F8"/>
     <w:pPr>
       <w:ind w:left="566" w:hanging="283"/>
     </w:pPr>
   </w:style>
-  <w:style w:type="paragraph" w:styleId="List3">
+  <w:style w:type="paragraph" w:styleId="36">
     <w:name w:val="List 3"/>
-    <w:basedOn w:val="Normal"/>
+    <w:basedOn w:val="a1"/>
     <w:rsid w:val="008C41F8"/>
     <w:pPr>
       <w:ind w:left="849" w:hanging="283"/>
     </w:pPr>
   </w:style>
-  <w:style w:type="paragraph" w:styleId="List4">
+  <w:style w:type="paragraph" w:styleId="44">
     <w:name w:val="List 4"/>
-    <w:basedOn w:val="Normal"/>
+    <w:basedOn w:val="a1"/>
     <w:rsid w:val="008C41F8"/>
     <w:pPr>
       <w:ind w:left="1132" w:hanging="283"/>
     </w:pPr>
   </w:style>
-  <w:style w:type="paragraph" w:styleId="List5">
+  <w:style w:type="paragraph" w:styleId="54">
     <w:name w:val="List 5"/>
-    <w:basedOn w:val="Normal"/>
+    <w:basedOn w:val="a1"/>
     <w:rsid w:val="008C41F8"/>
     <w:pPr>
       <w:ind w:left="1415" w:hanging="283"/>
     </w:pPr>
   </w:style>
-  <w:style w:type="paragraph" w:styleId="ListBullet">
+  <w:style w:type="paragraph" w:styleId="a0">
     <w:name w:val="List Bullet"/>
-    <w:basedOn w:val="Normal"/>
+    <w:basedOn w:val="a1"/>
     <w:autoRedefine/>
     <w:rsid w:val="008C41F8"/>
     <w:pPr>
@@ -19694,9 +20483,9 @@
       </w:numPr>
     </w:pPr>
   </w:style>
-  <w:style w:type="paragraph" w:styleId="ListBullet2">
+  <w:style w:type="paragraph" w:styleId="20">
     <w:name w:val="List Bullet 2"/>
-    <w:basedOn w:val="Normal"/>
+    <w:basedOn w:val="a1"/>
     <w:autoRedefine/>
     <w:rsid w:val="008C41F8"/>
     <w:pPr>
@@ -19705,9 +20494,9 @@
       </w:numPr>
     </w:pPr>
   </w:style>
-  <w:style w:type="paragraph" w:styleId="ListBullet3">
+  <w:style w:type="paragraph" w:styleId="30">
     <w:name w:val="List Bullet 3"/>
-    <w:basedOn w:val="Normal"/>
+    <w:basedOn w:val="a1"/>
     <w:autoRedefine/>
     <w:rsid w:val="008C41F8"/>
     <w:pPr>
@@ -19716,9 +20505,9 @@
       </w:numPr>
     </w:pPr>
   </w:style>
-  <w:style w:type="paragraph" w:styleId="ListBullet4">
+  <w:style w:type="paragraph" w:styleId="40">
     <w:name w:val="List Bullet 4"/>
-    <w:basedOn w:val="Normal"/>
+    <w:basedOn w:val="a1"/>
     <w:autoRedefine/>
     <w:rsid w:val="008C41F8"/>
     <w:pPr>
@@ -19727,9 +20516,9 @@
       </w:numPr>
     </w:pPr>
   </w:style>
-  <w:style w:type="paragraph" w:styleId="ListBullet5">
+  <w:style w:type="paragraph" w:styleId="50">
     <w:name w:val="List Bullet 5"/>
-    <w:basedOn w:val="Normal"/>
+    <w:basedOn w:val="a1"/>
     <w:autoRedefine/>
     <w:rsid w:val="008C41F8"/>
     <w:pPr>
@@ -19738,54 +20527,54 @@
       </w:numPr>
     </w:pPr>
   </w:style>
-  <w:style w:type="paragraph" w:styleId="ListContinue">
+  <w:style w:type="paragraph" w:styleId="aff0">
     <w:name w:val="List Continue"/>
-    <w:basedOn w:val="Normal"/>
+    <w:basedOn w:val="a1"/>
     <w:rsid w:val="008C41F8"/>
     <w:pPr>
       <w:spacing w:after="120"/>
       <w:ind w:left="283"/>
     </w:pPr>
   </w:style>
-  <w:style w:type="paragraph" w:styleId="ListContinue2">
+  <w:style w:type="paragraph" w:styleId="29">
     <w:name w:val="List Continue 2"/>
-    <w:basedOn w:val="Normal"/>
+    <w:basedOn w:val="a1"/>
     <w:rsid w:val="008C41F8"/>
     <w:pPr>
       <w:spacing w:after="120"/>
       <w:ind w:left="566"/>
     </w:pPr>
   </w:style>
-  <w:style w:type="paragraph" w:styleId="ListContinue3">
+  <w:style w:type="paragraph" w:styleId="37">
     <w:name w:val="List Continue 3"/>
-    <w:basedOn w:val="Normal"/>
+    <w:basedOn w:val="a1"/>
     <w:rsid w:val="008C41F8"/>
     <w:pPr>
       <w:spacing w:after="120"/>
       <w:ind w:left="849"/>
     </w:pPr>
   </w:style>
-  <w:style w:type="paragraph" w:styleId="ListContinue4">
+  <w:style w:type="paragraph" w:styleId="45">
     <w:name w:val="List Continue 4"/>
-    <w:basedOn w:val="Normal"/>
+    <w:basedOn w:val="a1"/>
     <w:rsid w:val="008C41F8"/>
     <w:pPr>
       <w:spacing w:after="120"/>
       <w:ind w:left="1132"/>
     </w:pPr>
   </w:style>
-  <w:style w:type="paragraph" w:styleId="ListContinue5">
+  <w:style w:type="paragraph" w:styleId="55">
     <w:name w:val="List Continue 5"/>
-    <w:basedOn w:val="Normal"/>
+    <w:basedOn w:val="a1"/>
     <w:rsid w:val="008C41F8"/>
     <w:pPr>
       <w:spacing w:after="120"/>
       <w:ind w:left="1415"/>
     </w:pPr>
   </w:style>
-  <w:style w:type="paragraph" w:styleId="ListNumber">
+  <w:style w:type="paragraph" w:styleId="a">
     <w:name w:val="List Number"/>
-    <w:basedOn w:val="Normal"/>
+    <w:basedOn w:val="a1"/>
     <w:rsid w:val="008C41F8"/>
     <w:pPr>
       <w:numPr>
@@ -19793,9 +20582,9 @@
       </w:numPr>
     </w:pPr>
   </w:style>
-  <w:style w:type="paragraph" w:styleId="ListNumber2">
+  <w:style w:type="paragraph" w:styleId="2">
     <w:name w:val="List Number 2"/>
-    <w:basedOn w:val="Normal"/>
+    <w:basedOn w:val="a1"/>
     <w:rsid w:val="008C41F8"/>
     <w:pPr>
       <w:numPr>
@@ -19803,9 +20592,9 @@
       </w:numPr>
     </w:pPr>
   </w:style>
-  <w:style w:type="paragraph" w:styleId="ListNumber3">
+  <w:style w:type="paragraph" w:styleId="3">
     <w:name w:val="List Number 3"/>
-    <w:basedOn w:val="Normal"/>
+    <w:basedOn w:val="a1"/>
     <w:rsid w:val="008C41F8"/>
     <w:pPr>
       <w:numPr>
@@ -19813,9 +20602,9 @@
       </w:numPr>
     </w:pPr>
   </w:style>
-  <w:style w:type="paragraph" w:styleId="ListNumber4">
+  <w:style w:type="paragraph" w:styleId="4">
     <w:name w:val="List Number 4"/>
-    <w:basedOn w:val="Normal"/>
+    <w:basedOn w:val="a1"/>
     <w:rsid w:val="008C41F8"/>
     <w:pPr>
       <w:numPr>
@@ -19823,9 +20612,9 @@
       </w:numPr>
     </w:pPr>
   </w:style>
-  <w:style w:type="paragraph" w:styleId="ListNumber5">
+  <w:style w:type="paragraph" w:styleId="5">
     <w:name w:val="List Number 5"/>
-    <w:basedOn w:val="Normal"/>
+    <w:basedOn w:val="a1"/>
     <w:rsid w:val="008C41F8"/>
     <w:pPr>
       <w:numPr>
@@ -19833,7 +20622,7 @@
       </w:numPr>
     </w:pPr>
   </w:style>
-  <w:style w:type="paragraph" w:styleId="MacroText">
+  <w:style w:type="paragraph" w:styleId="aff1">
     <w:name w:val="macro"/>
     <w:semiHidden/>
     <w:rsid w:val="008C41F8"/>
@@ -19858,9 +20647,9 @@
       <w:lang w:val="uk-UA"/>
     </w:rPr>
   </w:style>
-  <w:style w:type="paragraph" w:styleId="MessageHeader">
+  <w:style w:type="paragraph" w:styleId="aff2">
     <w:name w:val="Message Header"/>
-    <w:basedOn w:val="Normal"/>
+    <w:basedOn w:val="a1"/>
     <w:rsid w:val="008C41F8"/>
     <w:pPr>
       <w:pBdr>
@@ -19877,31 +20666,31 @@
       <w:sz w:val="24"/>
     </w:rPr>
   </w:style>
-  <w:style w:type="paragraph" w:styleId="NormalWeb">
+  <w:style w:type="paragraph" w:styleId="aff3">
     <w:name w:val="Normal (Web)"/>
-    <w:basedOn w:val="Normal"/>
+    <w:basedOn w:val="a1"/>
     <w:rsid w:val="008C41F8"/>
     <w:rPr>
       <w:sz w:val="24"/>
     </w:rPr>
   </w:style>
-  <w:style w:type="paragraph" w:styleId="NormalIndent">
+  <w:style w:type="paragraph" w:styleId="aff4">
     <w:name w:val="Normal Indent"/>
-    <w:basedOn w:val="Normal"/>
+    <w:basedOn w:val="a1"/>
     <w:rsid w:val="008C41F8"/>
     <w:pPr>
       <w:ind w:left="708"/>
     </w:pPr>
   </w:style>
-  <w:style w:type="paragraph" w:styleId="NoteHeading">
+  <w:style w:type="paragraph" w:styleId="aff5">
     <w:name w:val="Note Heading"/>
-    <w:basedOn w:val="Normal"/>
-    <w:next w:val="Normal"/>
+    <w:basedOn w:val="a1"/>
+    <w:next w:val="a1"/>
     <w:rsid w:val="008C41F8"/>
   </w:style>
-  <w:style w:type="paragraph" w:styleId="PlainText">
+  <w:style w:type="paragraph" w:styleId="aff6">
     <w:name w:val="Plain Text"/>
-    <w:basedOn w:val="Normal"/>
+    <w:basedOn w:val="a1"/>
     <w:rsid w:val="008C41F8"/>
     <w:rPr>
       <w:rFonts w:ascii="Courier New" w:hAnsi="Courier New" w:cs="Courier New"/>
@@ -19909,23 +20698,23 @@
       <w:szCs w:val="20"/>
     </w:rPr>
   </w:style>
-  <w:style w:type="paragraph" w:styleId="Salutation">
+  <w:style w:type="paragraph" w:styleId="aff7">
     <w:name w:val="Salutation"/>
-    <w:basedOn w:val="Normal"/>
-    <w:next w:val="Normal"/>
+    <w:basedOn w:val="a1"/>
+    <w:next w:val="a1"/>
     <w:rsid w:val="008C41F8"/>
   </w:style>
-  <w:style w:type="paragraph" w:styleId="Signature">
+  <w:style w:type="paragraph" w:styleId="aff8">
     <w:name w:val="Signature"/>
-    <w:basedOn w:val="Normal"/>
+    <w:basedOn w:val="a1"/>
     <w:rsid w:val="008C41F8"/>
     <w:pPr>
       <w:ind w:left="4252"/>
     </w:pPr>
   </w:style>
-  <w:style w:type="paragraph" w:styleId="Subtitle">
+  <w:style w:type="paragraph" w:styleId="aff9">
     <w:name w:val="Subtitle"/>
-    <w:basedOn w:val="Normal"/>
+    <w:basedOn w:val="a1"/>
     <w:qFormat/>
     <w:rsid w:val="008C41F8"/>
     <w:pPr>
@@ -19938,29 +20727,29 @@
       <w:sz w:val="24"/>
     </w:rPr>
   </w:style>
-  <w:style w:type="paragraph" w:styleId="TableofAuthorities">
+  <w:style w:type="paragraph" w:styleId="affa">
     <w:name w:val="table of authorities"/>
-    <w:basedOn w:val="Normal"/>
-    <w:next w:val="Normal"/>
+    <w:basedOn w:val="a1"/>
+    <w:next w:val="a1"/>
     <w:semiHidden/>
     <w:rsid w:val="008C41F8"/>
     <w:pPr>
       <w:ind w:left="280" w:hanging="280"/>
     </w:pPr>
   </w:style>
-  <w:style w:type="paragraph" w:styleId="TableofFigures">
+  <w:style w:type="paragraph" w:styleId="affb">
     <w:name w:val="table of figures"/>
-    <w:basedOn w:val="Normal"/>
-    <w:next w:val="Normal"/>
+    <w:basedOn w:val="a1"/>
+    <w:next w:val="a1"/>
     <w:semiHidden/>
     <w:rsid w:val="008C41F8"/>
     <w:pPr>
       <w:ind w:left="560" w:hanging="560"/>
     </w:pPr>
   </w:style>
-  <w:style w:type="paragraph" w:styleId="Title">
+  <w:style w:type="paragraph" w:styleId="affc">
     <w:name w:val="Title"/>
-    <w:basedOn w:val="Normal"/>
+    <w:basedOn w:val="a1"/>
     <w:qFormat/>
     <w:rsid w:val="008C41F8"/>
     <w:pPr>
@@ -19977,10 +20766,10 @@
       <w:szCs w:val="32"/>
     </w:rPr>
   </w:style>
-  <w:style w:type="paragraph" w:styleId="TOAHeading">
+  <w:style w:type="paragraph" w:styleId="affd">
     <w:name w:val="toa heading"/>
-    <w:basedOn w:val="Normal"/>
-    <w:next w:val="Normal"/>
+    <w:basedOn w:val="a1"/>
+    <w:next w:val="a1"/>
     <w:semiHidden/>
     <w:rsid w:val="008C41F8"/>
     <w:pPr>
@@ -19993,9 +20782,9 @@
       <w:sz w:val="24"/>
     </w:rPr>
   </w:style>
-  <w:style w:type="table" w:styleId="TableGrid">
+  <w:style w:type="table" w:styleId="affe">
     <w:name w:val="Table Grid"/>
-    <w:basedOn w:val="TableNormal"/>
+    <w:basedOn w:val="a3"/>
     <w:rsid w:val="008C41F8"/>
     <w:pPr>
       <w:spacing w:line="360" w:lineRule="auto"/>
@@ -20013,9 +20802,9 @@
       </w:tblBorders>
     </w:tblPr>
   </w:style>
-  <w:style w:type="character" w:styleId="PlaceholderText">
+  <w:style w:type="character" w:styleId="afff">
     <w:name w:val="Placeholder Text"/>
-    <w:basedOn w:val="DefaultParagraphFont"/>
+    <w:basedOn w:val="a2"/>
     <w:uiPriority w:val="99"/>
     <w:semiHidden/>
     <w:rsid w:val="00126678"/>
@@ -20023,10 +20812,10 @@
       <w:color w:val="808080"/>
     </w:rPr>
   </w:style>
-  <w:style w:type="character" w:customStyle="1" w:styleId="HeaderChar">
-    <w:name w:val="Header Char"/>
-    <w:basedOn w:val="DefaultParagraphFont"/>
-    <w:link w:val="Header"/>
+  <w:style w:type="character" w:customStyle="1" w:styleId="af1">
+    <w:name w:val="Верхній колонтитул Знак"/>
+    <w:basedOn w:val="a2"/>
+    <w:link w:val="af0"/>
     <w:uiPriority w:val="99"/>
     <w:rsid w:val="00FC43A0"/>
     <w:rPr>
@@ -20036,10 +20825,10 @@
       <w:lang w:val="uk-UA"/>
     </w:rPr>
   </w:style>
-  <w:style w:type="character" w:customStyle="1" w:styleId="FooterChar">
-    <w:name w:val="Footer Char"/>
-    <w:basedOn w:val="DefaultParagraphFont"/>
-    <w:link w:val="Footer"/>
+  <w:style w:type="character" w:customStyle="1" w:styleId="aa">
+    <w:name w:val="Нижній колонтитул Знак"/>
+    <w:basedOn w:val="a2"/>
+    <w:link w:val="a9"/>
     <w:uiPriority w:val="99"/>
     <w:rsid w:val="00FC43A0"/>
     <w:rPr>
@@ -20053,7 +20842,7 @@
 </file>
 
 <file path=word/glossary/document.xml><?xml version="1.0" encoding="utf-8"?>
-<w:glossaryDocument xmlns:wpc="http://schemas.microsoft.com/office/word/2010/wordprocessingCanvas" xmlns:mc="http://schemas.openxmlformats.org/markup-compatibility/2006" xmlns:o="urn:schemas-microsoft-com:office:office" xmlns:r="http://schemas.openxmlformats.org/officeDocument/2006/relationships" xmlns:m="http://schemas.openxmlformats.org/officeDocument/2006/math" xmlns:v="urn:schemas-microsoft-com:vml" xmlns:wp14="http://schemas.microsoft.com/office/word/2010/wordprocessingDrawing" xmlns:wp="http://schemas.openxmlformats.org/drawingml/2006/wordprocessingDrawing" xmlns:w10="urn:schemas-microsoft-com:office:word" xmlns:w="http://schemas.openxmlformats.org/wordprocessingml/2006/main" xmlns:w14="http://schemas.microsoft.com/office/word/2010/wordml" xmlns:w15="http://schemas.microsoft.com/office/word/2012/wordml" xmlns:wpg="http://schemas.microsoft.com/office/word/2010/wordprocessingGroup" xmlns:wpi="http://schemas.microsoft.com/office/word/2010/wordprocessingInk" xmlns:wne="http://schemas.microsoft.com/office/word/2006/wordml" xmlns:wps="http://schemas.microsoft.com/office/word/2010/wordprocessingShape" mc:Ignorable="w14 w15 wp14">
+<w:glossaryDocument xmlns:wpc="http://schemas.microsoft.com/office/word/2010/wordprocessingCanvas" xmlns:cx="http://schemas.microsoft.com/office/drawing/2014/chartex" xmlns:cx1="http://schemas.microsoft.com/office/drawing/2015/9/8/chartex" xmlns:cx2="http://schemas.microsoft.com/office/drawing/2015/10/21/chartex" xmlns:cx3="http://schemas.microsoft.com/office/drawing/2016/5/9/chartex" xmlns:cx4="http://schemas.microsoft.com/office/drawing/2016/5/10/chartex" xmlns:cx5="http://schemas.microsoft.com/office/drawing/2016/5/11/chartex" xmlns:cx6="http://schemas.microsoft.com/office/drawing/2016/5/12/chartex" xmlns:cx7="http://schemas.microsoft.com/office/drawing/2016/5/13/chartex" xmlns:cx8="http://schemas.microsoft.com/office/drawing/2016/5/14/chartex" xmlns:mc="http://schemas.openxmlformats.org/markup-compatibility/2006" xmlns:aink="http://schemas.microsoft.com/office/drawing/2016/ink" xmlns:am3d="http://schemas.microsoft.com/office/drawing/2017/model3d" xmlns:o="urn:schemas-microsoft-com:office:office" xmlns:oel="http://schemas.microsoft.com/office/2019/extlst" xmlns:r="http://schemas.openxmlformats.org/officeDocument/2006/relationships" xmlns:m="http://schemas.openxmlformats.org/officeDocument/2006/math" xmlns:v="urn:schemas-microsoft-com:vml" xmlns:wp14="http://schemas.microsoft.com/office/word/2010/wordprocessingDrawing" xmlns:wp="http://schemas.openxmlformats.org/drawingml/2006/wordprocessingDrawing" xmlns:w10="urn:schemas-microsoft-com:office:word" xmlns:w="http://schemas.openxmlformats.org/wordprocessingml/2006/main" xmlns:w14="http://schemas.microsoft.com/office/word/2010/wordml" xmlns:w15="http://schemas.microsoft.com/office/word/2012/wordml" xmlns:w16cex="http://schemas.microsoft.com/office/word/2018/wordml/cex" xmlns:w16cid="http://schemas.microsoft.com/office/word/2016/wordml/cid" xmlns:w16="http://schemas.microsoft.com/office/word/2018/wordml" xmlns:w16sdtdh="http://schemas.microsoft.com/office/word/2020/wordml/sdtdatahash" xmlns:w16se="http://schemas.microsoft.com/office/word/2015/wordml/symex" xmlns:wpg="http://schemas.microsoft.com/office/word/2010/wordprocessingGroup" xmlns:wpi="http://schemas.microsoft.com/office/word/2010/wordprocessingInk" xmlns:wne="http://schemas.microsoft.com/office/word/2006/wordml" xmlns:wps="http://schemas.microsoft.com/office/word/2010/wordprocessingShape" mc:Ignorable="w14 w15 w16se w16cid w16 w16cex w16sdtdh wp14">
   <w:docParts>
     <w:docPart>
       <w:docPartPr>
@@ -20090,7 +20879,7 @@
 </file>
 
 <file path=word/glossary/fontTable.xml><?xml version="1.0" encoding="utf-8"?>
-<w:fonts xmlns:mc="http://schemas.openxmlformats.org/markup-compatibility/2006" xmlns:r="http://schemas.openxmlformats.org/officeDocument/2006/relationships" xmlns:w="http://schemas.openxmlformats.org/wordprocessingml/2006/main" xmlns:w14="http://schemas.microsoft.com/office/word/2010/wordml" xmlns:w15="http://schemas.microsoft.com/office/word/2012/wordml" mc:Ignorable="w14 w15">
+<w:fonts xmlns:mc="http://schemas.openxmlformats.org/markup-compatibility/2006" xmlns:r="http://schemas.openxmlformats.org/officeDocument/2006/relationships" xmlns:w="http://schemas.openxmlformats.org/wordprocessingml/2006/main" xmlns:w14="http://schemas.microsoft.com/office/word/2010/wordml" xmlns:w15="http://schemas.microsoft.com/office/word/2012/wordml" xmlns:w16cex="http://schemas.microsoft.com/office/word/2018/wordml/cex" xmlns:w16cid="http://schemas.microsoft.com/office/word/2016/wordml/cid" xmlns:w16="http://schemas.microsoft.com/office/word/2018/wordml" xmlns:w16sdtdh="http://schemas.microsoft.com/office/word/2020/wordml/sdtdatahash" xmlns:w16se="http://schemas.microsoft.com/office/word/2015/wordml/symex" mc:Ignorable="w14 w15 w16se w16cid w16 w16cex w16sdtdh">
   <w:font w:name="Symbol">
     <w:panose1 w:val="05050102010706020507"/>
     <w:charset w:val="02"/>
@@ -20100,24 +20889,24 @@
   </w:font>
   <w:font w:name="Times New Roman">
     <w:panose1 w:val="02020603050405020304"/>
-    <w:charset w:val="00"/>
+    <w:charset w:val="CC"/>
     <w:family w:val="roman"/>
     <w:pitch w:val="variable"/>
-    <w:sig w:usb0="E0002EFF" w:usb1="C0007843" w:usb2="00000009" w:usb3="00000000" w:csb0="000001FF" w:csb1="00000000"/>
+    <w:sig w:usb0="E0002EFF" w:usb1="C000785B" w:usb2="00000009" w:usb3="00000000" w:csb0="000001FF" w:csb1="00000000"/>
   </w:font>
   <w:font w:name="Calibri">
     <w:panose1 w:val="020F0502020204030204"/>
-    <w:charset w:val="00"/>
+    <w:charset w:val="CC"/>
     <w:family w:val="swiss"/>
     <w:pitch w:val="variable"/>
-    <w:sig w:usb0="E00002FF" w:usb1="4000ACFF" w:usb2="00000001" w:usb3="00000000" w:csb0="0000019F" w:csb1="00000000"/>
+    <w:sig w:usb0="E4002EFF" w:usb1="C200247B" w:usb2="00000009" w:usb3="00000000" w:csb0="000001FF" w:csb1="00000000"/>
   </w:font>
   <w:font w:name="Arial">
     <w:panose1 w:val="020B0604020202020204"/>
-    <w:charset w:val="00"/>
+    <w:charset w:val="CC"/>
     <w:family w:val="swiss"/>
     <w:pitch w:val="variable"/>
-    <w:sig w:usb0="E0002AFF" w:usb1="C0007843" w:usb2="00000009" w:usb3="00000000" w:csb0="000001FF" w:csb1="00000000"/>
+    <w:sig w:usb0="E0002EFF" w:usb1="C000785B" w:usb2="00000009" w:usb3="00000000" w:csb0="000001FF" w:csb1="00000000"/>
   </w:font>
   <w:font w:name="Academy">
     <w:altName w:val="Times New Roman"/>
@@ -20128,7 +20917,7 @@
   </w:font>
   <w:font w:name="Tahoma">
     <w:panose1 w:val="020B0604030504040204"/>
-    <w:charset w:val="00"/>
+    <w:charset w:val="CC"/>
     <w:family w:val="swiss"/>
     <w:pitch w:val="variable"/>
     <w:sig w:usb0="E1002EFF" w:usb1="C000605B" w:usb2="00000029" w:usb3="00000000" w:csb0="000101FF" w:csb1="00000000"/>
@@ -20142,39 +20931,40 @@
   </w:font>
   <w:font w:name="Courier New">
     <w:panose1 w:val="02070309020205020404"/>
-    <w:charset w:val="00"/>
+    <w:charset w:val="CC"/>
     <w:family w:val="modern"/>
     <w:pitch w:val="fixed"/>
-    <w:sig w:usb0="E0002AFF" w:usb1="C0007843" w:usb2="00000009" w:usb3="00000000" w:csb0="000001FF" w:csb1="00000000"/>
+    <w:sig w:usb0="E0002EFF" w:usb1="C0007843" w:usb2="00000009" w:usb3="00000000" w:csb0="000001FF" w:csb1="00000000"/>
   </w:font>
   <w:font w:name="Arial Narrow">
     <w:panose1 w:val="020B0606020202030204"/>
-    <w:charset w:val="00"/>
+    <w:charset w:val="CC"/>
     <w:family w:val="swiss"/>
     <w:pitch w:val="variable"/>
     <w:sig w:usb0="00000287" w:usb1="00000800" w:usb2="00000000" w:usb3="00000000" w:csb0="0000009F" w:csb1="00000000"/>
   </w:font>
   <w:font w:name="Cambria Math">
     <w:panose1 w:val="02040503050406030204"/>
-    <w:charset w:val="00"/>
+    <w:charset w:val="CC"/>
     <w:family w:val="roman"/>
     <w:pitch w:val="variable"/>
-    <w:sig w:usb0="E00002FF" w:usb1="420024FF" w:usb2="00000000" w:usb3="00000000" w:csb0="0000019F" w:csb1="00000000"/>
+    <w:sig w:usb0="E00006FF" w:usb1="420024FF" w:usb2="02000000" w:usb3="00000000" w:csb0="0000019F" w:csb1="00000000"/>
   </w:font>
   <w:font w:name="Calibri Light">
     <w:panose1 w:val="020F0302020204030204"/>
-    <w:charset w:val="00"/>
+    <w:charset w:val="CC"/>
     <w:family w:val="swiss"/>
     <w:pitch w:val="variable"/>
-    <w:sig w:usb0="A00002EF" w:usb1="4000207B" w:usb2="00000000" w:usb3="00000000" w:csb0="0000019F" w:csb1="00000000"/>
+    <w:sig w:usb0="E4002EFF" w:usb1="C200247B" w:usb2="00000009" w:usb3="00000000" w:csb0="000001FF" w:csb1="00000000"/>
   </w:font>
 </w:fonts>
 </file>
 
 <file path=word/glossary/settings.xml><?xml version="1.0" encoding="utf-8"?>
-<w:settings xmlns:mc="http://schemas.openxmlformats.org/markup-compatibility/2006" xmlns:o="urn:schemas-microsoft-com:office:office" xmlns:r="http://schemas.openxmlformats.org/officeDocument/2006/relationships" xmlns:m="http://schemas.openxmlformats.org/officeDocument/2006/math" xmlns:v="urn:schemas-microsoft-com:vml" xmlns:w10="urn:schemas-microsoft-com:office:word" xmlns:w="http://schemas.openxmlformats.org/wordprocessingml/2006/main" xmlns:w14="http://schemas.microsoft.com/office/word/2010/wordml" xmlns:w15="http://schemas.microsoft.com/office/word/2012/wordml" xmlns:sl="http://schemas.openxmlformats.org/schemaLibrary/2006/main" mc:Ignorable="w14 w15">
+<w:settings xmlns:mc="http://schemas.openxmlformats.org/markup-compatibility/2006" xmlns:o="urn:schemas-microsoft-com:office:office" xmlns:r="http://schemas.openxmlformats.org/officeDocument/2006/relationships" xmlns:m="http://schemas.openxmlformats.org/officeDocument/2006/math" xmlns:v="urn:schemas-microsoft-com:vml" xmlns:w10="urn:schemas-microsoft-com:office:word" xmlns:w="http://schemas.openxmlformats.org/wordprocessingml/2006/main" xmlns:w14="http://schemas.microsoft.com/office/word/2010/wordml" xmlns:w15="http://schemas.microsoft.com/office/word/2012/wordml" xmlns:w16cex="http://schemas.microsoft.com/office/word/2018/wordml/cex" xmlns:w16cid="http://schemas.microsoft.com/office/word/2016/wordml/cid" xmlns:w16="http://schemas.microsoft.com/office/word/2018/wordml" xmlns:w16sdtdh="http://schemas.microsoft.com/office/word/2020/wordml/sdtdatahash" xmlns:w16se="http://schemas.microsoft.com/office/word/2015/wordml/symex" xmlns:sl="http://schemas.openxmlformats.org/schemaLibrary/2006/main" mc:Ignorable="w14 w15 w16se w16cid w16 w16cex w16sdtdh">
   <w:view w:val="normal"/>
   <w:defaultTabStop w:val="720"/>
+  <w:hyphenationZone w:val="425"/>
   <w:characterSpacingControl w:val="doNotCompress"/>
   <w:compat>
     <w:useFELayout/>
@@ -20183,10 +20973,12 @@
     <w:compatSetting w:name="enableOpenTypeFeatures" w:uri="http://schemas.microsoft.com/office/word" w:val="1"/>
     <w:compatSetting w:name="doNotFlipMirrorIndents" w:uri="http://schemas.microsoft.com/office/word" w:val="1"/>
     <w:compatSetting w:name="differentiateMultirowTableHeaders" w:uri="http://schemas.microsoft.com/office/word" w:val="1"/>
+    <w:compatSetting w:name="useWord2013TrackBottomHyphenation" w:uri="http://schemas.microsoft.com/office/word" w:val="1"/>
   </w:compat>
   <w:rsids>
     <w:rsidRoot w:val="00652447"/>
     <w:rsid w:val="00652447"/>
+    <w:rsid w:val="00714AF0"/>
   </w:rsids>
   <m:mathPr>
     <m:mathFont m:val="Cambria Math"/>
@@ -20203,14 +20995,14 @@
   </m:mathPr>
   <w:themeFontLang w:val="en-US"/>
   <w:clrSchemeMapping w:bg1="light1" w:t1="dark1" w:bg2="light2" w:t2="dark2" w:accent1="accent1" w:accent2="accent2" w:accent3="accent3" w:accent4="accent4" w:accent5="accent5" w:accent6="accent6" w:hyperlink="hyperlink" w:followedHyperlink="followedHyperlink"/>
-  <w:decimalSymbol w:val="."/>
+  <w:decimalSymbol w:val=","/>
   <w:listSeparator w:val=";"/>
   <w15:chartTrackingRefBased/>
 </w:settings>
 </file>
 
 <file path=word/glossary/styles.xml><?xml version="1.0" encoding="utf-8"?>
-<w:styles xmlns:mc="http://schemas.openxmlformats.org/markup-compatibility/2006" xmlns:r="http://schemas.openxmlformats.org/officeDocument/2006/relationships" xmlns:w="http://schemas.openxmlformats.org/wordprocessingml/2006/main" xmlns:w14="http://schemas.microsoft.com/office/word/2010/wordml" xmlns:w15="http://schemas.microsoft.com/office/word/2012/wordml" mc:Ignorable="w14 w15">
+<w:styles xmlns:mc="http://schemas.openxmlformats.org/markup-compatibility/2006" xmlns:r="http://schemas.openxmlformats.org/officeDocument/2006/relationships" xmlns:w="http://schemas.openxmlformats.org/wordprocessingml/2006/main" xmlns:w14="http://schemas.microsoft.com/office/word/2010/wordml" xmlns:w15="http://schemas.microsoft.com/office/word/2012/wordml" xmlns:w16cex="http://schemas.microsoft.com/office/word/2018/wordml/cex" xmlns:w16cid="http://schemas.microsoft.com/office/word/2016/wordml/cid" xmlns:w16="http://schemas.microsoft.com/office/word/2018/wordml" xmlns:w16sdtdh="http://schemas.microsoft.com/office/word/2020/wordml/sdtdatahash" xmlns:w16se="http://schemas.microsoft.com/office/word/2015/wordml/symex" mc:Ignorable="w14 w15 w16se w16cid w16 w16cex w16sdtdh">
   <w:docDefaults>
     <w:rPrDefault>
       <w:rPr>
@@ -20226,7 +21018,7 @@
       </w:pPr>
     </w:pPrDefault>
   </w:docDefaults>
-  <w:latentStyles w:defLockedState="0" w:defUIPriority="99" w:defSemiHidden="0" w:defUnhideWhenUsed="0" w:defQFormat="0" w:count="371">
+  <w:latentStyles w:defLockedState="0" w:defUIPriority="99" w:defSemiHidden="0" w:defUnhideWhenUsed="0" w:defQFormat="0" w:count="376">
     <w:lsdException w:name="Normal" w:uiPriority="0" w:qFormat="1"/>
     <w:lsdException w:name="heading 1" w:uiPriority="9" w:qFormat="1"/>
     <w:lsdException w:name="heading 2" w:semiHidden="1" w:uiPriority="9" w:unhideWhenUsed="1" w:qFormat="1"/>
@@ -20598,18 +21390,23 @@
     <w:lsdException w:name="List Table 5 Dark Accent 6" w:uiPriority="50"/>
     <w:lsdException w:name="List Table 6 Colorful Accent 6" w:uiPriority="51"/>
     <w:lsdException w:name="List Table 7 Colorful Accent 6" w:uiPriority="52"/>
+    <w:lsdException w:name="Mention" w:semiHidden="1" w:unhideWhenUsed="1"/>
+    <w:lsdException w:name="Smart Hyperlink" w:semiHidden="1" w:unhideWhenUsed="1"/>
+    <w:lsdException w:name="Hashtag" w:semiHidden="1" w:unhideWhenUsed="1"/>
+    <w:lsdException w:name="Unresolved Mention" w:semiHidden="1" w:unhideWhenUsed="1"/>
+    <w:lsdException w:name="Smart Link" w:semiHidden="1" w:unhideWhenUsed="1"/>
   </w:latentStyles>
-  <w:style w:type="paragraph" w:default="1" w:styleId="Normal">
+  <w:style w:type="paragraph" w:default="1" w:styleId="a">
     <w:name w:val="Normal"/>
     <w:qFormat/>
   </w:style>
-  <w:style w:type="character" w:default="1" w:styleId="DefaultParagraphFont">
+  <w:style w:type="character" w:default="1" w:styleId="a0">
     <w:name w:val="Default Paragraph Font"/>
     <w:uiPriority w:val="1"/>
     <w:semiHidden/>
     <w:unhideWhenUsed/>
   </w:style>
-  <w:style w:type="table" w:default="1" w:styleId="TableNormal">
+  <w:style w:type="table" w:default="1" w:styleId="a1">
     <w:name w:val="Normal Table"/>
     <w:uiPriority w:val="99"/>
     <w:semiHidden/>
@@ -20624,23 +21421,11 @@
       </w:tblCellMar>
     </w:tblPr>
   </w:style>
-  <w:style w:type="numbering" w:default="1" w:styleId="NoList">
+  <w:style w:type="numbering" w:default="1" w:styleId="a2">
     <w:name w:val="No List"/>
     <w:uiPriority w:val="99"/>
     <w:semiHidden/>
     <w:unhideWhenUsed/>
-  </w:style>
-  <w:style w:type="paragraph" w:customStyle="1" w:styleId="EA6A77CA215D41A281239DE870A486CE">
-    <w:name w:val="EA6A77CA215D41A281239DE870A486CE"/>
-    <w:rsid w:val="00652447"/>
-  </w:style>
-  <w:style w:type="paragraph" w:customStyle="1" w:styleId="9A0F36503EAE462A8440288E47C0137A">
-    <w:name w:val="9A0F36503EAE462A8440288E47C0137A"/>
-    <w:rsid w:val="00652447"/>
-  </w:style>
-  <w:style w:type="paragraph" w:customStyle="1" w:styleId="F7B3BA7994D94117B8A482CC33CC4FC7">
-    <w:name w:val="F7B3BA7994D94117B8A482CC33CC4FC7"/>
-    <w:rsid w:val="00652447"/>
   </w:style>
   <w:style w:type="paragraph" w:customStyle="1" w:styleId="403A467C6D2D4755804ACF5CD7434CBD">
     <w:name w:val="403A467C6D2D4755804ACF5CD7434CBD"/>
@@ -20650,7 +21435,7 @@
 </file>
 
 <file path=word/glossary/webSettings.xml><?xml version="1.0" encoding="utf-8"?>
-<w:webSettings xmlns:mc="http://schemas.openxmlformats.org/markup-compatibility/2006" xmlns:r="http://schemas.openxmlformats.org/officeDocument/2006/relationships" xmlns:w="http://schemas.openxmlformats.org/wordprocessingml/2006/main" xmlns:w14="http://schemas.microsoft.com/office/word/2010/wordml" xmlns:w15="http://schemas.microsoft.com/office/word/2012/wordml" mc:Ignorable="w14 w15">
+<w:webSettings xmlns:mc="http://schemas.openxmlformats.org/markup-compatibility/2006" xmlns:r="http://schemas.openxmlformats.org/officeDocument/2006/relationships" xmlns:w="http://schemas.openxmlformats.org/wordprocessingml/2006/main" xmlns:w14="http://schemas.microsoft.com/office/word/2010/wordml" xmlns:w15="http://schemas.microsoft.com/office/word/2012/wordml" xmlns:w16cex="http://schemas.microsoft.com/office/word/2018/wordml/cex" xmlns:w16cid="http://schemas.microsoft.com/office/word/2016/wordml/cid" xmlns:w16="http://schemas.microsoft.com/office/word/2018/wordml" xmlns:w16sdtdh="http://schemas.microsoft.com/office/word/2020/wordml/sdtdatahash" xmlns:w16se="http://schemas.microsoft.com/office/word/2015/wordml/symex" mc:Ignorable="w14 w15 w16se w16cid w16 w16cex w16sdtdh">
   <w:optimizeForBrowser/>
   <w:allowPNG/>
 </w:webSettings>

--- a/Lec3/Lecture 3.docx
+++ b/Lec3/Lecture 3.docx
@@ -1,6 +1,6 @@
 
 <file path=word/document.xml><?xml version="1.0" encoding="utf-8"?>
-<w:document xmlns:wpc="http://schemas.microsoft.com/office/word/2010/wordprocessingCanvas" xmlns:cx="http://schemas.microsoft.com/office/drawing/2014/chartex" xmlns:cx1="http://schemas.microsoft.com/office/drawing/2015/9/8/chartex" xmlns:cx2="http://schemas.microsoft.com/office/drawing/2015/10/21/chartex" xmlns:cx3="http://schemas.microsoft.com/office/drawing/2016/5/9/chartex" xmlns:cx4="http://schemas.microsoft.com/office/drawing/2016/5/10/chartex" xmlns:cx5="http://schemas.microsoft.com/office/drawing/2016/5/11/chartex" xmlns:cx6="http://schemas.microsoft.com/office/drawing/2016/5/12/chartex" xmlns:cx7="http://schemas.microsoft.com/office/drawing/2016/5/13/chartex" xmlns:cx8="http://schemas.microsoft.com/office/drawing/2016/5/14/chartex" xmlns:mc="http://schemas.openxmlformats.org/markup-compatibility/2006" xmlns:aink="http://schemas.microsoft.com/office/drawing/2016/ink" xmlns:am3d="http://schemas.microsoft.com/office/drawing/2017/model3d" xmlns:o="urn:schemas-microsoft-com:office:office" xmlns:oel="http://schemas.microsoft.com/office/2019/extlst" xmlns:r="http://schemas.openxmlformats.org/officeDocument/2006/relationships" xmlns:m="http://schemas.openxmlformats.org/officeDocument/2006/math" xmlns:v="urn:schemas-microsoft-com:vml" xmlns:wp14="http://schemas.microsoft.com/office/word/2010/wordprocessingDrawing" xmlns:wp="http://schemas.openxmlformats.org/drawingml/2006/wordprocessingDrawing" xmlns:w10="urn:schemas-microsoft-com:office:word" xmlns:w="http://schemas.openxmlformats.org/wordprocessingml/2006/main" xmlns:w14="http://schemas.microsoft.com/office/word/2010/wordml" xmlns:w15="http://schemas.microsoft.com/office/word/2012/wordml" xmlns:w16cex="http://schemas.microsoft.com/office/word/2018/wordml/cex" xmlns:w16cid="http://schemas.microsoft.com/office/word/2016/wordml/cid" xmlns:w16="http://schemas.microsoft.com/office/word/2018/wordml" xmlns:w16sdtdh="http://schemas.microsoft.com/office/word/2020/wordml/sdtdatahash" xmlns:w16se="http://schemas.microsoft.com/office/word/2015/wordml/symex" xmlns:wpg="http://schemas.microsoft.com/office/word/2010/wordprocessingGroup" xmlns:wpi="http://schemas.microsoft.com/office/word/2010/wordprocessingInk" xmlns:wne="http://schemas.microsoft.com/office/word/2006/wordml" xmlns:wps="http://schemas.microsoft.com/office/word/2010/wordprocessingShape" mc:Ignorable="w14 w15 w16se w16cid w16 w16cex w16sdtdh wp14">
+<w:document xmlns:wpc="http://schemas.microsoft.com/office/word/2010/wordprocessingCanvas" xmlns:cx="http://schemas.microsoft.com/office/drawing/2014/chartex" xmlns:cx1="http://schemas.microsoft.com/office/drawing/2015/9/8/chartex" xmlns:cx2="http://schemas.microsoft.com/office/drawing/2015/10/21/chartex" xmlns:cx3="http://schemas.microsoft.com/office/drawing/2016/5/9/chartex" xmlns:cx4="http://schemas.microsoft.com/office/drawing/2016/5/10/chartex" xmlns:cx5="http://schemas.microsoft.com/office/drawing/2016/5/11/chartex" xmlns:cx6="http://schemas.microsoft.com/office/drawing/2016/5/12/chartex" xmlns:cx7="http://schemas.microsoft.com/office/drawing/2016/5/13/chartex" xmlns:cx8="http://schemas.microsoft.com/office/drawing/2016/5/14/chartex" xmlns:mc="http://schemas.openxmlformats.org/markup-compatibility/2006" xmlns:aink="http://schemas.microsoft.com/office/drawing/2016/ink" xmlns:am3d="http://schemas.microsoft.com/office/drawing/2017/model3d" xmlns:o="urn:schemas-microsoft-com:office:office" xmlns:oel="http://schemas.microsoft.com/office/2019/extlst" xmlns:r="http://schemas.openxmlformats.org/officeDocument/2006/relationships" xmlns:m="http://schemas.openxmlformats.org/officeDocument/2006/math" xmlns:v="urn:schemas-microsoft-com:vml" xmlns:wp14="http://schemas.microsoft.com/office/word/2010/wordprocessingDrawing" xmlns:wp="http://schemas.openxmlformats.org/drawingml/2006/wordprocessingDrawing" xmlns:w10="urn:schemas-microsoft-com:office:word" xmlns:w="http://schemas.openxmlformats.org/wordprocessingml/2006/main" xmlns:w14="http://schemas.microsoft.com/office/word/2010/wordml" xmlns:w15="http://schemas.microsoft.com/office/word/2012/wordml" xmlns:w16cex="http://schemas.microsoft.com/office/word/2018/wordml/cex" xmlns:w16cid="http://schemas.microsoft.com/office/word/2016/wordml/cid" xmlns:w16="http://schemas.microsoft.com/office/word/2018/wordml" xmlns:w16du="http://schemas.microsoft.com/office/word/2023/wordml/word16du" xmlns:w16sdtdh="http://schemas.microsoft.com/office/word/2020/wordml/sdtdatahash" xmlns:w16se="http://schemas.microsoft.com/office/word/2015/wordml/symex" xmlns:wpg="http://schemas.microsoft.com/office/word/2010/wordprocessingGroup" xmlns:wpi="http://schemas.microsoft.com/office/word/2010/wordprocessingInk" xmlns:wne="http://schemas.microsoft.com/office/word/2006/wordml" xmlns:wps="http://schemas.microsoft.com/office/word/2010/wordprocessingShape" mc:Ignorable="w14 w15 w16se w16cid w16 w16cex w16sdtdh w16du wp14">
   <w:body>
     <w:p>
       <w:pPr>
@@ -2835,7 +2835,7 @@
                 <v:shape id="_x0000_i1025" type="#_x0000_t75" style="width:42pt;height:16.8pt" o:ole="">
                   <v:imagedata r:id="rId9" o:title=""/>
                 </v:shape>
-                <o:OLEObject Type="Embed" ProgID="Equation.3" ShapeID="_x0000_i1025" DrawAspect="Content" ObjectID="_1770651333" r:id="rId10"/>
+                <o:OLEObject Type="Embed" ProgID="Equation.3" ShapeID="_x0000_i1025" DrawAspect="Content" ObjectID="_1775345536" r:id="rId10"/>
               </w:object>
             </w:r>
           </w:p>
@@ -4077,7 +4077,7 @@
                 <v:shape id="_x0000_i1026" type="#_x0000_t75" style="width:115.8pt;height:33.6pt" o:ole="">
                   <v:imagedata r:id="rId11" o:title=""/>
                 </v:shape>
-                <o:OLEObject Type="Embed" ProgID="Equation.3" ShapeID="_x0000_i1026" DrawAspect="Content" ObjectID="_1770651334" r:id="rId12"/>
+                <o:OLEObject Type="Embed" ProgID="Equation.3" ShapeID="_x0000_i1026" DrawAspect="Content" ObjectID="_1775345537" r:id="rId12"/>
               </w:object>
             </w:r>
           </w:p>
@@ -4501,7 +4501,7 @@
                 <v:shape id="_x0000_i1027" type="#_x0000_t75" style="width:58.8pt;height:34.8pt" o:ole="">
                   <v:imagedata r:id="rId13" o:title=""/>
                 </v:shape>
-                <o:OLEObject Type="Embed" ProgID="Equation.3" ShapeID="_x0000_i1027" DrawAspect="Content" ObjectID="_1770651335" r:id="rId14"/>
+                <o:OLEObject Type="Embed" ProgID="Equation.3" ShapeID="_x0000_i1027" DrawAspect="Content" ObjectID="_1775345538" r:id="rId14"/>
               </w:object>
             </w:r>
           </w:p>
@@ -4923,7 +4923,7 @@
                 <v:shape id="_x0000_i1028" type="#_x0000_t75" style="width:186.6pt;height:34.8pt" o:ole="">
                   <v:imagedata r:id="rId15" o:title=""/>
                 </v:shape>
-                <o:OLEObject Type="Embed" ProgID="Equation.3" ShapeID="_x0000_i1028" DrawAspect="Content" ObjectID="_1770651336" r:id="rId16"/>
+                <o:OLEObject Type="Embed" ProgID="Equation.3" ShapeID="_x0000_i1028" DrawAspect="Content" ObjectID="_1775345539" r:id="rId16"/>
               </w:object>
             </w:r>
           </w:p>
@@ -5040,7 +5040,7 @@
                 <v:shape id="_x0000_i1029" type="#_x0000_t75" style="width:139.8pt;height:34.8pt" o:ole="">
                   <v:imagedata r:id="rId17" o:title=""/>
                 </v:shape>
-                <o:OLEObject Type="Embed" ProgID="Equation.3" ShapeID="_x0000_i1029" DrawAspect="Content" ObjectID="_1770651337" r:id="rId18"/>
+                <o:OLEObject Type="Embed" ProgID="Equation.3" ShapeID="_x0000_i1029" DrawAspect="Content" ObjectID="_1775345540" r:id="rId18"/>
               </w:object>
             </w:r>
           </w:p>
@@ -5117,7 +5117,7 @@
                 <v:shape id="_x0000_i1030" type="#_x0000_t75" style="width:172.8pt;height:18pt" o:ole="">
                   <v:imagedata r:id="rId19" o:title=""/>
                 </v:shape>
-                <o:OLEObject Type="Embed" ProgID="Equation.3" ShapeID="_x0000_i1030" DrawAspect="Content" ObjectID="_1770651338" r:id="rId20"/>
+                <o:OLEObject Type="Embed" ProgID="Equation.3" ShapeID="_x0000_i1030" DrawAspect="Content" ObjectID="_1775345541" r:id="rId20"/>
               </w:object>
             </w:r>
           </w:p>
@@ -5277,7 +5277,7 @@
                 <v:shape id="_x0000_i1031" type="#_x0000_t75" style="width:118.8pt;height:34.8pt" o:ole="">
                   <v:imagedata r:id="rId21" o:title=""/>
                 </v:shape>
-                <o:OLEObject Type="Embed" ProgID="Equation.3" ShapeID="_x0000_i1031" DrawAspect="Content" ObjectID="_1770651339" r:id="rId22"/>
+                <o:OLEObject Type="Embed" ProgID="Equation.3" ShapeID="_x0000_i1031" DrawAspect="Content" ObjectID="_1775345542" r:id="rId22"/>
               </w:object>
             </w:r>
           </w:p>
@@ -5334,7 +5334,7 @@
           <v:shape id="_x0000_i1032" type="#_x0000_t75" style="width:10.8pt;height:13.2pt" o:ole="">
             <v:imagedata r:id="rId23" o:title=""/>
           </v:shape>
-          <o:OLEObject Type="Embed" ProgID="Equation.3" ShapeID="_x0000_i1032" DrawAspect="Content" ObjectID="_1770651340" r:id="rId24"/>
+          <o:OLEObject Type="Embed" ProgID="Equation.3" ShapeID="_x0000_i1032" DrawAspect="Content" ObjectID="_1775345543" r:id="rId24"/>
         </w:object>
       </w:r>
       <w:r>
@@ -5551,7 +5551,7 @@
                 <v:shape id="_x0000_i1033" type="#_x0000_t75" style="width:120pt;height:34.8pt" o:ole="">
                   <v:imagedata r:id="rId25" o:title=""/>
                 </v:shape>
-                <o:OLEObject Type="Embed" ProgID="Equation.3" ShapeID="_x0000_i1033" DrawAspect="Content" ObjectID="_1770651341" r:id="rId26"/>
+                <o:OLEObject Type="Embed" ProgID="Equation.3" ShapeID="_x0000_i1033" DrawAspect="Content" ObjectID="_1775345544" r:id="rId26"/>
               </w:object>
             </w:r>
           </w:p>
@@ -5690,7 +5690,7 @@
                 <v:shape id="_x0000_i1034" type="#_x0000_t75" style="width:100.2pt;height:34.8pt" o:ole="">
                   <v:imagedata r:id="rId27" o:title=""/>
                 </v:shape>
-                <o:OLEObject Type="Embed" ProgID="Equation.3" ShapeID="_x0000_i1034" DrawAspect="Content" ObjectID="_1770651342" r:id="rId28"/>
+                <o:OLEObject Type="Embed" ProgID="Equation.3" ShapeID="_x0000_i1034" DrawAspect="Content" ObjectID="_1775345545" r:id="rId28"/>
               </w:object>
             </w:r>
           </w:p>
@@ -5741,7 +5741,7 @@
           <v:shape id="_x0000_i1035" type="#_x0000_t75" style="width:48pt;height:16.2pt" o:ole="">
             <v:imagedata r:id="rId29" o:title=""/>
           </v:shape>
-          <o:OLEObject Type="Embed" ProgID="Equation.3" ShapeID="_x0000_i1035" DrawAspect="Content" ObjectID="_1770651343" r:id="rId30"/>
+          <o:OLEObject Type="Embed" ProgID="Equation.3" ShapeID="_x0000_i1035" DrawAspect="Content" ObjectID="_1775345546" r:id="rId30"/>
         </w:object>
       </w:r>
       <w:r>
@@ -5885,7 +5885,7 @@
                 <v:shape id="_x0000_i1036" type="#_x0000_t75" style="width:49.2pt;height:34.8pt" o:ole="">
                   <v:imagedata r:id="rId31" o:title=""/>
                 </v:shape>
-                <o:OLEObject Type="Embed" ProgID="Equation.DSMT4" ShapeID="_x0000_i1036" DrawAspect="Content" ObjectID="_1770651344" r:id="rId32"/>
+                <o:OLEObject Type="Embed" ProgID="Equation.DSMT4" ShapeID="_x0000_i1036" DrawAspect="Content" ObjectID="_1775345547" r:id="rId32"/>
               </w:object>
             </w:r>
           </w:p>
@@ -6496,7 +6496,7 @@
                 <v:shape id="_x0000_i1037" type="#_x0000_t75" style="width:81pt;height:41.4pt" o:ole="">
                   <v:imagedata r:id="rId33" o:title=""/>
                 </v:shape>
-                <o:OLEObject Type="Embed" ProgID="Equation.DSMT4" ShapeID="_x0000_i1037" DrawAspect="Content" ObjectID="_1770651345" r:id="rId34"/>
+                <o:OLEObject Type="Embed" ProgID="Equation.DSMT4" ShapeID="_x0000_i1037" DrawAspect="Content" ObjectID="_1775345548" r:id="rId34"/>
               </w:object>
             </w:r>
           </w:p>
@@ -6801,7 +6801,7 @@
                 <v:shape id="_x0000_i1038" type="#_x0000_t75" style="width:93pt;height:37.8pt" o:ole="">
                   <v:imagedata r:id="rId35" o:title=""/>
                 </v:shape>
-                <o:OLEObject Type="Embed" ProgID="Equation.DSMT4" ShapeID="_x0000_i1038" DrawAspect="Content" ObjectID="_1770651346" r:id="rId36"/>
+                <o:OLEObject Type="Embed" ProgID="Equation.DSMT4" ShapeID="_x0000_i1038" DrawAspect="Content" ObjectID="_1775345549" r:id="rId36"/>
               </w:object>
             </w:r>
           </w:p>
@@ -6900,7 +6900,7 @@
           <v:shape id="_x0000_i1039" type="#_x0000_t75" style="width:32.4pt;height:36.6pt" o:ole="">
             <v:imagedata r:id="rId37" o:title=""/>
           </v:shape>
-          <o:OLEObject Type="Embed" ProgID="Equation.3" ShapeID="_x0000_i1039" DrawAspect="Content" ObjectID="_1770651347" r:id="rId38"/>
+          <o:OLEObject Type="Embed" ProgID="Equation.3" ShapeID="_x0000_i1039" DrawAspect="Content" ObjectID="_1775345550" r:id="rId38"/>
         </w:object>
       </w:r>
       <w:r>
@@ -7125,7 +7125,7 @@
                 <v:shape id="_x0000_i1040" type="#_x0000_t75" style="width:48.6pt;height:15pt" o:ole="">
                   <v:imagedata r:id="rId39" o:title=""/>
                 </v:shape>
-                <o:OLEObject Type="Embed" ProgID="Equation.3" ShapeID="_x0000_i1040" DrawAspect="Content" ObjectID="_1770651348" r:id="rId40"/>
+                <o:OLEObject Type="Embed" ProgID="Equation.3" ShapeID="_x0000_i1040" DrawAspect="Content" ObjectID="_1775345551" r:id="rId40"/>
               </w:object>
             </w:r>
           </w:p>
@@ -7254,7 +7254,7 @@
                 <v:shape id="_x0000_i1041" type="#_x0000_t75" style="width:148.2pt;height:42pt" o:ole="">
                   <v:imagedata r:id="rId41" o:title=""/>
                 </v:shape>
-                <o:OLEObject Type="Embed" ProgID="Equation.DSMT4" ShapeID="_x0000_i1041" DrawAspect="Content" ObjectID="_1770651349" r:id="rId42"/>
+                <o:OLEObject Type="Embed" ProgID="Equation.DSMT4" ShapeID="_x0000_i1041" DrawAspect="Content" ObjectID="_1775345552" r:id="rId42"/>
               </w:object>
             </w:r>
           </w:p>
@@ -7364,7 +7364,7 @@
                 <v:shape id="_x0000_i1042" type="#_x0000_t75" style="width:93pt;height:36.6pt" o:ole="">
                   <v:imagedata r:id="rId43" o:title=""/>
                 </v:shape>
-                <o:OLEObject Type="Embed" ProgID="Equation.3" ShapeID="_x0000_i1042" DrawAspect="Content" ObjectID="_1770651350" r:id="rId44"/>
+                <o:OLEObject Type="Embed" ProgID="Equation.3" ShapeID="_x0000_i1042" DrawAspect="Content" ObjectID="_1775345553" r:id="rId44"/>
               </w:object>
             </w:r>
           </w:p>
@@ -7842,7 +7842,7 @@
                 <v:shape id="_x0000_i1043" type="#_x0000_t75" style="width:53.4pt;height:38.4pt" o:ole="">
                   <v:imagedata r:id="rId45" o:title=""/>
                 </v:shape>
-                <o:OLEObject Type="Embed" ProgID="Equation.3" ShapeID="_x0000_i1043" DrawAspect="Content" ObjectID="_1770651351" r:id="rId46"/>
+                <o:OLEObject Type="Embed" ProgID="Equation.3" ShapeID="_x0000_i1043" DrawAspect="Content" ObjectID="_1775345554" r:id="rId46"/>
               </w:object>
             </w:r>
           </w:p>
@@ -8030,7 +8030,7 @@
                 <v:shape id="_x0000_i1044" type="#_x0000_t75" style="width:53.4pt;height:32.4pt" o:ole="">
                   <v:imagedata r:id="rId47" o:title=""/>
                 </v:shape>
-                <o:OLEObject Type="Embed" ProgID="Equation.3" ShapeID="_x0000_i1044" DrawAspect="Content" ObjectID="_1770651352" r:id="rId48"/>
+                <o:OLEObject Type="Embed" ProgID="Equation.3" ShapeID="_x0000_i1044" DrawAspect="Content" ObjectID="_1775345555" r:id="rId48"/>
               </w:object>
             </w:r>
           </w:p>
@@ -8138,7 +8138,7 @@
                 <v:shape id="_x0000_i1045" type="#_x0000_t75" style="width:46.8pt;height:35.4pt" o:ole="">
                   <v:imagedata r:id="rId49" o:title=""/>
                 </v:shape>
-                <o:OLEObject Type="Embed" ProgID="Equation.3" ShapeID="_x0000_i1045" DrawAspect="Content" ObjectID="_1770651353" r:id="rId50"/>
+                <o:OLEObject Type="Embed" ProgID="Equation.3" ShapeID="_x0000_i1045" DrawAspect="Content" ObjectID="_1775345556" r:id="rId50"/>
               </w:object>
             </w:r>
           </w:p>
@@ -8627,7 +8627,7 @@
                 <v:shape id="_x0000_i1046" type="#_x0000_t75" style="width:76.2pt;height:16.8pt" o:ole="">
                   <v:imagedata r:id="rId51" o:title=""/>
                 </v:shape>
-                <o:OLEObject Type="Embed" ProgID="Equation.3" ShapeID="_x0000_i1046" DrawAspect="Content" ObjectID="_1770651354" r:id="rId52"/>
+                <o:OLEObject Type="Embed" ProgID="Equation.3" ShapeID="_x0000_i1046" DrawAspect="Content" ObjectID="_1775345557" r:id="rId52"/>
               </w:object>
             </w:r>
           </w:p>
@@ -8706,7 +8706,7 @@
                 <v:shape id="_x0000_i1047" type="#_x0000_t75" style="width:93.6pt;height:38.4pt" o:ole="">
                   <v:imagedata r:id="rId53" o:title=""/>
                 </v:shape>
-                <o:OLEObject Type="Embed" ProgID="Equation.3" ShapeID="_x0000_i1047" DrawAspect="Content" ObjectID="_1770651355" r:id="rId54"/>
+                <o:OLEObject Type="Embed" ProgID="Equation.3" ShapeID="_x0000_i1047" DrawAspect="Content" ObjectID="_1775345558" r:id="rId54"/>
               </w:object>
             </w:r>
           </w:p>
@@ -8836,7 +8836,7 @@
                 <v:shape id="_x0000_i1048" type="#_x0000_t75" style="width:210pt;height:52.8pt" o:ole="">
                   <v:imagedata r:id="rId55" o:title=""/>
                 </v:shape>
-                <o:OLEObject Type="Embed" ProgID="Equation.3" ShapeID="_x0000_i1048" DrawAspect="Content" ObjectID="_1770651356" r:id="rId56"/>
+                <o:OLEObject Type="Embed" ProgID="Equation.3" ShapeID="_x0000_i1048" DrawAspect="Content" ObjectID="_1775345559" r:id="rId56"/>
               </w:object>
             </w:r>
           </w:p>
@@ -9007,7 +9007,7 @@
                 <v:shape id="_x0000_i1049" type="#_x0000_t75" style="width:250.8pt;height:48pt" o:ole="">
                   <v:imagedata r:id="rId57" o:title=""/>
                 </v:shape>
-                <o:OLEObject Type="Embed" ProgID="Equation.3" ShapeID="_x0000_i1049" DrawAspect="Content" ObjectID="_1770651357" r:id="rId58"/>
+                <o:OLEObject Type="Embed" ProgID="Equation.3" ShapeID="_x0000_i1049" DrawAspect="Content" ObjectID="_1775345560" r:id="rId58"/>
               </w:object>
             </w:r>
             <w:r>
@@ -9103,7 +9103,7 @@
                 <v:shape id="_x0000_i1050" type="#_x0000_t75" style="width:65.4pt;height:39pt" o:ole="">
                   <v:imagedata r:id="rId59" o:title=""/>
                 </v:shape>
-                <o:OLEObject Type="Embed" ProgID="Equation.3" ShapeID="_x0000_i1050" DrawAspect="Content" ObjectID="_1770651358" r:id="rId60"/>
+                <o:OLEObject Type="Embed" ProgID="Equation.3" ShapeID="_x0000_i1050" DrawAspect="Content" ObjectID="_1775345561" r:id="rId60"/>
               </w:object>
             </w:r>
             <w:r>
@@ -9189,7 +9189,7 @@
                 <v:shape id="_x0000_i1051" type="#_x0000_t75" style="width:107.4pt;height:42pt" o:ole="">
                   <v:imagedata r:id="rId61" o:title=""/>
                 </v:shape>
-                <o:OLEObject Type="Embed" ProgID="Equation.3" ShapeID="_x0000_i1051" DrawAspect="Content" ObjectID="_1770651359" r:id="rId62"/>
+                <o:OLEObject Type="Embed" ProgID="Equation.3" ShapeID="_x0000_i1051" DrawAspect="Content" ObjectID="_1775345562" r:id="rId62"/>
               </w:object>
             </w:r>
             <w:r>
@@ -9368,7 +9368,7 @@
                 <v:shape id="_x0000_i1052" type="#_x0000_t75" style="width:101.4pt;height:39.6pt" o:ole="">
                   <v:imagedata r:id="rId63" o:title=""/>
                 </v:shape>
-                <o:OLEObject Type="Embed" ProgID="Equation.3" ShapeID="_x0000_i1052" DrawAspect="Content" ObjectID="_1770651360" r:id="rId64"/>
+                <o:OLEObject Type="Embed" ProgID="Equation.3" ShapeID="_x0000_i1052" DrawAspect="Content" ObjectID="_1775345563" r:id="rId64"/>
               </w:object>
             </w:r>
             <w:r>
@@ -9453,7 +9453,7 @@
           <v:shape id="_x0000_i1053" type="#_x0000_t75" style="width:61.2pt;height:34.8pt" o:ole="">
             <v:imagedata r:id="rId65" o:title=""/>
           </v:shape>
-          <o:OLEObject Type="Embed" ProgID="Equation.3" ShapeID="_x0000_i1053" DrawAspect="Content" ObjectID="_1770651361" r:id="rId66"/>
+          <o:OLEObject Type="Embed" ProgID="Equation.3" ShapeID="_x0000_i1053" DrawAspect="Content" ObjectID="_1775345564" r:id="rId66"/>
         </w:object>
       </w:r>
       <w:r>
@@ -9541,7 +9541,7 @@
                 <v:shape id="_x0000_i1054" type="#_x0000_t75" style="width:49.2pt;height:37.2pt" o:ole="">
                   <v:imagedata r:id="rId67" o:title=""/>
                 </v:shape>
-                <o:OLEObject Type="Embed" ProgID="Equation.3" ShapeID="_x0000_i1054" DrawAspect="Content" ObjectID="_1770651362" r:id="rId68"/>
+                <o:OLEObject Type="Embed" ProgID="Equation.3" ShapeID="_x0000_i1054" DrawAspect="Content" ObjectID="_1775345565" r:id="rId68"/>
               </w:object>
             </w:r>
             <w:r>
@@ -9660,7 +9660,7 @@
                 <v:shape id="_x0000_i1055" type="#_x0000_t75" style="width:269.4pt;height:40.2pt" o:ole="">
                   <v:imagedata r:id="rId69" o:title=""/>
                 </v:shape>
-                <o:OLEObject Type="Embed" ProgID="Equation.3" ShapeID="_x0000_i1055" DrawAspect="Content" ObjectID="_1770651363" r:id="rId70"/>
+                <o:OLEObject Type="Embed" ProgID="Equation.3" ShapeID="_x0000_i1055" DrawAspect="Content" ObjectID="_1775345566" r:id="rId70"/>
               </w:object>
             </w:r>
           </w:p>
@@ -9799,7 +9799,7 @@
                 <v:shape id="_x0000_i1056" type="#_x0000_t75" style="width:159pt;height:49.8pt" o:ole="">
                   <v:imagedata r:id="rId71" o:title=""/>
                 </v:shape>
-                <o:OLEObject Type="Embed" ProgID="Equation.3" ShapeID="_x0000_i1056" DrawAspect="Content" ObjectID="_1770651364" r:id="rId72"/>
+                <o:OLEObject Type="Embed" ProgID="Equation.3" ShapeID="_x0000_i1056" DrawAspect="Content" ObjectID="_1775345567" r:id="rId72"/>
               </w:object>
             </w:r>
           </w:p>
@@ -9899,7 +9899,7 @@
                 <v:shape id="_x0000_i1057" type="#_x0000_t75" style="width:177.6pt;height:42.6pt" o:ole="">
                   <v:imagedata r:id="rId73" o:title=""/>
                 </v:shape>
-                <o:OLEObject Type="Embed" ProgID="Equation.3" ShapeID="_x0000_i1057" DrawAspect="Content" ObjectID="_1770651365" r:id="rId74"/>
+                <o:OLEObject Type="Embed" ProgID="Equation.3" ShapeID="_x0000_i1057" DrawAspect="Content" ObjectID="_1775345568" r:id="rId74"/>
               </w:object>
             </w:r>
           </w:p>
@@ -9977,7 +9977,7 @@
                 <v:shape id="_x0000_i1058" type="#_x0000_t75" style="width:103.8pt;height:33pt" o:ole="">
                   <v:imagedata r:id="rId75" o:title=""/>
                 </v:shape>
-                <o:OLEObject Type="Embed" ProgID="Equation.3" ShapeID="_x0000_i1058" DrawAspect="Content" ObjectID="_1770651366" r:id="rId76"/>
+                <o:OLEObject Type="Embed" ProgID="Equation.3" ShapeID="_x0000_i1058" DrawAspect="Content" ObjectID="_1775345569" r:id="rId76"/>
               </w:object>
             </w:r>
             <w:r>
@@ -10204,7 +10204,7 @@
                 <v:shape id="_x0000_i1059" type="#_x0000_t75" style="width:75.6pt;height:37.2pt" o:ole="">
                   <v:imagedata r:id="rId77" o:title=""/>
                 </v:shape>
-                <o:OLEObject Type="Embed" ProgID="Equation.3" ShapeID="_x0000_i1059" DrawAspect="Content" ObjectID="_1770651367" r:id="rId78"/>
+                <o:OLEObject Type="Embed" ProgID="Equation.3" ShapeID="_x0000_i1059" DrawAspect="Content" ObjectID="_1775345570" r:id="rId78"/>
               </w:object>
             </w:r>
           </w:p>
@@ -10301,7 +10301,7 @@
                 <v:shape id="_x0000_i1060" type="#_x0000_t75" style="width:109.2pt;height:40.2pt" o:ole="">
                   <v:imagedata r:id="rId79" o:title=""/>
                 </v:shape>
-                <o:OLEObject Type="Embed" ProgID="Equation.3" ShapeID="_x0000_i1060" DrawAspect="Content" ObjectID="_1770651368" r:id="rId80"/>
+                <o:OLEObject Type="Embed" ProgID="Equation.3" ShapeID="_x0000_i1060" DrawAspect="Content" ObjectID="_1775345571" r:id="rId80"/>
               </w:object>
             </w:r>
           </w:p>
@@ -10420,7 +10420,7 @@
                 <v:shape id="_x0000_i1061" type="#_x0000_t75" style="width:159pt;height:39.6pt" o:ole="">
                   <v:imagedata r:id="rId81" o:title=""/>
                 </v:shape>
-                <o:OLEObject Type="Embed" ProgID="Equation.3" ShapeID="_x0000_i1061" DrawAspect="Content" ObjectID="_1770651369" r:id="rId82"/>
+                <o:OLEObject Type="Embed" ProgID="Equation.3" ShapeID="_x0000_i1061" DrawAspect="Content" ObjectID="_1775345572" r:id="rId82"/>
               </w:object>
             </w:r>
             <w:r>
@@ -10527,7 +10527,7 @@
                 <v:shape id="_x0000_i1062" type="#_x0000_t75" style="width:40.8pt;height:13.8pt" o:ole="">
                   <v:imagedata r:id="rId83" o:title=""/>
                 </v:shape>
-                <o:OLEObject Type="Embed" ProgID="Equation.3" ShapeID="_x0000_i1062" DrawAspect="Content" ObjectID="_1770651370" r:id="rId84"/>
+                <o:OLEObject Type="Embed" ProgID="Equation.3" ShapeID="_x0000_i1062" DrawAspect="Content" ObjectID="_1775345573" r:id="rId84"/>
               </w:object>
             </w:r>
           </w:p>
@@ -10687,7 +10687,7 @@
           <v:shape id="_x0000_i1063" type="#_x0000_t75" style="width:107.4pt;height:34.8pt" o:ole="">
             <v:imagedata r:id="rId85" o:title=""/>
           </v:shape>
-          <o:OLEObject Type="Embed" ProgID="Equation.3" ShapeID="_x0000_i1063" DrawAspect="Content" ObjectID="_1770651371" r:id="rId86"/>
+          <o:OLEObject Type="Embed" ProgID="Equation.3" ShapeID="_x0000_i1063" DrawAspect="Content" ObjectID="_1775345574" r:id="rId86"/>
         </w:object>
       </w:r>
     </w:p>
@@ -10753,7 +10753,7 @@
                 <v:shape id="_x0000_i1064" type="#_x0000_t75" style="width:114.6pt;height:67.2pt" o:ole="">
                   <v:imagedata r:id="rId87" o:title=""/>
                 </v:shape>
-                <o:OLEObject Type="Embed" ProgID="Equation.3" ShapeID="_x0000_i1064" DrawAspect="Content" ObjectID="_1770651372" r:id="rId88"/>
+                <o:OLEObject Type="Embed" ProgID="Equation.3" ShapeID="_x0000_i1064" DrawAspect="Content" ObjectID="_1775345575" r:id="rId88"/>
               </w:object>
             </w:r>
           </w:p>
@@ -11226,7 +11226,7 @@
                 <v:shape id="_x0000_i1065" type="#_x0000_t75" style="width:202.8pt;height:39pt" o:ole="">
                   <v:imagedata r:id="rId89" o:title=""/>
                 </v:shape>
-                <o:OLEObject Type="Embed" ProgID="Equation.3" ShapeID="_x0000_i1065" DrawAspect="Content" ObjectID="_1770651373" r:id="rId90"/>
+                <o:OLEObject Type="Embed" ProgID="Equation.3" ShapeID="_x0000_i1065" DrawAspect="Content" ObjectID="_1775345576" r:id="rId90"/>
               </w:object>
             </w:r>
           </w:p>
@@ -11369,7 +11369,7 @@
           <v:shape id="_x0000_i1066" type="#_x0000_t75" style="width:43.8pt;height:16.2pt" o:ole="">
             <v:imagedata r:id="rId91" o:title=""/>
           </v:shape>
-          <o:OLEObject Type="Embed" ProgID="Equation.3" ShapeID="_x0000_i1066" DrawAspect="Content" ObjectID="_1770651374" r:id="rId92"/>
+          <o:OLEObject Type="Embed" ProgID="Equation.3" ShapeID="_x0000_i1066" DrawAspect="Content" ObjectID="_1775345577" r:id="rId92"/>
         </w:object>
       </w:r>
       <w:r>
@@ -11405,7 +11405,7 @@
           <v:shape id="_x0000_i1067" type="#_x0000_t75" style="width:51pt;height:31.2pt" o:ole="">
             <v:imagedata r:id="rId93" o:title=""/>
           </v:shape>
-          <o:OLEObject Type="Embed" ProgID="Equation.3" ShapeID="_x0000_i1067" DrawAspect="Content" ObjectID="_1770651375" r:id="rId94"/>
+          <o:OLEObject Type="Embed" ProgID="Equation.3" ShapeID="_x0000_i1067" DrawAspect="Content" ObjectID="_1775345578" r:id="rId94"/>
         </w:object>
       </w:r>
       <w:r>
@@ -11423,7 +11423,7 @@
           <v:shape id="_x0000_i1068" type="#_x0000_t75" style="width:39pt;height:31.2pt" o:ole="">
             <v:imagedata r:id="rId95" o:title=""/>
           </v:shape>
-          <o:OLEObject Type="Embed" ProgID="Equation.3" ShapeID="_x0000_i1068" DrawAspect="Content" ObjectID="_1770651376" r:id="rId96"/>
+          <o:OLEObject Type="Embed" ProgID="Equation.3" ShapeID="_x0000_i1068" DrawAspect="Content" ObjectID="_1775345579" r:id="rId96"/>
         </w:object>
       </w:r>
       <w:r>
@@ -11709,7 +11709,7 @@
           <v:shape id="_x0000_i1069" type="#_x0000_t75" style="width:153.6pt;height:39pt" o:ole="">
             <v:imagedata r:id="rId97" o:title=""/>
           </v:shape>
-          <o:OLEObject Type="Embed" ProgID="Equation.3" ShapeID="_x0000_i1069" DrawAspect="Content" ObjectID="_1770651377" r:id="rId98"/>
+          <o:OLEObject Type="Embed" ProgID="Equation.3" ShapeID="_x0000_i1069" DrawAspect="Content" ObjectID="_1775345580" r:id="rId98"/>
         </w:object>
       </w:r>
       <w:r>
@@ -12039,7 +12039,7 @@
           <v:shape id="_x0000_i1070" type="#_x0000_t75" style="width:130.8pt;height:31.2pt" o:ole="">
             <v:imagedata r:id="rId99" o:title=""/>
           </v:shape>
-          <o:OLEObject Type="Embed" ProgID="Equation.DSMT4" ShapeID="_x0000_i1070" DrawAspect="Content" ObjectID="_1770651378" r:id="rId100"/>
+          <o:OLEObject Type="Embed" ProgID="Equation.DSMT4" ShapeID="_x0000_i1070" DrawAspect="Content" ObjectID="_1775345581" r:id="rId100"/>
         </w:object>
       </w:r>
       <w:r>
@@ -12189,7 +12189,7 @@
           <v:shape id="_x0000_i1071" type="#_x0000_t75" style="width:84pt;height:16.8pt" o:ole="">
             <v:imagedata r:id="rId101" o:title=""/>
           </v:shape>
-          <o:OLEObject Type="Embed" ProgID="Equation.3" ShapeID="_x0000_i1071" DrawAspect="Content" ObjectID="_1770651379" r:id="rId102"/>
+          <o:OLEObject Type="Embed" ProgID="Equation.3" ShapeID="_x0000_i1071" DrawAspect="Content" ObjectID="_1775345582" r:id="rId102"/>
         </w:object>
       </w:r>
       <w:r>
@@ -12372,7 +12372,7 @@
           <v:shape id="_x0000_i1072" type="#_x0000_t75" style="width:39pt;height:16.8pt" o:ole="">
             <v:imagedata r:id="rId103" o:title=""/>
           </v:shape>
-          <o:OLEObject Type="Embed" ProgID="Equation.3" ShapeID="_x0000_i1072" DrawAspect="Content" ObjectID="_1770651380" r:id="rId104"/>
+          <o:OLEObject Type="Embed" ProgID="Equation.3" ShapeID="_x0000_i1072" DrawAspect="Content" ObjectID="_1775345583" r:id="rId104"/>
         </w:object>
       </w:r>
       <w:r>
@@ -12575,7 +12575,7 @@
           <v:shape id="_x0000_i1073" type="#_x0000_t75" style="width:15pt;height:16.8pt" o:ole="">
             <v:imagedata r:id="rId105" o:title=""/>
           </v:shape>
-          <o:OLEObject Type="Embed" ProgID="Equation.3" ShapeID="_x0000_i1073" DrawAspect="Content" ObjectID="_1770651381" r:id="rId106"/>
+          <o:OLEObject Type="Embed" ProgID="Equation.3" ShapeID="_x0000_i1073" DrawAspect="Content" ObjectID="_1775345584" r:id="rId106"/>
         </w:object>
       </w:r>
       <w:r>
@@ -12669,7 +12669,7 @@
           <v:shape id="_x0000_i1074" type="#_x0000_t75" style="width:16.2pt;height:16.8pt" o:ole="">
             <v:imagedata r:id="rId107" o:title=""/>
           </v:shape>
-          <o:OLEObject Type="Embed" ProgID="Equation.3" ShapeID="_x0000_i1074" DrawAspect="Content" ObjectID="_1770651382" r:id="rId108"/>
+          <o:OLEObject Type="Embed" ProgID="Equation.3" ShapeID="_x0000_i1074" DrawAspect="Content" ObjectID="_1775345585" r:id="rId108"/>
         </w:object>
       </w:r>
       <w:r>
@@ -12767,7 +12767,7 @@
           <v:shape id="_x0000_i1075" type="#_x0000_t75" style="width:13.2pt;height:16.8pt" o:ole="">
             <v:imagedata r:id="rId109" o:title=""/>
           </v:shape>
-          <o:OLEObject Type="Embed" ProgID="Equation.3" ShapeID="_x0000_i1075" DrawAspect="Content" ObjectID="_1770651383" r:id="rId110"/>
+          <o:OLEObject Type="Embed" ProgID="Equation.3" ShapeID="_x0000_i1075" DrawAspect="Content" ObjectID="_1775345586" r:id="rId110"/>
         </w:object>
       </w:r>
       <w:r>
@@ -12817,7 +12817,7 @@
           <v:shape id="_x0000_i1076" type="#_x0000_t75" style="width:13.8pt;height:16.8pt" o:ole="">
             <v:imagedata r:id="rId111" o:title=""/>
           </v:shape>
-          <o:OLEObject Type="Embed" ProgID="Equation.3" ShapeID="_x0000_i1076" DrawAspect="Content" ObjectID="_1770651384" r:id="rId112"/>
+          <o:OLEObject Type="Embed" ProgID="Equation.3" ShapeID="_x0000_i1076" DrawAspect="Content" ObjectID="_1775345587" r:id="rId112"/>
         </w:object>
       </w:r>
       <w:r>
@@ -12866,7 +12866,7 @@
                 <v:shape id="_x0000_i1077" type="#_x0000_t75" style="width:274.2pt;height:37.8pt" o:ole="">
                   <v:imagedata r:id="rId113" o:title=""/>
                 </v:shape>
-                <o:OLEObject Type="Embed" ProgID="Equation.DSMT4" ShapeID="_x0000_i1077" DrawAspect="Content" ObjectID="_1770651385" r:id="rId114"/>
+                <o:OLEObject Type="Embed" ProgID="Equation.DSMT4" ShapeID="_x0000_i1077" DrawAspect="Content" ObjectID="_1775345588" r:id="rId114"/>
               </w:object>
             </w:r>
           </w:p>
@@ -13041,7 +13041,7 @@
           <v:shape id="_x0000_i1078" type="#_x0000_t75" style="width:91.2pt;height:19.2pt" o:ole="">
             <v:imagedata r:id="rId115" o:title=""/>
           </v:shape>
-          <o:OLEObject Type="Embed" ProgID="Equation.DSMT4" ShapeID="_x0000_i1078" DrawAspect="Content" ObjectID="_1770651386" r:id="rId116"/>
+          <o:OLEObject Type="Embed" ProgID="Equation.DSMT4" ShapeID="_x0000_i1078" DrawAspect="Content" ObjectID="_1775345589" r:id="rId116"/>
         </w:object>
       </w:r>
       <w:r>
@@ -13099,7 +13099,7 @@
                 <v:shape id="_x0000_i1079" type="#_x0000_t75" style="width:91.2pt;height:19.2pt" o:ole="">
                   <v:imagedata r:id="rId115" o:title=""/>
                 </v:shape>
-                <o:OLEObject Type="Embed" ProgID="Equation.DSMT4" ShapeID="_x0000_i1079" DrawAspect="Content" ObjectID="_1770651387" r:id="rId117"/>
+                <o:OLEObject Type="Embed" ProgID="Equation.DSMT4" ShapeID="_x0000_i1079" DrawAspect="Content" ObjectID="_1775345590" r:id="rId117"/>
               </w:object>
             </w:r>
           </w:p>
@@ -13159,7 +13159,7 @@
                 <v:shape id="_x0000_i1080" type="#_x0000_t75" style="width:78pt;height:18.6pt" o:ole="">
                   <v:imagedata r:id="rId118" o:title=""/>
                 </v:shape>
-                <o:OLEObject Type="Embed" ProgID="Equation.DSMT4" ShapeID="_x0000_i1080" DrawAspect="Content" ObjectID="_1770651388" r:id="rId119"/>
+                <o:OLEObject Type="Embed" ProgID="Equation.DSMT4" ShapeID="_x0000_i1080" DrawAspect="Content" ObjectID="_1775345591" r:id="rId119"/>
               </w:object>
             </w:r>
           </w:p>
@@ -13266,7 +13266,7 @@
                 <v:shape id="_x0000_i1081" type="#_x0000_t75" style="width:136.8pt;height:23.4pt" o:ole="">
                   <v:imagedata r:id="rId120" o:title=""/>
                 </v:shape>
-                <o:OLEObject Type="Embed" ProgID="Equation.3" ShapeID="_x0000_i1081" DrawAspect="Content" ObjectID="_1770651389" r:id="rId121"/>
+                <o:OLEObject Type="Embed" ProgID="Equation.3" ShapeID="_x0000_i1081" DrawAspect="Content" ObjectID="_1775345592" r:id="rId121"/>
               </w:object>
             </w:r>
           </w:p>
@@ -13809,7 +13809,7 @@
                 <v:shape id="_x0000_i1082" type="#_x0000_t75" style="width:150pt;height:22.2pt" o:ole="">
                   <v:imagedata r:id="rId122" o:title=""/>
                 </v:shape>
-                <o:OLEObject Type="Embed" ProgID="Equation.DSMT4" ShapeID="_x0000_i1082" DrawAspect="Content" ObjectID="_1770651390" r:id="rId123"/>
+                <o:OLEObject Type="Embed" ProgID="Equation.DSMT4" ShapeID="_x0000_i1082" DrawAspect="Content" ObjectID="_1775345593" r:id="rId123"/>
               </w:object>
             </w:r>
           </w:p>
@@ -13894,7 +13894,7 @@
                 <v:shape id="_x0000_i1083" type="#_x0000_t75" style="width:57.6pt;height:33pt" o:ole="">
                   <v:imagedata r:id="rId124" o:title=""/>
                 </v:shape>
-                <o:OLEObject Type="Embed" ProgID="Equation.DSMT4" ShapeID="_x0000_i1083" DrawAspect="Content" ObjectID="_1770651391" r:id="rId125"/>
+                <o:OLEObject Type="Embed" ProgID="Equation.DSMT4" ShapeID="_x0000_i1083" DrawAspect="Content" ObjectID="_1775345594" r:id="rId125"/>
               </w:object>
             </w:r>
           </w:p>
@@ -13978,7 +13978,7 @@
                 <v:shape id="_x0000_i1084" type="#_x0000_t75" style="width:87pt;height:36.6pt" o:ole="">
                   <v:imagedata r:id="rId126" o:title=""/>
                 </v:shape>
-                <o:OLEObject Type="Embed" ProgID="Equation.DSMT4" ShapeID="_x0000_i1084" DrawAspect="Content" ObjectID="_1770651392" r:id="rId127"/>
+                <o:OLEObject Type="Embed" ProgID="Equation.DSMT4" ShapeID="_x0000_i1084" DrawAspect="Content" ObjectID="_1775345595" r:id="rId127"/>
               </w:object>
             </w:r>
           </w:p>
@@ -14271,7 +14271,7 @@
                 <v:shape id="_x0000_i1085" type="#_x0000_t75" style="width:45.6pt;height:19.8pt" o:ole="">
                   <v:imagedata r:id="rId128" o:title=""/>
                 </v:shape>
-                <o:OLEObject Type="Embed" ProgID="Equation.3" ShapeID="_x0000_i1085" DrawAspect="Content" ObjectID="_1770651393" r:id="rId129"/>
+                <o:OLEObject Type="Embed" ProgID="Equation.3" ShapeID="_x0000_i1085" DrawAspect="Content" ObjectID="_1775345596" r:id="rId129"/>
               </w:object>
             </w:r>
           </w:p>
@@ -14373,7 +14373,7 @@
                 <v:shape id="_x0000_i1086" type="#_x0000_t75" style="width:85.8pt;height:37.8pt" o:ole="">
                   <v:imagedata r:id="rId130" o:title=""/>
                 </v:shape>
-                <o:OLEObject Type="Embed" ProgID="Equation.DSMT4" ShapeID="_x0000_i1086" DrawAspect="Content" ObjectID="_1770651394" r:id="rId131"/>
+                <o:OLEObject Type="Embed" ProgID="Equation.DSMT4" ShapeID="_x0000_i1086" DrawAspect="Content" ObjectID="_1775345597" r:id="rId131"/>
               </w:object>
             </w:r>
           </w:p>
@@ -14499,7 +14499,7 @@
                 <v:shape id="_x0000_i1087" type="#_x0000_t75" style="width:49.2pt;height:31.2pt" o:ole="">
                   <v:imagedata r:id="rId132" o:title=""/>
                 </v:shape>
-                <o:OLEObject Type="Embed" ProgID="Equation.3" ShapeID="_x0000_i1087" DrawAspect="Content" ObjectID="_1770651395" r:id="rId133"/>
+                <o:OLEObject Type="Embed" ProgID="Equation.3" ShapeID="_x0000_i1087" DrawAspect="Content" ObjectID="_1775345598" r:id="rId133"/>
               </w:object>
             </w:r>
           </w:p>
@@ -14648,7 +14648,7 @@
                 <v:shape id="_x0000_i1088" type="#_x0000_t75" style="width:85.8pt;height:38.4pt" o:ole="">
                   <v:imagedata r:id="rId134" o:title=""/>
                 </v:shape>
-                <o:OLEObject Type="Embed" ProgID="Equation.DSMT4" ShapeID="_x0000_i1088" DrawAspect="Content" ObjectID="_1770651396" r:id="rId135"/>
+                <o:OLEObject Type="Embed" ProgID="Equation.DSMT4" ShapeID="_x0000_i1088" DrawAspect="Content" ObjectID="_1775345599" r:id="rId135"/>
               </w:object>
             </w:r>
           </w:p>
@@ -14758,7 +14758,7 @@
                 <v:shape id="_x0000_i1089" type="#_x0000_t75" style="width:106.2pt;height:27pt" o:ole="">
                   <v:imagedata r:id="rId136" o:title=""/>
                 </v:shape>
-                <o:OLEObject Type="Embed" ProgID="Equation.DSMT4" ShapeID="_x0000_i1089" DrawAspect="Content" ObjectID="_1770651397" r:id="rId137"/>
+                <o:OLEObject Type="Embed" ProgID="Equation.DSMT4" ShapeID="_x0000_i1089" DrawAspect="Content" ObjectID="_1775345600" r:id="rId137"/>
               </w:object>
             </w:r>
           </w:p>
@@ -15651,7 +15651,7 @@
                 <v:shape id="_x0000_i1090" type="#_x0000_t75" style="width:148.8pt;height:18pt" o:ole="">
                   <v:imagedata r:id="rId138" o:title=""/>
                 </v:shape>
-                <o:OLEObject Type="Embed" ProgID="Equation.3" ShapeID="_x0000_i1090" DrawAspect="Content" ObjectID="_1770651398" r:id="rId139"/>
+                <o:OLEObject Type="Embed" ProgID="Equation.3" ShapeID="_x0000_i1090" DrawAspect="Content" ObjectID="_1775345601" r:id="rId139"/>
               </w:object>
             </w:r>
           </w:p>
@@ -15747,7 +15747,7 @@
                 <v:shape id="_x0000_i1091" type="#_x0000_t75" style="width:162pt;height:18pt" o:ole="">
                   <v:imagedata r:id="rId140" o:title=""/>
                 </v:shape>
-                <o:OLEObject Type="Embed" ProgID="Equation.3" ShapeID="_x0000_i1091" DrawAspect="Content" ObjectID="_1770651399" r:id="rId141"/>
+                <o:OLEObject Type="Embed" ProgID="Equation.3" ShapeID="_x0000_i1091" DrawAspect="Content" ObjectID="_1775345602" r:id="rId141"/>
               </w:object>
             </w:r>
           </w:p>
@@ -15961,7 +15961,7 @@
           <v:shape id="_x0000_i1092" type="#_x0000_t75" style="width:64.8pt;height:13.8pt" o:ole="">
             <v:imagedata r:id="rId142" o:title=""/>
           </v:shape>
-          <o:OLEObject Type="Embed" ProgID="Equation.3" ShapeID="_x0000_i1092" DrawAspect="Content" ObjectID="_1770651400" r:id="rId143"/>
+          <o:OLEObject Type="Embed" ProgID="Equation.3" ShapeID="_x0000_i1092" DrawAspect="Content" ObjectID="_1775345603" r:id="rId143"/>
         </w:object>
       </w:r>
       <w:r>
@@ -16250,7 +16250,7 @@
                 <v:shape id="_x0000_i1093" type="#_x0000_t75" style="width:87.6pt;height:37.8pt" o:ole="">
                   <v:imagedata r:id="rId144" o:title=""/>
                 </v:shape>
-                <o:OLEObject Type="Embed" ProgID="Equation.3" ShapeID="_x0000_i1093" DrawAspect="Content" ObjectID="_1770651401" r:id="rId145"/>
+                <o:OLEObject Type="Embed" ProgID="Equation.3" ShapeID="_x0000_i1093" DrawAspect="Content" ObjectID="_1775345604" r:id="rId145"/>
               </w:object>
             </w:r>
           </w:p>
@@ -16770,7 +16770,7 @@
                 <v:shape id="_x0000_i1094" type="#_x0000_t75" style="width:121.2pt;height:31.2pt" o:ole="">
                   <v:imagedata r:id="rId146" o:title=""/>
                 </v:shape>
-                <o:OLEObject Type="Embed" ProgID="Equation.3" ShapeID="_x0000_i1094" DrawAspect="Content" ObjectID="_1770651402" r:id="rId147"/>
+                <o:OLEObject Type="Embed" ProgID="Equation.3" ShapeID="_x0000_i1094" DrawAspect="Content" ObjectID="_1775345605" r:id="rId147"/>
               </w:object>
             </w:r>
           </w:p>
@@ -17249,7 +17249,6 @@
         </w:rPr>
         <w:t>, користу</w:t>
       </w:r>
-      <w:proofErr w:type="spellStart"/>
       <w:r>
         <w:rPr>
           <w:sz w:val="24"/>
@@ -17260,14 +17259,7 @@
         <w:rPr>
           <w:sz w:val="24"/>
         </w:rPr>
-        <w:t>сь</w:t>
-      </w:r>
-      <w:proofErr w:type="spellEnd"/>
-      <w:r>
-        <w:rPr>
-          <w:sz w:val="24"/>
-        </w:rPr>
-        <w:t xml:space="preserve"> виразом для ентропії ідеального газу, то </w:t>
+        <w:t xml:space="preserve">сь виразом для ентропії ідеального газу, то </w:t>
       </w:r>
       <w:r>
         <w:rPr>
@@ -17387,7 +17379,7 @@
                 <v:shape id="_x0000_i1095" type="#_x0000_t75" style="width:115.8pt;height:31.2pt" o:ole="">
                   <v:imagedata r:id="rId148" o:title=""/>
                 </v:shape>
-                <o:OLEObject Type="Embed" ProgID="Equation.DSMT4" ShapeID="_x0000_i1095" DrawAspect="Content" ObjectID="_1770651403" r:id="rId149"/>
+                <o:OLEObject Type="Embed" ProgID="Equation.DSMT4" ShapeID="_x0000_i1095" DrawAspect="Content" ObjectID="_1775345606" r:id="rId149"/>
               </w:object>
             </w:r>
             <w:r>
@@ -17607,7 +17599,7 @@
                 <v:shape id="_x0000_i1096" type="#_x0000_t75" style="width:111.6pt;height:19.2pt" o:ole="">
                   <v:imagedata r:id="rId150" o:title=""/>
                 </v:shape>
-                <o:OLEObject Type="Embed" ProgID="Equation.DSMT4" ShapeID="_x0000_i1096" DrawAspect="Content" ObjectID="_1770651404" r:id="rId151"/>
+                <o:OLEObject Type="Embed" ProgID="Equation.DSMT4" ShapeID="_x0000_i1096" DrawAspect="Content" ObjectID="_1775345607" r:id="rId151"/>
               </w:object>
             </w:r>
             <w:r>
@@ -17728,7 +17720,7 @@
           <v:shape id="_x0000_i1097" type="#_x0000_t75" style="width:37.8pt;height:13.8pt" o:ole="">
             <v:imagedata r:id="rId152" o:title=""/>
           </v:shape>
-          <o:OLEObject Type="Embed" ProgID="Equation.3" ShapeID="_x0000_i1097" DrawAspect="Content" ObjectID="_1770651405" r:id="rId153"/>
+          <o:OLEObject Type="Embed" ProgID="Equation.3" ShapeID="_x0000_i1097" DrawAspect="Content" ObjectID="_1775345608" r:id="rId153"/>
         </w:object>
       </w:r>
       <w:r>
@@ -17775,7 +17767,7 @@
 </file>
 
 <file path=word/endnotes.xml><?xml version="1.0" encoding="utf-8"?>
-<w:endnotes xmlns:wpc="http://schemas.microsoft.com/office/word/2010/wordprocessingCanvas" xmlns:cx="http://schemas.microsoft.com/office/drawing/2014/chartex" xmlns:cx1="http://schemas.microsoft.com/office/drawing/2015/9/8/chartex" xmlns:cx2="http://schemas.microsoft.com/office/drawing/2015/10/21/chartex" xmlns:cx3="http://schemas.microsoft.com/office/drawing/2016/5/9/chartex" xmlns:cx4="http://schemas.microsoft.com/office/drawing/2016/5/10/chartex" xmlns:cx5="http://schemas.microsoft.com/office/drawing/2016/5/11/chartex" xmlns:cx6="http://schemas.microsoft.com/office/drawing/2016/5/12/chartex" xmlns:cx7="http://schemas.microsoft.com/office/drawing/2016/5/13/chartex" xmlns:cx8="http://schemas.microsoft.com/office/drawing/2016/5/14/chartex" xmlns:mc="http://schemas.openxmlformats.org/markup-compatibility/2006" xmlns:aink="http://schemas.microsoft.com/office/drawing/2016/ink" xmlns:am3d="http://schemas.microsoft.com/office/drawing/2017/model3d" xmlns:o="urn:schemas-microsoft-com:office:office" xmlns:oel="http://schemas.microsoft.com/office/2019/extlst" xmlns:r="http://schemas.openxmlformats.org/officeDocument/2006/relationships" xmlns:m="http://schemas.openxmlformats.org/officeDocument/2006/math" xmlns:v="urn:schemas-microsoft-com:vml" xmlns:wp14="http://schemas.microsoft.com/office/word/2010/wordprocessingDrawing" xmlns:wp="http://schemas.openxmlformats.org/drawingml/2006/wordprocessingDrawing" xmlns:w10="urn:schemas-microsoft-com:office:word" xmlns:w="http://schemas.openxmlformats.org/wordprocessingml/2006/main" xmlns:w14="http://schemas.microsoft.com/office/word/2010/wordml" xmlns:w15="http://schemas.microsoft.com/office/word/2012/wordml" xmlns:w16cex="http://schemas.microsoft.com/office/word/2018/wordml/cex" xmlns:w16cid="http://schemas.microsoft.com/office/word/2016/wordml/cid" xmlns:w16="http://schemas.microsoft.com/office/word/2018/wordml" xmlns:w16sdtdh="http://schemas.microsoft.com/office/word/2020/wordml/sdtdatahash" xmlns:w16se="http://schemas.microsoft.com/office/word/2015/wordml/symex" xmlns:wpg="http://schemas.microsoft.com/office/word/2010/wordprocessingGroup" xmlns:wpi="http://schemas.microsoft.com/office/word/2010/wordprocessingInk" xmlns:wne="http://schemas.microsoft.com/office/word/2006/wordml" xmlns:wps="http://schemas.microsoft.com/office/word/2010/wordprocessingShape" mc:Ignorable="w14 w15 w16se w16cid w16 w16cex w16sdtdh wp14">
+<w:endnotes xmlns:wpc="http://schemas.microsoft.com/office/word/2010/wordprocessingCanvas" xmlns:cx="http://schemas.microsoft.com/office/drawing/2014/chartex" xmlns:cx1="http://schemas.microsoft.com/office/drawing/2015/9/8/chartex" xmlns:cx2="http://schemas.microsoft.com/office/drawing/2015/10/21/chartex" xmlns:cx3="http://schemas.microsoft.com/office/drawing/2016/5/9/chartex" xmlns:cx4="http://schemas.microsoft.com/office/drawing/2016/5/10/chartex" xmlns:cx5="http://schemas.microsoft.com/office/drawing/2016/5/11/chartex" xmlns:cx6="http://schemas.microsoft.com/office/drawing/2016/5/12/chartex" xmlns:cx7="http://schemas.microsoft.com/office/drawing/2016/5/13/chartex" xmlns:cx8="http://schemas.microsoft.com/office/drawing/2016/5/14/chartex" xmlns:mc="http://schemas.openxmlformats.org/markup-compatibility/2006" xmlns:aink="http://schemas.microsoft.com/office/drawing/2016/ink" xmlns:am3d="http://schemas.microsoft.com/office/drawing/2017/model3d" xmlns:o="urn:schemas-microsoft-com:office:office" xmlns:oel="http://schemas.microsoft.com/office/2019/extlst" xmlns:r="http://schemas.openxmlformats.org/officeDocument/2006/relationships" xmlns:m="http://schemas.openxmlformats.org/officeDocument/2006/math" xmlns:v="urn:schemas-microsoft-com:vml" xmlns:wp14="http://schemas.microsoft.com/office/word/2010/wordprocessingDrawing" xmlns:wp="http://schemas.openxmlformats.org/drawingml/2006/wordprocessingDrawing" xmlns:w10="urn:schemas-microsoft-com:office:word" xmlns:w="http://schemas.openxmlformats.org/wordprocessingml/2006/main" xmlns:w14="http://schemas.microsoft.com/office/word/2010/wordml" xmlns:w15="http://schemas.microsoft.com/office/word/2012/wordml" xmlns:w16cex="http://schemas.microsoft.com/office/word/2018/wordml/cex" xmlns:w16cid="http://schemas.microsoft.com/office/word/2016/wordml/cid" xmlns:w16="http://schemas.microsoft.com/office/word/2018/wordml" xmlns:w16du="http://schemas.microsoft.com/office/word/2023/wordml/word16du" xmlns:w16sdtdh="http://schemas.microsoft.com/office/word/2020/wordml/sdtdatahash" xmlns:w16se="http://schemas.microsoft.com/office/word/2015/wordml/symex" xmlns:wpg="http://schemas.microsoft.com/office/word/2010/wordprocessingGroup" xmlns:wpi="http://schemas.microsoft.com/office/word/2010/wordprocessingInk" xmlns:wne="http://schemas.microsoft.com/office/word/2006/wordml" xmlns:wps="http://schemas.microsoft.com/office/word/2010/wordprocessingShape" mc:Ignorable="w14 w15 w16se w16cid w16 w16cex w16sdtdh w16du wp14">
   <w:endnote w:type="separator" w:id="-1">
     <w:p>
       <w:r>
@@ -17794,7 +17786,7 @@
 </file>
 
 <file path=word/footer1.xml><?xml version="1.0" encoding="utf-8"?>
-<w:ftr xmlns:wpc="http://schemas.microsoft.com/office/word/2010/wordprocessingCanvas" xmlns:cx="http://schemas.microsoft.com/office/drawing/2014/chartex" xmlns:cx1="http://schemas.microsoft.com/office/drawing/2015/9/8/chartex" xmlns:cx2="http://schemas.microsoft.com/office/drawing/2015/10/21/chartex" xmlns:cx3="http://schemas.microsoft.com/office/drawing/2016/5/9/chartex" xmlns:cx4="http://schemas.microsoft.com/office/drawing/2016/5/10/chartex" xmlns:cx5="http://schemas.microsoft.com/office/drawing/2016/5/11/chartex" xmlns:cx6="http://schemas.microsoft.com/office/drawing/2016/5/12/chartex" xmlns:cx7="http://schemas.microsoft.com/office/drawing/2016/5/13/chartex" xmlns:cx8="http://schemas.microsoft.com/office/drawing/2016/5/14/chartex" xmlns:mc="http://schemas.openxmlformats.org/markup-compatibility/2006" xmlns:aink="http://schemas.microsoft.com/office/drawing/2016/ink" xmlns:am3d="http://schemas.microsoft.com/office/drawing/2017/model3d" xmlns:o="urn:schemas-microsoft-com:office:office" xmlns:oel="http://schemas.microsoft.com/office/2019/extlst" xmlns:r="http://schemas.openxmlformats.org/officeDocument/2006/relationships" xmlns:m="http://schemas.openxmlformats.org/officeDocument/2006/math" xmlns:v="urn:schemas-microsoft-com:vml" xmlns:wp14="http://schemas.microsoft.com/office/word/2010/wordprocessingDrawing" xmlns:wp="http://schemas.openxmlformats.org/drawingml/2006/wordprocessingDrawing" xmlns:w10="urn:schemas-microsoft-com:office:word" xmlns:w="http://schemas.openxmlformats.org/wordprocessingml/2006/main" xmlns:w14="http://schemas.microsoft.com/office/word/2010/wordml" xmlns:w15="http://schemas.microsoft.com/office/word/2012/wordml" xmlns:w16cex="http://schemas.microsoft.com/office/word/2018/wordml/cex" xmlns:w16cid="http://schemas.microsoft.com/office/word/2016/wordml/cid" xmlns:w16="http://schemas.microsoft.com/office/word/2018/wordml" xmlns:w16sdtdh="http://schemas.microsoft.com/office/word/2020/wordml/sdtdatahash" xmlns:w16se="http://schemas.microsoft.com/office/word/2015/wordml/symex" xmlns:wpg="http://schemas.microsoft.com/office/word/2010/wordprocessingGroup" xmlns:wpi="http://schemas.microsoft.com/office/word/2010/wordprocessingInk" xmlns:wne="http://schemas.microsoft.com/office/word/2006/wordml" xmlns:wps="http://schemas.microsoft.com/office/word/2010/wordprocessingShape" mc:Ignorable="w14 w15 w16se w16cid w16 w16cex w16sdtdh wp14">
+<w:ftr xmlns:wpc="http://schemas.microsoft.com/office/word/2010/wordprocessingCanvas" xmlns:cx="http://schemas.microsoft.com/office/drawing/2014/chartex" xmlns:cx1="http://schemas.microsoft.com/office/drawing/2015/9/8/chartex" xmlns:cx2="http://schemas.microsoft.com/office/drawing/2015/10/21/chartex" xmlns:cx3="http://schemas.microsoft.com/office/drawing/2016/5/9/chartex" xmlns:cx4="http://schemas.microsoft.com/office/drawing/2016/5/10/chartex" xmlns:cx5="http://schemas.microsoft.com/office/drawing/2016/5/11/chartex" xmlns:cx6="http://schemas.microsoft.com/office/drawing/2016/5/12/chartex" xmlns:cx7="http://schemas.microsoft.com/office/drawing/2016/5/13/chartex" xmlns:cx8="http://schemas.microsoft.com/office/drawing/2016/5/14/chartex" xmlns:mc="http://schemas.openxmlformats.org/markup-compatibility/2006" xmlns:aink="http://schemas.microsoft.com/office/drawing/2016/ink" xmlns:am3d="http://schemas.microsoft.com/office/drawing/2017/model3d" xmlns:o="urn:schemas-microsoft-com:office:office" xmlns:oel="http://schemas.microsoft.com/office/2019/extlst" xmlns:r="http://schemas.openxmlformats.org/officeDocument/2006/relationships" xmlns:m="http://schemas.openxmlformats.org/officeDocument/2006/math" xmlns:v="urn:schemas-microsoft-com:vml" xmlns:wp14="http://schemas.microsoft.com/office/word/2010/wordprocessingDrawing" xmlns:wp="http://schemas.openxmlformats.org/drawingml/2006/wordprocessingDrawing" xmlns:w10="urn:schemas-microsoft-com:office:word" xmlns:w="http://schemas.openxmlformats.org/wordprocessingml/2006/main" xmlns:w14="http://schemas.microsoft.com/office/word/2010/wordml" xmlns:w15="http://schemas.microsoft.com/office/word/2012/wordml" xmlns:w16cex="http://schemas.microsoft.com/office/word/2018/wordml/cex" xmlns:w16cid="http://schemas.microsoft.com/office/word/2016/wordml/cid" xmlns:w16="http://schemas.microsoft.com/office/word/2018/wordml" xmlns:w16du="http://schemas.microsoft.com/office/word/2023/wordml/word16du" xmlns:w16sdtdh="http://schemas.microsoft.com/office/word/2020/wordml/sdtdatahash" xmlns:w16se="http://schemas.microsoft.com/office/word/2015/wordml/symex" xmlns:wpg="http://schemas.microsoft.com/office/word/2010/wordprocessingGroup" xmlns:wpi="http://schemas.microsoft.com/office/word/2010/wordprocessingInk" xmlns:wne="http://schemas.microsoft.com/office/word/2006/wordml" xmlns:wps="http://schemas.microsoft.com/office/word/2010/wordprocessingShape" mc:Ignorable="w14 w15 w16se w16cid w16 w16cex w16sdtdh w16du wp14">
   <w:p>
     <w:pPr>
       <w:pStyle w:val="a9"/>
@@ -17804,7 +17796,7 @@
 </file>
 
 <file path=word/footer2.xml><?xml version="1.0" encoding="utf-8"?>
-<w:ftr xmlns:wpc="http://schemas.microsoft.com/office/word/2010/wordprocessingCanvas" xmlns:cx="http://schemas.microsoft.com/office/drawing/2014/chartex" xmlns:cx1="http://schemas.microsoft.com/office/drawing/2015/9/8/chartex" xmlns:cx2="http://schemas.microsoft.com/office/drawing/2015/10/21/chartex" xmlns:cx3="http://schemas.microsoft.com/office/drawing/2016/5/9/chartex" xmlns:cx4="http://schemas.microsoft.com/office/drawing/2016/5/10/chartex" xmlns:cx5="http://schemas.microsoft.com/office/drawing/2016/5/11/chartex" xmlns:cx6="http://schemas.microsoft.com/office/drawing/2016/5/12/chartex" xmlns:cx7="http://schemas.microsoft.com/office/drawing/2016/5/13/chartex" xmlns:cx8="http://schemas.microsoft.com/office/drawing/2016/5/14/chartex" xmlns:mc="http://schemas.openxmlformats.org/markup-compatibility/2006" xmlns:aink="http://schemas.microsoft.com/office/drawing/2016/ink" xmlns:am3d="http://schemas.microsoft.com/office/drawing/2017/model3d" xmlns:o="urn:schemas-microsoft-com:office:office" xmlns:oel="http://schemas.microsoft.com/office/2019/extlst" xmlns:r="http://schemas.openxmlformats.org/officeDocument/2006/relationships" xmlns:m="http://schemas.openxmlformats.org/officeDocument/2006/math" xmlns:v="urn:schemas-microsoft-com:vml" xmlns:wp14="http://schemas.microsoft.com/office/word/2010/wordprocessingDrawing" xmlns:wp="http://schemas.openxmlformats.org/drawingml/2006/wordprocessingDrawing" xmlns:w10="urn:schemas-microsoft-com:office:word" xmlns:w="http://schemas.openxmlformats.org/wordprocessingml/2006/main" xmlns:w14="http://schemas.microsoft.com/office/word/2010/wordml" xmlns:w15="http://schemas.microsoft.com/office/word/2012/wordml" xmlns:w16cex="http://schemas.microsoft.com/office/word/2018/wordml/cex" xmlns:w16cid="http://schemas.microsoft.com/office/word/2016/wordml/cid" xmlns:w16="http://schemas.microsoft.com/office/word/2018/wordml" xmlns:w16sdtdh="http://schemas.microsoft.com/office/word/2020/wordml/sdtdatahash" xmlns:w16se="http://schemas.microsoft.com/office/word/2015/wordml/symex" xmlns:wpg="http://schemas.microsoft.com/office/word/2010/wordprocessingGroup" xmlns:wpi="http://schemas.microsoft.com/office/word/2010/wordprocessingInk" xmlns:wne="http://schemas.microsoft.com/office/word/2006/wordml" xmlns:wps="http://schemas.microsoft.com/office/word/2010/wordprocessingShape" mc:Ignorable="w14 w15 w16se w16cid w16 w16cex w16sdtdh wp14">
+<w:ftr xmlns:wpc="http://schemas.microsoft.com/office/word/2010/wordprocessingCanvas" xmlns:cx="http://schemas.microsoft.com/office/drawing/2014/chartex" xmlns:cx1="http://schemas.microsoft.com/office/drawing/2015/9/8/chartex" xmlns:cx2="http://schemas.microsoft.com/office/drawing/2015/10/21/chartex" xmlns:cx3="http://schemas.microsoft.com/office/drawing/2016/5/9/chartex" xmlns:cx4="http://schemas.microsoft.com/office/drawing/2016/5/10/chartex" xmlns:cx5="http://schemas.microsoft.com/office/drawing/2016/5/11/chartex" xmlns:cx6="http://schemas.microsoft.com/office/drawing/2016/5/12/chartex" xmlns:cx7="http://schemas.microsoft.com/office/drawing/2016/5/13/chartex" xmlns:cx8="http://schemas.microsoft.com/office/drawing/2016/5/14/chartex" xmlns:mc="http://schemas.openxmlformats.org/markup-compatibility/2006" xmlns:aink="http://schemas.microsoft.com/office/drawing/2016/ink" xmlns:am3d="http://schemas.microsoft.com/office/drawing/2017/model3d" xmlns:o="urn:schemas-microsoft-com:office:office" xmlns:oel="http://schemas.microsoft.com/office/2019/extlst" xmlns:r="http://schemas.openxmlformats.org/officeDocument/2006/relationships" xmlns:m="http://schemas.openxmlformats.org/officeDocument/2006/math" xmlns:v="urn:schemas-microsoft-com:vml" xmlns:wp14="http://schemas.microsoft.com/office/word/2010/wordprocessingDrawing" xmlns:wp="http://schemas.openxmlformats.org/drawingml/2006/wordprocessingDrawing" xmlns:w10="urn:schemas-microsoft-com:office:word" xmlns:w="http://schemas.openxmlformats.org/wordprocessingml/2006/main" xmlns:w14="http://schemas.microsoft.com/office/word/2010/wordml" xmlns:w15="http://schemas.microsoft.com/office/word/2012/wordml" xmlns:w16cex="http://schemas.microsoft.com/office/word/2018/wordml/cex" xmlns:w16cid="http://schemas.microsoft.com/office/word/2016/wordml/cid" xmlns:w16="http://schemas.microsoft.com/office/word/2018/wordml" xmlns:w16du="http://schemas.microsoft.com/office/word/2023/wordml/word16du" xmlns:w16sdtdh="http://schemas.microsoft.com/office/word/2020/wordml/sdtdatahash" xmlns:w16se="http://schemas.microsoft.com/office/word/2015/wordml/symex" xmlns:wpg="http://schemas.microsoft.com/office/word/2010/wordprocessingGroup" xmlns:wpi="http://schemas.microsoft.com/office/word/2010/wordprocessingInk" xmlns:wne="http://schemas.microsoft.com/office/word/2006/wordml" xmlns:wps="http://schemas.microsoft.com/office/word/2010/wordprocessingShape" mc:Ignorable="w14 w15 w16se w16cid w16 w16cex w16sdtdh w16du wp14">
   <w:sdt>
     <w:sdtPr>
       <w:id w:val="-948227578"/>
@@ -17966,7 +17958,7 @@
 </file>
 
 <file path=word/footer3.xml><?xml version="1.0" encoding="utf-8"?>
-<w:ftr xmlns:wpc="http://schemas.microsoft.com/office/word/2010/wordprocessingCanvas" xmlns:cx="http://schemas.microsoft.com/office/drawing/2014/chartex" xmlns:cx1="http://schemas.microsoft.com/office/drawing/2015/9/8/chartex" xmlns:cx2="http://schemas.microsoft.com/office/drawing/2015/10/21/chartex" xmlns:cx3="http://schemas.microsoft.com/office/drawing/2016/5/9/chartex" xmlns:cx4="http://schemas.microsoft.com/office/drawing/2016/5/10/chartex" xmlns:cx5="http://schemas.microsoft.com/office/drawing/2016/5/11/chartex" xmlns:cx6="http://schemas.microsoft.com/office/drawing/2016/5/12/chartex" xmlns:cx7="http://schemas.microsoft.com/office/drawing/2016/5/13/chartex" xmlns:cx8="http://schemas.microsoft.com/office/drawing/2016/5/14/chartex" xmlns:mc="http://schemas.openxmlformats.org/markup-compatibility/2006" xmlns:aink="http://schemas.microsoft.com/office/drawing/2016/ink" xmlns:am3d="http://schemas.microsoft.com/office/drawing/2017/model3d" xmlns:o="urn:schemas-microsoft-com:office:office" xmlns:oel="http://schemas.microsoft.com/office/2019/extlst" xmlns:r="http://schemas.openxmlformats.org/officeDocument/2006/relationships" xmlns:m="http://schemas.openxmlformats.org/officeDocument/2006/math" xmlns:v="urn:schemas-microsoft-com:vml" xmlns:wp14="http://schemas.microsoft.com/office/word/2010/wordprocessingDrawing" xmlns:wp="http://schemas.openxmlformats.org/drawingml/2006/wordprocessingDrawing" xmlns:w10="urn:schemas-microsoft-com:office:word" xmlns:w="http://schemas.openxmlformats.org/wordprocessingml/2006/main" xmlns:w14="http://schemas.microsoft.com/office/word/2010/wordml" xmlns:w15="http://schemas.microsoft.com/office/word/2012/wordml" xmlns:w16cex="http://schemas.microsoft.com/office/word/2018/wordml/cex" xmlns:w16cid="http://schemas.microsoft.com/office/word/2016/wordml/cid" xmlns:w16="http://schemas.microsoft.com/office/word/2018/wordml" xmlns:w16sdtdh="http://schemas.microsoft.com/office/word/2020/wordml/sdtdatahash" xmlns:w16se="http://schemas.microsoft.com/office/word/2015/wordml/symex" xmlns:wpg="http://schemas.microsoft.com/office/word/2010/wordprocessingGroup" xmlns:wpi="http://schemas.microsoft.com/office/word/2010/wordprocessingInk" xmlns:wne="http://schemas.microsoft.com/office/word/2006/wordml" xmlns:wps="http://schemas.microsoft.com/office/word/2010/wordprocessingShape" mc:Ignorable="w14 w15 w16se w16cid w16 w16cex w16sdtdh wp14">
+<w:ftr xmlns:wpc="http://schemas.microsoft.com/office/word/2010/wordprocessingCanvas" xmlns:cx="http://schemas.microsoft.com/office/drawing/2014/chartex" xmlns:cx1="http://schemas.microsoft.com/office/drawing/2015/9/8/chartex" xmlns:cx2="http://schemas.microsoft.com/office/drawing/2015/10/21/chartex" xmlns:cx3="http://schemas.microsoft.com/office/drawing/2016/5/9/chartex" xmlns:cx4="http://schemas.microsoft.com/office/drawing/2016/5/10/chartex" xmlns:cx5="http://schemas.microsoft.com/office/drawing/2016/5/11/chartex" xmlns:cx6="http://schemas.microsoft.com/office/drawing/2016/5/12/chartex" xmlns:cx7="http://schemas.microsoft.com/office/drawing/2016/5/13/chartex" xmlns:cx8="http://schemas.microsoft.com/office/drawing/2016/5/14/chartex" xmlns:mc="http://schemas.openxmlformats.org/markup-compatibility/2006" xmlns:aink="http://schemas.microsoft.com/office/drawing/2016/ink" xmlns:am3d="http://schemas.microsoft.com/office/drawing/2017/model3d" xmlns:o="urn:schemas-microsoft-com:office:office" xmlns:oel="http://schemas.microsoft.com/office/2019/extlst" xmlns:r="http://schemas.openxmlformats.org/officeDocument/2006/relationships" xmlns:m="http://schemas.openxmlformats.org/officeDocument/2006/math" xmlns:v="urn:schemas-microsoft-com:vml" xmlns:wp14="http://schemas.microsoft.com/office/word/2010/wordprocessingDrawing" xmlns:wp="http://schemas.openxmlformats.org/drawingml/2006/wordprocessingDrawing" xmlns:w10="urn:schemas-microsoft-com:office:word" xmlns:w="http://schemas.openxmlformats.org/wordprocessingml/2006/main" xmlns:w14="http://schemas.microsoft.com/office/word/2010/wordml" xmlns:w15="http://schemas.microsoft.com/office/word/2012/wordml" xmlns:w16cex="http://schemas.microsoft.com/office/word/2018/wordml/cex" xmlns:w16cid="http://schemas.microsoft.com/office/word/2016/wordml/cid" xmlns:w16="http://schemas.microsoft.com/office/word/2018/wordml" xmlns:w16du="http://schemas.microsoft.com/office/word/2023/wordml/word16du" xmlns:w16sdtdh="http://schemas.microsoft.com/office/word/2020/wordml/sdtdatahash" xmlns:w16se="http://schemas.microsoft.com/office/word/2015/wordml/symex" xmlns:wpg="http://schemas.microsoft.com/office/word/2010/wordprocessingGroup" xmlns:wpi="http://schemas.microsoft.com/office/word/2010/wordprocessingInk" xmlns:wne="http://schemas.microsoft.com/office/word/2006/wordml" xmlns:wps="http://schemas.microsoft.com/office/word/2010/wordprocessingShape" mc:Ignorable="w14 w15 w16se w16cid w16 w16cex w16sdtdh w16du wp14">
   <w:p>
     <w:pPr>
       <w:pStyle w:val="a9"/>
@@ -17976,7 +17968,7 @@
 </file>
 
 <file path=word/footnotes.xml><?xml version="1.0" encoding="utf-8"?>
-<w:footnotes xmlns:wpc="http://schemas.microsoft.com/office/word/2010/wordprocessingCanvas" xmlns:cx="http://schemas.microsoft.com/office/drawing/2014/chartex" xmlns:cx1="http://schemas.microsoft.com/office/drawing/2015/9/8/chartex" xmlns:cx2="http://schemas.microsoft.com/office/drawing/2015/10/21/chartex" xmlns:cx3="http://schemas.microsoft.com/office/drawing/2016/5/9/chartex" xmlns:cx4="http://schemas.microsoft.com/office/drawing/2016/5/10/chartex" xmlns:cx5="http://schemas.microsoft.com/office/drawing/2016/5/11/chartex" xmlns:cx6="http://schemas.microsoft.com/office/drawing/2016/5/12/chartex" xmlns:cx7="http://schemas.microsoft.com/office/drawing/2016/5/13/chartex" xmlns:cx8="http://schemas.microsoft.com/office/drawing/2016/5/14/chartex" xmlns:mc="http://schemas.openxmlformats.org/markup-compatibility/2006" xmlns:aink="http://schemas.microsoft.com/office/drawing/2016/ink" xmlns:am3d="http://schemas.microsoft.com/office/drawing/2017/model3d" xmlns:o="urn:schemas-microsoft-com:office:office" xmlns:oel="http://schemas.microsoft.com/office/2019/extlst" xmlns:r="http://schemas.openxmlformats.org/officeDocument/2006/relationships" xmlns:m="http://schemas.openxmlformats.org/officeDocument/2006/math" xmlns:v="urn:schemas-microsoft-com:vml" xmlns:wp14="http://schemas.microsoft.com/office/word/2010/wordprocessingDrawing" xmlns:wp="http://schemas.openxmlformats.org/drawingml/2006/wordprocessingDrawing" xmlns:w10="urn:schemas-microsoft-com:office:word" xmlns:w="http://schemas.openxmlformats.org/wordprocessingml/2006/main" xmlns:w14="http://schemas.microsoft.com/office/word/2010/wordml" xmlns:w15="http://schemas.microsoft.com/office/word/2012/wordml" xmlns:w16cex="http://schemas.microsoft.com/office/word/2018/wordml/cex" xmlns:w16cid="http://schemas.microsoft.com/office/word/2016/wordml/cid" xmlns:w16="http://schemas.microsoft.com/office/word/2018/wordml" xmlns:w16sdtdh="http://schemas.microsoft.com/office/word/2020/wordml/sdtdatahash" xmlns:w16se="http://schemas.microsoft.com/office/word/2015/wordml/symex" xmlns:wpg="http://schemas.microsoft.com/office/word/2010/wordprocessingGroup" xmlns:wpi="http://schemas.microsoft.com/office/word/2010/wordprocessingInk" xmlns:wne="http://schemas.microsoft.com/office/word/2006/wordml" xmlns:wps="http://schemas.microsoft.com/office/word/2010/wordprocessingShape" mc:Ignorable="w14 w15 w16se w16cid w16 w16cex w16sdtdh wp14">
+<w:footnotes xmlns:wpc="http://schemas.microsoft.com/office/word/2010/wordprocessingCanvas" xmlns:cx="http://schemas.microsoft.com/office/drawing/2014/chartex" xmlns:cx1="http://schemas.microsoft.com/office/drawing/2015/9/8/chartex" xmlns:cx2="http://schemas.microsoft.com/office/drawing/2015/10/21/chartex" xmlns:cx3="http://schemas.microsoft.com/office/drawing/2016/5/9/chartex" xmlns:cx4="http://schemas.microsoft.com/office/drawing/2016/5/10/chartex" xmlns:cx5="http://schemas.microsoft.com/office/drawing/2016/5/11/chartex" xmlns:cx6="http://schemas.microsoft.com/office/drawing/2016/5/12/chartex" xmlns:cx7="http://schemas.microsoft.com/office/drawing/2016/5/13/chartex" xmlns:cx8="http://schemas.microsoft.com/office/drawing/2016/5/14/chartex" xmlns:mc="http://schemas.openxmlformats.org/markup-compatibility/2006" xmlns:aink="http://schemas.microsoft.com/office/drawing/2016/ink" xmlns:am3d="http://schemas.microsoft.com/office/drawing/2017/model3d" xmlns:o="urn:schemas-microsoft-com:office:office" xmlns:oel="http://schemas.microsoft.com/office/2019/extlst" xmlns:r="http://schemas.openxmlformats.org/officeDocument/2006/relationships" xmlns:m="http://schemas.openxmlformats.org/officeDocument/2006/math" xmlns:v="urn:schemas-microsoft-com:vml" xmlns:wp14="http://schemas.microsoft.com/office/word/2010/wordprocessingDrawing" xmlns:wp="http://schemas.openxmlformats.org/drawingml/2006/wordprocessingDrawing" xmlns:w10="urn:schemas-microsoft-com:office:word" xmlns:w="http://schemas.openxmlformats.org/wordprocessingml/2006/main" xmlns:w14="http://schemas.microsoft.com/office/word/2010/wordml" xmlns:w15="http://schemas.microsoft.com/office/word/2012/wordml" xmlns:w16cex="http://schemas.microsoft.com/office/word/2018/wordml/cex" xmlns:w16cid="http://schemas.microsoft.com/office/word/2016/wordml/cid" xmlns:w16="http://schemas.microsoft.com/office/word/2018/wordml" xmlns:w16du="http://schemas.microsoft.com/office/word/2023/wordml/word16du" xmlns:w16sdtdh="http://schemas.microsoft.com/office/word/2020/wordml/sdtdatahash" xmlns:w16se="http://schemas.microsoft.com/office/word/2015/wordml/symex" xmlns:wpg="http://schemas.microsoft.com/office/word/2010/wordprocessingGroup" xmlns:wpi="http://schemas.microsoft.com/office/word/2010/wordprocessingInk" xmlns:wne="http://schemas.microsoft.com/office/word/2006/wordml" xmlns:wps="http://schemas.microsoft.com/office/word/2010/wordprocessingShape" mc:Ignorable="w14 w15 w16se w16cid w16 w16cex w16sdtdh w16du wp14">
   <w:footnote w:type="separator" w:id="-1">
     <w:p>
       <w:r>
@@ -18011,7 +18003,7 @@
 </file>
 
 <file path=word/header1.xml><?xml version="1.0" encoding="utf-8"?>
-<w:hdr xmlns:wpc="http://schemas.microsoft.com/office/word/2010/wordprocessingCanvas" xmlns:cx="http://schemas.microsoft.com/office/drawing/2014/chartex" xmlns:cx1="http://schemas.microsoft.com/office/drawing/2015/9/8/chartex" xmlns:cx2="http://schemas.microsoft.com/office/drawing/2015/10/21/chartex" xmlns:cx3="http://schemas.microsoft.com/office/drawing/2016/5/9/chartex" xmlns:cx4="http://schemas.microsoft.com/office/drawing/2016/5/10/chartex" xmlns:cx5="http://schemas.microsoft.com/office/drawing/2016/5/11/chartex" xmlns:cx6="http://schemas.microsoft.com/office/drawing/2016/5/12/chartex" xmlns:cx7="http://schemas.microsoft.com/office/drawing/2016/5/13/chartex" xmlns:cx8="http://schemas.microsoft.com/office/drawing/2016/5/14/chartex" xmlns:mc="http://schemas.openxmlformats.org/markup-compatibility/2006" xmlns:aink="http://schemas.microsoft.com/office/drawing/2016/ink" xmlns:am3d="http://schemas.microsoft.com/office/drawing/2017/model3d" xmlns:o="urn:schemas-microsoft-com:office:office" xmlns:oel="http://schemas.microsoft.com/office/2019/extlst" xmlns:r="http://schemas.openxmlformats.org/officeDocument/2006/relationships" xmlns:m="http://schemas.openxmlformats.org/officeDocument/2006/math" xmlns:v="urn:schemas-microsoft-com:vml" xmlns:wp14="http://schemas.microsoft.com/office/word/2010/wordprocessingDrawing" xmlns:wp="http://schemas.openxmlformats.org/drawingml/2006/wordprocessingDrawing" xmlns:w10="urn:schemas-microsoft-com:office:word" xmlns:w="http://schemas.openxmlformats.org/wordprocessingml/2006/main" xmlns:w14="http://schemas.microsoft.com/office/word/2010/wordml" xmlns:w15="http://schemas.microsoft.com/office/word/2012/wordml" xmlns:w16cex="http://schemas.microsoft.com/office/word/2018/wordml/cex" xmlns:w16cid="http://schemas.microsoft.com/office/word/2016/wordml/cid" xmlns:w16="http://schemas.microsoft.com/office/word/2018/wordml" xmlns:w16sdtdh="http://schemas.microsoft.com/office/word/2020/wordml/sdtdatahash" xmlns:w16se="http://schemas.microsoft.com/office/word/2015/wordml/symex" xmlns:wpg="http://schemas.microsoft.com/office/word/2010/wordprocessingGroup" xmlns:wpi="http://schemas.microsoft.com/office/word/2010/wordprocessingInk" xmlns:wne="http://schemas.microsoft.com/office/word/2006/wordml" xmlns:wps="http://schemas.microsoft.com/office/word/2010/wordprocessingShape" mc:Ignorable="w14 w15 w16se w16cid w16 w16cex w16sdtdh wp14">
+<w:hdr xmlns:wpc="http://schemas.microsoft.com/office/word/2010/wordprocessingCanvas" xmlns:cx="http://schemas.microsoft.com/office/drawing/2014/chartex" xmlns:cx1="http://schemas.microsoft.com/office/drawing/2015/9/8/chartex" xmlns:cx2="http://schemas.microsoft.com/office/drawing/2015/10/21/chartex" xmlns:cx3="http://schemas.microsoft.com/office/drawing/2016/5/9/chartex" xmlns:cx4="http://schemas.microsoft.com/office/drawing/2016/5/10/chartex" xmlns:cx5="http://schemas.microsoft.com/office/drawing/2016/5/11/chartex" xmlns:cx6="http://schemas.microsoft.com/office/drawing/2016/5/12/chartex" xmlns:cx7="http://schemas.microsoft.com/office/drawing/2016/5/13/chartex" xmlns:cx8="http://schemas.microsoft.com/office/drawing/2016/5/14/chartex" xmlns:mc="http://schemas.openxmlformats.org/markup-compatibility/2006" xmlns:aink="http://schemas.microsoft.com/office/drawing/2016/ink" xmlns:am3d="http://schemas.microsoft.com/office/drawing/2017/model3d" xmlns:o="urn:schemas-microsoft-com:office:office" xmlns:oel="http://schemas.microsoft.com/office/2019/extlst" xmlns:r="http://schemas.openxmlformats.org/officeDocument/2006/relationships" xmlns:m="http://schemas.openxmlformats.org/officeDocument/2006/math" xmlns:v="urn:schemas-microsoft-com:vml" xmlns:wp14="http://schemas.microsoft.com/office/word/2010/wordprocessingDrawing" xmlns:wp="http://schemas.openxmlformats.org/drawingml/2006/wordprocessingDrawing" xmlns:w10="urn:schemas-microsoft-com:office:word" xmlns:w="http://schemas.openxmlformats.org/wordprocessingml/2006/main" xmlns:w14="http://schemas.microsoft.com/office/word/2010/wordml" xmlns:w15="http://schemas.microsoft.com/office/word/2012/wordml" xmlns:w16cex="http://schemas.microsoft.com/office/word/2018/wordml/cex" xmlns:w16cid="http://schemas.microsoft.com/office/word/2016/wordml/cid" xmlns:w16="http://schemas.microsoft.com/office/word/2018/wordml" xmlns:w16du="http://schemas.microsoft.com/office/word/2023/wordml/word16du" xmlns:w16sdtdh="http://schemas.microsoft.com/office/word/2020/wordml/sdtdatahash" xmlns:w16se="http://schemas.microsoft.com/office/word/2015/wordml/symex" xmlns:wpg="http://schemas.microsoft.com/office/word/2010/wordprocessingGroup" xmlns:wpi="http://schemas.microsoft.com/office/word/2010/wordprocessingInk" xmlns:wne="http://schemas.microsoft.com/office/word/2006/wordml" xmlns:wps="http://schemas.microsoft.com/office/word/2010/wordprocessingShape" mc:Ignorable="w14 w15 w16se w16cid w16 w16cex w16sdtdh w16du wp14">
   <w:p>
     <w:pPr>
       <w:pStyle w:val="af0"/>
@@ -18021,7 +18013,7 @@
 </file>
 
 <file path=word/header2.xml><?xml version="1.0" encoding="utf-8"?>
-<w:hdr xmlns:wpc="http://schemas.microsoft.com/office/word/2010/wordprocessingCanvas" xmlns:cx="http://schemas.microsoft.com/office/drawing/2014/chartex" xmlns:cx1="http://schemas.microsoft.com/office/drawing/2015/9/8/chartex" xmlns:cx2="http://schemas.microsoft.com/office/drawing/2015/10/21/chartex" xmlns:cx3="http://schemas.microsoft.com/office/drawing/2016/5/9/chartex" xmlns:cx4="http://schemas.microsoft.com/office/drawing/2016/5/10/chartex" xmlns:cx5="http://schemas.microsoft.com/office/drawing/2016/5/11/chartex" xmlns:cx6="http://schemas.microsoft.com/office/drawing/2016/5/12/chartex" xmlns:cx7="http://schemas.microsoft.com/office/drawing/2016/5/13/chartex" xmlns:cx8="http://schemas.microsoft.com/office/drawing/2016/5/14/chartex" xmlns:mc="http://schemas.openxmlformats.org/markup-compatibility/2006" xmlns:aink="http://schemas.microsoft.com/office/drawing/2016/ink" xmlns:am3d="http://schemas.microsoft.com/office/drawing/2017/model3d" xmlns:o="urn:schemas-microsoft-com:office:office" xmlns:oel="http://schemas.microsoft.com/office/2019/extlst" xmlns:r="http://schemas.openxmlformats.org/officeDocument/2006/relationships" xmlns:m="http://schemas.openxmlformats.org/officeDocument/2006/math" xmlns:v="urn:schemas-microsoft-com:vml" xmlns:wp14="http://schemas.microsoft.com/office/word/2010/wordprocessingDrawing" xmlns:wp="http://schemas.openxmlformats.org/drawingml/2006/wordprocessingDrawing" xmlns:w10="urn:schemas-microsoft-com:office:word" xmlns:w="http://schemas.openxmlformats.org/wordprocessingml/2006/main" xmlns:w14="http://schemas.microsoft.com/office/word/2010/wordml" xmlns:w15="http://schemas.microsoft.com/office/word/2012/wordml" xmlns:w16cex="http://schemas.microsoft.com/office/word/2018/wordml/cex" xmlns:w16cid="http://schemas.microsoft.com/office/word/2016/wordml/cid" xmlns:w16="http://schemas.microsoft.com/office/word/2018/wordml" xmlns:w16sdtdh="http://schemas.microsoft.com/office/word/2020/wordml/sdtdatahash" xmlns:w16se="http://schemas.microsoft.com/office/word/2015/wordml/symex" xmlns:wpg="http://schemas.microsoft.com/office/word/2010/wordprocessingGroup" xmlns:wpi="http://schemas.microsoft.com/office/word/2010/wordprocessingInk" xmlns:wne="http://schemas.microsoft.com/office/word/2006/wordml" xmlns:wps="http://schemas.microsoft.com/office/word/2010/wordprocessingShape" mc:Ignorable="w14 w15 w16se w16cid w16 w16cex w16sdtdh wp14">
+<w:hdr xmlns:wpc="http://schemas.microsoft.com/office/word/2010/wordprocessingCanvas" xmlns:cx="http://schemas.microsoft.com/office/drawing/2014/chartex" xmlns:cx1="http://schemas.microsoft.com/office/drawing/2015/9/8/chartex" xmlns:cx2="http://schemas.microsoft.com/office/drawing/2015/10/21/chartex" xmlns:cx3="http://schemas.microsoft.com/office/drawing/2016/5/9/chartex" xmlns:cx4="http://schemas.microsoft.com/office/drawing/2016/5/10/chartex" xmlns:cx5="http://schemas.microsoft.com/office/drawing/2016/5/11/chartex" xmlns:cx6="http://schemas.microsoft.com/office/drawing/2016/5/12/chartex" xmlns:cx7="http://schemas.microsoft.com/office/drawing/2016/5/13/chartex" xmlns:cx8="http://schemas.microsoft.com/office/drawing/2016/5/14/chartex" xmlns:mc="http://schemas.openxmlformats.org/markup-compatibility/2006" xmlns:aink="http://schemas.microsoft.com/office/drawing/2016/ink" xmlns:am3d="http://schemas.microsoft.com/office/drawing/2017/model3d" xmlns:o="urn:schemas-microsoft-com:office:office" xmlns:oel="http://schemas.microsoft.com/office/2019/extlst" xmlns:r="http://schemas.openxmlformats.org/officeDocument/2006/relationships" xmlns:m="http://schemas.openxmlformats.org/officeDocument/2006/math" xmlns:v="urn:schemas-microsoft-com:vml" xmlns:wp14="http://schemas.microsoft.com/office/word/2010/wordprocessingDrawing" xmlns:wp="http://schemas.openxmlformats.org/drawingml/2006/wordprocessingDrawing" xmlns:w10="urn:schemas-microsoft-com:office:word" xmlns:w="http://schemas.openxmlformats.org/wordprocessingml/2006/main" xmlns:w14="http://schemas.microsoft.com/office/word/2010/wordml" xmlns:w15="http://schemas.microsoft.com/office/word/2012/wordml" xmlns:w16cex="http://schemas.microsoft.com/office/word/2018/wordml/cex" xmlns:w16cid="http://schemas.microsoft.com/office/word/2016/wordml/cid" xmlns:w16="http://schemas.microsoft.com/office/word/2018/wordml" xmlns:w16du="http://schemas.microsoft.com/office/word/2023/wordml/word16du" xmlns:w16sdtdh="http://schemas.microsoft.com/office/word/2020/wordml/sdtdatahash" xmlns:w16se="http://schemas.microsoft.com/office/word/2015/wordml/symex" xmlns:wpg="http://schemas.microsoft.com/office/word/2010/wordprocessingGroup" xmlns:wpi="http://schemas.microsoft.com/office/word/2010/wordprocessingInk" xmlns:wne="http://schemas.microsoft.com/office/word/2006/wordml" xmlns:wps="http://schemas.microsoft.com/office/word/2010/wordprocessingShape" mc:Ignorable="w14 w15 w16se w16cid w16 w16cex w16sdtdh w16du wp14">
   <w:p>
     <w:pPr>
       <w:pStyle w:val="af0"/>
@@ -18031,7 +18023,7 @@
 </file>
 
 <file path=word/header3.xml><?xml version="1.0" encoding="utf-8"?>
-<w:hdr xmlns:wpc="http://schemas.microsoft.com/office/word/2010/wordprocessingCanvas" xmlns:cx="http://schemas.microsoft.com/office/drawing/2014/chartex" xmlns:cx1="http://schemas.microsoft.com/office/drawing/2015/9/8/chartex" xmlns:cx2="http://schemas.microsoft.com/office/drawing/2015/10/21/chartex" xmlns:cx3="http://schemas.microsoft.com/office/drawing/2016/5/9/chartex" xmlns:cx4="http://schemas.microsoft.com/office/drawing/2016/5/10/chartex" xmlns:cx5="http://schemas.microsoft.com/office/drawing/2016/5/11/chartex" xmlns:cx6="http://schemas.microsoft.com/office/drawing/2016/5/12/chartex" xmlns:cx7="http://schemas.microsoft.com/office/drawing/2016/5/13/chartex" xmlns:cx8="http://schemas.microsoft.com/office/drawing/2016/5/14/chartex" xmlns:mc="http://schemas.openxmlformats.org/markup-compatibility/2006" xmlns:aink="http://schemas.microsoft.com/office/drawing/2016/ink" xmlns:am3d="http://schemas.microsoft.com/office/drawing/2017/model3d" xmlns:o="urn:schemas-microsoft-com:office:office" xmlns:oel="http://schemas.microsoft.com/office/2019/extlst" xmlns:r="http://schemas.openxmlformats.org/officeDocument/2006/relationships" xmlns:m="http://schemas.openxmlformats.org/officeDocument/2006/math" xmlns:v="urn:schemas-microsoft-com:vml" xmlns:wp14="http://schemas.microsoft.com/office/word/2010/wordprocessingDrawing" xmlns:wp="http://schemas.openxmlformats.org/drawingml/2006/wordprocessingDrawing" xmlns:w10="urn:schemas-microsoft-com:office:word" xmlns:w="http://schemas.openxmlformats.org/wordprocessingml/2006/main" xmlns:w14="http://schemas.microsoft.com/office/word/2010/wordml" xmlns:w15="http://schemas.microsoft.com/office/word/2012/wordml" xmlns:w16cex="http://schemas.microsoft.com/office/word/2018/wordml/cex" xmlns:w16cid="http://schemas.microsoft.com/office/word/2016/wordml/cid" xmlns:w16="http://schemas.microsoft.com/office/word/2018/wordml" xmlns:w16sdtdh="http://schemas.microsoft.com/office/word/2020/wordml/sdtdatahash" xmlns:w16se="http://schemas.microsoft.com/office/word/2015/wordml/symex" xmlns:wpg="http://schemas.microsoft.com/office/word/2010/wordprocessingGroup" xmlns:wpi="http://schemas.microsoft.com/office/word/2010/wordprocessingInk" xmlns:wne="http://schemas.microsoft.com/office/word/2006/wordml" xmlns:wps="http://schemas.microsoft.com/office/word/2010/wordprocessingShape" mc:Ignorable="w14 w15 w16se w16cid w16 w16cex w16sdtdh wp14">
+<w:hdr xmlns:wpc="http://schemas.microsoft.com/office/word/2010/wordprocessingCanvas" xmlns:cx="http://schemas.microsoft.com/office/drawing/2014/chartex" xmlns:cx1="http://schemas.microsoft.com/office/drawing/2015/9/8/chartex" xmlns:cx2="http://schemas.microsoft.com/office/drawing/2015/10/21/chartex" xmlns:cx3="http://schemas.microsoft.com/office/drawing/2016/5/9/chartex" xmlns:cx4="http://schemas.microsoft.com/office/drawing/2016/5/10/chartex" xmlns:cx5="http://schemas.microsoft.com/office/drawing/2016/5/11/chartex" xmlns:cx6="http://schemas.microsoft.com/office/drawing/2016/5/12/chartex" xmlns:cx7="http://schemas.microsoft.com/office/drawing/2016/5/13/chartex" xmlns:cx8="http://schemas.microsoft.com/office/drawing/2016/5/14/chartex" xmlns:mc="http://schemas.openxmlformats.org/markup-compatibility/2006" xmlns:aink="http://schemas.microsoft.com/office/drawing/2016/ink" xmlns:am3d="http://schemas.microsoft.com/office/drawing/2017/model3d" xmlns:o="urn:schemas-microsoft-com:office:office" xmlns:oel="http://schemas.microsoft.com/office/2019/extlst" xmlns:r="http://schemas.openxmlformats.org/officeDocument/2006/relationships" xmlns:m="http://schemas.openxmlformats.org/officeDocument/2006/math" xmlns:v="urn:schemas-microsoft-com:vml" xmlns:wp14="http://schemas.microsoft.com/office/word/2010/wordprocessingDrawing" xmlns:wp="http://schemas.openxmlformats.org/drawingml/2006/wordprocessingDrawing" xmlns:w10="urn:schemas-microsoft-com:office:word" xmlns:w="http://schemas.openxmlformats.org/wordprocessingml/2006/main" xmlns:w14="http://schemas.microsoft.com/office/word/2010/wordml" xmlns:w15="http://schemas.microsoft.com/office/word/2012/wordml" xmlns:w16cex="http://schemas.microsoft.com/office/word/2018/wordml/cex" xmlns:w16cid="http://schemas.microsoft.com/office/word/2016/wordml/cid" xmlns:w16="http://schemas.microsoft.com/office/word/2018/wordml" xmlns:w16du="http://schemas.microsoft.com/office/word/2023/wordml/word16du" xmlns:w16sdtdh="http://schemas.microsoft.com/office/word/2020/wordml/sdtdatahash" xmlns:w16se="http://schemas.microsoft.com/office/word/2015/wordml/symex" xmlns:wpg="http://schemas.microsoft.com/office/word/2010/wordprocessingGroup" xmlns:wpi="http://schemas.microsoft.com/office/word/2010/wordprocessingInk" xmlns:wne="http://schemas.microsoft.com/office/word/2006/wordml" xmlns:wps="http://schemas.microsoft.com/office/word/2010/wordprocessingShape" mc:Ignorable="w14 w15 w16se w16cid w16 w16cex w16sdtdh w16du wp14">
   <w:p>
     <w:pPr>
       <w:pStyle w:val="af0"/>
@@ -18041,7 +18033,7 @@
 </file>
 
 <file path=word/numbering.xml><?xml version="1.0" encoding="utf-8"?>
-<w:numbering xmlns:wpc="http://schemas.microsoft.com/office/word/2010/wordprocessingCanvas" xmlns:cx="http://schemas.microsoft.com/office/drawing/2014/chartex" xmlns:cx1="http://schemas.microsoft.com/office/drawing/2015/9/8/chartex" xmlns:cx2="http://schemas.microsoft.com/office/drawing/2015/10/21/chartex" xmlns:cx3="http://schemas.microsoft.com/office/drawing/2016/5/9/chartex" xmlns:cx4="http://schemas.microsoft.com/office/drawing/2016/5/10/chartex" xmlns:cx5="http://schemas.microsoft.com/office/drawing/2016/5/11/chartex" xmlns:cx6="http://schemas.microsoft.com/office/drawing/2016/5/12/chartex" xmlns:cx7="http://schemas.microsoft.com/office/drawing/2016/5/13/chartex" xmlns:cx8="http://schemas.microsoft.com/office/drawing/2016/5/14/chartex" xmlns:mc="http://schemas.openxmlformats.org/markup-compatibility/2006" xmlns:aink="http://schemas.microsoft.com/office/drawing/2016/ink" xmlns:am3d="http://schemas.microsoft.com/office/drawing/2017/model3d" xmlns:o="urn:schemas-microsoft-com:office:office" xmlns:oel="http://schemas.microsoft.com/office/2019/extlst" xmlns:r="http://schemas.openxmlformats.org/officeDocument/2006/relationships" xmlns:m="http://schemas.openxmlformats.org/officeDocument/2006/math" xmlns:v="urn:schemas-microsoft-com:vml" xmlns:wp14="http://schemas.microsoft.com/office/word/2010/wordprocessingDrawing" xmlns:wp="http://schemas.openxmlformats.org/drawingml/2006/wordprocessingDrawing" xmlns:w10="urn:schemas-microsoft-com:office:word" xmlns:w="http://schemas.openxmlformats.org/wordprocessingml/2006/main" xmlns:w14="http://schemas.microsoft.com/office/word/2010/wordml" xmlns:w15="http://schemas.microsoft.com/office/word/2012/wordml" xmlns:w16cex="http://schemas.microsoft.com/office/word/2018/wordml/cex" xmlns:w16cid="http://schemas.microsoft.com/office/word/2016/wordml/cid" xmlns:w16="http://schemas.microsoft.com/office/word/2018/wordml" xmlns:w16sdtdh="http://schemas.microsoft.com/office/word/2020/wordml/sdtdatahash" xmlns:w16se="http://schemas.microsoft.com/office/word/2015/wordml/symex" xmlns:wpg="http://schemas.microsoft.com/office/word/2010/wordprocessingGroup" xmlns:wpi="http://schemas.microsoft.com/office/word/2010/wordprocessingInk" xmlns:wne="http://schemas.microsoft.com/office/word/2006/wordml" xmlns:wps="http://schemas.microsoft.com/office/word/2010/wordprocessingShape" mc:Ignorable="w14 w15 w16se w16cid w16 w16cex w16sdtdh wp14">
+<w:numbering xmlns:wpc="http://schemas.microsoft.com/office/word/2010/wordprocessingCanvas" xmlns:cx="http://schemas.microsoft.com/office/drawing/2014/chartex" xmlns:cx1="http://schemas.microsoft.com/office/drawing/2015/9/8/chartex" xmlns:cx2="http://schemas.microsoft.com/office/drawing/2015/10/21/chartex" xmlns:cx3="http://schemas.microsoft.com/office/drawing/2016/5/9/chartex" xmlns:cx4="http://schemas.microsoft.com/office/drawing/2016/5/10/chartex" xmlns:cx5="http://schemas.microsoft.com/office/drawing/2016/5/11/chartex" xmlns:cx6="http://schemas.microsoft.com/office/drawing/2016/5/12/chartex" xmlns:cx7="http://schemas.microsoft.com/office/drawing/2016/5/13/chartex" xmlns:cx8="http://schemas.microsoft.com/office/drawing/2016/5/14/chartex" xmlns:mc="http://schemas.openxmlformats.org/markup-compatibility/2006" xmlns:aink="http://schemas.microsoft.com/office/drawing/2016/ink" xmlns:am3d="http://schemas.microsoft.com/office/drawing/2017/model3d" xmlns:o="urn:schemas-microsoft-com:office:office" xmlns:oel="http://schemas.microsoft.com/office/2019/extlst" xmlns:r="http://schemas.openxmlformats.org/officeDocument/2006/relationships" xmlns:m="http://schemas.openxmlformats.org/officeDocument/2006/math" xmlns:v="urn:schemas-microsoft-com:vml" xmlns:wp14="http://schemas.microsoft.com/office/word/2010/wordprocessingDrawing" xmlns:wp="http://schemas.openxmlformats.org/drawingml/2006/wordprocessingDrawing" xmlns:w10="urn:schemas-microsoft-com:office:word" xmlns:w="http://schemas.openxmlformats.org/wordprocessingml/2006/main" xmlns:w14="http://schemas.microsoft.com/office/word/2010/wordml" xmlns:w15="http://schemas.microsoft.com/office/word/2012/wordml" xmlns:w16cex="http://schemas.microsoft.com/office/word/2018/wordml/cex" xmlns:w16cid="http://schemas.microsoft.com/office/word/2016/wordml/cid" xmlns:w16="http://schemas.microsoft.com/office/word/2018/wordml" xmlns:w16du="http://schemas.microsoft.com/office/word/2023/wordml/word16du" xmlns:w16sdtdh="http://schemas.microsoft.com/office/word/2020/wordml/sdtdatahash" xmlns:w16se="http://schemas.microsoft.com/office/word/2015/wordml/symex" xmlns:wpg="http://schemas.microsoft.com/office/word/2010/wordprocessingGroup" xmlns:wpi="http://schemas.microsoft.com/office/word/2010/wordprocessingInk" xmlns:wne="http://schemas.microsoft.com/office/word/2006/wordml" xmlns:wps="http://schemas.microsoft.com/office/word/2010/wordprocessingShape" mc:Ignorable="w14 w15 w16se w16cid w16 w16cex w16sdtdh w16du wp14">
   <w:abstractNum w:abstractNumId="0" w15:restartNumberingAfterBreak="0">
     <w:nsid w:val="FFFFFF7C"/>
     <w:multiLevelType w:val="singleLevel"/>
@@ -19053,7 +19045,7 @@
 </file>
 
 <file path=word/styles.xml><?xml version="1.0" encoding="utf-8"?>
-<w:styles xmlns:mc="http://schemas.openxmlformats.org/markup-compatibility/2006" xmlns:r="http://schemas.openxmlformats.org/officeDocument/2006/relationships" xmlns:w="http://schemas.openxmlformats.org/wordprocessingml/2006/main" xmlns:w14="http://schemas.microsoft.com/office/word/2010/wordml" xmlns:w15="http://schemas.microsoft.com/office/word/2012/wordml" xmlns:w16cex="http://schemas.microsoft.com/office/word/2018/wordml/cex" xmlns:w16cid="http://schemas.microsoft.com/office/word/2016/wordml/cid" xmlns:w16="http://schemas.microsoft.com/office/word/2018/wordml" xmlns:w16sdtdh="http://schemas.microsoft.com/office/word/2020/wordml/sdtdatahash" xmlns:w16se="http://schemas.microsoft.com/office/word/2015/wordml/symex" mc:Ignorable="w14 w15 w16se w16cid w16 w16cex w16sdtdh">
+<w:styles xmlns:mc="http://schemas.openxmlformats.org/markup-compatibility/2006" xmlns:r="http://schemas.openxmlformats.org/officeDocument/2006/relationships" xmlns:w="http://schemas.openxmlformats.org/wordprocessingml/2006/main" xmlns:w14="http://schemas.microsoft.com/office/word/2010/wordml" xmlns:w15="http://schemas.microsoft.com/office/word/2012/wordml" xmlns:w16cex="http://schemas.microsoft.com/office/word/2018/wordml/cex" xmlns:w16cid="http://schemas.microsoft.com/office/word/2016/wordml/cid" xmlns:w16="http://schemas.microsoft.com/office/word/2018/wordml" xmlns:w16du="http://schemas.microsoft.com/office/word/2023/wordml/word16du" xmlns:w16sdtdh="http://schemas.microsoft.com/office/word/2020/wordml/sdtdatahash" xmlns:w16se="http://schemas.microsoft.com/office/word/2015/wordml/symex" mc:Ignorable="w14 w15 w16se w16cid w16 w16cex w16sdtdh w16du">
   <w:docDefaults>
     <w:rPrDefault>
       <w:rPr>
@@ -20842,7 +20834,7 @@
 </file>
 
 <file path=word/glossary/document.xml><?xml version="1.0" encoding="utf-8"?>
-<w:glossaryDocument xmlns:wpc="http://schemas.microsoft.com/office/word/2010/wordprocessingCanvas" xmlns:cx="http://schemas.microsoft.com/office/drawing/2014/chartex" xmlns:cx1="http://schemas.microsoft.com/office/drawing/2015/9/8/chartex" xmlns:cx2="http://schemas.microsoft.com/office/drawing/2015/10/21/chartex" xmlns:cx3="http://schemas.microsoft.com/office/drawing/2016/5/9/chartex" xmlns:cx4="http://schemas.microsoft.com/office/drawing/2016/5/10/chartex" xmlns:cx5="http://schemas.microsoft.com/office/drawing/2016/5/11/chartex" xmlns:cx6="http://schemas.microsoft.com/office/drawing/2016/5/12/chartex" xmlns:cx7="http://schemas.microsoft.com/office/drawing/2016/5/13/chartex" xmlns:cx8="http://schemas.microsoft.com/office/drawing/2016/5/14/chartex" xmlns:mc="http://schemas.openxmlformats.org/markup-compatibility/2006" xmlns:aink="http://schemas.microsoft.com/office/drawing/2016/ink" xmlns:am3d="http://schemas.microsoft.com/office/drawing/2017/model3d" xmlns:o="urn:schemas-microsoft-com:office:office" xmlns:oel="http://schemas.microsoft.com/office/2019/extlst" xmlns:r="http://schemas.openxmlformats.org/officeDocument/2006/relationships" xmlns:m="http://schemas.openxmlformats.org/officeDocument/2006/math" xmlns:v="urn:schemas-microsoft-com:vml" xmlns:wp14="http://schemas.microsoft.com/office/word/2010/wordprocessingDrawing" xmlns:wp="http://schemas.openxmlformats.org/drawingml/2006/wordprocessingDrawing" xmlns:w10="urn:schemas-microsoft-com:office:word" xmlns:w="http://schemas.openxmlformats.org/wordprocessingml/2006/main" xmlns:w14="http://schemas.microsoft.com/office/word/2010/wordml" xmlns:w15="http://schemas.microsoft.com/office/word/2012/wordml" xmlns:w16cex="http://schemas.microsoft.com/office/word/2018/wordml/cex" xmlns:w16cid="http://schemas.microsoft.com/office/word/2016/wordml/cid" xmlns:w16="http://schemas.microsoft.com/office/word/2018/wordml" xmlns:w16sdtdh="http://schemas.microsoft.com/office/word/2020/wordml/sdtdatahash" xmlns:w16se="http://schemas.microsoft.com/office/word/2015/wordml/symex" xmlns:wpg="http://schemas.microsoft.com/office/word/2010/wordprocessingGroup" xmlns:wpi="http://schemas.microsoft.com/office/word/2010/wordprocessingInk" xmlns:wne="http://schemas.microsoft.com/office/word/2006/wordml" xmlns:wps="http://schemas.microsoft.com/office/word/2010/wordprocessingShape" mc:Ignorable="w14 w15 w16se w16cid w16 w16cex w16sdtdh wp14">
+<w:glossaryDocument xmlns:wpc="http://schemas.microsoft.com/office/word/2010/wordprocessingCanvas" xmlns:cx="http://schemas.microsoft.com/office/drawing/2014/chartex" xmlns:cx1="http://schemas.microsoft.com/office/drawing/2015/9/8/chartex" xmlns:cx2="http://schemas.microsoft.com/office/drawing/2015/10/21/chartex" xmlns:cx3="http://schemas.microsoft.com/office/drawing/2016/5/9/chartex" xmlns:cx4="http://schemas.microsoft.com/office/drawing/2016/5/10/chartex" xmlns:cx5="http://schemas.microsoft.com/office/drawing/2016/5/11/chartex" xmlns:cx6="http://schemas.microsoft.com/office/drawing/2016/5/12/chartex" xmlns:cx7="http://schemas.microsoft.com/office/drawing/2016/5/13/chartex" xmlns:cx8="http://schemas.microsoft.com/office/drawing/2016/5/14/chartex" xmlns:mc="http://schemas.openxmlformats.org/markup-compatibility/2006" xmlns:aink="http://schemas.microsoft.com/office/drawing/2016/ink" xmlns:am3d="http://schemas.microsoft.com/office/drawing/2017/model3d" xmlns:o="urn:schemas-microsoft-com:office:office" xmlns:oel="http://schemas.microsoft.com/office/2019/extlst" xmlns:r="http://schemas.openxmlformats.org/officeDocument/2006/relationships" xmlns:m="http://schemas.openxmlformats.org/officeDocument/2006/math" xmlns:v="urn:schemas-microsoft-com:vml" xmlns:wp14="http://schemas.microsoft.com/office/word/2010/wordprocessingDrawing" xmlns:wp="http://schemas.openxmlformats.org/drawingml/2006/wordprocessingDrawing" xmlns:w10="urn:schemas-microsoft-com:office:word" xmlns:w="http://schemas.openxmlformats.org/wordprocessingml/2006/main" xmlns:w14="http://schemas.microsoft.com/office/word/2010/wordml" xmlns:w15="http://schemas.microsoft.com/office/word/2012/wordml" xmlns:w16cex="http://schemas.microsoft.com/office/word/2018/wordml/cex" xmlns:w16cid="http://schemas.microsoft.com/office/word/2016/wordml/cid" xmlns:w16="http://schemas.microsoft.com/office/word/2018/wordml" xmlns:w16du="http://schemas.microsoft.com/office/word/2023/wordml/word16du" xmlns:w16sdtdh="http://schemas.microsoft.com/office/word/2020/wordml/sdtdatahash" xmlns:w16se="http://schemas.microsoft.com/office/word/2015/wordml/symex" xmlns:wpg="http://schemas.microsoft.com/office/word/2010/wordprocessingGroup" xmlns:wpi="http://schemas.microsoft.com/office/word/2010/wordprocessingInk" xmlns:wne="http://schemas.microsoft.com/office/word/2006/wordml" xmlns:wps="http://schemas.microsoft.com/office/word/2010/wordprocessingShape" mc:Ignorable="w14 w15 w16se w16cid w16 w16cex w16sdtdh w16du wp14">
   <w:docParts>
     <w:docPart>
       <w:docPartPr>
@@ -20879,7 +20871,7 @@
 </file>
 
 <file path=word/glossary/fontTable.xml><?xml version="1.0" encoding="utf-8"?>
-<w:fonts xmlns:mc="http://schemas.openxmlformats.org/markup-compatibility/2006" xmlns:r="http://schemas.openxmlformats.org/officeDocument/2006/relationships" xmlns:w="http://schemas.openxmlformats.org/wordprocessingml/2006/main" xmlns:w14="http://schemas.microsoft.com/office/word/2010/wordml" xmlns:w15="http://schemas.microsoft.com/office/word/2012/wordml" xmlns:w16cex="http://schemas.microsoft.com/office/word/2018/wordml/cex" xmlns:w16cid="http://schemas.microsoft.com/office/word/2016/wordml/cid" xmlns:w16="http://schemas.microsoft.com/office/word/2018/wordml" xmlns:w16sdtdh="http://schemas.microsoft.com/office/word/2020/wordml/sdtdatahash" xmlns:w16se="http://schemas.microsoft.com/office/word/2015/wordml/symex" mc:Ignorable="w14 w15 w16se w16cid w16 w16cex w16sdtdh">
+<w:fonts xmlns:mc="http://schemas.openxmlformats.org/markup-compatibility/2006" xmlns:r="http://schemas.openxmlformats.org/officeDocument/2006/relationships" xmlns:w="http://schemas.openxmlformats.org/wordprocessingml/2006/main" xmlns:w14="http://schemas.microsoft.com/office/word/2010/wordml" xmlns:w15="http://schemas.microsoft.com/office/word/2012/wordml" xmlns:w16cex="http://schemas.microsoft.com/office/word/2018/wordml/cex" xmlns:w16cid="http://schemas.microsoft.com/office/word/2016/wordml/cid" xmlns:w16="http://schemas.microsoft.com/office/word/2018/wordml" xmlns:w16du="http://schemas.microsoft.com/office/word/2023/wordml/word16du" xmlns:w16sdtdh="http://schemas.microsoft.com/office/word/2020/wordml/sdtdatahash" xmlns:w16se="http://schemas.microsoft.com/office/word/2015/wordml/symex" mc:Ignorable="w14 w15 w16se w16cid w16 w16cex w16sdtdh w16du">
   <w:font w:name="Symbol">
     <w:panose1 w:val="05050102010706020507"/>
     <w:charset w:val="02"/>
@@ -20957,11 +20949,23 @@
     <w:pitch w:val="variable"/>
     <w:sig w:usb0="E4002EFF" w:usb1="C200247B" w:usb2="00000009" w:usb3="00000000" w:csb0="000001FF" w:csb1="00000000"/>
   </w:font>
+  <w:font w:name="Aptos">
+    <w:charset w:val="00"/>
+    <w:family w:val="swiss"/>
+    <w:pitch w:val="variable"/>
+    <w:sig w:usb0="20000287" w:usb1="00000003" w:usb2="00000000" w:usb3="00000000" w:csb0="0000019F" w:csb1="00000000"/>
+  </w:font>
+  <w:font w:name="Aptos Display">
+    <w:charset w:val="00"/>
+    <w:family w:val="swiss"/>
+    <w:pitch w:val="variable"/>
+    <w:sig w:usb0="20000287" w:usb1="00000003" w:usb2="00000000" w:usb3="00000000" w:csb0="0000019F" w:csb1="00000000"/>
+  </w:font>
 </w:fonts>
 </file>
 
 <file path=word/glossary/settings.xml><?xml version="1.0" encoding="utf-8"?>
-<w:settings xmlns:mc="http://schemas.openxmlformats.org/markup-compatibility/2006" xmlns:o="urn:schemas-microsoft-com:office:office" xmlns:r="http://schemas.openxmlformats.org/officeDocument/2006/relationships" xmlns:m="http://schemas.openxmlformats.org/officeDocument/2006/math" xmlns:v="urn:schemas-microsoft-com:vml" xmlns:w10="urn:schemas-microsoft-com:office:word" xmlns:w="http://schemas.openxmlformats.org/wordprocessingml/2006/main" xmlns:w14="http://schemas.microsoft.com/office/word/2010/wordml" xmlns:w15="http://schemas.microsoft.com/office/word/2012/wordml" xmlns:w16cex="http://schemas.microsoft.com/office/word/2018/wordml/cex" xmlns:w16cid="http://schemas.microsoft.com/office/word/2016/wordml/cid" xmlns:w16="http://schemas.microsoft.com/office/word/2018/wordml" xmlns:w16sdtdh="http://schemas.microsoft.com/office/word/2020/wordml/sdtdatahash" xmlns:w16se="http://schemas.microsoft.com/office/word/2015/wordml/symex" xmlns:sl="http://schemas.openxmlformats.org/schemaLibrary/2006/main" mc:Ignorable="w14 w15 w16se w16cid w16 w16cex w16sdtdh">
+<w:settings xmlns:mc="http://schemas.openxmlformats.org/markup-compatibility/2006" xmlns:o="urn:schemas-microsoft-com:office:office" xmlns:r="http://schemas.openxmlformats.org/officeDocument/2006/relationships" xmlns:m="http://schemas.openxmlformats.org/officeDocument/2006/math" xmlns:v="urn:schemas-microsoft-com:vml" xmlns:w10="urn:schemas-microsoft-com:office:word" xmlns:w="http://schemas.openxmlformats.org/wordprocessingml/2006/main" xmlns:w14="http://schemas.microsoft.com/office/word/2010/wordml" xmlns:w15="http://schemas.microsoft.com/office/word/2012/wordml" xmlns:w16cex="http://schemas.microsoft.com/office/word/2018/wordml/cex" xmlns:w16cid="http://schemas.microsoft.com/office/word/2016/wordml/cid" xmlns:w16="http://schemas.microsoft.com/office/word/2018/wordml" xmlns:w16du="http://schemas.microsoft.com/office/word/2023/wordml/word16du" xmlns:w16sdtdh="http://schemas.microsoft.com/office/word/2020/wordml/sdtdatahash" xmlns:w16se="http://schemas.microsoft.com/office/word/2015/wordml/symex" xmlns:sl="http://schemas.openxmlformats.org/schemaLibrary/2006/main" mc:Ignorable="w14 w15 w16se w16cid w16 w16cex w16sdtdh w16du">
   <w:view w:val="normal"/>
   <w:defaultTabStop w:val="720"/>
   <w:hyphenationZone w:val="425"/>
@@ -20979,6 +20983,7 @@
     <w:rsidRoot w:val="00652447"/>
     <w:rsid w:val="00652447"/>
     <w:rsid w:val="00714AF0"/>
+    <w:rsid w:val="00FB1502"/>
   </w:rsids>
   <m:mathPr>
     <m:mathFont m:val="Cambria Math"/>
@@ -21002,7 +21007,7 @@
 </file>
 
 <file path=word/glossary/styles.xml><?xml version="1.0" encoding="utf-8"?>
-<w:styles xmlns:mc="http://schemas.openxmlformats.org/markup-compatibility/2006" xmlns:r="http://schemas.openxmlformats.org/officeDocument/2006/relationships" xmlns:w="http://schemas.openxmlformats.org/wordprocessingml/2006/main" xmlns:w14="http://schemas.microsoft.com/office/word/2010/wordml" xmlns:w15="http://schemas.microsoft.com/office/word/2012/wordml" xmlns:w16cex="http://schemas.microsoft.com/office/word/2018/wordml/cex" xmlns:w16cid="http://schemas.microsoft.com/office/word/2016/wordml/cid" xmlns:w16="http://schemas.microsoft.com/office/word/2018/wordml" xmlns:w16sdtdh="http://schemas.microsoft.com/office/word/2020/wordml/sdtdatahash" xmlns:w16se="http://schemas.microsoft.com/office/word/2015/wordml/symex" mc:Ignorable="w14 w15 w16se w16cid w16 w16cex w16sdtdh">
+<w:styles xmlns:mc="http://schemas.openxmlformats.org/markup-compatibility/2006" xmlns:r="http://schemas.openxmlformats.org/officeDocument/2006/relationships" xmlns:w="http://schemas.openxmlformats.org/wordprocessingml/2006/main" xmlns:w14="http://schemas.microsoft.com/office/word/2010/wordml" xmlns:w15="http://schemas.microsoft.com/office/word/2012/wordml" xmlns:w16cex="http://schemas.microsoft.com/office/word/2018/wordml/cex" xmlns:w16cid="http://schemas.microsoft.com/office/word/2016/wordml/cid" xmlns:w16="http://schemas.microsoft.com/office/word/2018/wordml" xmlns:w16du="http://schemas.microsoft.com/office/word/2023/wordml/word16du" xmlns:w16sdtdh="http://schemas.microsoft.com/office/word/2020/wordml/sdtdatahash" xmlns:w16se="http://schemas.microsoft.com/office/word/2015/wordml/symex" mc:Ignorable="w14 w15 w16se w16cid w16 w16cex w16sdtdh w16du">
   <w:docDefaults>
     <w:rPrDefault>
       <w:rPr>
@@ -21435,7 +21440,7 @@
 </file>
 
 <file path=word/glossary/webSettings.xml><?xml version="1.0" encoding="utf-8"?>
-<w:webSettings xmlns:mc="http://schemas.openxmlformats.org/markup-compatibility/2006" xmlns:r="http://schemas.openxmlformats.org/officeDocument/2006/relationships" xmlns:w="http://schemas.openxmlformats.org/wordprocessingml/2006/main" xmlns:w14="http://schemas.microsoft.com/office/word/2010/wordml" xmlns:w15="http://schemas.microsoft.com/office/word/2012/wordml" xmlns:w16cex="http://schemas.microsoft.com/office/word/2018/wordml/cex" xmlns:w16cid="http://schemas.microsoft.com/office/word/2016/wordml/cid" xmlns:w16="http://schemas.microsoft.com/office/word/2018/wordml" xmlns:w16sdtdh="http://schemas.microsoft.com/office/word/2020/wordml/sdtdatahash" xmlns:w16se="http://schemas.microsoft.com/office/word/2015/wordml/symex" mc:Ignorable="w14 w15 w16se w16cid w16 w16cex w16sdtdh">
+<w:webSettings xmlns:mc="http://schemas.openxmlformats.org/markup-compatibility/2006" xmlns:r="http://schemas.openxmlformats.org/officeDocument/2006/relationships" xmlns:w="http://schemas.openxmlformats.org/wordprocessingml/2006/main" xmlns:w14="http://schemas.microsoft.com/office/word/2010/wordml" xmlns:w15="http://schemas.microsoft.com/office/word/2012/wordml" xmlns:w16cex="http://schemas.microsoft.com/office/word/2018/wordml/cex" xmlns:w16cid="http://schemas.microsoft.com/office/word/2016/wordml/cid" xmlns:w16="http://schemas.microsoft.com/office/word/2018/wordml" xmlns:w16du="http://schemas.microsoft.com/office/word/2023/wordml/word16du" xmlns:w16sdtdh="http://schemas.microsoft.com/office/word/2020/wordml/sdtdatahash" xmlns:w16se="http://schemas.microsoft.com/office/word/2015/wordml/symex" mc:Ignorable="w14 w15 w16se w16cid w16 w16cex w16sdtdh w16du">
   <w:optimizeForBrowser/>
   <w:allowPNG/>
 </w:webSettings>

--- a/Lec3/Lecture 3.docx
+++ b/Lec3/Lecture 3.docx
@@ -1,10 +1,10 @@
 
 <file path=word/document.xml><?xml version="1.0" encoding="utf-8"?>
-<w:document xmlns:wpc="http://schemas.microsoft.com/office/word/2010/wordprocessingCanvas" xmlns:mc="http://schemas.openxmlformats.org/markup-compatibility/2006" xmlns:o="urn:schemas-microsoft-com:office:office" xmlns:r="http://schemas.openxmlformats.org/officeDocument/2006/relationships" xmlns:m="http://schemas.openxmlformats.org/officeDocument/2006/math" xmlns:v="urn:schemas-microsoft-com:vml" xmlns:wp14="http://schemas.microsoft.com/office/word/2010/wordprocessingDrawing" xmlns:wp="http://schemas.openxmlformats.org/drawingml/2006/wordprocessingDrawing" xmlns:w10="urn:schemas-microsoft-com:office:word" xmlns:w="http://schemas.openxmlformats.org/wordprocessingml/2006/main" xmlns:w14="http://schemas.microsoft.com/office/word/2010/wordml" xmlns:w15="http://schemas.microsoft.com/office/word/2012/wordml" xmlns:wpg="http://schemas.microsoft.com/office/word/2010/wordprocessingGroup" xmlns:wpi="http://schemas.microsoft.com/office/word/2010/wordprocessingInk" xmlns:wne="http://schemas.microsoft.com/office/word/2006/wordml" xmlns:wps="http://schemas.microsoft.com/office/word/2010/wordprocessingShape" mc:Ignorable="w14 w15 wp14">
+<w:document xmlns:wpc="http://schemas.microsoft.com/office/word/2010/wordprocessingCanvas" xmlns:cx="http://schemas.microsoft.com/office/drawing/2014/chartex" xmlns:cx1="http://schemas.microsoft.com/office/drawing/2015/9/8/chartex" xmlns:cx2="http://schemas.microsoft.com/office/drawing/2015/10/21/chartex" xmlns:cx3="http://schemas.microsoft.com/office/drawing/2016/5/9/chartex" xmlns:cx4="http://schemas.microsoft.com/office/drawing/2016/5/10/chartex" xmlns:cx5="http://schemas.microsoft.com/office/drawing/2016/5/11/chartex" xmlns:cx6="http://schemas.microsoft.com/office/drawing/2016/5/12/chartex" xmlns:cx7="http://schemas.microsoft.com/office/drawing/2016/5/13/chartex" xmlns:cx8="http://schemas.microsoft.com/office/drawing/2016/5/14/chartex" xmlns:mc="http://schemas.openxmlformats.org/markup-compatibility/2006" xmlns:aink="http://schemas.microsoft.com/office/drawing/2016/ink" xmlns:am3d="http://schemas.microsoft.com/office/drawing/2017/model3d" xmlns:o="urn:schemas-microsoft-com:office:office" xmlns:oel="http://schemas.microsoft.com/office/2019/extlst" xmlns:r="http://schemas.openxmlformats.org/officeDocument/2006/relationships" xmlns:m="http://schemas.openxmlformats.org/officeDocument/2006/math" xmlns:v="urn:schemas-microsoft-com:vml" xmlns:wp14="http://schemas.microsoft.com/office/word/2010/wordprocessingDrawing" xmlns:wp="http://schemas.openxmlformats.org/drawingml/2006/wordprocessingDrawing" xmlns:w10="urn:schemas-microsoft-com:office:word" xmlns:w="http://schemas.openxmlformats.org/wordprocessingml/2006/main" xmlns:w14="http://schemas.microsoft.com/office/word/2010/wordml" xmlns:w15="http://schemas.microsoft.com/office/word/2012/wordml" xmlns:w16cex="http://schemas.microsoft.com/office/word/2018/wordml/cex" xmlns:w16cid="http://schemas.microsoft.com/office/word/2016/wordml/cid" xmlns:w16="http://schemas.microsoft.com/office/word/2018/wordml" xmlns:w16du="http://schemas.microsoft.com/office/word/2023/wordml/word16du" xmlns:w16sdtdh="http://schemas.microsoft.com/office/word/2020/wordml/sdtdatahash" xmlns:w16se="http://schemas.microsoft.com/office/word/2015/wordml/symex" xmlns:wpg="http://schemas.microsoft.com/office/word/2010/wordprocessingGroup" xmlns:wpi="http://schemas.microsoft.com/office/word/2010/wordprocessingInk" xmlns:wne="http://schemas.microsoft.com/office/word/2006/wordml" xmlns:wps="http://schemas.microsoft.com/office/word/2010/wordprocessingShape" mc:Ignorable="w14 w15 w16se w16cid w16 w16cex w16sdtdh w16du wp14">
   <w:body>
     <w:p>
       <w:pPr>
-        <w:pStyle w:val="Heading3"/>
+        <w:pStyle w:val="31"/>
         <w:jc w:val="left"/>
       </w:pPr>
       <w:r>
@@ -700,8 +700,17 @@
           <w:b/>
           <w:sz w:val="24"/>
         </w:rPr>
-        <w:t xml:space="preserve"> Принцип Клаузіуса</w:t>
-      </w:r>
+        <w:t xml:space="preserve"> Принцип </w:t>
+      </w:r>
+      <w:proofErr w:type="spellStart"/>
+      <w:r>
+        <w:rPr>
+          <w:b/>
+          <w:sz w:val="24"/>
+        </w:rPr>
+        <w:t>Клаузіуса</w:t>
+      </w:r>
+      <w:proofErr w:type="spellEnd"/>
       <w:r>
         <w:rPr>
           <w:sz w:val="24"/>
@@ -1102,6 +1111,7 @@
         </w:rPr>
         <w:t xml:space="preserve">, як неможливість створення </w:t>
       </w:r>
+      <w:proofErr w:type="spellStart"/>
       <w:r>
         <w:rPr>
           <w:b/>
@@ -1110,6 +1120,7 @@
         </w:rPr>
         <w:t>perpetu</w:t>
       </w:r>
+      <w:proofErr w:type="spellEnd"/>
       <w:r>
         <w:rPr>
           <w:b/>
@@ -1119,13 +1130,41 @@
         </w:rPr>
         <w:t>l</w:t>
       </w:r>
+      <w:proofErr w:type="spellStart"/>
       <w:r>
         <w:rPr>
           <w:b/>
           <w:i/>
           <w:sz w:val="24"/>
         </w:rPr>
-        <w:t xml:space="preserve">um mobile </w:t>
+        <w:t>um</w:t>
+      </w:r>
+      <w:proofErr w:type="spellEnd"/>
+      <w:r>
+        <w:rPr>
+          <w:b/>
+          <w:i/>
+          <w:sz w:val="24"/>
+        </w:rPr>
+        <w:t xml:space="preserve"> </w:t>
+      </w:r>
+      <w:proofErr w:type="spellStart"/>
+      <w:r>
+        <w:rPr>
+          <w:b/>
+          <w:i/>
+          <w:sz w:val="24"/>
+        </w:rPr>
+        <w:t>mobile</w:t>
+      </w:r>
+      <w:proofErr w:type="spellEnd"/>
+      <w:r>
+        <w:rPr>
+          <w:b/>
+          <w:i/>
+          <w:sz w:val="24"/>
+        </w:rPr>
+        <w:t xml:space="preserve"> </w:t>
       </w:r>
       <w:r>
         <w:rPr>
@@ -1490,7 +1529,21 @@
         <w:rPr>
           <w:sz w:val="24"/>
         </w:rPr>
-        <w:t>, без інших змін в системі, що суперечить принципу Клаузіуса.</w:t>
+        <w:t xml:space="preserve">, без інших змін в системі, що суперечить принципу </w:t>
+      </w:r>
+      <w:proofErr w:type="spellStart"/>
+      <w:r>
+        <w:rPr>
+          <w:sz w:val="24"/>
+        </w:rPr>
+        <w:t>Клаузіуса</w:t>
+      </w:r>
+      <w:proofErr w:type="spellEnd"/>
+      <w:r>
+        <w:rPr>
+          <w:sz w:val="24"/>
+        </w:rPr>
+        <w:t>.</w:t>
       </w:r>
     </w:p>
     <w:p>
@@ -1717,7 +1770,21 @@
         <w:rPr>
           <w:sz w:val="24"/>
         </w:rPr>
-        <w:t>перехід між ізотермами виконується адіабатично.</w:t>
+        <w:t xml:space="preserve">перехід між ізотермами виконується </w:t>
+      </w:r>
+      <w:proofErr w:type="spellStart"/>
+      <w:r>
+        <w:rPr>
+          <w:sz w:val="24"/>
+        </w:rPr>
+        <w:t>адіабатично</w:t>
+      </w:r>
+      <w:proofErr w:type="spellEnd"/>
+      <w:r>
+        <w:rPr>
+          <w:sz w:val="24"/>
+        </w:rPr>
+        <w:t>.</w:t>
       </w:r>
     </w:p>
     <w:p>
@@ -1856,7 +1923,21 @@
         <w:rPr>
           <w:sz w:val="24"/>
         </w:rPr>
-        <w:t xml:space="preserve">що формулювання Клаузіуса неправдиве. </w:t>
+        <w:t xml:space="preserve">що формулювання </w:t>
+      </w:r>
+      <w:proofErr w:type="spellStart"/>
+      <w:r>
+        <w:rPr>
+          <w:sz w:val="24"/>
+        </w:rPr>
+        <w:t>Клаузіуса</w:t>
+      </w:r>
+      <w:proofErr w:type="spellEnd"/>
+      <w:r>
+        <w:rPr>
+          <w:sz w:val="24"/>
+        </w:rPr>
+        <w:t xml:space="preserve"> неправдиве. </w:t>
       </w:r>
       <w:r>
         <w:rPr>
@@ -2206,12 +2287,12 @@
           <w:sz w:val="24"/>
           <w:lang w:val="en-US"/>
         </w:rPr>
-        <w:pict>
+        <w:pict w14:anchorId="369F2346">
           <v:shapetype id="_x0000_t202" coordsize="21600,21600" o:spt="202" path="m,l,21600r21600,l21600,xe">
             <v:stroke joinstyle="miter"/>
             <v:path gradientshapeok="t" o:connecttype="rect"/>
           </v:shapetype>
-          <v:shape id="Text Box 3" o:spid="_x0000_s1026" type="#_x0000_t202" style="position:absolute;left:0;text-align:left;margin-left:0;margin-top:0;width:488.5pt;height:219.3pt;z-index:251657728;visibility:visible;mso-position-horizontal:center;mso-position-vertical:bottom;mso-position-vertical-relative:margin;mso-width-relative:margin;mso-height-relative:margin" o:gfxdata="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" o:allowincell="f" o:allowoverlap="f" stroked="f">
+          <v:shape id="Text Box 3" o:spid="_x0000_s2050" type="#_x0000_t202" style="position:absolute;left:0;text-align:left;margin-left:0;margin-top:0;width:488.5pt;height:219.3pt;z-index:251657728;visibility:visible;mso-position-horizontal:center;mso-position-vertical:bottom;mso-position-vertical-relative:margin;mso-width-relative:margin;mso-height-relative:margin" o:gfxdata="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" o:allowincell="f" o:allowoverlap="f" stroked="f">
             <v:textbox>
               <w:txbxContent>
                 <w:p>
@@ -2225,7 +2306,7 @@
                       <w:lang w:val="en-US"/>
                     </w:rPr>
                     <w:drawing>
-                      <wp:inline distT="0" distB="0" distL="0" distR="0">
+                      <wp:inline distT="0" distB="0" distL="0" distR="0" wp14:anchorId="369F23A0" wp14:editId="369F23A1">
                         <wp:extent cx="3604260" cy="2247900"/>
                         <wp:effectExtent l="0" t="0" r="0" b="0"/>
                         <wp:docPr id="3" name="Picture 3" descr="Carnot_theorem_paradox"/>
@@ -2731,7 +2812,7 @@
                 <w:position w:val="-10"/>
                 <w:sz w:val="24"/>
               </w:rPr>
-              <w:object w:dxaOrig="840" w:dyaOrig="340">
+              <w:object w:dxaOrig="840" w:dyaOrig="340" w14:anchorId="369F2347">
                 <v:shapetype id="_x0000_t75" coordsize="21600,21600" o:spt="75" o:preferrelative="t" path="m@4@5l@4@11@9@11@9@5xe" filled="f" stroked="f">
                   <v:stroke joinstyle="miter"/>
                   <v:formulas>
@@ -2754,7 +2835,7 @@
                 <v:shape id="_x0000_i1025" type="#_x0000_t75" style="width:42pt;height:16.8pt" o:ole="">
                   <v:imagedata r:id="rId9" o:title=""/>
                 </v:shape>
-                <o:OLEObject Type="Embed" ProgID="Equation.3" ShapeID="_x0000_i1025" DrawAspect="Content" ObjectID="_1583429929" r:id="rId10"/>
+                <o:OLEObject Type="Embed" ProgID="Equation.3" ShapeID="_x0000_i1025" DrawAspect="Content" ObjectID="_1775345536" r:id="rId10"/>
               </w:object>
             </w:r>
           </w:p>
@@ -3612,7 +3693,21 @@
         <w:rPr>
           <w:sz w:val="24"/>
         </w:rPr>
-        <w:t xml:space="preserve"> робота не виконується і немає ніяких змін в навколишньому середовищі, що неможливо за формулюванням Клаузіуса.</w:t>
+        <w:t xml:space="preserve"> робота не виконується і немає ніяких змін в навколишньому середовищі, що неможливо за формулюванням </w:t>
+      </w:r>
+      <w:proofErr w:type="spellStart"/>
+      <w:r>
+        <w:rPr>
+          <w:sz w:val="24"/>
+        </w:rPr>
+        <w:t>Клаузіуса</w:t>
+      </w:r>
+      <w:proofErr w:type="spellEnd"/>
+      <w:r>
+        <w:rPr>
+          <w:sz w:val="24"/>
+        </w:rPr>
+        <w:t>.</w:t>
       </w:r>
     </w:p>
     <w:p>
@@ -3773,7 +3868,21 @@
         <w:rPr>
           <w:sz w:val="24"/>
         </w:rPr>
-        <w:t xml:space="preserve"> к.к.д. такої машини від них не залежить</w:t>
+        <w:t xml:space="preserve"> </w:t>
+      </w:r>
+      <w:proofErr w:type="spellStart"/>
+      <w:r>
+        <w:rPr>
+          <w:sz w:val="24"/>
+        </w:rPr>
+        <w:t>к.к.д</w:t>
+      </w:r>
+      <w:proofErr w:type="spellEnd"/>
+      <w:r>
+        <w:rPr>
+          <w:sz w:val="24"/>
+        </w:rPr>
+        <w:t>. такої машини від них не залежить</w:t>
       </w:r>
       <w:r>
         <w:rPr>
@@ -3787,7 +3896,151 @@
           <w:sz w:val="24"/>
           <w:lang w:val="ru-RU"/>
         </w:rPr>
-        <w:t>Таким чином к.к.д. не залежить від параметрів адіабат, а отже є тільки функцією температур нагрівача і холодильника:</w:t>
+        <w:t xml:space="preserve">Таким чином </w:t>
+      </w:r>
+      <w:proofErr w:type="spellStart"/>
+      <w:r>
+        <w:rPr>
+          <w:sz w:val="24"/>
+          <w:lang w:val="ru-RU"/>
+        </w:rPr>
+        <w:t>к.к.д</w:t>
+      </w:r>
+      <w:proofErr w:type="spellEnd"/>
+      <w:r>
+        <w:rPr>
+          <w:sz w:val="24"/>
+          <w:lang w:val="ru-RU"/>
+        </w:rPr>
+        <w:t xml:space="preserve">. не </w:t>
+      </w:r>
+      <w:proofErr w:type="spellStart"/>
+      <w:r>
+        <w:rPr>
+          <w:sz w:val="24"/>
+          <w:lang w:val="ru-RU"/>
+        </w:rPr>
+        <w:t>залежить</w:t>
+      </w:r>
+      <w:proofErr w:type="spellEnd"/>
+      <w:r>
+        <w:rPr>
+          <w:sz w:val="24"/>
+          <w:lang w:val="ru-RU"/>
+        </w:rPr>
+        <w:t xml:space="preserve"> </w:t>
+      </w:r>
+      <w:proofErr w:type="spellStart"/>
+      <w:r>
+        <w:rPr>
+          <w:sz w:val="24"/>
+          <w:lang w:val="ru-RU"/>
+        </w:rPr>
+        <w:t>від</w:t>
+      </w:r>
+      <w:proofErr w:type="spellEnd"/>
+      <w:r>
+        <w:rPr>
+          <w:sz w:val="24"/>
+          <w:lang w:val="ru-RU"/>
+        </w:rPr>
+        <w:t xml:space="preserve"> </w:t>
+      </w:r>
+      <w:proofErr w:type="spellStart"/>
+      <w:r>
+        <w:rPr>
+          <w:sz w:val="24"/>
+          <w:lang w:val="ru-RU"/>
+        </w:rPr>
+        <w:t>параметрів</w:t>
+      </w:r>
+      <w:proofErr w:type="spellEnd"/>
+      <w:r>
+        <w:rPr>
+          <w:sz w:val="24"/>
+          <w:lang w:val="ru-RU"/>
+        </w:rPr>
+        <w:t xml:space="preserve"> </w:t>
+      </w:r>
+      <w:proofErr w:type="spellStart"/>
+      <w:r>
+        <w:rPr>
+          <w:sz w:val="24"/>
+          <w:lang w:val="ru-RU"/>
+        </w:rPr>
+        <w:t>адіабат</w:t>
+      </w:r>
+      <w:proofErr w:type="spellEnd"/>
+      <w:r>
+        <w:rPr>
+          <w:sz w:val="24"/>
+          <w:lang w:val="ru-RU"/>
+        </w:rPr>
+        <w:t xml:space="preserve">, а </w:t>
+      </w:r>
+      <w:proofErr w:type="spellStart"/>
+      <w:r>
+        <w:rPr>
+          <w:sz w:val="24"/>
+          <w:lang w:val="ru-RU"/>
+        </w:rPr>
+        <w:t>отже</w:t>
+      </w:r>
+      <w:proofErr w:type="spellEnd"/>
+      <w:r>
+        <w:rPr>
+          <w:sz w:val="24"/>
+          <w:lang w:val="ru-RU"/>
+        </w:rPr>
+        <w:t xml:space="preserve"> є </w:t>
+      </w:r>
+      <w:proofErr w:type="spellStart"/>
+      <w:r>
+        <w:rPr>
+          <w:sz w:val="24"/>
+          <w:lang w:val="ru-RU"/>
+        </w:rPr>
+        <w:t>тільки</w:t>
+      </w:r>
+      <w:proofErr w:type="spellEnd"/>
+      <w:r>
+        <w:rPr>
+          <w:sz w:val="24"/>
+          <w:lang w:val="ru-RU"/>
+        </w:rPr>
+        <w:t xml:space="preserve"> </w:t>
+      </w:r>
+      <w:proofErr w:type="spellStart"/>
+      <w:r>
+        <w:rPr>
+          <w:sz w:val="24"/>
+          <w:lang w:val="ru-RU"/>
+        </w:rPr>
+        <w:t>функцією</w:t>
+      </w:r>
+      <w:proofErr w:type="spellEnd"/>
+      <w:r>
+        <w:rPr>
+          <w:sz w:val="24"/>
+          <w:lang w:val="ru-RU"/>
+        </w:rPr>
+        <w:t xml:space="preserve"> температур </w:t>
+      </w:r>
+      <w:proofErr w:type="spellStart"/>
+      <w:r>
+        <w:rPr>
+          <w:sz w:val="24"/>
+          <w:lang w:val="ru-RU"/>
+        </w:rPr>
+        <w:t>нагрівача</w:t>
+      </w:r>
+      <w:proofErr w:type="spellEnd"/>
+      <w:r>
+        <w:rPr>
+          <w:sz w:val="24"/>
+          <w:lang w:val="ru-RU"/>
+        </w:rPr>
+        <w:t xml:space="preserve"> і холодильника:</w:t>
       </w:r>
     </w:p>
     <w:tbl>
@@ -3820,11 +4073,11 @@
                 <w:position w:val="-30"/>
                 <w:sz w:val="24"/>
               </w:rPr>
-              <w:object w:dxaOrig="2320" w:dyaOrig="680">
+              <w:object w:dxaOrig="2320" w:dyaOrig="680" w14:anchorId="369F2348">
                 <v:shape id="_x0000_i1026" type="#_x0000_t75" style="width:115.8pt;height:33.6pt" o:ole="">
                   <v:imagedata r:id="rId11" o:title=""/>
                 </v:shape>
-                <o:OLEObject Type="Embed" ProgID="Equation.3" ShapeID="_x0000_i1026" DrawAspect="Content" ObjectID="_1583429930" r:id="rId12"/>
+                <o:OLEObject Type="Embed" ProgID="Equation.3" ShapeID="_x0000_i1026" DrawAspect="Content" ObjectID="_1775345537" r:id="rId12"/>
               </w:object>
             </w:r>
           </w:p>
@@ -4244,11 +4497,11 @@
                 <w:position w:val="-30"/>
                 <w:sz w:val="24"/>
               </w:rPr>
-              <w:object w:dxaOrig="1180" w:dyaOrig="700">
+              <w:object w:dxaOrig="1180" w:dyaOrig="700" w14:anchorId="369F2349">
                 <v:shape id="_x0000_i1027" type="#_x0000_t75" style="width:58.8pt;height:34.8pt" o:ole="">
                   <v:imagedata r:id="rId13" o:title=""/>
                 </v:shape>
-                <o:OLEObject Type="Embed" ProgID="Equation.3" ShapeID="_x0000_i1027" DrawAspect="Content" ObjectID="_1583429931" r:id="rId14"/>
+                <o:OLEObject Type="Embed" ProgID="Equation.3" ShapeID="_x0000_i1027" DrawAspect="Content" ObjectID="_1775345538" r:id="rId14"/>
               </w:object>
             </w:r>
           </w:p>
@@ -4399,6 +4652,7 @@
         <w:ind w:firstLine="0"/>
         <w:rPr>
           <w:sz w:val="24"/>
+          <w:lang w:val="en-US"/>
         </w:rPr>
       </w:pPr>
       <w:r>
@@ -4665,11 +4919,11 @@
                 <w:position w:val="-30"/>
                 <w:sz w:val="24"/>
               </w:rPr>
-              <w:object w:dxaOrig="3720" w:dyaOrig="700">
+              <w:object w:dxaOrig="3720" w:dyaOrig="700" w14:anchorId="369F234A">
                 <v:shape id="_x0000_i1028" type="#_x0000_t75" style="width:186.6pt;height:34.8pt" o:ole="">
                   <v:imagedata r:id="rId15" o:title=""/>
                 </v:shape>
-                <o:OLEObject Type="Embed" ProgID="Equation.3" ShapeID="_x0000_i1028" DrawAspect="Content" ObjectID="_1583429932" r:id="rId16"/>
+                <o:OLEObject Type="Embed" ProgID="Equation.3" ShapeID="_x0000_i1028" DrawAspect="Content" ObjectID="_1775345539" r:id="rId16"/>
               </w:object>
             </w:r>
           </w:p>
@@ -4782,11 +5036,11 @@
                 <w:position w:val="-30"/>
                 <w:sz w:val="24"/>
               </w:rPr>
-              <w:object w:dxaOrig="2799" w:dyaOrig="700">
+              <w:object w:dxaOrig="2799" w:dyaOrig="700" w14:anchorId="369F234B">
                 <v:shape id="_x0000_i1029" type="#_x0000_t75" style="width:139.8pt;height:34.8pt" o:ole="">
                   <v:imagedata r:id="rId17" o:title=""/>
                 </v:shape>
-                <o:OLEObject Type="Embed" ProgID="Equation.3" ShapeID="_x0000_i1029" DrawAspect="Content" ObjectID="_1583429933" r:id="rId18"/>
+                <o:OLEObject Type="Embed" ProgID="Equation.3" ShapeID="_x0000_i1029" DrawAspect="Content" ObjectID="_1775345540" r:id="rId18"/>
               </w:object>
             </w:r>
           </w:p>
@@ -4859,11 +5113,11 @@
                 <w:position w:val="-12"/>
                 <w:sz w:val="24"/>
               </w:rPr>
-              <w:object w:dxaOrig="3440" w:dyaOrig="360">
+              <w:object w:dxaOrig="3440" w:dyaOrig="360" w14:anchorId="369F234C">
                 <v:shape id="_x0000_i1030" type="#_x0000_t75" style="width:172.8pt;height:18pt" o:ole="">
                   <v:imagedata r:id="rId19" o:title=""/>
                 </v:shape>
-                <o:OLEObject Type="Embed" ProgID="Equation.3" ShapeID="_x0000_i1030" DrawAspect="Content" ObjectID="_1583429934" r:id="rId20"/>
+                <o:OLEObject Type="Embed" ProgID="Equation.3" ShapeID="_x0000_i1030" DrawAspect="Content" ObjectID="_1775345541" r:id="rId20"/>
               </w:object>
             </w:r>
           </w:p>
@@ -5019,11 +5273,11 @@
                 <w:position w:val="-30"/>
                 <w:sz w:val="24"/>
               </w:rPr>
-              <w:object w:dxaOrig="2380" w:dyaOrig="680">
+              <w:object w:dxaOrig="2380" w:dyaOrig="680" w14:anchorId="369F234D">
                 <v:shape id="_x0000_i1031" type="#_x0000_t75" style="width:118.8pt;height:34.8pt" o:ole="">
                   <v:imagedata r:id="rId21" o:title=""/>
                 </v:shape>
-                <o:OLEObject Type="Embed" ProgID="Equation.3" ShapeID="_x0000_i1031" DrawAspect="Content" ObjectID="_1583429935" r:id="rId22"/>
+                <o:OLEObject Type="Embed" ProgID="Equation.3" ShapeID="_x0000_i1031" DrawAspect="Content" ObjectID="_1775345542" r:id="rId22"/>
               </w:object>
             </w:r>
           </w:p>
@@ -5076,11 +5330,11 @@
           <w:position w:val="-10"/>
           <w:sz w:val="24"/>
         </w:rPr>
-        <w:object w:dxaOrig="220" w:dyaOrig="260">
+        <w:object w:dxaOrig="220" w:dyaOrig="260" w14:anchorId="369F234E">
           <v:shape id="_x0000_i1032" type="#_x0000_t75" style="width:10.8pt;height:13.2pt" o:ole="">
             <v:imagedata r:id="rId23" o:title=""/>
           </v:shape>
-          <o:OLEObject Type="Embed" ProgID="Equation.3" ShapeID="_x0000_i1032" DrawAspect="Content" ObjectID="_1583429936" r:id="rId24"/>
+          <o:OLEObject Type="Embed" ProgID="Equation.3" ShapeID="_x0000_i1032" DrawAspect="Content" ObjectID="_1775345543" r:id="rId24"/>
         </w:object>
       </w:r>
       <w:r>
@@ -5293,11 +5547,11 @@
                 <w:position w:val="-30"/>
                 <w:sz w:val="24"/>
               </w:rPr>
-              <w:object w:dxaOrig="2400" w:dyaOrig="700">
+              <w:object w:dxaOrig="2400" w:dyaOrig="700" w14:anchorId="369F234F">
                 <v:shape id="_x0000_i1033" type="#_x0000_t75" style="width:120pt;height:34.8pt" o:ole="">
                   <v:imagedata r:id="rId25" o:title=""/>
                 </v:shape>
-                <o:OLEObject Type="Embed" ProgID="Equation.3" ShapeID="_x0000_i1033" DrawAspect="Content" ObjectID="_1583429937" r:id="rId26"/>
+                <o:OLEObject Type="Embed" ProgID="Equation.3" ShapeID="_x0000_i1033" DrawAspect="Content" ObjectID="_1775345544" r:id="rId26"/>
               </w:object>
             </w:r>
           </w:p>
@@ -5432,11 +5686,11 @@
                 <w:position w:val="-30"/>
                 <w:sz w:val="24"/>
               </w:rPr>
-              <w:object w:dxaOrig="2020" w:dyaOrig="700">
+              <w:object w:dxaOrig="2020" w:dyaOrig="700" w14:anchorId="369F2350">
                 <v:shape id="_x0000_i1034" type="#_x0000_t75" style="width:100.2pt;height:34.8pt" o:ole="">
                   <v:imagedata r:id="rId27" o:title=""/>
                 </v:shape>
-                <o:OLEObject Type="Embed" ProgID="Equation.3" ShapeID="_x0000_i1034" DrawAspect="Content" ObjectID="_1583429938" r:id="rId28"/>
+                <o:OLEObject Type="Embed" ProgID="Equation.3" ShapeID="_x0000_i1034" DrawAspect="Content" ObjectID="_1775345545" r:id="rId28"/>
               </w:object>
             </w:r>
           </w:p>
@@ -5483,11 +5737,11 @@
           <w:position w:val="-10"/>
           <w:sz w:val="24"/>
         </w:rPr>
-        <w:object w:dxaOrig="960" w:dyaOrig="320">
+        <w:object w:dxaOrig="960" w:dyaOrig="320" w14:anchorId="369F2351">
           <v:shape id="_x0000_i1035" type="#_x0000_t75" style="width:48pt;height:16.2pt" o:ole="">
             <v:imagedata r:id="rId29" o:title=""/>
           </v:shape>
-          <o:OLEObject Type="Embed" ProgID="Equation.3" ShapeID="_x0000_i1035" DrawAspect="Content" ObjectID="_1583429939" r:id="rId30"/>
+          <o:OLEObject Type="Embed" ProgID="Equation.3" ShapeID="_x0000_i1035" DrawAspect="Content" ObjectID="_1775345546" r:id="rId30"/>
         </w:object>
       </w:r>
       <w:r>
@@ -5627,11 +5881,11 @@
                 <w:position w:val="-30"/>
                 <w:sz w:val="24"/>
               </w:rPr>
-              <w:object w:dxaOrig="980" w:dyaOrig="700">
+              <w:object w:dxaOrig="980" w:dyaOrig="700" w14:anchorId="369F2352">
                 <v:shape id="_x0000_i1036" type="#_x0000_t75" style="width:49.2pt;height:34.8pt" o:ole="">
                   <v:imagedata r:id="rId31" o:title=""/>
                 </v:shape>
-                <o:OLEObject Type="Embed" ProgID="Equation.DSMT4" ShapeID="_x0000_i1036" DrawAspect="Content" ObjectID="_1583429940" r:id="rId32"/>
+                <o:OLEObject Type="Embed" ProgID="Equation.DSMT4" ShapeID="_x0000_i1036" DrawAspect="Content" ObjectID="_1775345547" r:id="rId32"/>
               </w:object>
             </w:r>
           </w:p>
@@ -6238,11 +6492,11 @@
                 <w:position w:val="-30"/>
                 <w:sz w:val="24"/>
               </w:rPr>
-              <w:object w:dxaOrig="1719" w:dyaOrig="700">
+              <w:object w:dxaOrig="1719" w:dyaOrig="700" w14:anchorId="369F2353">
                 <v:shape id="_x0000_i1037" type="#_x0000_t75" style="width:81pt;height:41.4pt" o:ole="">
                   <v:imagedata r:id="rId33" o:title=""/>
                 </v:shape>
-                <o:OLEObject Type="Embed" ProgID="Equation.DSMT4" ShapeID="_x0000_i1037" DrawAspect="Content" ObjectID="_1583429941" r:id="rId34"/>
+                <o:OLEObject Type="Embed" ProgID="Equation.DSMT4" ShapeID="_x0000_i1037" DrawAspect="Content" ObjectID="_1775345548" r:id="rId34"/>
               </w:object>
             </w:r>
           </w:p>
@@ -6543,11 +6797,11 @@
                 <w:position w:val="-32"/>
                 <w:sz w:val="24"/>
               </w:rPr>
-              <w:object w:dxaOrig="2400" w:dyaOrig="760">
+              <w:object w:dxaOrig="2400" w:dyaOrig="760" w14:anchorId="369F2354">
                 <v:shape id="_x0000_i1038" type="#_x0000_t75" style="width:93pt;height:37.8pt" o:ole="">
                   <v:imagedata r:id="rId35" o:title=""/>
                 </v:shape>
-                <o:OLEObject Type="Embed" ProgID="Equation.DSMT4" ShapeID="_x0000_i1038" DrawAspect="Content" ObjectID="_1583429942" r:id="rId36"/>
+                <o:OLEObject Type="Embed" ProgID="Equation.DSMT4" ShapeID="_x0000_i1038" DrawAspect="Content" ObjectID="_1775345549" r:id="rId36"/>
               </w:object>
             </w:r>
           </w:p>
@@ -6642,11 +6896,11 @@
           <w:position w:val="-30"/>
           <w:sz w:val="24"/>
         </w:rPr>
-        <w:object w:dxaOrig="780" w:dyaOrig="700">
+        <w:object w:dxaOrig="780" w:dyaOrig="700" w14:anchorId="369F2355">
           <v:shape id="_x0000_i1039" type="#_x0000_t75" style="width:32.4pt;height:36.6pt" o:ole="">
             <v:imagedata r:id="rId37" o:title=""/>
           </v:shape>
-          <o:OLEObject Type="Embed" ProgID="Equation.3" ShapeID="_x0000_i1039" DrawAspect="Content" ObjectID="_1583429943" r:id="rId38"/>
+          <o:OLEObject Type="Embed" ProgID="Equation.3" ShapeID="_x0000_i1039" DrawAspect="Content" ObjectID="_1775345550" r:id="rId38"/>
         </w:object>
       </w:r>
       <w:r>
@@ -6867,11 +7121,11 @@
                 <w:position w:val="-6"/>
                 <w:sz w:val="24"/>
               </w:rPr>
-              <w:object w:dxaOrig="1160" w:dyaOrig="279">
+              <w:object w:dxaOrig="1160" w:dyaOrig="279" w14:anchorId="369F2356">
                 <v:shape id="_x0000_i1040" type="#_x0000_t75" style="width:48.6pt;height:15pt" o:ole="">
                   <v:imagedata r:id="rId39" o:title=""/>
                 </v:shape>
-                <o:OLEObject Type="Embed" ProgID="Equation.3" ShapeID="_x0000_i1040" DrawAspect="Content" ObjectID="_1583429944" r:id="rId40"/>
+                <o:OLEObject Type="Embed" ProgID="Equation.3" ShapeID="_x0000_i1040" DrawAspect="Content" ObjectID="_1775345551" r:id="rId40"/>
               </w:object>
             </w:r>
           </w:p>
@@ -6996,11 +7250,11 @@
                 <w:position w:val="-38"/>
                 <w:sz w:val="24"/>
               </w:rPr>
-              <w:object w:dxaOrig="3340" w:dyaOrig="760">
+              <w:object w:dxaOrig="3340" w:dyaOrig="760" w14:anchorId="369F2357">
                 <v:shape id="_x0000_i1041" type="#_x0000_t75" style="width:148.2pt;height:42pt" o:ole="">
                   <v:imagedata r:id="rId41" o:title=""/>
                 </v:shape>
-                <o:OLEObject Type="Embed" ProgID="Equation.DSMT4" ShapeID="_x0000_i1041" DrawAspect="Content" ObjectID="_1583429945" r:id="rId42"/>
+                <o:OLEObject Type="Embed" ProgID="Equation.DSMT4" ShapeID="_x0000_i1041" DrawAspect="Content" ObjectID="_1775345552" r:id="rId42"/>
               </w:object>
             </w:r>
           </w:p>
@@ -7106,11 +7360,11 @@
                 <w:position w:val="-30"/>
                 <w:sz w:val="24"/>
               </w:rPr>
-              <w:object w:dxaOrig="2280" w:dyaOrig="700">
+              <w:object w:dxaOrig="2280" w:dyaOrig="700" w14:anchorId="369F2358">
                 <v:shape id="_x0000_i1042" type="#_x0000_t75" style="width:93pt;height:36.6pt" o:ole="">
                   <v:imagedata r:id="rId43" o:title=""/>
                 </v:shape>
-                <o:OLEObject Type="Embed" ProgID="Equation.3" ShapeID="_x0000_i1042" DrawAspect="Content" ObjectID="_1583429946" r:id="rId44"/>
+                <o:OLEObject Type="Embed" ProgID="Equation.3" ShapeID="_x0000_i1042" DrawAspect="Content" ObjectID="_1775345553" r:id="rId44"/>
               </w:object>
             </w:r>
           </w:p>
@@ -7267,6 +7521,7 @@
         </w:rPr>
         <w:t xml:space="preserve">а </w:t>
       </w:r>
+      <w:proofErr w:type="spellStart"/>
       <w:r>
         <w:rPr>
           <w:b/>
@@ -7290,6 +7545,7 @@
         </w:rPr>
         <w:t>х</w:t>
       </w:r>
+      <w:proofErr w:type="spellEnd"/>
       <w:r>
         <w:rPr>
           <w:sz w:val="24"/>
@@ -7340,7 +7596,21 @@
         <w:rPr>
           <w:sz w:val="24"/>
         </w:rPr>
-        <w:t xml:space="preserve">о, що в приведеному доведенні добре проглядається взаємозв’язок методу циклів і диференціального підходу Клаузіуса. Почавши з першого, ми </w:t>
+        <w:t xml:space="preserve">о, що в приведеному доведенні добре проглядається взаємозв’язок методу циклів і диференціального підходу </w:t>
+      </w:r>
+      <w:proofErr w:type="spellStart"/>
+      <w:r>
+        <w:rPr>
+          <w:sz w:val="24"/>
+        </w:rPr>
+        <w:t>Клаузіуса</w:t>
+      </w:r>
+      <w:proofErr w:type="spellEnd"/>
+      <w:r>
+        <w:rPr>
+          <w:sz w:val="24"/>
+        </w:rPr>
+        <w:t xml:space="preserve">. Почавши з першого, ми </w:t>
       </w:r>
       <w:r>
         <w:rPr>
@@ -7568,11 +7838,11 @@
                 <w:position w:val="-30"/>
                 <w:sz w:val="24"/>
               </w:rPr>
-              <w:object w:dxaOrig="1180" w:dyaOrig="680">
+              <w:object w:dxaOrig="1180" w:dyaOrig="680" w14:anchorId="369F2359">
                 <v:shape id="_x0000_i1043" type="#_x0000_t75" style="width:53.4pt;height:38.4pt" o:ole="">
                   <v:imagedata r:id="rId45" o:title=""/>
                 </v:shape>
-                <o:OLEObject Type="Embed" ProgID="Equation.3" ShapeID="_x0000_i1043" DrawAspect="Content" ObjectID="_1583429947" r:id="rId46"/>
+                <o:OLEObject Type="Embed" ProgID="Equation.3" ShapeID="_x0000_i1043" DrawAspect="Content" ObjectID="_1775345554" r:id="rId46"/>
               </w:object>
             </w:r>
           </w:p>
@@ -7632,7 +7902,7 @@
       </w:r>
       <w:r>
         <w:rPr>
-          <w:rStyle w:val="FootnoteReference"/>
+          <w:rStyle w:val="ae"/>
           <w:sz w:val="24"/>
         </w:rPr>
         <w:footnoteReference w:id="1"/>
@@ -7684,8 +7954,17 @@
           <w:i/>
           <w:sz w:val="24"/>
         </w:rPr>
-        <w:t>адіабатичної недосяжності Каратеодорі</w:t>
-      </w:r>
+        <w:t xml:space="preserve">адіабатичної недосяжності </w:t>
+      </w:r>
+      <w:proofErr w:type="spellStart"/>
+      <w:r>
+        <w:rPr>
+          <w:i/>
+          <w:sz w:val="24"/>
+        </w:rPr>
+        <w:t>Каратеодорі</w:t>
+      </w:r>
+      <w:proofErr w:type="spellEnd"/>
       <w:r>
         <w:rPr>
           <w:sz w:val="24"/>
@@ -7747,11 +8026,11 @@
                 <w:position w:val="-24"/>
                 <w:sz w:val="24"/>
               </w:rPr>
-              <w:object w:dxaOrig="940" w:dyaOrig="620">
+              <w:object w:dxaOrig="940" w:dyaOrig="620" w14:anchorId="369F235A">
                 <v:shape id="_x0000_i1044" type="#_x0000_t75" style="width:53.4pt;height:32.4pt" o:ole="">
                   <v:imagedata r:id="rId47" o:title=""/>
                 </v:shape>
-                <o:OLEObject Type="Embed" ProgID="Equation.3" ShapeID="_x0000_i1044" DrawAspect="Content" ObjectID="_1583429948" r:id="rId48"/>
+                <o:OLEObject Type="Embed" ProgID="Equation.3" ShapeID="_x0000_i1044" DrawAspect="Content" ObjectID="_1775345555" r:id="rId48"/>
               </w:object>
             </w:r>
           </w:p>
@@ -7855,11 +8134,11 @@
                 <w:position w:val="-24"/>
                 <w:sz w:val="24"/>
               </w:rPr>
-              <w:object w:dxaOrig="999" w:dyaOrig="620">
+              <w:object w:dxaOrig="999" w:dyaOrig="620" w14:anchorId="369F235B">
                 <v:shape id="_x0000_i1045" type="#_x0000_t75" style="width:46.8pt;height:35.4pt" o:ole="">
                   <v:imagedata r:id="rId49" o:title=""/>
                 </v:shape>
-                <o:OLEObject Type="Embed" ProgID="Equation.3" ShapeID="_x0000_i1045" DrawAspect="Content" ObjectID="_1583429949" r:id="rId50"/>
+                <o:OLEObject Type="Embed" ProgID="Equation.3" ShapeID="_x0000_i1045" DrawAspect="Content" ObjectID="_1775345556" r:id="rId50"/>
               </w:object>
             </w:r>
           </w:p>
@@ -7918,13 +8197,23 @@
         </w:rPr>
         <w:t xml:space="preserve"> є функцією стану. Неважко побачити, що отримана функція еквівалентна тій, яка була знайдена для ідеального газу і була названа ентропією. В перекладі з грецької (</w:t>
       </w:r>
+      <w:proofErr w:type="spellStart"/>
       <w:r>
         <w:rPr>
           <w:b/>
           <w:i/>
           <w:sz w:val="24"/>
         </w:rPr>
-        <w:t>εντρόπίεν</w:t>
+        <w:t>εντρό</w:t>
+      </w:r>
+      <w:proofErr w:type="spellEnd"/>
+      <w:r>
+        <w:rPr>
+          <w:b/>
+          <w:i/>
+          <w:sz w:val="24"/>
+        </w:rPr>
+        <w:t>πίεν</w:t>
       </w:r>
       <w:r>
         <w:rPr>
@@ -7962,8 +8251,17 @@
           <w:i/>
           <w:sz w:val="24"/>
         </w:rPr>
-        <w:t xml:space="preserve"> Клаузіуса</w:t>
-      </w:r>
+        <w:t xml:space="preserve"> </w:t>
+      </w:r>
+      <w:proofErr w:type="spellStart"/>
+      <w:r>
+        <w:rPr>
+          <w:i/>
+          <w:sz w:val="24"/>
+        </w:rPr>
+        <w:t>Клаузіуса</w:t>
+      </w:r>
+      <w:proofErr w:type="spellEnd"/>
       <w:r>
         <w:rPr>
           <w:sz w:val="24"/>
@@ -8040,7 +8338,14 @@
         <w:rPr>
           <w:sz w:val="24"/>
         </w:rPr>
-        <w:t>ю ще одну функцію стану – ентропію. По Зомер</w:t>
+        <w:t xml:space="preserve">ю ще одну функцію стану – ентропію. По </w:t>
+      </w:r>
+      <w:proofErr w:type="spellStart"/>
+      <w:r>
+        <w:rPr>
+          <w:sz w:val="24"/>
+        </w:rPr>
+        <w:t>Зомер</w:t>
       </w:r>
       <w:r>
         <w:rPr>
@@ -8052,7 +8357,14 @@
         <w:rPr>
           <w:sz w:val="24"/>
         </w:rPr>
-        <w:t>ельду: «</w:t>
+        <w:t>ельду</w:t>
+      </w:r>
+      <w:proofErr w:type="spellEnd"/>
+      <w:r>
+        <w:rPr>
+          <w:sz w:val="24"/>
+        </w:rPr>
+        <w:t>: «</w:t>
       </w:r>
       <w:r>
         <w:rPr>
@@ -8087,16 +8399,34 @@
           <w:i/>
           <w:sz w:val="24"/>
         </w:rPr>
-        <w:t xml:space="preserve"> квазістатично; обраховуються при цьому всі підведені до системи порції теплоти </w:t>
-      </w:r>
-      <w:r>
-        <w:rPr>
-          <w:b/>
+        <w:t xml:space="preserve"> </w:t>
+      </w:r>
+      <w:proofErr w:type="spellStart"/>
+      <w:r>
+        <w:rPr>
           <w:i/>
           <w:sz w:val="24"/>
         </w:rPr>
+        <w:t>квазістатично</w:t>
+      </w:r>
+      <w:proofErr w:type="spellEnd"/>
+      <w:r>
+        <w:rPr>
+          <w:i/>
+          <w:sz w:val="24"/>
+        </w:rPr>
+        <w:t xml:space="preserve">; обраховуються при цьому всі підведені до системи порції теплоти </w:t>
+      </w:r>
+      <w:proofErr w:type="spellStart"/>
+      <w:r>
+        <w:rPr>
+          <w:b/>
+          <w:i/>
+          <w:sz w:val="24"/>
+        </w:rPr>
         <w:t>δQ</w:t>
       </w:r>
+      <w:proofErr w:type="spellEnd"/>
       <w:r>
         <w:rPr>
           <w:b/>
@@ -8191,6 +8521,7 @@
         </w:rPr>
         <w:t xml:space="preserve"> має сенс, якщо кількість теплоти </w:t>
       </w:r>
+      <w:proofErr w:type="spellStart"/>
       <w:r>
         <w:rPr>
           <w:b/>
@@ -8199,6 +8530,7 @@
         </w:rPr>
         <w:t>δQ</w:t>
       </w:r>
+      <w:proofErr w:type="spellEnd"/>
       <w:r>
         <w:rPr>
           <w:sz w:val="24"/>
@@ -8217,6 +8549,7 @@
         </w:rPr>
         <w:t xml:space="preserve">кщо </w:t>
       </w:r>
+      <w:proofErr w:type="spellStart"/>
       <w:r>
         <w:rPr>
           <w:b/>
@@ -8225,6 +8558,7 @@
         </w:rPr>
         <w:t>δQ</w:t>
       </w:r>
+      <w:proofErr w:type="spellEnd"/>
       <w:r>
         <w:rPr>
           <w:sz w:val="24"/>
@@ -8289,11 +8623,11 @@
                 <w:position w:val="-8"/>
                 <w:sz w:val="24"/>
               </w:rPr>
-              <w:object w:dxaOrig="1760" w:dyaOrig="300">
+              <w:object w:dxaOrig="1760" w:dyaOrig="300" w14:anchorId="369F235C">
                 <v:shape id="_x0000_i1046" type="#_x0000_t75" style="width:76.2pt;height:16.8pt" o:ole="">
                   <v:imagedata r:id="rId51" o:title=""/>
                 </v:shape>
-                <o:OLEObject Type="Embed" ProgID="Equation.3" ShapeID="_x0000_i1046" DrawAspect="Content" ObjectID="_1583429950" r:id="rId52"/>
+                <o:OLEObject Type="Embed" ProgID="Equation.3" ShapeID="_x0000_i1046" DrawAspect="Content" ObjectID="_1775345557" r:id="rId52"/>
               </w:object>
             </w:r>
           </w:p>
@@ -8368,11 +8702,11 @@
                 <w:position w:val="-28"/>
                 <w:sz w:val="24"/>
               </w:rPr>
-              <w:object w:dxaOrig="2060" w:dyaOrig="680">
+              <w:object w:dxaOrig="2060" w:dyaOrig="680" w14:anchorId="369F235D">
                 <v:shape id="_x0000_i1047" type="#_x0000_t75" style="width:93.6pt;height:38.4pt" o:ole="">
                   <v:imagedata r:id="rId53" o:title=""/>
                 </v:shape>
-                <o:OLEObject Type="Embed" ProgID="Equation.3" ShapeID="_x0000_i1047" DrawAspect="Content" ObjectID="_1583429951" r:id="rId54"/>
+                <o:OLEObject Type="Embed" ProgID="Equation.3" ShapeID="_x0000_i1047" DrawAspect="Content" ObjectID="_1775345558" r:id="rId54"/>
               </w:object>
             </w:r>
           </w:p>
@@ -8417,7 +8751,21 @@
         <w:rPr>
           <w:sz w:val="24"/>
         </w:rPr>
-        <w:t xml:space="preserve"> рівняння є базовими при аналізі всіх термодинамічних систем з постійною кількістю речовини. Взагалі для такого аналізу нам було потрібне як термодинамічне, так і калоричне рівняння стану. Рівняння (</w:t>
+        <w:t xml:space="preserve"> рівняння є базовими при аналізі всіх термодинамічних систем з постійною кількістю речовини. Взагалі для такого аналізу нам було потрібне як термодинамічне, так і </w:t>
+      </w:r>
+      <w:proofErr w:type="spellStart"/>
+      <w:r>
+        <w:rPr>
+          <w:sz w:val="24"/>
+        </w:rPr>
+        <w:t>калоричне</w:t>
+      </w:r>
+      <w:proofErr w:type="spellEnd"/>
+      <w:r>
+        <w:rPr>
+          <w:sz w:val="24"/>
+        </w:rPr>
+        <w:t xml:space="preserve"> рівняння стану. Рівняння (</w:t>
       </w:r>
       <w:r>
         <w:rPr>
@@ -8484,11 +8832,11 @@
                 <w:position w:val="-40"/>
                 <w:sz w:val="24"/>
               </w:rPr>
-              <w:object w:dxaOrig="4620" w:dyaOrig="920">
+              <w:object w:dxaOrig="4620" w:dyaOrig="920" w14:anchorId="369F235E">
                 <v:shape id="_x0000_i1048" type="#_x0000_t75" style="width:210pt;height:52.8pt" o:ole="">
                   <v:imagedata r:id="rId55" o:title=""/>
                 </v:shape>
-                <o:OLEObject Type="Embed" ProgID="Equation.3" ShapeID="_x0000_i1048" DrawAspect="Content" ObjectID="_1583429952" r:id="rId56"/>
+                <o:OLEObject Type="Embed" ProgID="Equation.3" ShapeID="_x0000_i1048" DrawAspect="Content" ObjectID="_1775345559" r:id="rId56"/>
               </w:object>
             </w:r>
           </w:p>
@@ -8655,11 +9003,11 @@
                 <w:position w:val="-38"/>
                 <w:sz w:val="24"/>
               </w:rPr>
-              <w:object w:dxaOrig="5740" w:dyaOrig="880">
+              <w:object w:dxaOrig="5740" w:dyaOrig="880" w14:anchorId="369F235F">
                 <v:shape id="_x0000_i1049" type="#_x0000_t75" style="width:250.8pt;height:48pt" o:ole="">
                   <v:imagedata r:id="rId57" o:title=""/>
                 </v:shape>
-                <o:OLEObject Type="Embed" ProgID="Equation.3" ShapeID="_x0000_i1049" DrawAspect="Content" ObjectID="_1583429953" r:id="rId58"/>
+                <o:OLEObject Type="Embed" ProgID="Equation.3" ShapeID="_x0000_i1049" DrawAspect="Content" ObjectID="_1775345560" r:id="rId58"/>
               </w:object>
             </w:r>
             <w:r>
@@ -8751,11 +9099,11 @@
                 <w:position w:val="-30"/>
                 <w:sz w:val="24"/>
               </w:rPr>
-              <w:object w:dxaOrig="1520" w:dyaOrig="720">
+              <w:object w:dxaOrig="1520" w:dyaOrig="720" w14:anchorId="369F2360">
                 <v:shape id="_x0000_i1050" type="#_x0000_t75" style="width:65.4pt;height:39pt" o:ole="">
                   <v:imagedata r:id="rId59" o:title=""/>
                 </v:shape>
-                <o:OLEObject Type="Embed" ProgID="Equation.3" ShapeID="_x0000_i1050" DrawAspect="Content" ObjectID="_1583429954" r:id="rId60"/>
+                <o:OLEObject Type="Embed" ProgID="Equation.3" ShapeID="_x0000_i1050" DrawAspect="Content" ObjectID="_1775345561" r:id="rId60"/>
               </w:object>
             </w:r>
             <w:r>
@@ -8837,11 +9185,11 @@
                 <w:position w:val="-34"/>
                 <w:sz w:val="24"/>
               </w:rPr>
-              <w:object w:dxaOrig="2360" w:dyaOrig="740">
+              <w:object w:dxaOrig="2360" w:dyaOrig="740" w14:anchorId="369F2361">
                 <v:shape id="_x0000_i1051" type="#_x0000_t75" style="width:107.4pt;height:42pt" o:ole="">
                   <v:imagedata r:id="rId61" o:title=""/>
                 </v:shape>
-                <o:OLEObject Type="Embed" ProgID="Equation.3" ShapeID="_x0000_i1051" DrawAspect="Content" ObjectID="_1583429955" r:id="rId62"/>
+                <o:OLEObject Type="Embed" ProgID="Equation.3" ShapeID="_x0000_i1051" DrawAspect="Content" ObjectID="_1775345562" r:id="rId62"/>
               </w:object>
             </w:r>
             <w:r>
@@ -9016,11 +9364,11 @@
                 <w:position w:val="-30"/>
                 <w:sz w:val="24"/>
               </w:rPr>
-              <w:object w:dxaOrig="2260" w:dyaOrig="700">
+              <w:object w:dxaOrig="2260" w:dyaOrig="700" w14:anchorId="369F2362">
                 <v:shape id="_x0000_i1052" type="#_x0000_t75" style="width:101.4pt;height:39.6pt" o:ole="">
                   <v:imagedata r:id="rId63" o:title=""/>
                 </v:shape>
-                <o:OLEObject Type="Embed" ProgID="Equation.3" ShapeID="_x0000_i1052" DrawAspect="Content" ObjectID="_1583429956" r:id="rId64"/>
+                <o:OLEObject Type="Embed" ProgID="Equation.3" ShapeID="_x0000_i1052" DrawAspect="Content" ObjectID="_1775345563" r:id="rId64"/>
               </w:object>
             </w:r>
             <w:r>
@@ -9068,7 +9416,21 @@
         <w:rPr>
           <w:sz w:val="24"/>
         </w:rPr>
-        <w:t xml:space="preserve">Отриманий вираз пов’язує термічне і калоричне рівняння стану, значно спрощуючи </w:t>
+        <w:t xml:space="preserve">Отриманий вираз пов’язує термічне і </w:t>
+      </w:r>
+      <w:proofErr w:type="spellStart"/>
+      <w:r>
+        <w:rPr>
+          <w:sz w:val="24"/>
+        </w:rPr>
+        <w:t>калоричне</w:t>
+      </w:r>
+      <w:proofErr w:type="spellEnd"/>
+      <w:r>
+        <w:rPr>
+          <w:sz w:val="24"/>
+        </w:rPr>
+        <w:t xml:space="preserve"> рівняння стану, значно спрощуючи </w:t>
       </w:r>
       <w:r>
         <w:rPr>
@@ -9087,11 +9449,11 @@
           <w:position w:val="-30"/>
           <w:sz w:val="24"/>
         </w:rPr>
-        <w:object w:dxaOrig="1219" w:dyaOrig="700">
+        <w:object w:dxaOrig="1219" w:dyaOrig="700" w14:anchorId="369F2363">
           <v:shape id="_x0000_i1053" type="#_x0000_t75" style="width:61.2pt;height:34.8pt" o:ole="">
             <v:imagedata r:id="rId65" o:title=""/>
           </v:shape>
-          <o:OLEObject Type="Embed" ProgID="Equation.3" ShapeID="_x0000_i1053" DrawAspect="Content" ObjectID="_1583429957" r:id="rId66"/>
+          <o:OLEObject Type="Embed" ProgID="Equation.3" ShapeID="_x0000_i1053" DrawAspect="Content" ObjectID="_1775345564" r:id="rId66"/>
         </w:object>
       </w:r>
       <w:r>
@@ -9175,11 +9537,11 @@
                 <w:position w:val="-30"/>
                 <w:sz w:val="24"/>
               </w:rPr>
-              <w:object w:dxaOrig="1160" w:dyaOrig="700">
+              <w:object w:dxaOrig="1160" w:dyaOrig="700" w14:anchorId="369F2364">
                 <v:shape id="_x0000_i1054" type="#_x0000_t75" style="width:49.2pt;height:37.2pt" o:ole="">
                   <v:imagedata r:id="rId67" o:title=""/>
                 </v:shape>
-                <o:OLEObject Type="Embed" ProgID="Equation.3" ShapeID="_x0000_i1054" DrawAspect="Content" ObjectID="_1583429958" r:id="rId68"/>
+                <o:OLEObject Type="Embed" ProgID="Equation.3" ShapeID="_x0000_i1054" DrawAspect="Content" ObjectID="_1775345565" r:id="rId68"/>
               </w:object>
             </w:r>
             <w:r>
@@ -9232,8 +9594,23 @@
         <w:rPr>
           <w:sz w:val="24"/>
         </w:rPr>
-        <w:t xml:space="preserve">що дає можливість проінтегрувати вираз для </w:t>
-      </w:r>
+        <w:t xml:space="preserve">що дає можливість </w:t>
+      </w:r>
+      <w:proofErr w:type="spellStart"/>
+      <w:r>
+        <w:rPr>
+          <w:sz w:val="24"/>
+        </w:rPr>
+        <w:t>проінтегрувати</w:t>
+      </w:r>
+      <w:proofErr w:type="spellEnd"/>
+      <w:r>
+        <w:rPr>
+          <w:sz w:val="24"/>
+        </w:rPr>
+        <w:t xml:space="preserve"> вираз для </w:t>
+      </w:r>
+      <w:proofErr w:type="spellStart"/>
       <w:r>
         <w:rPr>
           <w:i/>
@@ -9241,6 +9618,7 @@
         </w:rPr>
         <w:t>dU</w:t>
       </w:r>
+      <w:proofErr w:type="spellEnd"/>
       <w:r>
         <w:rPr>
           <w:sz w:val="24"/>
@@ -9278,11 +9656,11 @@
                 <w:position w:val="-30"/>
                 <w:sz w:val="24"/>
               </w:rPr>
-              <w:object w:dxaOrig="5820" w:dyaOrig="700">
+              <w:object w:dxaOrig="5820" w:dyaOrig="700" w14:anchorId="369F2365">
                 <v:shape id="_x0000_i1055" type="#_x0000_t75" style="width:269.4pt;height:40.2pt" o:ole="">
                   <v:imagedata r:id="rId69" o:title=""/>
                 </v:shape>
-                <o:OLEObject Type="Embed" ProgID="Equation.3" ShapeID="_x0000_i1055" DrawAspect="Content" ObjectID="_1583429959" r:id="rId70"/>
+                <o:OLEObject Type="Embed" ProgID="Equation.3" ShapeID="_x0000_i1055" DrawAspect="Content" ObjectID="_1775345566" r:id="rId70"/>
               </w:object>
             </w:r>
           </w:p>
@@ -9323,7 +9701,21 @@
         <w:rPr>
           <w:sz w:val="24"/>
         </w:rPr>
-        <w:t xml:space="preserve">Для різниці теплоємностей </w:t>
+        <w:t xml:space="preserve">Для різниці </w:t>
+      </w:r>
+      <w:proofErr w:type="spellStart"/>
+      <w:r>
+        <w:rPr>
+          <w:sz w:val="24"/>
+        </w:rPr>
+        <w:t>теплоємностей</w:t>
+      </w:r>
+      <w:proofErr w:type="spellEnd"/>
+      <w:r>
+        <w:rPr>
+          <w:sz w:val="24"/>
+        </w:rPr>
+        <w:t xml:space="preserve"> </w:t>
       </w:r>
       <w:r>
         <w:rPr>
@@ -9348,6 +9740,7 @@
         </w:rPr>
         <w:sym w:font="Symbol" w:char="F02D"/>
       </w:r>
+      <w:proofErr w:type="spellStart"/>
       <w:r>
         <w:rPr>
           <w:i/>
@@ -9364,6 +9757,7 @@
         </w:rPr>
         <w:t>v</w:t>
       </w:r>
+      <w:proofErr w:type="spellEnd"/>
       <w:r>
         <w:rPr>
           <w:sz w:val="24"/>
@@ -9401,11 +9795,11 @@
                 <w:position w:val="-32"/>
                 <w:sz w:val="24"/>
               </w:rPr>
-              <w:object w:dxaOrig="3100" w:dyaOrig="760">
+              <w:object w:dxaOrig="3100" w:dyaOrig="760" w14:anchorId="369F2366">
                 <v:shape id="_x0000_i1056" type="#_x0000_t75" style="width:159pt;height:49.8pt" o:ole="">
                   <v:imagedata r:id="rId71" o:title=""/>
                 </v:shape>
-                <o:OLEObject Type="Embed" ProgID="Equation.3" ShapeID="_x0000_i1056" DrawAspect="Content" ObjectID="_1583429960" r:id="rId72"/>
+                <o:OLEObject Type="Embed" ProgID="Equation.3" ShapeID="_x0000_i1056" DrawAspect="Content" ObjectID="_1775345567" r:id="rId72"/>
               </w:object>
             </w:r>
           </w:p>
@@ -9501,11 +9895,11 @@
                 <w:position w:val="-30"/>
                 <w:sz w:val="24"/>
               </w:rPr>
-              <w:object w:dxaOrig="3720" w:dyaOrig="720">
+              <w:object w:dxaOrig="3720" w:dyaOrig="720" w14:anchorId="369F2367">
                 <v:shape id="_x0000_i1057" type="#_x0000_t75" style="width:177.6pt;height:42.6pt" o:ole="">
                   <v:imagedata r:id="rId73" o:title=""/>
                 </v:shape>
-                <o:OLEObject Type="Embed" ProgID="Equation.3" ShapeID="_x0000_i1057" DrawAspect="Content" ObjectID="_1583429961" r:id="rId74"/>
+                <o:OLEObject Type="Embed" ProgID="Equation.3" ShapeID="_x0000_i1057" DrawAspect="Content" ObjectID="_1775345568" r:id="rId74"/>
               </w:object>
             </w:r>
           </w:p>
@@ -9579,11 +9973,11 @@
                 <w:position w:val="-24"/>
                 <w:sz w:val="24"/>
               </w:rPr>
-              <w:object w:dxaOrig="2439" w:dyaOrig="620">
+              <w:object w:dxaOrig="2439" w:dyaOrig="620" w14:anchorId="369F2368">
                 <v:shape id="_x0000_i1058" type="#_x0000_t75" style="width:103.8pt;height:33pt" o:ole="">
                   <v:imagedata r:id="rId75" o:title=""/>
                 </v:shape>
-                <o:OLEObject Type="Embed" ProgID="Equation.3" ShapeID="_x0000_i1058" DrawAspect="Content" ObjectID="_1583429962" r:id="rId76"/>
+                <o:OLEObject Type="Embed" ProgID="Equation.3" ShapeID="_x0000_i1058" DrawAspect="Content" ObjectID="_1775345569" r:id="rId76"/>
               </w:object>
             </w:r>
             <w:r>
@@ -9674,7 +10068,21 @@
         <w:rPr>
           <w:sz w:val="24"/>
         </w:rPr>
-        <w:t xml:space="preserve"> калібровки емпіричної шкали </w:t>
+        <w:t xml:space="preserve"> </w:t>
+      </w:r>
+      <w:proofErr w:type="spellStart"/>
+      <w:r>
+        <w:rPr>
+          <w:sz w:val="24"/>
+        </w:rPr>
+        <w:t>калібровки</w:t>
+      </w:r>
+      <w:proofErr w:type="spellEnd"/>
+      <w:r>
+        <w:rPr>
+          <w:sz w:val="24"/>
+        </w:rPr>
+        <w:t xml:space="preserve"> емпіричної шкали </w:t>
       </w:r>
       <w:r>
         <w:rPr>
@@ -9723,8 +10131,16 @@
         <w:rPr>
           <w:sz w:val="24"/>
         </w:rPr>
-        <w:t>. Із закону Бойля-Маріотта</w:t>
-      </w:r>
+        <w:t xml:space="preserve">. Із закону </w:t>
+      </w:r>
+      <w:proofErr w:type="spellStart"/>
+      <w:r>
+        <w:rPr>
+          <w:sz w:val="24"/>
+        </w:rPr>
+        <w:t>Бойля-Маріотта</w:t>
+      </w:r>
+      <w:proofErr w:type="spellEnd"/>
       <w:r>
         <w:rPr>
           <w:sz w:val="24"/>
@@ -9784,11 +10200,11 @@
                 <w:position w:val="-30"/>
                 <w:sz w:val="24"/>
               </w:rPr>
-              <w:object w:dxaOrig="1760" w:dyaOrig="700">
+              <w:object w:dxaOrig="1760" w:dyaOrig="700" w14:anchorId="369F2369">
                 <v:shape id="_x0000_i1059" type="#_x0000_t75" style="width:75.6pt;height:37.2pt" o:ole="">
                   <v:imagedata r:id="rId77" o:title=""/>
                 </v:shape>
-                <o:OLEObject Type="Embed" ProgID="Equation.3" ShapeID="_x0000_i1059" DrawAspect="Content" ObjectID="_1583429963" r:id="rId78"/>
+                <o:OLEObject Type="Embed" ProgID="Equation.3" ShapeID="_x0000_i1059" DrawAspect="Content" ObjectID="_1775345570" r:id="rId78"/>
               </w:object>
             </w:r>
           </w:p>
@@ -9881,11 +10297,11 @@
                 <w:position w:val="-30"/>
                 <w:sz w:val="24"/>
               </w:rPr>
-              <w:object w:dxaOrig="2200" w:dyaOrig="700">
+              <w:object w:dxaOrig="2200" w:dyaOrig="700" w14:anchorId="369F236A">
                 <v:shape id="_x0000_i1060" type="#_x0000_t75" style="width:109.2pt;height:40.2pt" o:ole="">
                   <v:imagedata r:id="rId79" o:title=""/>
                 </v:shape>
-                <o:OLEObject Type="Embed" ProgID="Equation.3" ShapeID="_x0000_i1060" DrawAspect="Content" ObjectID="_1583429964" r:id="rId80"/>
+                <o:OLEObject Type="Embed" ProgID="Equation.3" ShapeID="_x0000_i1060" DrawAspect="Content" ObjectID="_1775345571" r:id="rId80"/>
               </w:object>
             </w:r>
           </w:p>
@@ -10000,11 +10416,11 @@
                 <w:position w:val="-30"/>
                 <w:sz w:val="24"/>
               </w:rPr>
-              <w:object w:dxaOrig="3519" w:dyaOrig="700">
+              <w:object w:dxaOrig="3519" w:dyaOrig="700" w14:anchorId="369F236B">
                 <v:shape id="_x0000_i1061" type="#_x0000_t75" style="width:159pt;height:39.6pt" o:ole="">
                   <v:imagedata r:id="rId81" o:title=""/>
                 </v:shape>
-                <o:OLEObject Type="Embed" ProgID="Equation.3" ShapeID="_x0000_i1061" DrawAspect="Content" ObjectID="_1583429965" r:id="rId82"/>
+                <o:OLEObject Type="Embed" ProgID="Equation.3" ShapeID="_x0000_i1061" DrawAspect="Content" ObjectID="_1775345572" r:id="rId82"/>
               </w:object>
             </w:r>
             <w:r>
@@ -10107,11 +10523,11 @@
               <w:rPr>
                 <w:position w:val="-6"/>
               </w:rPr>
-              <w:object w:dxaOrig="800" w:dyaOrig="279">
+              <w:object w:dxaOrig="800" w:dyaOrig="279" w14:anchorId="369F236C">
                 <v:shape id="_x0000_i1062" type="#_x0000_t75" style="width:40.8pt;height:13.8pt" o:ole="">
                   <v:imagedata r:id="rId83" o:title=""/>
                 </v:shape>
-                <o:OLEObject Type="Embed" ProgID="Equation.3" ShapeID="_x0000_i1062" DrawAspect="Content" ObjectID="_1583429966" r:id="rId84"/>
+                <o:OLEObject Type="Embed" ProgID="Equation.3" ShapeID="_x0000_i1062" DrawAspect="Content" ObjectID="_1775345573" r:id="rId84"/>
               </w:object>
             </w:r>
           </w:p>
@@ -10267,11 +10683,11 @@
           <w:position w:val="-30"/>
           <w:sz w:val="24"/>
         </w:rPr>
-        <w:object w:dxaOrig="2140" w:dyaOrig="700">
+        <w:object w:dxaOrig="2140" w:dyaOrig="700" w14:anchorId="369F236D">
           <v:shape id="_x0000_i1063" type="#_x0000_t75" style="width:107.4pt;height:34.8pt" o:ole="">
             <v:imagedata r:id="rId85" o:title=""/>
           </v:shape>
-          <o:OLEObject Type="Embed" ProgID="Equation.3" ShapeID="_x0000_i1063" DrawAspect="Content" ObjectID="_1583429967" r:id="rId86"/>
+          <o:OLEObject Type="Embed" ProgID="Equation.3" ShapeID="_x0000_i1063" DrawAspect="Content" ObjectID="_1775345574" r:id="rId86"/>
         </w:object>
       </w:r>
     </w:p>
@@ -10333,11 +10749,11 @@
                 <w:position w:val="-62"/>
                 <w:sz w:val="24"/>
               </w:rPr>
-              <w:object w:dxaOrig="2280" w:dyaOrig="1359">
+              <w:object w:dxaOrig="2280" w:dyaOrig="1359" w14:anchorId="369F236E">
                 <v:shape id="_x0000_i1064" type="#_x0000_t75" style="width:114.6pt;height:67.2pt" o:ole="">
                   <v:imagedata r:id="rId87" o:title=""/>
                 </v:shape>
-                <o:OLEObject Type="Embed" ProgID="Equation.3" ShapeID="_x0000_i1064" DrawAspect="Content" ObjectID="_1583429968" r:id="rId88"/>
+                <o:OLEObject Type="Embed" ProgID="Equation.3" ShapeID="_x0000_i1064" DrawAspect="Content" ObjectID="_1775345575" r:id="rId88"/>
               </w:object>
             </w:r>
           </w:p>
@@ -10457,7 +10873,21 @@
         <w:rPr>
           <w:sz w:val="24"/>
         </w:rPr>
-        <w:t xml:space="preserve"> для калібровки використовується газовий термометр в діапазоні 4</w:t>
+        <w:t xml:space="preserve"> для </w:t>
+      </w:r>
+      <w:proofErr w:type="spellStart"/>
+      <w:r>
+        <w:rPr>
+          <w:sz w:val="24"/>
+        </w:rPr>
+        <w:t>калібровки</w:t>
+      </w:r>
+      <w:proofErr w:type="spellEnd"/>
+      <w:r>
+        <w:rPr>
+          <w:sz w:val="24"/>
+        </w:rPr>
+        <w:t xml:space="preserve"> використовується газовий термометр в діапазоні 4</w:t>
       </w:r>
       <w:r>
         <w:rPr>
@@ -10491,7 +10921,14 @@
         <w:rPr>
           <w:sz w:val="24"/>
         </w:rPr>
-        <w:t xml:space="preserve"> Формулювання другого закону термодинаміки Зомер</w:t>
+        <w:t xml:space="preserve"> Формулювання другого закону термодинаміки </w:t>
+      </w:r>
+      <w:proofErr w:type="spellStart"/>
+      <w:r>
+        <w:rPr>
+          <w:sz w:val="24"/>
+        </w:rPr>
+        <w:t>Зомер</w:t>
       </w:r>
       <w:r>
         <w:rPr>
@@ -10503,7 +10940,14 @@
         <w:rPr>
           <w:sz w:val="24"/>
         </w:rPr>
-        <w:t xml:space="preserve">ельдом вказує нам метод </w:t>
+        <w:t>ельдом</w:t>
+      </w:r>
+      <w:proofErr w:type="spellEnd"/>
+      <w:r>
+        <w:rPr>
+          <w:sz w:val="24"/>
+        </w:rPr>
+        <w:t xml:space="preserve"> вказує нам метод </w:t>
       </w:r>
       <w:r>
         <w:rPr>
@@ -10599,7 +11043,21 @@
         <w:rPr>
           <w:sz w:val="24"/>
         </w:rPr>
-        <w:t xml:space="preserve">зміну ентропії. Розглянемо, наприклад, процес Гей-Люссака, при якому газ, що знаходиться в об’ємі </w:t>
+        <w:t>зміну ентропії. Розглянемо, наприклад, процес Гей-</w:t>
+      </w:r>
+      <w:proofErr w:type="spellStart"/>
+      <w:r>
+        <w:rPr>
+          <w:sz w:val="24"/>
+        </w:rPr>
+        <w:t>Люссака</w:t>
+      </w:r>
+      <w:proofErr w:type="spellEnd"/>
+      <w:r>
+        <w:rPr>
+          <w:sz w:val="24"/>
+        </w:rPr>
+        <w:t xml:space="preserve">, при якому газ, що знаходиться в об’ємі </w:t>
       </w:r>
       <w:r>
         <w:rPr>
@@ -10764,11 +11222,11 @@
                 <w:position w:val="-34"/>
                 <w:sz w:val="24"/>
               </w:rPr>
-              <w:object w:dxaOrig="4060" w:dyaOrig="780">
+              <w:object w:dxaOrig="4060" w:dyaOrig="780" w14:anchorId="369F236F">
                 <v:shape id="_x0000_i1065" type="#_x0000_t75" style="width:202.8pt;height:39pt" o:ole="">
                   <v:imagedata r:id="rId89" o:title=""/>
                 </v:shape>
-                <o:OLEObject Type="Embed" ProgID="Equation.3" ShapeID="_x0000_i1065" DrawAspect="Content" ObjectID="_1583429969" r:id="rId90"/>
+                <o:OLEObject Type="Embed" ProgID="Equation.3" ShapeID="_x0000_i1065" DrawAspect="Content" ObjectID="_1775345576" r:id="rId90"/>
               </w:object>
             </w:r>
           </w:p>
@@ -10907,11 +11365,11 @@
           <w:position w:val="-6"/>
           <w:sz w:val="24"/>
         </w:rPr>
-        <w:object w:dxaOrig="859" w:dyaOrig="320">
+        <w:object w:dxaOrig="859" w:dyaOrig="320" w14:anchorId="369F2370">
           <v:shape id="_x0000_i1066" type="#_x0000_t75" style="width:43.8pt;height:16.2pt" o:ole="">
             <v:imagedata r:id="rId91" o:title=""/>
           </v:shape>
-          <o:OLEObject Type="Embed" ProgID="Equation.3" ShapeID="_x0000_i1066" DrawAspect="Content" ObjectID="_1583429970" r:id="rId92"/>
+          <o:OLEObject Type="Embed" ProgID="Equation.3" ShapeID="_x0000_i1066" DrawAspect="Content" ObjectID="_1775345577" r:id="rId92"/>
         </w:object>
       </w:r>
       <w:r>
@@ -10943,11 +11401,11 @@
           <w:position w:val="-24"/>
           <w:sz w:val="24"/>
         </w:rPr>
-        <w:object w:dxaOrig="1020" w:dyaOrig="620">
+        <w:object w:dxaOrig="1020" w:dyaOrig="620" w14:anchorId="369F2371">
           <v:shape id="_x0000_i1067" type="#_x0000_t75" style="width:51pt;height:31.2pt" o:ole="">
             <v:imagedata r:id="rId93" o:title=""/>
           </v:shape>
-          <o:OLEObject Type="Embed" ProgID="Equation.3" ShapeID="_x0000_i1067" DrawAspect="Content" ObjectID="_1583429971" r:id="rId94"/>
+          <o:OLEObject Type="Embed" ProgID="Equation.3" ShapeID="_x0000_i1067" DrawAspect="Content" ObjectID="_1775345578" r:id="rId94"/>
         </w:object>
       </w:r>
       <w:r>
@@ -10961,11 +11419,11 @@
           <w:position w:val="-24"/>
           <w:sz w:val="24"/>
         </w:rPr>
-        <w:object w:dxaOrig="780" w:dyaOrig="620">
+        <w:object w:dxaOrig="780" w:dyaOrig="620" w14:anchorId="369F2372">
           <v:shape id="_x0000_i1068" type="#_x0000_t75" style="width:39pt;height:31.2pt" o:ole="">
             <v:imagedata r:id="rId95" o:title=""/>
           </v:shape>
-          <o:OLEObject Type="Embed" ProgID="Equation.3" ShapeID="_x0000_i1068" DrawAspect="Content" ObjectID="_1583429972" r:id="rId96"/>
+          <o:OLEObject Type="Embed" ProgID="Equation.3" ShapeID="_x0000_i1068" DrawAspect="Content" ObjectID="_1775345579" r:id="rId96"/>
         </w:object>
       </w:r>
       <w:r>
@@ -11247,11 +11705,11 @@
           <w:position w:val="-34"/>
           <w:sz w:val="24"/>
         </w:rPr>
-        <w:object w:dxaOrig="3060" w:dyaOrig="780">
+        <w:object w:dxaOrig="3060" w:dyaOrig="780" w14:anchorId="369F2373">
           <v:shape id="_x0000_i1069" type="#_x0000_t75" style="width:153.6pt;height:39pt" o:ole="">
             <v:imagedata r:id="rId97" o:title=""/>
           </v:shape>
-          <o:OLEObject Type="Embed" ProgID="Equation.3" ShapeID="_x0000_i1069" DrawAspect="Content" ObjectID="_1583429973" r:id="rId98"/>
+          <o:OLEObject Type="Embed" ProgID="Equation.3" ShapeID="_x0000_i1069" DrawAspect="Content" ObjectID="_1775345580" r:id="rId98"/>
         </w:object>
       </w:r>
       <w:r>
@@ -11260,11 +11718,19 @@
         </w:rPr>
         <w:t xml:space="preserve">, тобто з постійності </w:t>
       </w:r>
-      <w:r>
-        <w:rPr>
-          <w:sz w:val="24"/>
-        </w:rPr>
-        <w:t xml:space="preserve">теплоємностей на політропах. Повна робота дорівнює повному теплу, отриманому в циклі і, отже, площі на діаграмі </w:t>
+      <w:proofErr w:type="spellStart"/>
+      <w:r>
+        <w:rPr>
+          <w:sz w:val="24"/>
+        </w:rPr>
+        <w:t>теплоємностей</w:t>
+      </w:r>
+      <w:proofErr w:type="spellEnd"/>
+      <w:r>
+        <w:rPr>
+          <w:sz w:val="24"/>
+        </w:rPr>
+        <w:t xml:space="preserve"> на політропах. Повна робота дорівнює повному теплу, отриманому в циклі і, отже, площі на діаграмі </w:t>
       </w:r>
       <w:r>
         <w:rPr>
@@ -11569,11 +12035,11 @@
           <w:position w:val="-24"/>
           <w:sz w:val="24"/>
         </w:rPr>
-        <w:object w:dxaOrig="2600" w:dyaOrig="620">
+        <w:object w:dxaOrig="2600" w:dyaOrig="620" w14:anchorId="369F2374">
           <v:shape id="_x0000_i1070" type="#_x0000_t75" style="width:130.8pt;height:31.2pt" o:ole="">
             <v:imagedata r:id="rId99" o:title=""/>
           </v:shape>
-          <o:OLEObject Type="Embed" ProgID="Equation.DSMT4" ShapeID="_x0000_i1070" DrawAspect="Content" ObjectID="_1583429974" r:id="rId100"/>
+          <o:OLEObject Type="Embed" ProgID="Equation.DSMT4" ShapeID="_x0000_i1070" DrawAspect="Content" ObjectID="_1775345581" r:id="rId100"/>
         </w:object>
       </w:r>
       <w:r>
@@ -11719,11 +12185,11 @@
           <w:position w:val="-10"/>
           <w:sz w:val="24"/>
         </w:rPr>
-        <w:object w:dxaOrig="1680" w:dyaOrig="340">
+        <w:object w:dxaOrig="1680" w:dyaOrig="340" w14:anchorId="369F2375">
           <v:shape id="_x0000_i1071" type="#_x0000_t75" style="width:84pt;height:16.8pt" o:ole="">
             <v:imagedata r:id="rId101" o:title=""/>
           </v:shape>
-          <o:OLEObject Type="Embed" ProgID="Equation.3" ShapeID="_x0000_i1071" DrawAspect="Content" ObjectID="_1583429975" r:id="rId102"/>
+          <o:OLEObject Type="Embed" ProgID="Equation.3" ShapeID="_x0000_i1071" DrawAspect="Content" ObjectID="_1775345582" r:id="rId102"/>
         </w:object>
       </w:r>
       <w:r>
@@ -11902,11 +12368,11 @@
           <w:position w:val="-10"/>
           <w:sz w:val="24"/>
         </w:rPr>
-        <w:object w:dxaOrig="780" w:dyaOrig="340">
+        <w:object w:dxaOrig="780" w:dyaOrig="340" w14:anchorId="369F2376">
           <v:shape id="_x0000_i1072" type="#_x0000_t75" style="width:39pt;height:16.8pt" o:ole="">
             <v:imagedata r:id="rId103" o:title=""/>
           </v:shape>
-          <o:OLEObject Type="Embed" ProgID="Equation.3" ShapeID="_x0000_i1072" DrawAspect="Content" ObjectID="_1583429976" r:id="rId104"/>
+          <o:OLEObject Type="Embed" ProgID="Equation.3" ShapeID="_x0000_i1072" DrawAspect="Content" ObjectID="_1775345583" r:id="rId104"/>
         </w:object>
       </w:r>
       <w:r>
@@ -12105,11 +12571,11 @@
           <w:position w:val="-10"/>
           <w:sz w:val="24"/>
         </w:rPr>
-        <w:object w:dxaOrig="300" w:dyaOrig="340">
+        <w:object w:dxaOrig="300" w:dyaOrig="340" w14:anchorId="369F2377">
           <v:shape id="_x0000_i1073" type="#_x0000_t75" style="width:15pt;height:16.8pt" o:ole="">
             <v:imagedata r:id="rId105" o:title=""/>
           </v:shape>
-          <o:OLEObject Type="Embed" ProgID="Equation.3" ShapeID="_x0000_i1073" DrawAspect="Content" ObjectID="_1583429977" r:id="rId106"/>
+          <o:OLEObject Type="Embed" ProgID="Equation.3" ShapeID="_x0000_i1073" DrawAspect="Content" ObjectID="_1775345584" r:id="rId106"/>
         </w:object>
       </w:r>
       <w:r>
@@ -12199,11 +12665,11 @@
           <w:position w:val="-10"/>
           <w:sz w:val="24"/>
         </w:rPr>
-        <w:object w:dxaOrig="320" w:dyaOrig="340">
+        <w:object w:dxaOrig="320" w:dyaOrig="340" w14:anchorId="369F2378">
           <v:shape id="_x0000_i1074" type="#_x0000_t75" style="width:16.2pt;height:16.8pt" o:ole="">
             <v:imagedata r:id="rId107" o:title=""/>
           </v:shape>
-          <o:OLEObject Type="Embed" ProgID="Equation.3" ShapeID="_x0000_i1074" DrawAspect="Content" ObjectID="_1583429978" r:id="rId108"/>
+          <o:OLEObject Type="Embed" ProgID="Equation.3" ShapeID="_x0000_i1074" DrawAspect="Content" ObjectID="_1775345585" r:id="rId108"/>
         </w:object>
       </w:r>
       <w:r>
@@ -12297,11 +12763,11 @@
           <w:position w:val="-10"/>
           <w:sz w:val="24"/>
         </w:rPr>
-        <w:object w:dxaOrig="260" w:dyaOrig="340">
+        <w:object w:dxaOrig="260" w:dyaOrig="340" w14:anchorId="369F2379">
           <v:shape id="_x0000_i1075" type="#_x0000_t75" style="width:13.2pt;height:16.8pt" o:ole="">
             <v:imagedata r:id="rId109" o:title=""/>
           </v:shape>
-          <o:OLEObject Type="Embed" ProgID="Equation.3" ShapeID="_x0000_i1075" DrawAspect="Content" ObjectID="_1583429979" r:id="rId110"/>
+          <o:OLEObject Type="Embed" ProgID="Equation.3" ShapeID="_x0000_i1075" DrawAspect="Content" ObjectID="_1775345586" r:id="rId110"/>
         </w:object>
       </w:r>
       <w:r>
@@ -12347,11 +12813,11 @@
           <w:position w:val="-10"/>
           <w:sz w:val="24"/>
         </w:rPr>
-        <w:object w:dxaOrig="279" w:dyaOrig="340">
+        <w:object w:dxaOrig="279" w:dyaOrig="340" w14:anchorId="369F237A">
           <v:shape id="_x0000_i1076" type="#_x0000_t75" style="width:13.8pt;height:16.8pt" o:ole="">
             <v:imagedata r:id="rId111" o:title=""/>
           </v:shape>
-          <o:OLEObject Type="Embed" ProgID="Equation.3" ShapeID="_x0000_i1076" DrawAspect="Content" ObjectID="_1583429980" r:id="rId112"/>
+          <o:OLEObject Type="Embed" ProgID="Equation.3" ShapeID="_x0000_i1076" DrawAspect="Content" ObjectID="_1775345587" r:id="rId112"/>
         </w:object>
       </w:r>
       <w:r>
@@ -12396,11 +12862,11 @@
                 <w:position w:val="-30"/>
                 <w:sz w:val="24"/>
               </w:rPr>
-              <w:object w:dxaOrig="5500" w:dyaOrig="740">
+              <w:object w:dxaOrig="5500" w:dyaOrig="740" w14:anchorId="369F237B">
                 <v:shape id="_x0000_i1077" type="#_x0000_t75" style="width:274.2pt;height:37.8pt" o:ole="">
                   <v:imagedata r:id="rId113" o:title=""/>
                 </v:shape>
-                <o:OLEObject Type="Embed" ProgID="Equation.DSMT4" ShapeID="_x0000_i1077" DrawAspect="Content" ObjectID="_1583429981" r:id="rId114"/>
+                <o:OLEObject Type="Embed" ProgID="Equation.DSMT4" ShapeID="_x0000_i1077" DrawAspect="Content" ObjectID="_1775345588" r:id="rId114"/>
               </w:object>
             </w:r>
           </w:p>
@@ -12450,7 +12916,49 @@
         <w:rPr>
           <w:sz w:val="24"/>
         </w:rPr>
-        <w:t>два останні члени більше нуля, а отже к.к.д. циклу менше нвж к.к.д. циклу Карно.</w:t>
+        <w:t xml:space="preserve">два останні члени більше нуля, а отже </w:t>
+      </w:r>
+      <w:proofErr w:type="spellStart"/>
+      <w:r>
+        <w:rPr>
+          <w:sz w:val="24"/>
+        </w:rPr>
+        <w:t>к.к.д</w:t>
+      </w:r>
+      <w:proofErr w:type="spellEnd"/>
+      <w:r>
+        <w:rPr>
+          <w:sz w:val="24"/>
+        </w:rPr>
+        <w:t xml:space="preserve">. циклу менше </w:t>
+      </w:r>
+      <w:proofErr w:type="spellStart"/>
+      <w:r>
+        <w:rPr>
+          <w:sz w:val="24"/>
+        </w:rPr>
+        <w:t>нвж</w:t>
+      </w:r>
+      <w:proofErr w:type="spellEnd"/>
+      <w:r>
+        <w:rPr>
+          <w:sz w:val="24"/>
+        </w:rPr>
+        <w:t xml:space="preserve"> </w:t>
+      </w:r>
+      <w:proofErr w:type="spellStart"/>
+      <w:r>
+        <w:rPr>
+          <w:sz w:val="24"/>
+        </w:rPr>
+        <w:t>к.к.д</w:t>
+      </w:r>
+      <w:proofErr w:type="spellEnd"/>
+      <w:r>
+        <w:rPr>
+          <w:sz w:val="24"/>
+        </w:rPr>
+        <w:t>. циклу Карно.</w:t>
       </w:r>
     </w:p>
     <w:p>
@@ -12529,11 +13037,11 @@
           <w:position w:val="-14"/>
           <w:sz w:val="24"/>
         </w:rPr>
-        <w:object w:dxaOrig="1820" w:dyaOrig="380">
+        <w:object w:dxaOrig="1820" w:dyaOrig="380" w14:anchorId="369F237C">
           <v:shape id="_x0000_i1078" type="#_x0000_t75" style="width:91.2pt;height:19.2pt" o:ole="">
             <v:imagedata r:id="rId115" o:title=""/>
           </v:shape>
-          <o:OLEObject Type="Embed" ProgID="Equation.DSMT4" ShapeID="_x0000_i1078" DrawAspect="Content" ObjectID="_1583429982" r:id="rId116"/>
+          <o:OLEObject Type="Embed" ProgID="Equation.DSMT4" ShapeID="_x0000_i1078" DrawAspect="Content" ObjectID="_1775345589" r:id="rId116"/>
         </w:object>
       </w:r>
       <w:r>
@@ -12587,11 +13095,11 @@
                 <w:position w:val="-14"/>
                 <w:sz w:val="24"/>
               </w:rPr>
-              <w:object w:dxaOrig="1820" w:dyaOrig="380">
+              <w:object w:dxaOrig="1820" w:dyaOrig="380" w14:anchorId="369F237D">
                 <v:shape id="_x0000_i1079" type="#_x0000_t75" style="width:91.2pt;height:19.2pt" o:ole="">
                   <v:imagedata r:id="rId115" o:title=""/>
                 </v:shape>
-                <o:OLEObject Type="Embed" ProgID="Equation.DSMT4" ShapeID="_x0000_i1079" DrawAspect="Content" ObjectID="_1583429983" r:id="rId117"/>
+                <o:OLEObject Type="Embed" ProgID="Equation.DSMT4" ShapeID="_x0000_i1079" DrawAspect="Content" ObjectID="_1775345590" r:id="rId117"/>
               </w:object>
             </w:r>
           </w:p>
@@ -12647,11 +13155,11 @@
                 <w:position w:val="-12"/>
                 <w:sz w:val="24"/>
               </w:rPr>
-              <w:object w:dxaOrig="1560" w:dyaOrig="360">
+              <w:object w:dxaOrig="1560" w:dyaOrig="360" w14:anchorId="369F237E">
                 <v:shape id="_x0000_i1080" type="#_x0000_t75" style="width:78pt;height:18.6pt" o:ole="">
                   <v:imagedata r:id="rId118" o:title=""/>
                 </v:shape>
-                <o:OLEObject Type="Embed" ProgID="Equation.DSMT4" ShapeID="_x0000_i1080" DrawAspect="Content" ObjectID="_1583429984" r:id="rId119"/>
+                <o:OLEObject Type="Embed" ProgID="Equation.DSMT4" ShapeID="_x0000_i1080" DrawAspect="Content" ObjectID="_1775345591" r:id="rId119"/>
               </w:object>
             </w:r>
           </w:p>
@@ -12754,11 +13262,11 @@
                 <w:position w:val="-14"/>
                 <w:sz w:val="24"/>
               </w:rPr>
-              <w:object w:dxaOrig="2260" w:dyaOrig="380">
+              <w:object w:dxaOrig="2260" w:dyaOrig="380" w14:anchorId="369F237F">
                 <v:shape id="_x0000_i1081" type="#_x0000_t75" style="width:136.8pt;height:23.4pt" o:ole="">
                   <v:imagedata r:id="rId120" o:title=""/>
                 </v:shape>
-                <o:OLEObject Type="Embed" ProgID="Equation.3" ShapeID="_x0000_i1081" DrawAspect="Content" ObjectID="_1583429985" r:id="rId121"/>
+                <o:OLEObject Type="Embed" ProgID="Equation.3" ShapeID="_x0000_i1081" DrawAspect="Content" ObjectID="_1775345592" r:id="rId121"/>
               </w:object>
             </w:r>
           </w:p>
@@ -12886,7 +13394,21 @@
         <w:rPr>
           <w:sz w:val="24"/>
         </w:rPr>
-        <w:t xml:space="preserve"> можна рівноважно обернути без змін в навколишньому середовищі. Вона не може бути додатною, тому що це означало б, що додатн</w:t>
+        <w:t xml:space="preserve"> можна </w:t>
+      </w:r>
+      <w:proofErr w:type="spellStart"/>
+      <w:r>
+        <w:rPr>
+          <w:sz w:val="24"/>
+        </w:rPr>
+        <w:t>рівноважно</w:t>
+      </w:r>
+      <w:proofErr w:type="spellEnd"/>
+      <w:r>
+        <w:rPr>
+          <w:sz w:val="24"/>
+        </w:rPr>
+        <w:t xml:space="preserve"> обернути без змін в навколишньому середовищі. Вона не може бути додатною, тому що це означало б, що додатн</w:t>
       </w:r>
       <w:r>
         <w:rPr>
@@ -13283,11 +13805,11 @@
                 <w:position w:val="-14"/>
                 <w:sz w:val="24"/>
               </w:rPr>
-              <w:object w:dxaOrig="2560" w:dyaOrig="380">
+              <w:object w:dxaOrig="2560" w:dyaOrig="380" w14:anchorId="369F2380">
                 <v:shape id="_x0000_i1082" type="#_x0000_t75" style="width:150pt;height:22.2pt" o:ole="">
                   <v:imagedata r:id="rId122" o:title=""/>
                 </v:shape>
-                <o:OLEObject Type="Embed" ProgID="Equation.DSMT4" ShapeID="_x0000_i1082" DrawAspect="Content" ObjectID="_1583429986" r:id="rId123"/>
+                <o:OLEObject Type="Embed" ProgID="Equation.DSMT4" ShapeID="_x0000_i1082" DrawAspect="Content" ObjectID="_1775345593" r:id="rId123"/>
               </w:object>
             </w:r>
           </w:p>
@@ -13368,11 +13890,11 @@
                 <w:position w:val="-24"/>
                 <w:sz w:val="24"/>
               </w:rPr>
-              <w:object w:dxaOrig="1160" w:dyaOrig="660">
+              <w:object w:dxaOrig="1160" w:dyaOrig="660" w14:anchorId="369F2381">
                 <v:shape id="_x0000_i1083" type="#_x0000_t75" style="width:57.6pt;height:33pt" o:ole="">
                   <v:imagedata r:id="rId124" o:title=""/>
                 </v:shape>
-                <o:OLEObject Type="Embed" ProgID="Equation.DSMT4" ShapeID="_x0000_i1083" DrawAspect="Content" ObjectID="_1583429987" r:id="rId125"/>
+                <o:OLEObject Type="Embed" ProgID="Equation.DSMT4" ShapeID="_x0000_i1083" DrawAspect="Content" ObjectID="_1775345594" r:id="rId125"/>
               </w:object>
             </w:r>
           </w:p>
@@ -13452,11 +13974,11 @@
                 <w:position w:val="-30"/>
                 <w:sz w:val="24"/>
               </w:rPr>
-              <w:object w:dxaOrig="1740" w:dyaOrig="740">
+              <w:object w:dxaOrig="1740" w:dyaOrig="740" w14:anchorId="369F2382">
                 <v:shape id="_x0000_i1084" type="#_x0000_t75" style="width:87pt;height:36.6pt" o:ole="">
                   <v:imagedata r:id="rId126" o:title=""/>
                 </v:shape>
-                <o:OLEObject Type="Embed" ProgID="Equation.DSMT4" ShapeID="_x0000_i1084" DrawAspect="Content" ObjectID="_1583429988" r:id="rId127"/>
+                <o:OLEObject Type="Embed" ProgID="Equation.DSMT4" ShapeID="_x0000_i1084" DrawAspect="Content" ObjectID="_1775345595" r:id="rId127"/>
               </w:object>
             </w:r>
           </w:p>
@@ -13537,7 +14059,49 @@
         <w:rPr>
           <w:sz w:val="24"/>
         </w:rPr>
-        <w:t>а) перехід системи із одного стану в інший, виконаний адіабатою квазістатично, неможливо виконати адіабатично нерівноважно;</w:t>
+        <w:t xml:space="preserve">а) перехід системи із одного стану в інший, виконаний адіабатою </w:t>
+      </w:r>
+      <w:proofErr w:type="spellStart"/>
+      <w:r>
+        <w:rPr>
+          <w:sz w:val="24"/>
+        </w:rPr>
+        <w:t>квазістатично</w:t>
+      </w:r>
+      <w:proofErr w:type="spellEnd"/>
+      <w:r>
+        <w:rPr>
+          <w:sz w:val="24"/>
+        </w:rPr>
+        <w:t xml:space="preserve">, неможливо виконати </w:t>
+      </w:r>
+      <w:proofErr w:type="spellStart"/>
+      <w:r>
+        <w:rPr>
+          <w:sz w:val="24"/>
+        </w:rPr>
+        <w:t>адіабатично</w:t>
+      </w:r>
+      <w:proofErr w:type="spellEnd"/>
+      <w:r>
+        <w:rPr>
+          <w:sz w:val="24"/>
+        </w:rPr>
+        <w:t xml:space="preserve"> </w:t>
+      </w:r>
+      <w:proofErr w:type="spellStart"/>
+      <w:r>
+        <w:rPr>
+          <w:sz w:val="24"/>
+        </w:rPr>
+        <w:t>нерівноважно</w:t>
+      </w:r>
+      <w:proofErr w:type="spellEnd"/>
+      <w:r>
+        <w:rPr>
+          <w:sz w:val="24"/>
+        </w:rPr>
+        <w:t>;</w:t>
       </w:r>
     </w:p>
     <w:p>
@@ -13550,7 +14114,14 @@
         <w:rPr>
           <w:sz w:val="24"/>
         </w:rPr>
-        <w:t>б) При адіабат</w:t>
+        <w:t xml:space="preserve">б) При </w:t>
+      </w:r>
+      <w:proofErr w:type="spellStart"/>
+      <w:r>
+        <w:rPr>
+          <w:sz w:val="24"/>
+        </w:rPr>
+        <w:t>адіабат</w:t>
       </w:r>
       <w:r>
         <w:rPr>
@@ -13562,7 +14133,14 @@
         <w:rPr>
           <w:sz w:val="24"/>
         </w:rPr>
-        <w:t xml:space="preserve">но нерівноважному процесі </w:t>
+        <w:t>но</w:t>
+      </w:r>
+      <w:proofErr w:type="spellEnd"/>
+      <w:r>
+        <w:rPr>
+          <w:sz w:val="24"/>
+        </w:rPr>
+        <w:t xml:space="preserve"> нерівноважному процесі </w:t>
       </w:r>
       <m:oMath>
         <m:r>
@@ -13689,11 +14267,11 @@
                 <w:position w:val="-10"/>
                 <w:sz w:val="24"/>
               </w:rPr>
-              <w:object w:dxaOrig="760" w:dyaOrig="320">
+              <w:object w:dxaOrig="760" w:dyaOrig="320" w14:anchorId="369F2383">
                 <v:shape id="_x0000_i1085" type="#_x0000_t75" style="width:45.6pt;height:19.8pt" o:ole="">
                   <v:imagedata r:id="rId128" o:title=""/>
                 </v:shape>
-                <o:OLEObject Type="Embed" ProgID="Equation.3" ShapeID="_x0000_i1085" DrawAspect="Content" ObjectID="_1583429989" r:id="rId129"/>
+                <o:OLEObject Type="Embed" ProgID="Equation.3" ShapeID="_x0000_i1085" DrawAspect="Content" ObjectID="_1775345596" r:id="rId129"/>
               </w:object>
             </w:r>
           </w:p>
@@ -13791,11 +14369,11 @@
                 <w:position w:val="-30"/>
                 <w:sz w:val="24"/>
               </w:rPr>
-              <w:object w:dxaOrig="1719" w:dyaOrig="740">
+              <w:object w:dxaOrig="1719" w:dyaOrig="740" w14:anchorId="369F2384">
                 <v:shape id="_x0000_i1086" type="#_x0000_t75" style="width:85.8pt;height:37.8pt" o:ole="">
                   <v:imagedata r:id="rId130" o:title=""/>
                 </v:shape>
-                <o:OLEObject Type="Embed" ProgID="Equation.DSMT4" ShapeID="_x0000_i1086" DrawAspect="Content" ObjectID="_1583429990" r:id="rId131"/>
+                <o:OLEObject Type="Embed" ProgID="Equation.DSMT4" ShapeID="_x0000_i1086" DrawAspect="Content" ObjectID="_1775345597" r:id="rId131"/>
               </w:object>
             </w:r>
           </w:p>
@@ -13917,11 +14495,11 @@
                 <w:position w:val="-24"/>
                 <w:sz w:val="24"/>
               </w:rPr>
-              <w:object w:dxaOrig="960" w:dyaOrig="620">
+              <w:object w:dxaOrig="960" w:dyaOrig="620" w14:anchorId="369F2385">
                 <v:shape id="_x0000_i1087" type="#_x0000_t75" style="width:49.2pt;height:31.2pt" o:ole="">
                   <v:imagedata r:id="rId132" o:title=""/>
                 </v:shape>
-                <o:OLEObject Type="Embed" ProgID="Equation.3" ShapeID="_x0000_i1087" DrawAspect="Content" ObjectID="_1583429991" r:id="rId133"/>
+                <o:OLEObject Type="Embed" ProgID="Equation.3" ShapeID="_x0000_i1087" DrawAspect="Content" ObjectID="_1775345598" r:id="rId133"/>
               </w:object>
             </w:r>
           </w:p>
@@ -14004,8 +14582,17 @@
           <w:i/>
           <w:sz w:val="24"/>
         </w:rPr>
-        <w:t>нерівність Клаузіуса</w:t>
-      </w:r>
+        <w:t xml:space="preserve">нерівність </w:t>
+      </w:r>
+      <w:proofErr w:type="spellStart"/>
+      <w:r>
+        <w:rPr>
+          <w:i/>
+          <w:sz w:val="24"/>
+        </w:rPr>
+        <w:t>Клаузіуса</w:t>
+      </w:r>
+      <w:proofErr w:type="spellEnd"/>
       <w:r>
         <w:rPr>
           <w:sz w:val="24"/>
@@ -14057,11 +14644,11 @@
                 <w:position w:val="-30"/>
                 <w:sz w:val="24"/>
               </w:rPr>
-              <w:object w:dxaOrig="1640" w:dyaOrig="740">
+              <w:object w:dxaOrig="1640" w:dyaOrig="740" w14:anchorId="369F2386">
                 <v:shape id="_x0000_i1088" type="#_x0000_t75" style="width:85.8pt;height:38.4pt" o:ole="">
                   <v:imagedata r:id="rId134" o:title=""/>
                 </v:shape>
-                <o:OLEObject Type="Embed" ProgID="Equation.DSMT4" ShapeID="_x0000_i1088" DrawAspect="Content" ObjectID="_1583429992" r:id="rId135"/>
+                <o:OLEObject Type="Embed" ProgID="Equation.DSMT4" ShapeID="_x0000_i1088" DrawAspect="Content" ObjectID="_1775345599" r:id="rId135"/>
               </w:object>
             </w:r>
           </w:p>
@@ -14118,7 +14705,21 @@
         <w:rPr>
           <w:sz w:val="24"/>
         </w:rPr>
-        <w:t xml:space="preserve"> ентропія не зменшується. Основне рівняння, що об’єднує І і ІІ закони, можна переписати:</w:t>
+        <w:t xml:space="preserve"> ентропія не зменшується. Основне рівняння, що об’єднує І </w:t>
+      </w:r>
+      <w:proofErr w:type="spellStart"/>
+      <w:r>
+        <w:rPr>
+          <w:sz w:val="24"/>
+        </w:rPr>
+        <w:t>і</w:t>
+      </w:r>
+      <w:proofErr w:type="spellEnd"/>
+      <w:r>
+        <w:rPr>
+          <w:sz w:val="24"/>
+        </w:rPr>
+        <w:t xml:space="preserve"> ІІ закони, можна переписати:</w:t>
       </w:r>
     </w:p>
     <w:tbl>
@@ -14153,11 +14754,11 @@
                 <w:position w:val="-28"/>
                 <w:sz w:val="24"/>
               </w:rPr>
-              <w:object w:dxaOrig="2140" w:dyaOrig="540">
+              <w:object w:dxaOrig="2140" w:dyaOrig="540" w14:anchorId="369F2387">
                 <v:shape id="_x0000_i1089" type="#_x0000_t75" style="width:106.2pt;height:27pt" o:ole="">
                   <v:imagedata r:id="rId136" o:title=""/>
                 </v:shape>
-                <o:OLEObject Type="Embed" ProgID="Equation.DSMT4" ShapeID="_x0000_i1089" DrawAspect="Content" ObjectID="_1583429993" r:id="rId137"/>
+                <o:OLEObject Type="Embed" ProgID="Equation.DSMT4" ShapeID="_x0000_i1089" DrawAspect="Content" ObjectID="_1775345600" r:id="rId137"/>
               </w:object>
             </w:r>
           </w:p>
@@ -14323,7 +14924,23 @@
           <w:i/>
           <w:sz w:val="24"/>
         </w:rPr>
-        <w:t>природні процеси в ізольованих (чи лише в адіабатно ізольованих системах) проходять в напрямку росту ентропії</w:t>
+        <w:t xml:space="preserve">природні процеси в ізольованих (чи лише в </w:t>
+      </w:r>
+      <w:proofErr w:type="spellStart"/>
+      <w:r>
+        <w:rPr>
+          <w:i/>
+          <w:sz w:val="24"/>
+        </w:rPr>
+        <w:t>адіабатно</w:t>
+      </w:r>
+      <w:proofErr w:type="spellEnd"/>
+      <w:r>
+        <w:rPr>
+          <w:i/>
+          <w:sz w:val="24"/>
+        </w:rPr>
+        <w:t xml:space="preserve"> ізольованих системах) проходять в напрямку росту ентропії</w:t>
       </w:r>
       <w:r>
         <w:rPr>
@@ -14419,7 +15036,21 @@
         <w:rPr>
           <w:sz w:val="24"/>
         </w:rPr>
-        <w:t xml:space="preserve"> руху мікроскопічних часток: всі механічні і квантовомеханічні закони оборотні в часі. Оборотність мікроскопічних законів руху і необоротність макроскопічних – виклик людству, кинутий Природою, остаточної відповіді на який, поки що не знайдено.</w:t>
+        <w:t xml:space="preserve"> руху мікроскопічних часток: всі механічні і </w:t>
+      </w:r>
+      <w:proofErr w:type="spellStart"/>
+      <w:r>
+        <w:rPr>
+          <w:sz w:val="24"/>
+        </w:rPr>
+        <w:t>квантовомеханічні</w:t>
+      </w:r>
+      <w:proofErr w:type="spellEnd"/>
+      <w:r>
+        <w:rPr>
+          <w:sz w:val="24"/>
+        </w:rPr>
+        <w:t xml:space="preserve"> закони оборотні в часі. Оборотність мікроскопічних законів руху і необоротність макроскопічних – виклик людству, кинутий Природою, остаточної відповіді на який, поки що не знайдено.</w:t>
       </w:r>
     </w:p>
     <w:p>
@@ -14601,7 +15232,21 @@
         <w:rPr>
           <w:sz w:val="24"/>
         </w:rPr>
-        <w:t xml:space="preserve"> до сучасних, були зроблені Рудольфом Клаузіусом. Але узагальнення, зроблені ним про систем</w:t>
+        <w:t xml:space="preserve"> до сучасних, були зроблені Рудольфом </w:t>
+      </w:r>
+      <w:proofErr w:type="spellStart"/>
+      <w:r>
+        <w:rPr>
+          <w:sz w:val="24"/>
+        </w:rPr>
+        <w:t>Клаузіусом</w:t>
+      </w:r>
+      <w:proofErr w:type="spellEnd"/>
+      <w:r>
+        <w:rPr>
+          <w:sz w:val="24"/>
+        </w:rPr>
+        <w:t>. Але узагальнення, зроблені ним про систем</w:t>
       </w:r>
       <w:r>
         <w:rPr>
@@ -14637,7 +15282,21 @@
         <w:rPr>
           <w:sz w:val="24"/>
         </w:rPr>
-        <w:t xml:space="preserve">будуть можливі, бо не буде виконуватися нерівність Клаузіуса. Насправді перенесення законів, виведених на основі спостереження систем в земних умовах, неправомірне, </w:t>
+        <w:t xml:space="preserve">будуть можливі, бо не буде виконуватися нерівність </w:t>
+      </w:r>
+      <w:proofErr w:type="spellStart"/>
+      <w:r>
+        <w:rPr>
+          <w:sz w:val="24"/>
+        </w:rPr>
+        <w:t>Клаузіуса</w:t>
+      </w:r>
+      <w:proofErr w:type="spellEnd"/>
+      <w:r>
+        <w:rPr>
+          <w:sz w:val="24"/>
+        </w:rPr>
+        <w:t xml:space="preserve">. Насправді перенесення законів, виведених на основі спостереження систем в земних умовах, неправомірне, </w:t>
       </w:r>
       <w:r>
         <w:rPr>
@@ -14673,7 +15332,14 @@
         <w:rPr>
           <w:sz w:val="24"/>
         </w:rPr>
-        <w:t xml:space="preserve"> чорні дірки. Окрім цього, Всесвіт можна назвати сильно флук</w:t>
+        <w:t xml:space="preserve"> чорні дірки. Окрім цього, Всесвіт можна назвати сильно </w:t>
+      </w:r>
+      <w:proofErr w:type="spellStart"/>
+      <w:r>
+        <w:rPr>
+          <w:sz w:val="24"/>
+        </w:rPr>
+        <w:t>флук</w:t>
       </w:r>
       <w:r>
         <w:rPr>
@@ -14697,7 +15363,14 @@
         <w:rPr>
           <w:sz w:val="24"/>
         </w:rPr>
-        <w:t xml:space="preserve">ю системою. </w:t>
+        <w:t>ю</w:t>
+      </w:r>
+      <w:proofErr w:type="spellEnd"/>
+      <w:r>
+        <w:rPr>
+          <w:sz w:val="24"/>
+        </w:rPr>
+        <w:t xml:space="preserve"> системою. </w:t>
       </w:r>
       <w:r>
         <w:rPr>
@@ -14853,7 +15526,63 @@
         <w:rPr>
           <w:sz w:val="24"/>
         </w:rPr>
-        <w:t xml:space="preserve">. Дослід показує, що температура газів не поміняється, тиск також внаслідок закону Дальтона. Для знаходження різниці ентропій газів можна скористатися двома способами. Можна знайти різницю як різницю ентропій після змішування і суму ентропій газів до змішування. </w:t>
+        <w:t xml:space="preserve">. Дослід показує, що температура газів не поміняється, тиск також внаслідок закону </w:t>
+      </w:r>
+      <w:proofErr w:type="spellStart"/>
+      <w:r>
+        <w:rPr>
+          <w:sz w:val="24"/>
+        </w:rPr>
+        <w:t>Дальтона</w:t>
+      </w:r>
+      <w:proofErr w:type="spellEnd"/>
+      <w:r>
+        <w:rPr>
+          <w:sz w:val="24"/>
+        </w:rPr>
+        <w:t xml:space="preserve">. Для знаходження різниці </w:t>
+      </w:r>
+      <w:proofErr w:type="spellStart"/>
+      <w:r>
+        <w:rPr>
+          <w:sz w:val="24"/>
+        </w:rPr>
+        <w:t>ентропій</w:t>
+      </w:r>
+      <w:proofErr w:type="spellEnd"/>
+      <w:r>
+        <w:rPr>
+          <w:sz w:val="24"/>
+        </w:rPr>
+        <w:t xml:space="preserve"> газів можна скористатися двома способами. Можна знайти різницю як різницю </w:t>
+      </w:r>
+      <w:proofErr w:type="spellStart"/>
+      <w:r>
+        <w:rPr>
+          <w:sz w:val="24"/>
+        </w:rPr>
+        <w:t>ентропій</w:t>
+      </w:r>
+      <w:proofErr w:type="spellEnd"/>
+      <w:r>
+        <w:rPr>
+          <w:sz w:val="24"/>
+        </w:rPr>
+        <w:t xml:space="preserve"> після змішування і суму </w:t>
+      </w:r>
+      <w:proofErr w:type="spellStart"/>
+      <w:r>
+        <w:rPr>
+          <w:sz w:val="24"/>
+        </w:rPr>
+        <w:t>ентропій</w:t>
+      </w:r>
+      <w:proofErr w:type="spellEnd"/>
+      <w:r>
+        <w:rPr>
+          <w:sz w:val="24"/>
+        </w:rPr>
+        <w:t xml:space="preserve"> газів до змішування. </w:t>
       </w:r>
       <w:r>
         <w:rPr>
@@ -14918,11 +15647,11 @@
                 <w:position w:val="-12"/>
                 <w:sz w:val="24"/>
               </w:rPr>
-              <w:object w:dxaOrig="2980" w:dyaOrig="360">
+              <w:object w:dxaOrig="2980" w:dyaOrig="360" w14:anchorId="369F2388">
                 <v:shape id="_x0000_i1090" type="#_x0000_t75" style="width:148.8pt;height:18pt" o:ole="">
                   <v:imagedata r:id="rId138" o:title=""/>
                 </v:shape>
-                <o:OLEObject Type="Embed" ProgID="Equation.3" ShapeID="_x0000_i1090" DrawAspect="Content" ObjectID="_1583429994" r:id="rId139"/>
+                <o:OLEObject Type="Embed" ProgID="Equation.3" ShapeID="_x0000_i1090" DrawAspect="Content" ObjectID="_1775345601" r:id="rId139"/>
               </w:object>
             </w:r>
           </w:p>
@@ -15014,11 +15743,11 @@
                 <w:position w:val="-12"/>
                 <w:sz w:val="24"/>
               </w:rPr>
-              <w:object w:dxaOrig="3240" w:dyaOrig="360">
+              <w:object w:dxaOrig="3240" w:dyaOrig="360" w14:anchorId="369F2389">
                 <v:shape id="_x0000_i1091" type="#_x0000_t75" style="width:162pt;height:18pt" o:ole="">
                   <v:imagedata r:id="rId140" o:title=""/>
                 </v:shape>
-                <o:OLEObject Type="Embed" ProgID="Equation.3" ShapeID="_x0000_i1091" DrawAspect="Content" ObjectID="_1583429995" r:id="rId141"/>
+                <o:OLEObject Type="Embed" ProgID="Equation.3" ShapeID="_x0000_i1091" DrawAspect="Content" ObjectID="_1775345602" r:id="rId141"/>
               </w:object>
             </w:r>
           </w:p>
@@ -15181,7 +15910,21 @@
         <w:rPr>
           <w:sz w:val="24"/>
         </w:rPr>
-        <w:t xml:space="preserve"> початкові значення ентропій газів </w:t>
+        <w:t xml:space="preserve"> початкові значення </w:t>
+      </w:r>
+      <w:proofErr w:type="spellStart"/>
+      <w:r>
+        <w:rPr>
+          <w:sz w:val="24"/>
+        </w:rPr>
+        <w:t>ентропій</w:t>
+      </w:r>
+      <w:proofErr w:type="spellEnd"/>
+      <w:r>
+        <w:rPr>
+          <w:sz w:val="24"/>
+        </w:rPr>
+        <w:t xml:space="preserve"> газів </w:t>
       </w:r>
       <w:r>
         <w:rPr>
@@ -15214,11 +15957,11 @@
           <w:position w:val="-6"/>
           <w:sz w:val="24"/>
         </w:rPr>
-        <w:object w:dxaOrig="1280" w:dyaOrig="279">
+        <w:object w:dxaOrig="1280" w:dyaOrig="279" w14:anchorId="369F238A">
           <v:shape id="_x0000_i1092" type="#_x0000_t75" style="width:64.8pt;height:13.8pt" o:ole="">
             <v:imagedata r:id="rId142" o:title=""/>
           </v:shape>
-          <o:OLEObject Type="Embed" ProgID="Equation.3" ShapeID="_x0000_i1092" DrawAspect="Content" ObjectID="_1583429996" r:id="rId143"/>
+          <o:OLEObject Type="Embed" ProgID="Equation.3" ShapeID="_x0000_i1092" DrawAspect="Content" ObjectID="_1775345603" r:id="rId143"/>
         </w:object>
       </w:r>
       <w:r>
@@ -15288,8 +16031,17 @@
           <w:b/>
           <w:sz w:val="24"/>
         </w:rPr>
-        <w:t>T=const</w:t>
-      </w:r>
+        <w:t>T=</w:t>
+      </w:r>
+      <w:proofErr w:type="spellStart"/>
+      <w:r>
+        <w:rPr>
+          <w:b/>
+          <w:sz w:val="24"/>
+        </w:rPr>
+        <w:t>const</w:t>
+      </w:r>
+      <w:proofErr w:type="spellEnd"/>
       <w:r>
         <w:rPr>
           <w:sz w:val="24"/>
@@ -15494,11 +16246,11 @@
                 <w:position w:val="-30"/>
                 <w:sz w:val="24"/>
               </w:rPr>
-              <w:object w:dxaOrig="1760" w:dyaOrig="740">
+              <w:object w:dxaOrig="1760" w:dyaOrig="740" w14:anchorId="369F238B">
                 <v:shape id="_x0000_i1093" type="#_x0000_t75" style="width:87.6pt;height:37.8pt" o:ole="">
                   <v:imagedata r:id="rId144" o:title=""/>
                 </v:shape>
-                <o:OLEObject Type="Embed" ProgID="Equation.3" ShapeID="_x0000_i1093" DrawAspect="Content" ObjectID="_1583429997" r:id="rId145"/>
+                <o:OLEObject Type="Embed" ProgID="Equation.3" ShapeID="_x0000_i1093" DrawAspect="Content" ObjectID="_1775345604" r:id="rId145"/>
               </w:object>
             </w:r>
           </w:p>
@@ -15942,8 +16694,17 @@
           <w:b/>
           <w:sz w:val="24"/>
         </w:rPr>
-        <w:t>T=const</w:t>
-      </w:r>
+        <w:t>T=</w:t>
+      </w:r>
+      <w:proofErr w:type="spellStart"/>
+      <w:r>
+        <w:rPr>
+          <w:b/>
+          <w:sz w:val="24"/>
+        </w:rPr>
+        <w:t>const</w:t>
+      </w:r>
+      <w:proofErr w:type="spellEnd"/>
       <w:r>
         <w:rPr>
           <w:b/>
@@ -16005,11 +16766,11 @@
                 <w:position w:val="-24"/>
                 <w:sz w:val="24"/>
               </w:rPr>
-              <w:object w:dxaOrig="2439" w:dyaOrig="620">
+              <w:object w:dxaOrig="2439" w:dyaOrig="620" w14:anchorId="369F238C">
                 <v:shape id="_x0000_i1094" type="#_x0000_t75" style="width:121.2pt;height:31.2pt" o:ole="">
                   <v:imagedata r:id="rId146" o:title=""/>
                 </v:shape>
-                <o:OLEObject Type="Embed" ProgID="Equation.3" ShapeID="_x0000_i1094" DrawAspect="Content" ObjectID="_1583429998" r:id="rId147"/>
+                <o:OLEObject Type="Embed" ProgID="Equation.3" ShapeID="_x0000_i1094" DrawAspect="Content" ObjectID="_1775345605" r:id="rId147"/>
               </w:object>
             </w:r>
           </w:p>
@@ -16152,8 +16913,17 @@
           <w:i/>
           <w:sz w:val="24"/>
         </w:rPr>
-        <w:t>парадокс Гібса</w:t>
-      </w:r>
+        <w:t xml:space="preserve">парадокс </w:t>
+      </w:r>
+      <w:proofErr w:type="spellStart"/>
+      <w:r>
+        <w:rPr>
+          <w:i/>
+          <w:sz w:val="24"/>
+        </w:rPr>
+        <w:t>Гібса</w:t>
+      </w:r>
+      <w:proofErr w:type="spellEnd"/>
       <w:r>
         <w:rPr>
           <w:sz w:val="24"/>
@@ -16537,8 +17307,16 @@
         <w:rPr>
           <w:sz w:val="24"/>
         </w:rPr>
-        <w:t>перетворюється на параксизм</w:t>
-      </w:r>
+        <w:t xml:space="preserve">перетворюється на </w:t>
+      </w:r>
+      <w:proofErr w:type="spellStart"/>
+      <w:r>
+        <w:rPr>
+          <w:sz w:val="24"/>
+        </w:rPr>
+        <w:t>параксизм</w:t>
+      </w:r>
+      <w:proofErr w:type="spellEnd"/>
       <w:r>
         <w:rPr>
           <w:sz w:val="24"/>
@@ -16597,11 +17375,11 @@
                 <w:position w:val="-24"/>
                 <w:sz w:val="24"/>
               </w:rPr>
-              <w:object w:dxaOrig="2299" w:dyaOrig="620">
+              <w:object w:dxaOrig="2299" w:dyaOrig="620" w14:anchorId="369F238D">
                 <v:shape id="_x0000_i1095" type="#_x0000_t75" style="width:115.8pt;height:31.2pt" o:ole="">
                   <v:imagedata r:id="rId148" o:title=""/>
                 </v:shape>
-                <o:OLEObject Type="Embed" ProgID="Equation.DSMT4" ShapeID="_x0000_i1095" DrawAspect="Content" ObjectID="_1583429999" r:id="rId149"/>
+                <o:OLEObject Type="Embed" ProgID="Equation.DSMT4" ShapeID="_x0000_i1095" DrawAspect="Content" ObjectID="_1775345606" r:id="rId149"/>
               </w:object>
             </w:r>
             <w:r>
@@ -16817,11 +17595,11 @@
                 <w:position w:val="-14"/>
                 <w:sz w:val="24"/>
               </w:rPr>
-              <w:object w:dxaOrig="2240" w:dyaOrig="380">
+              <w:object w:dxaOrig="2240" w:dyaOrig="380" w14:anchorId="369F238E">
                 <v:shape id="_x0000_i1096" type="#_x0000_t75" style="width:111.6pt;height:19.2pt" o:ole="">
                   <v:imagedata r:id="rId150" o:title=""/>
                 </v:shape>
-                <o:OLEObject Type="Embed" ProgID="Equation.DSMT4" ShapeID="_x0000_i1096" DrawAspect="Content" ObjectID="_1583430000" r:id="rId151"/>
+                <o:OLEObject Type="Embed" ProgID="Equation.DSMT4" ShapeID="_x0000_i1096" DrawAspect="Content" ObjectID="_1775345607" r:id="rId151"/>
               </w:object>
             </w:r>
             <w:r>
@@ -16938,11 +17716,11 @@
           <w:position w:val="-6"/>
           <w:sz w:val="24"/>
         </w:rPr>
-        <w:object w:dxaOrig="740" w:dyaOrig="279">
+        <w:object w:dxaOrig="740" w:dyaOrig="279" w14:anchorId="369F238F">
           <v:shape id="_x0000_i1097" type="#_x0000_t75" style="width:37.8pt;height:13.8pt" o:ole="">
             <v:imagedata r:id="rId152" o:title=""/>
           </v:shape>
-          <o:OLEObject Type="Embed" ProgID="Equation.3" ShapeID="_x0000_i1097" DrawAspect="Content" ObjectID="_1583430001" r:id="rId153"/>
+          <o:OLEObject Type="Embed" ProgID="Equation.3" ShapeID="_x0000_i1097" DrawAspect="Content" ObjectID="_1775345608" r:id="rId153"/>
         </w:object>
       </w:r>
       <w:r>
@@ -16989,7 +17767,7 @@
 </file>
 
 <file path=word/endnotes.xml><?xml version="1.0" encoding="utf-8"?>
-<w:endnotes xmlns:wpc="http://schemas.microsoft.com/office/word/2010/wordprocessingCanvas" xmlns:mc="http://schemas.openxmlformats.org/markup-compatibility/2006" xmlns:o="urn:schemas-microsoft-com:office:office" xmlns:r="http://schemas.openxmlformats.org/officeDocument/2006/relationships" xmlns:m="http://schemas.openxmlformats.org/officeDocument/2006/math" xmlns:v="urn:schemas-microsoft-com:vml" xmlns:wp14="http://schemas.microsoft.com/office/word/2010/wordprocessingDrawing" xmlns:wp="http://schemas.openxmlformats.org/drawingml/2006/wordprocessingDrawing" xmlns:w10="urn:schemas-microsoft-com:office:word" xmlns:w="http://schemas.openxmlformats.org/wordprocessingml/2006/main" xmlns:w14="http://schemas.microsoft.com/office/word/2010/wordml" xmlns:w15="http://schemas.microsoft.com/office/word/2012/wordml" xmlns:wpg="http://schemas.microsoft.com/office/word/2010/wordprocessingGroup" xmlns:wpi="http://schemas.microsoft.com/office/word/2010/wordprocessingInk" xmlns:wne="http://schemas.microsoft.com/office/word/2006/wordml" xmlns:wps="http://schemas.microsoft.com/office/word/2010/wordprocessingShape" mc:Ignorable="w14 w15 wp14">
+<w:endnotes xmlns:wpc="http://schemas.microsoft.com/office/word/2010/wordprocessingCanvas" xmlns:cx="http://schemas.microsoft.com/office/drawing/2014/chartex" xmlns:cx1="http://schemas.microsoft.com/office/drawing/2015/9/8/chartex" xmlns:cx2="http://schemas.microsoft.com/office/drawing/2015/10/21/chartex" xmlns:cx3="http://schemas.microsoft.com/office/drawing/2016/5/9/chartex" xmlns:cx4="http://schemas.microsoft.com/office/drawing/2016/5/10/chartex" xmlns:cx5="http://schemas.microsoft.com/office/drawing/2016/5/11/chartex" xmlns:cx6="http://schemas.microsoft.com/office/drawing/2016/5/12/chartex" xmlns:cx7="http://schemas.microsoft.com/office/drawing/2016/5/13/chartex" xmlns:cx8="http://schemas.microsoft.com/office/drawing/2016/5/14/chartex" xmlns:mc="http://schemas.openxmlformats.org/markup-compatibility/2006" xmlns:aink="http://schemas.microsoft.com/office/drawing/2016/ink" xmlns:am3d="http://schemas.microsoft.com/office/drawing/2017/model3d" xmlns:o="urn:schemas-microsoft-com:office:office" xmlns:oel="http://schemas.microsoft.com/office/2019/extlst" xmlns:r="http://schemas.openxmlformats.org/officeDocument/2006/relationships" xmlns:m="http://schemas.openxmlformats.org/officeDocument/2006/math" xmlns:v="urn:schemas-microsoft-com:vml" xmlns:wp14="http://schemas.microsoft.com/office/word/2010/wordprocessingDrawing" xmlns:wp="http://schemas.openxmlformats.org/drawingml/2006/wordprocessingDrawing" xmlns:w10="urn:schemas-microsoft-com:office:word" xmlns:w="http://schemas.openxmlformats.org/wordprocessingml/2006/main" xmlns:w14="http://schemas.microsoft.com/office/word/2010/wordml" xmlns:w15="http://schemas.microsoft.com/office/word/2012/wordml" xmlns:w16cex="http://schemas.microsoft.com/office/word/2018/wordml/cex" xmlns:w16cid="http://schemas.microsoft.com/office/word/2016/wordml/cid" xmlns:w16="http://schemas.microsoft.com/office/word/2018/wordml" xmlns:w16du="http://schemas.microsoft.com/office/word/2023/wordml/word16du" xmlns:w16sdtdh="http://schemas.microsoft.com/office/word/2020/wordml/sdtdatahash" xmlns:w16se="http://schemas.microsoft.com/office/word/2015/wordml/symex" xmlns:wpg="http://schemas.microsoft.com/office/word/2010/wordprocessingGroup" xmlns:wpi="http://schemas.microsoft.com/office/word/2010/wordprocessingInk" xmlns:wne="http://schemas.microsoft.com/office/word/2006/wordml" xmlns:wps="http://schemas.microsoft.com/office/word/2010/wordprocessingShape" mc:Ignorable="w14 w15 w16se w16cid w16 w16cex w16sdtdh w16du wp14">
   <w:endnote w:type="separator" w:id="-1">
     <w:p>
       <w:r>
@@ -17008,17 +17786,17 @@
 </file>
 
 <file path=word/footer1.xml><?xml version="1.0" encoding="utf-8"?>
-<w:ftr xmlns:wpc="http://schemas.microsoft.com/office/word/2010/wordprocessingCanvas" xmlns:mc="http://schemas.openxmlformats.org/markup-compatibility/2006" xmlns:o="urn:schemas-microsoft-com:office:office" xmlns:r="http://schemas.openxmlformats.org/officeDocument/2006/relationships" xmlns:m="http://schemas.openxmlformats.org/officeDocument/2006/math" xmlns:v="urn:schemas-microsoft-com:vml" xmlns:wp14="http://schemas.microsoft.com/office/word/2010/wordprocessingDrawing" xmlns:wp="http://schemas.openxmlformats.org/drawingml/2006/wordprocessingDrawing" xmlns:w10="urn:schemas-microsoft-com:office:word" xmlns:w="http://schemas.openxmlformats.org/wordprocessingml/2006/main" xmlns:w14="http://schemas.microsoft.com/office/word/2010/wordml" xmlns:w15="http://schemas.microsoft.com/office/word/2012/wordml" xmlns:wpg="http://schemas.microsoft.com/office/word/2010/wordprocessingGroup" xmlns:wpi="http://schemas.microsoft.com/office/word/2010/wordprocessingInk" xmlns:wne="http://schemas.microsoft.com/office/word/2006/wordml" xmlns:wps="http://schemas.microsoft.com/office/word/2010/wordprocessingShape" mc:Ignorable="w14 w15 wp14">
+<w:ftr xmlns:wpc="http://schemas.microsoft.com/office/word/2010/wordprocessingCanvas" xmlns:cx="http://schemas.microsoft.com/office/drawing/2014/chartex" xmlns:cx1="http://schemas.microsoft.com/office/drawing/2015/9/8/chartex" xmlns:cx2="http://schemas.microsoft.com/office/drawing/2015/10/21/chartex" xmlns:cx3="http://schemas.microsoft.com/office/drawing/2016/5/9/chartex" xmlns:cx4="http://schemas.microsoft.com/office/drawing/2016/5/10/chartex" xmlns:cx5="http://schemas.microsoft.com/office/drawing/2016/5/11/chartex" xmlns:cx6="http://schemas.microsoft.com/office/drawing/2016/5/12/chartex" xmlns:cx7="http://schemas.microsoft.com/office/drawing/2016/5/13/chartex" xmlns:cx8="http://schemas.microsoft.com/office/drawing/2016/5/14/chartex" xmlns:mc="http://schemas.openxmlformats.org/markup-compatibility/2006" xmlns:aink="http://schemas.microsoft.com/office/drawing/2016/ink" xmlns:am3d="http://schemas.microsoft.com/office/drawing/2017/model3d" xmlns:o="urn:schemas-microsoft-com:office:office" xmlns:oel="http://schemas.microsoft.com/office/2019/extlst" xmlns:r="http://schemas.openxmlformats.org/officeDocument/2006/relationships" xmlns:m="http://schemas.openxmlformats.org/officeDocument/2006/math" xmlns:v="urn:schemas-microsoft-com:vml" xmlns:wp14="http://schemas.microsoft.com/office/word/2010/wordprocessingDrawing" xmlns:wp="http://schemas.openxmlformats.org/drawingml/2006/wordprocessingDrawing" xmlns:w10="urn:schemas-microsoft-com:office:word" xmlns:w="http://schemas.openxmlformats.org/wordprocessingml/2006/main" xmlns:w14="http://schemas.microsoft.com/office/word/2010/wordml" xmlns:w15="http://schemas.microsoft.com/office/word/2012/wordml" xmlns:w16cex="http://schemas.microsoft.com/office/word/2018/wordml/cex" xmlns:w16cid="http://schemas.microsoft.com/office/word/2016/wordml/cid" xmlns:w16="http://schemas.microsoft.com/office/word/2018/wordml" xmlns:w16du="http://schemas.microsoft.com/office/word/2023/wordml/word16du" xmlns:w16sdtdh="http://schemas.microsoft.com/office/word/2020/wordml/sdtdatahash" xmlns:w16se="http://schemas.microsoft.com/office/word/2015/wordml/symex" xmlns:wpg="http://schemas.microsoft.com/office/word/2010/wordprocessingGroup" xmlns:wpi="http://schemas.microsoft.com/office/word/2010/wordprocessingInk" xmlns:wne="http://schemas.microsoft.com/office/word/2006/wordml" xmlns:wps="http://schemas.microsoft.com/office/word/2010/wordprocessingShape" mc:Ignorable="w14 w15 w16se w16cid w16 w16cex w16sdtdh w16du wp14">
   <w:p>
     <w:pPr>
-      <w:pStyle w:val="Footer"/>
+      <w:pStyle w:val="a9"/>
     </w:pPr>
   </w:p>
 </w:ftr>
 </file>
 
 <file path=word/footer2.xml><?xml version="1.0" encoding="utf-8"?>
-<w:ftr xmlns:wpc="http://schemas.microsoft.com/office/word/2010/wordprocessingCanvas" xmlns:mc="http://schemas.openxmlformats.org/markup-compatibility/2006" xmlns:o="urn:schemas-microsoft-com:office:office" xmlns:r="http://schemas.openxmlformats.org/officeDocument/2006/relationships" xmlns:m="http://schemas.openxmlformats.org/officeDocument/2006/math" xmlns:v="urn:schemas-microsoft-com:vml" xmlns:wp14="http://schemas.microsoft.com/office/word/2010/wordprocessingDrawing" xmlns:wp="http://schemas.openxmlformats.org/drawingml/2006/wordprocessingDrawing" xmlns:w10="urn:schemas-microsoft-com:office:word" xmlns:w="http://schemas.openxmlformats.org/wordprocessingml/2006/main" xmlns:w14="http://schemas.microsoft.com/office/word/2010/wordml" xmlns:w15="http://schemas.microsoft.com/office/word/2012/wordml" xmlns:wpg="http://schemas.microsoft.com/office/word/2010/wordprocessingGroup" xmlns:wpi="http://schemas.microsoft.com/office/word/2010/wordprocessingInk" xmlns:wne="http://schemas.microsoft.com/office/word/2006/wordml" xmlns:wps="http://schemas.microsoft.com/office/word/2010/wordprocessingShape" mc:Ignorable="w14 w15 wp14">
+<w:ftr xmlns:wpc="http://schemas.microsoft.com/office/word/2010/wordprocessingCanvas" xmlns:cx="http://schemas.microsoft.com/office/drawing/2014/chartex" xmlns:cx1="http://schemas.microsoft.com/office/drawing/2015/9/8/chartex" xmlns:cx2="http://schemas.microsoft.com/office/drawing/2015/10/21/chartex" xmlns:cx3="http://schemas.microsoft.com/office/drawing/2016/5/9/chartex" xmlns:cx4="http://schemas.microsoft.com/office/drawing/2016/5/10/chartex" xmlns:cx5="http://schemas.microsoft.com/office/drawing/2016/5/11/chartex" xmlns:cx6="http://schemas.microsoft.com/office/drawing/2016/5/12/chartex" xmlns:cx7="http://schemas.microsoft.com/office/drawing/2016/5/13/chartex" xmlns:cx8="http://schemas.microsoft.com/office/drawing/2016/5/14/chartex" xmlns:mc="http://schemas.openxmlformats.org/markup-compatibility/2006" xmlns:aink="http://schemas.microsoft.com/office/drawing/2016/ink" xmlns:am3d="http://schemas.microsoft.com/office/drawing/2017/model3d" xmlns:o="urn:schemas-microsoft-com:office:office" xmlns:oel="http://schemas.microsoft.com/office/2019/extlst" xmlns:r="http://schemas.openxmlformats.org/officeDocument/2006/relationships" xmlns:m="http://schemas.openxmlformats.org/officeDocument/2006/math" xmlns:v="urn:schemas-microsoft-com:vml" xmlns:wp14="http://schemas.microsoft.com/office/word/2010/wordprocessingDrawing" xmlns:wp="http://schemas.openxmlformats.org/drawingml/2006/wordprocessingDrawing" xmlns:w10="urn:schemas-microsoft-com:office:word" xmlns:w="http://schemas.openxmlformats.org/wordprocessingml/2006/main" xmlns:w14="http://schemas.microsoft.com/office/word/2010/wordml" xmlns:w15="http://schemas.microsoft.com/office/word/2012/wordml" xmlns:w16cex="http://schemas.microsoft.com/office/word/2018/wordml/cex" xmlns:w16cid="http://schemas.microsoft.com/office/word/2016/wordml/cid" xmlns:w16="http://schemas.microsoft.com/office/word/2018/wordml" xmlns:w16du="http://schemas.microsoft.com/office/word/2023/wordml/word16du" xmlns:w16sdtdh="http://schemas.microsoft.com/office/word/2020/wordml/sdtdatahash" xmlns:w16se="http://schemas.microsoft.com/office/word/2015/wordml/symex" xmlns:wpg="http://schemas.microsoft.com/office/word/2010/wordprocessingGroup" xmlns:wpi="http://schemas.microsoft.com/office/word/2010/wordprocessingInk" xmlns:wne="http://schemas.microsoft.com/office/word/2006/wordml" xmlns:wps="http://schemas.microsoft.com/office/word/2010/wordprocessingShape" mc:Ignorable="w14 w15 w16se w16cid w16 w16cex w16sdtdh w16du wp14">
   <w:sdt>
     <w:sdtPr>
       <w:id w:val="-948227578"/>
@@ -17058,7 +17836,6 @@
               <w:tcW w:w="9121" w:type="dxa"/>
               <w:vAlign w:val="center"/>
             </w:tcPr>
-            <w:bookmarkStart w:id="1" w:name="_GoBack" w:displacedByCustomXml="next"/>
             <w:sdt>
               <w:sdtPr>
                 <w:rPr>
@@ -17105,7 +17882,6 @@
                 </w:p>
               </w:sdtContent>
             </w:sdt>
-            <w:bookmarkEnd w:id="1" w:displacedByCustomXml="prev"/>
           </w:tc>
           <w:tc>
             <w:tcPr>
@@ -17172,7 +17948,7 @@
       </w:tbl>
       <w:p>
         <w:pPr>
-          <w:pStyle w:val="Footer"/>
+          <w:pStyle w:val="a9"/>
           <w:ind w:firstLine="0"/>
         </w:pPr>
       </w:p>
@@ -17182,17 +17958,17 @@
 </file>
 
 <file path=word/footer3.xml><?xml version="1.0" encoding="utf-8"?>
-<w:ftr xmlns:wpc="http://schemas.microsoft.com/office/word/2010/wordprocessingCanvas" xmlns:mc="http://schemas.openxmlformats.org/markup-compatibility/2006" xmlns:o="urn:schemas-microsoft-com:office:office" xmlns:r="http://schemas.openxmlformats.org/officeDocument/2006/relationships" xmlns:m="http://schemas.openxmlformats.org/officeDocument/2006/math" xmlns:v="urn:schemas-microsoft-com:vml" xmlns:wp14="http://schemas.microsoft.com/office/word/2010/wordprocessingDrawing" xmlns:wp="http://schemas.openxmlformats.org/drawingml/2006/wordprocessingDrawing" xmlns:w10="urn:schemas-microsoft-com:office:word" xmlns:w="http://schemas.openxmlformats.org/wordprocessingml/2006/main" xmlns:w14="http://schemas.microsoft.com/office/word/2010/wordml" xmlns:w15="http://schemas.microsoft.com/office/word/2012/wordml" xmlns:wpg="http://schemas.microsoft.com/office/word/2010/wordprocessingGroup" xmlns:wpi="http://schemas.microsoft.com/office/word/2010/wordprocessingInk" xmlns:wne="http://schemas.microsoft.com/office/word/2006/wordml" xmlns:wps="http://schemas.microsoft.com/office/word/2010/wordprocessingShape" mc:Ignorable="w14 w15 wp14">
+<w:ftr xmlns:wpc="http://schemas.microsoft.com/office/word/2010/wordprocessingCanvas" xmlns:cx="http://schemas.microsoft.com/office/drawing/2014/chartex" xmlns:cx1="http://schemas.microsoft.com/office/drawing/2015/9/8/chartex" xmlns:cx2="http://schemas.microsoft.com/office/drawing/2015/10/21/chartex" xmlns:cx3="http://schemas.microsoft.com/office/drawing/2016/5/9/chartex" xmlns:cx4="http://schemas.microsoft.com/office/drawing/2016/5/10/chartex" xmlns:cx5="http://schemas.microsoft.com/office/drawing/2016/5/11/chartex" xmlns:cx6="http://schemas.microsoft.com/office/drawing/2016/5/12/chartex" xmlns:cx7="http://schemas.microsoft.com/office/drawing/2016/5/13/chartex" xmlns:cx8="http://schemas.microsoft.com/office/drawing/2016/5/14/chartex" xmlns:mc="http://schemas.openxmlformats.org/markup-compatibility/2006" xmlns:aink="http://schemas.microsoft.com/office/drawing/2016/ink" xmlns:am3d="http://schemas.microsoft.com/office/drawing/2017/model3d" xmlns:o="urn:schemas-microsoft-com:office:office" xmlns:oel="http://schemas.microsoft.com/office/2019/extlst" xmlns:r="http://schemas.openxmlformats.org/officeDocument/2006/relationships" xmlns:m="http://schemas.openxmlformats.org/officeDocument/2006/math" xmlns:v="urn:schemas-microsoft-com:vml" xmlns:wp14="http://schemas.microsoft.com/office/word/2010/wordprocessingDrawing" xmlns:wp="http://schemas.openxmlformats.org/drawingml/2006/wordprocessingDrawing" xmlns:w10="urn:schemas-microsoft-com:office:word" xmlns:w="http://schemas.openxmlformats.org/wordprocessingml/2006/main" xmlns:w14="http://schemas.microsoft.com/office/word/2010/wordml" xmlns:w15="http://schemas.microsoft.com/office/word/2012/wordml" xmlns:w16cex="http://schemas.microsoft.com/office/word/2018/wordml/cex" xmlns:w16cid="http://schemas.microsoft.com/office/word/2016/wordml/cid" xmlns:w16="http://schemas.microsoft.com/office/word/2018/wordml" xmlns:w16du="http://schemas.microsoft.com/office/word/2023/wordml/word16du" xmlns:w16sdtdh="http://schemas.microsoft.com/office/word/2020/wordml/sdtdatahash" xmlns:w16se="http://schemas.microsoft.com/office/word/2015/wordml/symex" xmlns:wpg="http://schemas.microsoft.com/office/word/2010/wordprocessingGroup" xmlns:wpi="http://schemas.microsoft.com/office/word/2010/wordprocessingInk" xmlns:wne="http://schemas.microsoft.com/office/word/2006/wordml" xmlns:wps="http://schemas.microsoft.com/office/word/2010/wordprocessingShape" mc:Ignorable="w14 w15 w16se w16cid w16 w16cex w16sdtdh w16du wp14">
   <w:p>
     <w:pPr>
-      <w:pStyle w:val="Footer"/>
+      <w:pStyle w:val="a9"/>
     </w:pPr>
   </w:p>
 </w:ftr>
 </file>
 
 <file path=word/footnotes.xml><?xml version="1.0" encoding="utf-8"?>
-<w:footnotes xmlns:wpc="http://schemas.microsoft.com/office/word/2010/wordprocessingCanvas" xmlns:mc="http://schemas.openxmlformats.org/markup-compatibility/2006" xmlns:o="urn:schemas-microsoft-com:office:office" xmlns:r="http://schemas.openxmlformats.org/officeDocument/2006/relationships" xmlns:m="http://schemas.openxmlformats.org/officeDocument/2006/math" xmlns:v="urn:schemas-microsoft-com:vml" xmlns:wp14="http://schemas.microsoft.com/office/word/2010/wordprocessingDrawing" xmlns:wp="http://schemas.openxmlformats.org/drawingml/2006/wordprocessingDrawing" xmlns:w10="urn:schemas-microsoft-com:office:word" xmlns:w="http://schemas.openxmlformats.org/wordprocessingml/2006/main" xmlns:w14="http://schemas.microsoft.com/office/word/2010/wordml" xmlns:w15="http://schemas.microsoft.com/office/word/2012/wordml" xmlns:wpg="http://schemas.microsoft.com/office/word/2010/wordprocessingGroup" xmlns:wpi="http://schemas.microsoft.com/office/word/2010/wordprocessingInk" xmlns:wne="http://schemas.microsoft.com/office/word/2006/wordml" xmlns:wps="http://schemas.microsoft.com/office/word/2010/wordprocessingShape" mc:Ignorable="w14 w15 wp14">
+<w:footnotes xmlns:wpc="http://schemas.microsoft.com/office/word/2010/wordprocessingCanvas" xmlns:cx="http://schemas.microsoft.com/office/drawing/2014/chartex" xmlns:cx1="http://schemas.microsoft.com/office/drawing/2015/9/8/chartex" xmlns:cx2="http://schemas.microsoft.com/office/drawing/2015/10/21/chartex" xmlns:cx3="http://schemas.microsoft.com/office/drawing/2016/5/9/chartex" xmlns:cx4="http://schemas.microsoft.com/office/drawing/2016/5/10/chartex" xmlns:cx5="http://schemas.microsoft.com/office/drawing/2016/5/11/chartex" xmlns:cx6="http://schemas.microsoft.com/office/drawing/2016/5/12/chartex" xmlns:cx7="http://schemas.microsoft.com/office/drawing/2016/5/13/chartex" xmlns:cx8="http://schemas.microsoft.com/office/drawing/2016/5/14/chartex" xmlns:mc="http://schemas.openxmlformats.org/markup-compatibility/2006" xmlns:aink="http://schemas.microsoft.com/office/drawing/2016/ink" xmlns:am3d="http://schemas.microsoft.com/office/drawing/2017/model3d" xmlns:o="urn:schemas-microsoft-com:office:office" xmlns:oel="http://schemas.microsoft.com/office/2019/extlst" xmlns:r="http://schemas.openxmlformats.org/officeDocument/2006/relationships" xmlns:m="http://schemas.openxmlformats.org/officeDocument/2006/math" xmlns:v="urn:schemas-microsoft-com:vml" xmlns:wp14="http://schemas.microsoft.com/office/word/2010/wordprocessingDrawing" xmlns:wp="http://schemas.openxmlformats.org/drawingml/2006/wordprocessingDrawing" xmlns:w10="urn:schemas-microsoft-com:office:word" xmlns:w="http://schemas.openxmlformats.org/wordprocessingml/2006/main" xmlns:w14="http://schemas.microsoft.com/office/word/2010/wordml" xmlns:w15="http://schemas.microsoft.com/office/word/2012/wordml" xmlns:w16cex="http://schemas.microsoft.com/office/word/2018/wordml/cex" xmlns:w16cid="http://schemas.microsoft.com/office/word/2016/wordml/cid" xmlns:w16="http://schemas.microsoft.com/office/word/2018/wordml" xmlns:w16du="http://schemas.microsoft.com/office/word/2023/wordml/word16du" xmlns:w16sdtdh="http://schemas.microsoft.com/office/word/2020/wordml/sdtdatahash" xmlns:w16se="http://schemas.microsoft.com/office/word/2015/wordml/symex" xmlns:wpg="http://schemas.microsoft.com/office/word/2010/wordprocessingGroup" xmlns:wpi="http://schemas.microsoft.com/office/word/2010/wordprocessingInk" xmlns:wne="http://schemas.microsoft.com/office/word/2006/wordml" xmlns:wps="http://schemas.microsoft.com/office/word/2010/wordprocessingShape" mc:Ignorable="w14 w15 w16se w16cid w16 w16cex w16sdtdh w16du wp14">
   <w:footnote w:type="separator" w:id="-1">
     <w:p>
       <w:r>
@@ -17210,11 +17986,11 @@
   <w:footnote w:id="1">
     <w:p>
       <w:pPr>
-        <w:pStyle w:val="FootnoteText"/>
+        <w:pStyle w:val="ad"/>
       </w:pPr>
       <w:r>
         <w:rPr>
-          <w:rStyle w:val="FootnoteReference"/>
+          <w:rStyle w:val="ae"/>
         </w:rPr>
         <w:footnoteRef/>
       </w:r>
@@ -17227,37 +18003,37 @@
 </file>
 
 <file path=word/header1.xml><?xml version="1.0" encoding="utf-8"?>
-<w:hdr xmlns:wpc="http://schemas.microsoft.com/office/word/2010/wordprocessingCanvas" xmlns:mc="http://schemas.openxmlformats.org/markup-compatibility/2006" xmlns:o="urn:schemas-microsoft-com:office:office" xmlns:r="http://schemas.openxmlformats.org/officeDocument/2006/relationships" xmlns:m="http://schemas.openxmlformats.org/officeDocument/2006/math" xmlns:v="urn:schemas-microsoft-com:vml" xmlns:wp14="http://schemas.microsoft.com/office/word/2010/wordprocessingDrawing" xmlns:wp="http://schemas.openxmlformats.org/drawingml/2006/wordprocessingDrawing" xmlns:w10="urn:schemas-microsoft-com:office:word" xmlns:w="http://schemas.openxmlformats.org/wordprocessingml/2006/main" xmlns:w14="http://schemas.microsoft.com/office/word/2010/wordml" xmlns:w15="http://schemas.microsoft.com/office/word/2012/wordml" xmlns:wpg="http://schemas.microsoft.com/office/word/2010/wordprocessingGroup" xmlns:wpi="http://schemas.microsoft.com/office/word/2010/wordprocessingInk" xmlns:wne="http://schemas.microsoft.com/office/word/2006/wordml" xmlns:wps="http://schemas.microsoft.com/office/word/2010/wordprocessingShape" mc:Ignorable="w14 w15 wp14">
+<w:hdr xmlns:wpc="http://schemas.microsoft.com/office/word/2010/wordprocessingCanvas" xmlns:cx="http://schemas.microsoft.com/office/drawing/2014/chartex" xmlns:cx1="http://schemas.microsoft.com/office/drawing/2015/9/8/chartex" xmlns:cx2="http://schemas.microsoft.com/office/drawing/2015/10/21/chartex" xmlns:cx3="http://schemas.microsoft.com/office/drawing/2016/5/9/chartex" xmlns:cx4="http://schemas.microsoft.com/office/drawing/2016/5/10/chartex" xmlns:cx5="http://schemas.microsoft.com/office/drawing/2016/5/11/chartex" xmlns:cx6="http://schemas.microsoft.com/office/drawing/2016/5/12/chartex" xmlns:cx7="http://schemas.microsoft.com/office/drawing/2016/5/13/chartex" xmlns:cx8="http://schemas.microsoft.com/office/drawing/2016/5/14/chartex" xmlns:mc="http://schemas.openxmlformats.org/markup-compatibility/2006" xmlns:aink="http://schemas.microsoft.com/office/drawing/2016/ink" xmlns:am3d="http://schemas.microsoft.com/office/drawing/2017/model3d" xmlns:o="urn:schemas-microsoft-com:office:office" xmlns:oel="http://schemas.microsoft.com/office/2019/extlst" xmlns:r="http://schemas.openxmlformats.org/officeDocument/2006/relationships" xmlns:m="http://schemas.openxmlformats.org/officeDocument/2006/math" xmlns:v="urn:schemas-microsoft-com:vml" xmlns:wp14="http://schemas.microsoft.com/office/word/2010/wordprocessingDrawing" xmlns:wp="http://schemas.openxmlformats.org/drawingml/2006/wordprocessingDrawing" xmlns:w10="urn:schemas-microsoft-com:office:word" xmlns:w="http://schemas.openxmlformats.org/wordprocessingml/2006/main" xmlns:w14="http://schemas.microsoft.com/office/word/2010/wordml" xmlns:w15="http://schemas.microsoft.com/office/word/2012/wordml" xmlns:w16cex="http://schemas.microsoft.com/office/word/2018/wordml/cex" xmlns:w16cid="http://schemas.microsoft.com/office/word/2016/wordml/cid" xmlns:w16="http://schemas.microsoft.com/office/word/2018/wordml" xmlns:w16du="http://schemas.microsoft.com/office/word/2023/wordml/word16du" xmlns:w16sdtdh="http://schemas.microsoft.com/office/word/2020/wordml/sdtdatahash" xmlns:w16se="http://schemas.microsoft.com/office/word/2015/wordml/symex" xmlns:wpg="http://schemas.microsoft.com/office/word/2010/wordprocessingGroup" xmlns:wpi="http://schemas.microsoft.com/office/word/2010/wordprocessingInk" xmlns:wne="http://schemas.microsoft.com/office/word/2006/wordml" xmlns:wps="http://schemas.microsoft.com/office/word/2010/wordprocessingShape" mc:Ignorable="w14 w15 w16se w16cid w16 w16cex w16sdtdh w16du wp14">
   <w:p>
     <w:pPr>
-      <w:pStyle w:val="Header"/>
+      <w:pStyle w:val="af0"/>
     </w:pPr>
   </w:p>
 </w:hdr>
 </file>
 
 <file path=word/header2.xml><?xml version="1.0" encoding="utf-8"?>
-<w:hdr xmlns:wpc="http://schemas.microsoft.com/office/word/2010/wordprocessingCanvas" xmlns:mc="http://schemas.openxmlformats.org/markup-compatibility/2006" xmlns:o="urn:schemas-microsoft-com:office:office" xmlns:r="http://schemas.openxmlformats.org/officeDocument/2006/relationships" xmlns:m="http://schemas.openxmlformats.org/officeDocument/2006/math" xmlns:v="urn:schemas-microsoft-com:vml" xmlns:wp14="http://schemas.microsoft.com/office/word/2010/wordprocessingDrawing" xmlns:wp="http://schemas.openxmlformats.org/drawingml/2006/wordprocessingDrawing" xmlns:w10="urn:schemas-microsoft-com:office:word" xmlns:w="http://schemas.openxmlformats.org/wordprocessingml/2006/main" xmlns:w14="http://schemas.microsoft.com/office/word/2010/wordml" xmlns:w15="http://schemas.microsoft.com/office/word/2012/wordml" xmlns:wpg="http://schemas.microsoft.com/office/word/2010/wordprocessingGroup" xmlns:wpi="http://schemas.microsoft.com/office/word/2010/wordprocessingInk" xmlns:wne="http://schemas.microsoft.com/office/word/2006/wordml" xmlns:wps="http://schemas.microsoft.com/office/word/2010/wordprocessingShape" mc:Ignorable="w14 w15 wp14">
+<w:hdr xmlns:wpc="http://schemas.microsoft.com/office/word/2010/wordprocessingCanvas" xmlns:cx="http://schemas.microsoft.com/office/drawing/2014/chartex" xmlns:cx1="http://schemas.microsoft.com/office/drawing/2015/9/8/chartex" xmlns:cx2="http://schemas.microsoft.com/office/drawing/2015/10/21/chartex" xmlns:cx3="http://schemas.microsoft.com/office/drawing/2016/5/9/chartex" xmlns:cx4="http://schemas.microsoft.com/office/drawing/2016/5/10/chartex" xmlns:cx5="http://schemas.microsoft.com/office/drawing/2016/5/11/chartex" xmlns:cx6="http://schemas.microsoft.com/office/drawing/2016/5/12/chartex" xmlns:cx7="http://schemas.microsoft.com/office/drawing/2016/5/13/chartex" xmlns:cx8="http://schemas.microsoft.com/office/drawing/2016/5/14/chartex" xmlns:mc="http://schemas.openxmlformats.org/markup-compatibility/2006" xmlns:aink="http://schemas.microsoft.com/office/drawing/2016/ink" xmlns:am3d="http://schemas.microsoft.com/office/drawing/2017/model3d" xmlns:o="urn:schemas-microsoft-com:office:office" xmlns:oel="http://schemas.microsoft.com/office/2019/extlst" xmlns:r="http://schemas.openxmlformats.org/officeDocument/2006/relationships" xmlns:m="http://schemas.openxmlformats.org/officeDocument/2006/math" xmlns:v="urn:schemas-microsoft-com:vml" xmlns:wp14="http://schemas.microsoft.com/office/word/2010/wordprocessingDrawing" xmlns:wp="http://schemas.openxmlformats.org/drawingml/2006/wordprocessingDrawing" xmlns:w10="urn:schemas-microsoft-com:office:word" xmlns:w="http://schemas.openxmlformats.org/wordprocessingml/2006/main" xmlns:w14="http://schemas.microsoft.com/office/word/2010/wordml" xmlns:w15="http://schemas.microsoft.com/office/word/2012/wordml" xmlns:w16cex="http://schemas.microsoft.com/office/word/2018/wordml/cex" xmlns:w16cid="http://schemas.microsoft.com/office/word/2016/wordml/cid" xmlns:w16="http://schemas.microsoft.com/office/word/2018/wordml" xmlns:w16du="http://schemas.microsoft.com/office/word/2023/wordml/word16du" xmlns:w16sdtdh="http://schemas.microsoft.com/office/word/2020/wordml/sdtdatahash" xmlns:w16se="http://schemas.microsoft.com/office/word/2015/wordml/symex" xmlns:wpg="http://schemas.microsoft.com/office/word/2010/wordprocessingGroup" xmlns:wpi="http://schemas.microsoft.com/office/word/2010/wordprocessingInk" xmlns:wne="http://schemas.microsoft.com/office/word/2006/wordml" xmlns:wps="http://schemas.microsoft.com/office/word/2010/wordprocessingShape" mc:Ignorable="w14 w15 w16se w16cid w16 w16cex w16sdtdh w16du wp14">
   <w:p>
     <w:pPr>
-      <w:pStyle w:val="Header"/>
+      <w:pStyle w:val="af0"/>
     </w:pPr>
   </w:p>
 </w:hdr>
 </file>
 
 <file path=word/header3.xml><?xml version="1.0" encoding="utf-8"?>
-<w:hdr xmlns:wpc="http://schemas.microsoft.com/office/word/2010/wordprocessingCanvas" xmlns:mc="http://schemas.openxmlformats.org/markup-compatibility/2006" xmlns:o="urn:schemas-microsoft-com:office:office" xmlns:r="http://schemas.openxmlformats.org/officeDocument/2006/relationships" xmlns:m="http://schemas.openxmlformats.org/officeDocument/2006/math" xmlns:v="urn:schemas-microsoft-com:vml" xmlns:wp14="http://schemas.microsoft.com/office/word/2010/wordprocessingDrawing" xmlns:wp="http://schemas.openxmlformats.org/drawingml/2006/wordprocessingDrawing" xmlns:w10="urn:schemas-microsoft-com:office:word" xmlns:w="http://schemas.openxmlformats.org/wordprocessingml/2006/main" xmlns:w14="http://schemas.microsoft.com/office/word/2010/wordml" xmlns:w15="http://schemas.microsoft.com/office/word/2012/wordml" xmlns:wpg="http://schemas.microsoft.com/office/word/2010/wordprocessingGroup" xmlns:wpi="http://schemas.microsoft.com/office/word/2010/wordprocessingInk" xmlns:wne="http://schemas.microsoft.com/office/word/2006/wordml" xmlns:wps="http://schemas.microsoft.com/office/word/2010/wordprocessingShape" mc:Ignorable="w14 w15 wp14">
+<w:hdr xmlns:wpc="http://schemas.microsoft.com/office/word/2010/wordprocessingCanvas" xmlns:cx="http://schemas.microsoft.com/office/drawing/2014/chartex" xmlns:cx1="http://schemas.microsoft.com/office/drawing/2015/9/8/chartex" xmlns:cx2="http://schemas.microsoft.com/office/drawing/2015/10/21/chartex" xmlns:cx3="http://schemas.microsoft.com/office/drawing/2016/5/9/chartex" xmlns:cx4="http://schemas.microsoft.com/office/drawing/2016/5/10/chartex" xmlns:cx5="http://schemas.microsoft.com/office/drawing/2016/5/11/chartex" xmlns:cx6="http://schemas.microsoft.com/office/drawing/2016/5/12/chartex" xmlns:cx7="http://schemas.microsoft.com/office/drawing/2016/5/13/chartex" xmlns:cx8="http://schemas.microsoft.com/office/drawing/2016/5/14/chartex" xmlns:mc="http://schemas.openxmlformats.org/markup-compatibility/2006" xmlns:aink="http://schemas.microsoft.com/office/drawing/2016/ink" xmlns:am3d="http://schemas.microsoft.com/office/drawing/2017/model3d" xmlns:o="urn:schemas-microsoft-com:office:office" xmlns:oel="http://schemas.microsoft.com/office/2019/extlst" xmlns:r="http://schemas.openxmlformats.org/officeDocument/2006/relationships" xmlns:m="http://schemas.openxmlformats.org/officeDocument/2006/math" xmlns:v="urn:schemas-microsoft-com:vml" xmlns:wp14="http://schemas.microsoft.com/office/word/2010/wordprocessingDrawing" xmlns:wp="http://schemas.openxmlformats.org/drawingml/2006/wordprocessingDrawing" xmlns:w10="urn:schemas-microsoft-com:office:word" xmlns:w="http://schemas.openxmlformats.org/wordprocessingml/2006/main" xmlns:w14="http://schemas.microsoft.com/office/word/2010/wordml" xmlns:w15="http://schemas.microsoft.com/office/word/2012/wordml" xmlns:w16cex="http://schemas.microsoft.com/office/word/2018/wordml/cex" xmlns:w16cid="http://schemas.microsoft.com/office/word/2016/wordml/cid" xmlns:w16="http://schemas.microsoft.com/office/word/2018/wordml" xmlns:w16du="http://schemas.microsoft.com/office/word/2023/wordml/word16du" xmlns:w16sdtdh="http://schemas.microsoft.com/office/word/2020/wordml/sdtdatahash" xmlns:w16se="http://schemas.microsoft.com/office/word/2015/wordml/symex" xmlns:wpg="http://schemas.microsoft.com/office/word/2010/wordprocessingGroup" xmlns:wpi="http://schemas.microsoft.com/office/word/2010/wordprocessingInk" xmlns:wne="http://schemas.microsoft.com/office/word/2006/wordml" xmlns:wps="http://schemas.microsoft.com/office/word/2010/wordprocessingShape" mc:Ignorable="w14 w15 w16se w16cid w16 w16cex w16sdtdh w16du wp14">
   <w:p>
     <w:pPr>
-      <w:pStyle w:val="Header"/>
+      <w:pStyle w:val="af0"/>
     </w:pPr>
   </w:p>
 </w:hdr>
 </file>
 
 <file path=word/numbering.xml><?xml version="1.0" encoding="utf-8"?>
-<w:numbering xmlns:wpc="http://schemas.microsoft.com/office/word/2010/wordprocessingCanvas" xmlns:mc="http://schemas.openxmlformats.org/markup-compatibility/2006" xmlns:o="urn:schemas-microsoft-com:office:office" xmlns:r="http://schemas.openxmlformats.org/officeDocument/2006/relationships" xmlns:m="http://schemas.openxmlformats.org/officeDocument/2006/math" xmlns:v="urn:schemas-microsoft-com:vml" xmlns:wp14="http://schemas.microsoft.com/office/word/2010/wordprocessingDrawing" xmlns:wp="http://schemas.openxmlformats.org/drawingml/2006/wordprocessingDrawing" xmlns:w10="urn:schemas-microsoft-com:office:word" xmlns:w="http://schemas.openxmlformats.org/wordprocessingml/2006/main" xmlns:w14="http://schemas.microsoft.com/office/word/2010/wordml" xmlns:w15="http://schemas.microsoft.com/office/word/2012/wordml" xmlns:wpg="http://schemas.microsoft.com/office/word/2010/wordprocessingGroup" xmlns:wpi="http://schemas.microsoft.com/office/word/2010/wordprocessingInk" xmlns:wne="http://schemas.microsoft.com/office/word/2006/wordml" xmlns:wps="http://schemas.microsoft.com/office/word/2010/wordprocessingShape" mc:Ignorable="w14 w15 wp14">
+<w:numbering xmlns:wpc="http://schemas.microsoft.com/office/word/2010/wordprocessingCanvas" xmlns:cx="http://schemas.microsoft.com/office/drawing/2014/chartex" xmlns:cx1="http://schemas.microsoft.com/office/drawing/2015/9/8/chartex" xmlns:cx2="http://schemas.microsoft.com/office/drawing/2015/10/21/chartex" xmlns:cx3="http://schemas.microsoft.com/office/drawing/2016/5/9/chartex" xmlns:cx4="http://schemas.microsoft.com/office/drawing/2016/5/10/chartex" xmlns:cx5="http://schemas.microsoft.com/office/drawing/2016/5/11/chartex" xmlns:cx6="http://schemas.microsoft.com/office/drawing/2016/5/12/chartex" xmlns:cx7="http://schemas.microsoft.com/office/drawing/2016/5/13/chartex" xmlns:cx8="http://schemas.microsoft.com/office/drawing/2016/5/14/chartex" xmlns:mc="http://schemas.openxmlformats.org/markup-compatibility/2006" xmlns:aink="http://schemas.microsoft.com/office/drawing/2016/ink" xmlns:am3d="http://schemas.microsoft.com/office/drawing/2017/model3d" xmlns:o="urn:schemas-microsoft-com:office:office" xmlns:oel="http://schemas.microsoft.com/office/2019/extlst" xmlns:r="http://schemas.openxmlformats.org/officeDocument/2006/relationships" xmlns:m="http://schemas.openxmlformats.org/officeDocument/2006/math" xmlns:v="urn:schemas-microsoft-com:vml" xmlns:wp14="http://schemas.microsoft.com/office/word/2010/wordprocessingDrawing" xmlns:wp="http://schemas.openxmlformats.org/drawingml/2006/wordprocessingDrawing" xmlns:w10="urn:schemas-microsoft-com:office:word" xmlns:w="http://schemas.openxmlformats.org/wordprocessingml/2006/main" xmlns:w14="http://schemas.microsoft.com/office/word/2010/wordml" xmlns:w15="http://schemas.microsoft.com/office/word/2012/wordml" xmlns:w16cex="http://schemas.microsoft.com/office/word/2018/wordml/cex" xmlns:w16cid="http://schemas.microsoft.com/office/word/2016/wordml/cid" xmlns:w16="http://schemas.microsoft.com/office/word/2018/wordml" xmlns:w16du="http://schemas.microsoft.com/office/word/2023/wordml/word16du" xmlns:w16sdtdh="http://schemas.microsoft.com/office/word/2020/wordml/sdtdatahash" xmlns:w16se="http://schemas.microsoft.com/office/word/2015/wordml/symex" xmlns:wpg="http://schemas.microsoft.com/office/word/2010/wordprocessingGroup" xmlns:wpi="http://schemas.microsoft.com/office/word/2010/wordprocessingInk" xmlns:wne="http://schemas.microsoft.com/office/word/2006/wordml" xmlns:wps="http://schemas.microsoft.com/office/word/2010/wordprocessingShape" mc:Ignorable="w14 w15 w16se w16cid w16 w16cex w16sdtdh w16du wp14">
   <w:abstractNum w:abstractNumId="0" w15:restartNumberingAfterBreak="0">
     <w:nsid w:val="FFFFFF7C"/>
     <w:multiLevelType w:val="singleLevel"/>
@@ -17265,7 +18041,7 @@
     <w:lvl w:ilvl="0">
       <w:start w:val="1"/>
       <w:numFmt w:val="decimal"/>
-      <w:pStyle w:val="ListNumber5"/>
+      <w:pStyle w:val="5"/>
       <w:lvlText w:val="%1."/>
       <w:lvlJc w:val="left"/>
       <w:pPr>
@@ -17283,7 +18059,7 @@
     <w:lvl w:ilvl="0">
       <w:start w:val="1"/>
       <w:numFmt w:val="decimal"/>
-      <w:pStyle w:val="ListNumber4"/>
+      <w:pStyle w:val="4"/>
       <w:lvlText w:val="%1."/>
       <w:lvlJc w:val="left"/>
       <w:pPr>
@@ -17301,7 +18077,7 @@
     <w:lvl w:ilvl="0">
       <w:start w:val="1"/>
       <w:numFmt w:val="decimal"/>
-      <w:pStyle w:val="ListNumber3"/>
+      <w:pStyle w:val="3"/>
       <w:lvlText w:val="%1."/>
       <w:lvlJc w:val="left"/>
       <w:pPr>
@@ -17319,7 +18095,7 @@
     <w:lvl w:ilvl="0">
       <w:start w:val="1"/>
       <w:numFmt w:val="decimal"/>
-      <w:pStyle w:val="ListNumber2"/>
+      <w:pStyle w:val="2"/>
       <w:lvlText w:val="%1."/>
       <w:lvlJc w:val="left"/>
       <w:pPr>
@@ -17337,7 +18113,7 @@
     <w:lvl w:ilvl="0">
       <w:start w:val="1"/>
       <w:numFmt w:val="bullet"/>
-      <w:pStyle w:val="ListBullet5"/>
+      <w:pStyle w:val="50"/>
       <w:lvlText w:val=""/>
       <w:lvlJc w:val="left"/>
       <w:pPr>
@@ -17358,7 +18134,7 @@
     <w:lvl w:ilvl="0">
       <w:start w:val="1"/>
       <w:numFmt w:val="bullet"/>
-      <w:pStyle w:val="ListBullet4"/>
+      <w:pStyle w:val="40"/>
       <w:lvlText w:val=""/>
       <w:lvlJc w:val="left"/>
       <w:pPr>
@@ -17379,7 +18155,7 @@
     <w:lvl w:ilvl="0">
       <w:start w:val="1"/>
       <w:numFmt w:val="bullet"/>
-      <w:pStyle w:val="ListBullet3"/>
+      <w:pStyle w:val="30"/>
       <w:lvlText w:val=""/>
       <w:lvlJc w:val="left"/>
       <w:pPr>
@@ -17400,7 +18176,7 @@
     <w:lvl w:ilvl="0">
       <w:start w:val="1"/>
       <w:numFmt w:val="bullet"/>
-      <w:pStyle w:val="ListBullet2"/>
+      <w:pStyle w:val="20"/>
       <w:lvlText w:val=""/>
       <w:lvlJc w:val="left"/>
       <w:pPr>
@@ -17421,7 +18197,7 @@
     <w:lvl w:ilvl="0">
       <w:start w:val="1"/>
       <w:numFmt w:val="decimal"/>
-      <w:pStyle w:val="ListNumber"/>
+      <w:pStyle w:val="a"/>
       <w:lvlText w:val="%1."/>
       <w:lvlJc w:val="left"/>
       <w:pPr>
@@ -17439,7 +18215,7 @@
     <w:lvl w:ilvl="0">
       <w:start w:val="1"/>
       <w:numFmt w:val="bullet"/>
-      <w:pStyle w:val="ListBullet"/>
+      <w:pStyle w:val="a0"/>
       <w:lvlText w:val=""/>
       <w:lvlJc w:val="left"/>
       <w:pPr>
@@ -17527,7 +18303,7 @@
     <w:lvl w:ilvl="7">
       <w:start w:val="1"/>
       <w:numFmt w:val="decimal"/>
-      <w:pStyle w:val="Heading8"/>
+      <w:pStyle w:val="8"/>
       <w:lvlText w:val="%1.%2.%3.%4.%5.%6.%7.%8."/>
       <w:legacy w:legacy="1" w:legacySpace="0" w:legacyIndent="708"/>
       <w:lvlJc w:val="left"/>
@@ -17538,7 +18314,7 @@
     <w:lvl w:ilvl="8">
       <w:start w:val="1"/>
       <w:numFmt w:val="decimal"/>
-      <w:pStyle w:val="Heading9"/>
+      <w:pStyle w:val="9"/>
       <w:lvlText w:val="%1.%2.%3.%4.%5.%6.%7.%8.%9."/>
       <w:legacy w:legacy="1" w:legacySpace="0" w:legacyIndent="708"/>
       <w:lvlJc w:val="left"/>
@@ -18190,22 +18966,22 @@
       </w:pPr>
     </w:lvl>
   </w:abstractNum>
-  <w:num w:numId="1">
+  <w:num w:numId="1" w16cid:durableId="1673144497">
     <w:abstractNumId w:val="10"/>
   </w:num>
-  <w:num w:numId="2">
+  <w:num w:numId="2" w16cid:durableId="869606910">
     <w:abstractNumId w:val="12"/>
   </w:num>
-  <w:num w:numId="3">
+  <w:num w:numId="3" w16cid:durableId="240679217">
     <w:abstractNumId w:val="14"/>
   </w:num>
-  <w:num w:numId="4">
+  <w:num w:numId="4" w16cid:durableId="1547180461">
     <w:abstractNumId w:val="13"/>
   </w:num>
-  <w:num w:numId="5">
+  <w:num w:numId="5" w16cid:durableId="1893032180">
     <w:abstractNumId w:val="19"/>
   </w:num>
-  <w:num w:numId="6">
+  <w:num w:numId="6" w16cid:durableId="1531801440">
     <w:abstractNumId w:val="11"/>
     <w:lvlOverride w:ilvl="0">
       <w:lvl w:ilvl="0">
@@ -18223,53 +18999,53 @@
       </w:lvl>
     </w:lvlOverride>
   </w:num>
-  <w:num w:numId="7">
+  <w:num w:numId="7" w16cid:durableId="1306278390">
     <w:abstractNumId w:val="20"/>
   </w:num>
-  <w:num w:numId="8">
+  <w:num w:numId="8" w16cid:durableId="867106991">
     <w:abstractNumId w:val="9"/>
   </w:num>
-  <w:num w:numId="9">
+  <w:num w:numId="9" w16cid:durableId="409884975">
     <w:abstractNumId w:val="7"/>
   </w:num>
-  <w:num w:numId="10">
+  <w:num w:numId="10" w16cid:durableId="573125205">
     <w:abstractNumId w:val="6"/>
   </w:num>
-  <w:num w:numId="11">
+  <w:num w:numId="11" w16cid:durableId="287978559">
     <w:abstractNumId w:val="5"/>
   </w:num>
-  <w:num w:numId="12">
+  <w:num w:numId="12" w16cid:durableId="150223720">
     <w:abstractNumId w:val="4"/>
   </w:num>
-  <w:num w:numId="13">
+  <w:num w:numId="13" w16cid:durableId="1765570113">
     <w:abstractNumId w:val="8"/>
   </w:num>
-  <w:num w:numId="14">
+  <w:num w:numId="14" w16cid:durableId="2108696586">
     <w:abstractNumId w:val="3"/>
   </w:num>
-  <w:num w:numId="15">
+  <w:num w:numId="15" w16cid:durableId="154882329">
     <w:abstractNumId w:val="2"/>
   </w:num>
-  <w:num w:numId="16">
+  <w:num w:numId="16" w16cid:durableId="1915773938">
     <w:abstractNumId w:val="1"/>
   </w:num>
-  <w:num w:numId="17">
+  <w:num w:numId="17" w16cid:durableId="636490507">
     <w:abstractNumId w:val="0"/>
   </w:num>
-  <w:num w:numId="18">
+  <w:num w:numId="18" w16cid:durableId="859005379">
     <w:abstractNumId w:val="16"/>
   </w:num>
-  <w:num w:numId="19">
+  <w:num w:numId="19" w16cid:durableId="442455496">
     <w:abstractNumId w:val="17"/>
   </w:num>
-  <w:num w:numId="20">
+  <w:num w:numId="20" w16cid:durableId="1781218119">
     <w:abstractNumId w:val="18"/>
   </w:num>
 </w:numbering>
 </file>
 
 <file path=word/styles.xml><?xml version="1.0" encoding="utf-8"?>
-<w:styles xmlns:mc="http://schemas.openxmlformats.org/markup-compatibility/2006" xmlns:r="http://schemas.openxmlformats.org/officeDocument/2006/relationships" xmlns:w="http://schemas.openxmlformats.org/wordprocessingml/2006/main" xmlns:w14="http://schemas.microsoft.com/office/word/2010/wordml" xmlns:w15="http://schemas.microsoft.com/office/word/2012/wordml" mc:Ignorable="w14 w15">
+<w:styles xmlns:mc="http://schemas.openxmlformats.org/markup-compatibility/2006" xmlns:r="http://schemas.openxmlformats.org/officeDocument/2006/relationships" xmlns:w="http://schemas.openxmlformats.org/wordprocessingml/2006/main" xmlns:w14="http://schemas.microsoft.com/office/word/2010/wordml" xmlns:w15="http://schemas.microsoft.com/office/word/2012/wordml" xmlns:w16cex="http://schemas.microsoft.com/office/word/2018/wordml/cex" xmlns:w16cid="http://schemas.microsoft.com/office/word/2016/wordml/cid" xmlns:w16="http://schemas.microsoft.com/office/word/2018/wordml" xmlns:w16du="http://schemas.microsoft.com/office/word/2023/wordml/word16du" xmlns:w16sdtdh="http://schemas.microsoft.com/office/word/2020/wordml/sdtdatahash" xmlns:w16se="http://schemas.microsoft.com/office/word/2015/wordml/symex" mc:Ignorable="w14 w15 w16se w16cid w16 w16cex w16sdtdh w16du">
   <w:docDefaults>
     <w:rPrDefault>
       <w:rPr>
@@ -18279,7 +19055,7 @@
     </w:rPrDefault>
     <w:pPrDefault/>
   </w:docDefaults>
-  <w:latentStyles w:defLockedState="0" w:defUIPriority="99" w:defSemiHidden="0" w:defUnhideWhenUsed="0" w:defQFormat="0" w:count="371">
+  <w:latentStyles w:defLockedState="0" w:defUIPriority="99" w:defSemiHidden="0" w:defUnhideWhenUsed="0" w:defQFormat="0" w:count="376">
     <w:lsdException w:name="Normal" w:uiPriority="0" w:qFormat="1"/>
     <w:lsdException w:name="heading 1" w:uiPriority="9" w:qFormat="1"/>
     <w:lsdException w:name="heading 2" w:uiPriority="9" w:qFormat="1"/>
@@ -18651,8 +19427,13 @@
     <w:lsdException w:name="List Table 5 Dark Accent 6" w:uiPriority="50"/>
     <w:lsdException w:name="List Table 6 Colorful Accent 6" w:uiPriority="51"/>
     <w:lsdException w:name="List Table 7 Colorful Accent 6" w:uiPriority="52"/>
+    <w:lsdException w:name="Mention" w:semiHidden="1" w:unhideWhenUsed="1"/>
+    <w:lsdException w:name="Smart Hyperlink" w:semiHidden="1" w:unhideWhenUsed="1"/>
+    <w:lsdException w:name="Hashtag" w:semiHidden="1" w:unhideWhenUsed="1"/>
+    <w:lsdException w:name="Unresolved Mention" w:semiHidden="1" w:unhideWhenUsed="1"/>
+    <w:lsdException w:name="Smart Link" w:semiHidden="1" w:unhideWhenUsed="1"/>
   </w:latentStyles>
-  <w:style w:type="paragraph" w:default="1" w:styleId="Normal">
+  <w:style w:type="paragraph" w:default="1" w:styleId="a1">
     <w:name w:val="Normal"/>
     <w:aliases w:val="Normal Lecture"/>
     <w:qFormat/>
@@ -18669,10 +19450,10 @@
       <w:lang w:val="uk-UA"/>
     </w:rPr>
   </w:style>
-  <w:style w:type="paragraph" w:styleId="Heading1">
+  <w:style w:type="paragraph" w:styleId="1">
     <w:name w:val="heading 1"/>
-    <w:basedOn w:val="Normal"/>
-    <w:next w:val="Normal"/>
+    <w:basedOn w:val="a1"/>
+    <w:next w:val="a1"/>
     <w:qFormat/>
     <w:rsid w:val="008C41F8"/>
     <w:pPr>
@@ -18689,10 +19470,10 @@
       <w:szCs w:val="32"/>
     </w:rPr>
   </w:style>
-  <w:style w:type="paragraph" w:styleId="Heading2">
+  <w:style w:type="paragraph" w:styleId="21">
     <w:name w:val="heading 2"/>
-    <w:basedOn w:val="Normal"/>
-    <w:next w:val="Normal"/>
+    <w:basedOn w:val="a1"/>
+    <w:next w:val="a1"/>
     <w:qFormat/>
     <w:rsid w:val="008C41F8"/>
     <w:pPr>
@@ -18709,10 +19490,10 @@
       <w:szCs w:val="28"/>
     </w:rPr>
   </w:style>
-  <w:style w:type="paragraph" w:styleId="Heading3">
+  <w:style w:type="paragraph" w:styleId="31">
     <w:name w:val="heading 3"/>
-    <w:basedOn w:val="Normal"/>
-    <w:next w:val="Normal"/>
+    <w:basedOn w:val="a1"/>
+    <w:next w:val="a1"/>
     <w:qFormat/>
     <w:rsid w:val="008C41F8"/>
     <w:pPr>
@@ -18730,10 +19511,10 @@
       <w:szCs w:val="26"/>
     </w:rPr>
   </w:style>
-  <w:style w:type="paragraph" w:styleId="Heading4">
+  <w:style w:type="paragraph" w:styleId="41">
     <w:name w:val="heading 4"/>
-    <w:basedOn w:val="Normal"/>
-    <w:next w:val="Normal"/>
+    <w:basedOn w:val="a1"/>
+    <w:next w:val="a1"/>
     <w:qFormat/>
     <w:rsid w:val="008C41F8"/>
     <w:pPr>
@@ -18754,10 +19535,10 @@
       <w:szCs w:val="20"/>
     </w:rPr>
   </w:style>
-  <w:style w:type="paragraph" w:styleId="Heading5">
+  <w:style w:type="paragraph" w:styleId="51">
     <w:name w:val="heading 5"/>
-    <w:basedOn w:val="Normal"/>
-    <w:next w:val="Normal"/>
+    <w:basedOn w:val="a1"/>
+    <w:next w:val="a1"/>
     <w:qFormat/>
     <w:rsid w:val="008C41F8"/>
     <w:pPr>
@@ -18777,10 +19558,10 @@
       <w:lang w:val="en-US"/>
     </w:rPr>
   </w:style>
-  <w:style w:type="paragraph" w:styleId="Heading6">
+  <w:style w:type="paragraph" w:styleId="6">
     <w:name w:val="heading 6"/>
-    <w:basedOn w:val="Normal"/>
-    <w:next w:val="Normal"/>
+    <w:basedOn w:val="a1"/>
+    <w:next w:val="a1"/>
     <w:qFormat/>
     <w:rsid w:val="008C41F8"/>
     <w:pPr>
@@ -18801,10 +19582,10 @@
       <w:lang w:val="en-US"/>
     </w:rPr>
   </w:style>
-  <w:style w:type="paragraph" w:styleId="Heading7">
+  <w:style w:type="paragraph" w:styleId="7">
     <w:name w:val="heading 7"/>
-    <w:basedOn w:val="Normal"/>
-    <w:next w:val="Normal"/>
+    <w:basedOn w:val="a1"/>
+    <w:next w:val="a1"/>
     <w:qFormat/>
     <w:rsid w:val="008C41F8"/>
     <w:pPr>
@@ -18824,10 +19605,10 @@
       <w:lang w:val="en-US"/>
     </w:rPr>
   </w:style>
-  <w:style w:type="paragraph" w:styleId="Heading8">
+  <w:style w:type="paragraph" w:styleId="8">
     <w:name w:val="heading 8"/>
-    <w:basedOn w:val="Normal"/>
-    <w:next w:val="Normal"/>
+    <w:basedOn w:val="a1"/>
+    <w:next w:val="a1"/>
     <w:qFormat/>
     <w:rsid w:val="008C41F8"/>
     <w:pPr>
@@ -18845,10 +19626,10 @@
       <w:sz w:val="20"/>
     </w:rPr>
   </w:style>
-  <w:style w:type="paragraph" w:styleId="Heading9">
+  <w:style w:type="paragraph" w:styleId="9">
     <w:name w:val="heading 9"/>
-    <w:basedOn w:val="Normal"/>
-    <w:next w:val="Normal"/>
+    <w:basedOn w:val="a1"/>
+    <w:next w:val="a1"/>
     <w:qFormat/>
     <w:rsid w:val="008C41F8"/>
     <w:pPr>
@@ -18867,13 +19648,13 @@
       <w:sz w:val="18"/>
     </w:rPr>
   </w:style>
-  <w:style w:type="character" w:default="1" w:styleId="DefaultParagraphFont">
+  <w:style w:type="character" w:default="1" w:styleId="a2">
     <w:name w:val="Default Paragraph Font"/>
     <w:uiPriority w:val="1"/>
     <w:semiHidden/>
     <w:unhideWhenUsed/>
   </w:style>
-  <w:style w:type="table" w:default="1" w:styleId="TableNormal">
+  <w:style w:type="table" w:default="1" w:styleId="a3">
     <w:name w:val="Normal Table"/>
     <w:uiPriority w:val="99"/>
     <w:semiHidden/>
@@ -18888,14 +19669,14 @@
       </w:tblCellMar>
     </w:tblPr>
   </w:style>
-  <w:style w:type="numbering" w:default="1" w:styleId="NoList">
+  <w:style w:type="numbering" w:default="1" w:styleId="a4">
     <w:name w:val="No List"/>
     <w:uiPriority w:val="99"/>
     <w:semiHidden/>
     <w:unhideWhenUsed/>
   </w:style>
-  <w:style w:type="paragraph" w:customStyle="1" w:styleId="a">
-    <w:name w:val="Редакція"/>
+  <w:style w:type="paragraph" w:customStyle="1" w:styleId="10">
+    <w:name w:val="Редакція1"/>
     <w:hidden/>
     <w:uiPriority w:val="99"/>
     <w:semiHidden/>
@@ -18906,10 +19687,10 @@
       <w:lang w:val="uk-UA" w:eastAsia="uk-UA"/>
     </w:rPr>
   </w:style>
-  <w:style w:type="paragraph" w:styleId="BalloonText">
+  <w:style w:type="paragraph" w:styleId="a5">
     <w:name w:val="Balloon Text"/>
-    <w:basedOn w:val="Normal"/>
-    <w:link w:val="BalloonTextChar"/>
+    <w:basedOn w:val="a1"/>
+    <w:link w:val="a6"/>
     <w:uiPriority w:val="99"/>
     <w:semiHidden/>
     <w:rsid w:val="008C41F8"/>
@@ -18919,10 +19700,10 @@
       <w:szCs w:val="16"/>
     </w:rPr>
   </w:style>
-  <w:style w:type="character" w:customStyle="1" w:styleId="BalloonTextChar">
-    <w:name w:val="Balloon Text Char"/>
-    <w:basedOn w:val="DefaultParagraphFont"/>
-    <w:link w:val="BalloonText"/>
+  <w:style w:type="character" w:customStyle="1" w:styleId="a6">
+    <w:name w:val="Текст у виносці Знак"/>
+    <w:basedOn w:val="a2"/>
+    <w:link w:val="a5"/>
     <w:uiPriority w:val="99"/>
     <w:semiHidden/>
     <w:rsid w:val="00287716"/>
@@ -18933,9 +19714,9 @@
       <w:lang w:val="uk-UA" w:eastAsia="en-US" w:bidi="ar-SA"/>
     </w:rPr>
   </w:style>
-  <w:style w:type="character" w:customStyle="1" w:styleId="a0">
-    <w:name w:val="Текст покажчика місця заповнення"/>
-    <w:basedOn w:val="DefaultParagraphFont"/>
+  <w:style w:type="character" w:customStyle="1" w:styleId="11">
+    <w:name w:val="Текст покажчика місця заповнення1"/>
+    <w:basedOn w:val="a2"/>
     <w:uiPriority w:val="99"/>
     <w:semiHidden/>
     <w:rsid w:val="00EA7101"/>
@@ -18952,9 +19733,9 @@
       <w:lang w:val="ru-RU"/>
     </w:rPr>
   </w:style>
-  <w:style w:type="character" w:styleId="CommentReference">
+  <w:style w:type="character" w:styleId="a7">
     <w:name w:val="annotation reference"/>
-    <w:basedOn w:val="DefaultParagraphFont"/>
+    <w:basedOn w:val="a2"/>
     <w:semiHidden/>
     <w:rsid w:val="008C41F8"/>
     <w:rPr>
@@ -18962,9 +19743,9 @@
       <w:szCs w:val="16"/>
     </w:rPr>
   </w:style>
-  <w:style w:type="paragraph" w:styleId="CommentText">
+  <w:style w:type="paragraph" w:styleId="a8">
     <w:name w:val="annotation text"/>
-    <w:basedOn w:val="Normal"/>
+    <w:basedOn w:val="a1"/>
     <w:semiHidden/>
     <w:rsid w:val="008C41F8"/>
     <w:rPr>
@@ -18972,10 +19753,10 @@
       <w:szCs w:val="20"/>
     </w:rPr>
   </w:style>
-  <w:style w:type="paragraph" w:styleId="Footer">
+  <w:style w:type="paragraph" w:styleId="a9">
     <w:name w:val="footer"/>
-    <w:basedOn w:val="Normal"/>
-    <w:link w:val="FooterChar"/>
+    <w:basedOn w:val="a1"/>
+    <w:link w:val="aa"/>
     <w:uiPriority w:val="99"/>
     <w:rsid w:val="008C41F8"/>
     <w:pPr>
@@ -18985,15 +19766,15 @@
       </w:tabs>
     </w:pPr>
   </w:style>
-  <w:style w:type="character" w:styleId="PageNumber">
+  <w:style w:type="character" w:styleId="ab">
     <w:name w:val="page number"/>
-    <w:basedOn w:val="DefaultParagraphFont"/>
+    <w:basedOn w:val="a2"/>
     <w:rsid w:val="008C41F8"/>
   </w:style>
-  <w:style w:type="paragraph" w:styleId="Caption">
+  <w:style w:type="paragraph" w:styleId="ac">
     <w:name w:val="caption"/>
-    <w:basedOn w:val="Normal"/>
-    <w:next w:val="Normal"/>
+    <w:basedOn w:val="a1"/>
+    <w:next w:val="a1"/>
     <w:qFormat/>
     <w:rsid w:val="008C41F8"/>
     <w:pPr>
@@ -19006,9 +19787,9 @@
       <w:szCs w:val="20"/>
     </w:rPr>
   </w:style>
-  <w:style w:type="paragraph" w:styleId="FootnoteText">
+  <w:style w:type="paragraph" w:styleId="ad">
     <w:name w:val="footnote text"/>
-    <w:basedOn w:val="Normal"/>
+    <w:basedOn w:val="a1"/>
     <w:semiHidden/>
     <w:rsid w:val="008C41F8"/>
     <w:pPr>
@@ -19019,18 +19800,18 @@
       <w:szCs w:val="20"/>
     </w:rPr>
   </w:style>
-  <w:style w:type="character" w:styleId="FootnoteReference">
+  <w:style w:type="character" w:styleId="ae">
     <w:name w:val="footnote reference"/>
-    <w:basedOn w:val="DefaultParagraphFont"/>
+    <w:basedOn w:val="a2"/>
     <w:semiHidden/>
     <w:rsid w:val="008C41F8"/>
     <w:rPr>
       <w:vertAlign w:val="superscript"/>
     </w:rPr>
   </w:style>
-  <w:style w:type="paragraph" w:styleId="DocumentMap">
+  <w:style w:type="paragraph" w:styleId="af">
     <w:name w:val="Document Map"/>
-    <w:basedOn w:val="Normal"/>
+    <w:basedOn w:val="a1"/>
     <w:semiHidden/>
     <w:rsid w:val="008C41F8"/>
     <w:pPr>
@@ -19041,10 +19822,10 @@
       <w:szCs w:val="20"/>
     </w:rPr>
   </w:style>
-  <w:style w:type="paragraph" w:styleId="Header">
+  <w:style w:type="paragraph" w:styleId="af0">
     <w:name w:val="header"/>
-    <w:basedOn w:val="Normal"/>
-    <w:link w:val="HeaderChar"/>
+    <w:basedOn w:val="a1"/>
+    <w:link w:val="af1"/>
     <w:uiPriority w:val="99"/>
     <w:rsid w:val="008C41F8"/>
     <w:pPr>
@@ -19056,7 +19837,7 @@
   </w:style>
   <w:style w:type="paragraph" w:customStyle="1" w:styleId="Subtitle1">
     <w:name w:val="Subtitle1"/>
-    <w:basedOn w:val="Heading3"/>
+    <w:basedOn w:val="31"/>
     <w:rsid w:val="008C41F8"/>
     <w:pPr>
       <w:spacing w:before="120"/>
@@ -19072,7 +19853,7 @@
   </w:style>
   <w:style w:type="paragraph" w:customStyle="1" w:styleId="TaskNumber1">
     <w:name w:val="TaskNumber1"/>
-    <w:basedOn w:val="Caption"/>
+    <w:basedOn w:val="ac"/>
     <w:rsid w:val="008C41F8"/>
     <w:pPr>
       <w:spacing w:after="0"/>
@@ -19082,9 +19863,9 @@
       <w:i/>
     </w:rPr>
   </w:style>
-  <w:style w:type="paragraph" w:styleId="BodyText">
+  <w:style w:type="paragraph" w:styleId="af2">
     <w:name w:val="Body Text"/>
-    <w:basedOn w:val="Normal"/>
+    <w:basedOn w:val="a1"/>
     <w:rsid w:val="008C41F8"/>
     <w:pPr>
       <w:tabs>
@@ -19103,7 +19884,7 @@
   </w:style>
   <w:style w:type="paragraph" w:customStyle="1" w:styleId="Example">
     <w:name w:val="Example"/>
-    <w:basedOn w:val="Caption"/>
+    <w:basedOn w:val="ac"/>
     <w:autoRedefine/>
     <w:rsid w:val="008C41F8"/>
     <w:pPr>
@@ -19118,7 +19899,7 @@
   </w:style>
   <w:style w:type="paragraph" w:customStyle="1" w:styleId="TaskNumber">
     <w:name w:val="TaskNumber"/>
-    <w:basedOn w:val="Caption"/>
+    <w:basedOn w:val="ac"/>
     <w:rsid w:val="008C41F8"/>
     <w:pPr>
       <w:spacing w:after="0"/>
@@ -19128,10 +19909,10 @@
       <w:i/>
     </w:rPr>
   </w:style>
-  <w:style w:type="paragraph" w:styleId="TOC1">
+  <w:style w:type="paragraph" w:styleId="12">
     <w:name w:val="toc 1"/>
-    <w:basedOn w:val="Normal"/>
-    <w:next w:val="Normal"/>
+    <w:basedOn w:val="a1"/>
+    <w:next w:val="a1"/>
     <w:autoRedefine/>
     <w:semiHidden/>
     <w:rsid w:val="008C41F8"/>
@@ -19148,10 +19929,10 @@
       <w:u w:val="single"/>
     </w:rPr>
   </w:style>
-  <w:style w:type="paragraph" w:styleId="TOC2">
+  <w:style w:type="paragraph" w:styleId="22">
     <w:name w:val="toc 2"/>
-    <w:basedOn w:val="Normal"/>
-    <w:next w:val="Normal"/>
+    <w:basedOn w:val="a1"/>
+    <w:next w:val="a1"/>
     <w:autoRedefine/>
     <w:semiHidden/>
     <w:rsid w:val="008C41F8"/>
@@ -19166,10 +19947,10 @@
       <w:szCs w:val="26"/>
     </w:rPr>
   </w:style>
-  <w:style w:type="paragraph" w:styleId="TOC3">
+  <w:style w:type="paragraph" w:styleId="32">
     <w:name w:val="toc 3"/>
-    <w:basedOn w:val="Normal"/>
-    <w:next w:val="Normal"/>
+    <w:basedOn w:val="a1"/>
+    <w:next w:val="a1"/>
     <w:autoRedefine/>
     <w:semiHidden/>
     <w:rsid w:val="008C41F8"/>
@@ -19183,10 +19964,10 @@
       <w:szCs w:val="26"/>
     </w:rPr>
   </w:style>
-  <w:style w:type="paragraph" w:styleId="TOC4">
+  <w:style w:type="paragraph" w:styleId="42">
     <w:name w:val="toc 4"/>
-    <w:basedOn w:val="Normal"/>
-    <w:next w:val="Normal"/>
+    <w:basedOn w:val="a1"/>
+    <w:next w:val="a1"/>
     <w:autoRedefine/>
     <w:semiHidden/>
     <w:rsid w:val="008C41F8"/>
@@ -19199,10 +19980,10 @@
       <w:szCs w:val="26"/>
     </w:rPr>
   </w:style>
-  <w:style w:type="paragraph" w:styleId="TOC5">
+  <w:style w:type="paragraph" w:styleId="52">
     <w:name w:val="toc 5"/>
-    <w:basedOn w:val="Normal"/>
-    <w:next w:val="Normal"/>
+    <w:basedOn w:val="a1"/>
+    <w:next w:val="a1"/>
     <w:autoRedefine/>
     <w:semiHidden/>
     <w:rsid w:val="008C41F8"/>
@@ -19214,10 +19995,10 @@
       <w:szCs w:val="26"/>
     </w:rPr>
   </w:style>
-  <w:style w:type="paragraph" w:styleId="TOC6">
+  <w:style w:type="paragraph" w:styleId="60">
     <w:name w:val="toc 6"/>
-    <w:basedOn w:val="Normal"/>
-    <w:next w:val="Normal"/>
+    <w:basedOn w:val="a1"/>
+    <w:next w:val="a1"/>
     <w:autoRedefine/>
     <w:semiHidden/>
     <w:rsid w:val="008C41F8"/>
@@ -19229,10 +20010,10 @@
       <w:szCs w:val="26"/>
     </w:rPr>
   </w:style>
-  <w:style w:type="paragraph" w:styleId="TOC7">
+  <w:style w:type="paragraph" w:styleId="70">
     <w:name w:val="toc 7"/>
-    <w:basedOn w:val="Normal"/>
-    <w:next w:val="Normal"/>
+    <w:basedOn w:val="a1"/>
+    <w:next w:val="a1"/>
     <w:autoRedefine/>
     <w:semiHidden/>
     <w:rsid w:val="008C41F8"/>
@@ -19244,10 +20025,10 @@
       <w:szCs w:val="26"/>
     </w:rPr>
   </w:style>
-  <w:style w:type="paragraph" w:styleId="TOC8">
+  <w:style w:type="paragraph" w:styleId="80">
     <w:name w:val="toc 8"/>
-    <w:basedOn w:val="Normal"/>
-    <w:next w:val="Normal"/>
+    <w:basedOn w:val="a1"/>
+    <w:next w:val="a1"/>
     <w:autoRedefine/>
     <w:semiHidden/>
     <w:rsid w:val="008C41F8"/>
@@ -19259,10 +20040,10 @@
       <w:szCs w:val="26"/>
     </w:rPr>
   </w:style>
-  <w:style w:type="paragraph" w:styleId="TOC9">
+  <w:style w:type="paragraph" w:styleId="90">
     <w:name w:val="toc 9"/>
-    <w:basedOn w:val="Normal"/>
-    <w:next w:val="Normal"/>
+    <w:basedOn w:val="a1"/>
+    <w:next w:val="a1"/>
     <w:autoRedefine/>
     <w:semiHidden/>
     <w:rsid w:val="008C41F8"/>
@@ -19274,28 +20055,28 @@
       <w:szCs w:val="26"/>
     </w:rPr>
   </w:style>
-  <w:style w:type="character" w:styleId="Hyperlink">
+  <w:style w:type="character" w:styleId="af3">
     <w:name w:val="Hyperlink"/>
-    <w:basedOn w:val="DefaultParagraphFont"/>
+    <w:basedOn w:val="a2"/>
     <w:rsid w:val="008C41F8"/>
     <w:rPr>
       <w:color w:val="0000FF"/>
       <w:u w:val="none"/>
     </w:rPr>
   </w:style>
-  <w:style w:type="character" w:styleId="FollowedHyperlink">
+  <w:style w:type="character" w:styleId="af4">
     <w:name w:val="FollowedHyperlink"/>
-    <w:basedOn w:val="DefaultParagraphFont"/>
+    <w:basedOn w:val="a2"/>
     <w:rsid w:val="008C41F8"/>
     <w:rPr>
       <w:color w:val="800080"/>
       <w:u w:val="single"/>
     </w:rPr>
   </w:style>
-  <w:style w:type="paragraph" w:styleId="Index1">
+  <w:style w:type="paragraph" w:styleId="13">
     <w:name w:val="index 1"/>
-    <w:basedOn w:val="Normal"/>
-    <w:next w:val="Normal"/>
+    <w:basedOn w:val="a1"/>
+    <w:next w:val="a1"/>
     <w:autoRedefine/>
     <w:semiHidden/>
     <w:rsid w:val="008C41F8"/>
@@ -19307,10 +20088,10 @@
       <w:szCs w:val="21"/>
     </w:rPr>
   </w:style>
-  <w:style w:type="paragraph" w:styleId="Index2">
+  <w:style w:type="paragraph" w:styleId="23">
     <w:name w:val="index 2"/>
-    <w:basedOn w:val="Normal"/>
-    <w:next w:val="Normal"/>
+    <w:basedOn w:val="a1"/>
+    <w:next w:val="a1"/>
     <w:autoRedefine/>
     <w:semiHidden/>
     <w:rsid w:val="008C41F8"/>
@@ -19322,10 +20103,10 @@
       <w:szCs w:val="21"/>
     </w:rPr>
   </w:style>
-  <w:style w:type="paragraph" w:styleId="Index3">
+  <w:style w:type="paragraph" w:styleId="33">
     <w:name w:val="index 3"/>
-    <w:basedOn w:val="Normal"/>
-    <w:next w:val="Normal"/>
+    <w:basedOn w:val="a1"/>
+    <w:next w:val="a1"/>
     <w:autoRedefine/>
     <w:semiHidden/>
     <w:rsid w:val="008C41F8"/>
@@ -19337,10 +20118,10 @@
       <w:szCs w:val="21"/>
     </w:rPr>
   </w:style>
-  <w:style w:type="paragraph" w:styleId="Index4">
+  <w:style w:type="paragraph" w:styleId="43">
     <w:name w:val="index 4"/>
-    <w:basedOn w:val="Normal"/>
-    <w:next w:val="Normal"/>
+    <w:basedOn w:val="a1"/>
+    <w:next w:val="a1"/>
     <w:autoRedefine/>
     <w:semiHidden/>
     <w:rsid w:val="008C41F8"/>
@@ -19352,10 +20133,10 @@
       <w:szCs w:val="21"/>
     </w:rPr>
   </w:style>
-  <w:style w:type="paragraph" w:styleId="Index5">
+  <w:style w:type="paragraph" w:styleId="53">
     <w:name w:val="index 5"/>
-    <w:basedOn w:val="Normal"/>
-    <w:next w:val="Normal"/>
+    <w:basedOn w:val="a1"/>
+    <w:next w:val="a1"/>
     <w:autoRedefine/>
     <w:semiHidden/>
     <w:rsid w:val="008C41F8"/>
@@ -19367,10 +20148,10 @@
       <w:szCs w:val="21"/>
     </w:rPr>
   </w:style>
-  <w:style w:type="paragraph" w:styleId="Index6">
+  <w:style w:type="paragraph" w:styleId="61">
     <w:name w:val="index 6"/>
-    <w:basedOn w:val="Normal"/>
-    <w:next w:val="Normal"/>
+    <w:basedOn w:val="a1"/>
+    <w:next w:val="a1"/>
     <w:autoRedefine/>
     <w:semiHidden/>
     <w:rsid w:val="008C41F8"/>
@@ -19382,10 +20163,10 @@
       <w:szCs w:val="21"/>
     </w:rPr>
   </w:style>
-  <w:style w:type="paragraph" w:styleId="Index7">
+  <w:style w:type="paragraph" w:styleId="71">
     <w:name w:val="index 7"/>
-    <w:basedOn w:val="Normal"/>
-    <w:next w:val="Normal"/>
+    <w:basedOn w:val="a1"/>
+    <w:next w:val="a1"/>
     <w:autoRedefine/>
     <w:semiHidden/>
     <w:rsid w:val="008C41F8"/>
@@ -19397,10 +20178,10 @@
       <w:szCs w:val="21"/>
     </w:rPr>
   </w:style>
-  <w:style w:type="paragraph" w:styleId="Index8">
+  <w:style w:type="paragraph" w:styleId="81">
     <w:name w:val="index 8"/>
-    <w:basedOn w:val="Normal"/>
-    <w:next w:val="Normal"/>
+    <w:basedOn w:val="a1"/>
+    <w:next w:val="a1"/>
     <w:autoRedefine/>
     <w:semiHidden/>
     <w:rsid w:val="008C41F8"/>
@@ -19412,10 +20193,10 @@
       <w:szCs w:val="21"/>
     </w:rPr>
   </w:style>
-  <w:style w:type="paragraph" w:styleId="Index9">
+  <w:style w:type="paragraph" w:styleId="91">
     <w:name w:val="index 9"/>
-    <w:basedOn w:val="Normal"/>
-    <w:next w:val="Normal"/>
+    <w:basedOn w:val="a1"/>
+    <w:next w:val="a1"/>
     <w:autoRedefine/>
     <w:semiHidden/>
     <w:rsid w:val="008C41F8"/>
@@ -19427,10 +20208,10 @@
       <w:szCs w:val="21"/>
     </w:rPr>
   </w:style>
-  <w:style w:type="paragraph" w:styleId="IndexHeading">
+  <w:style w:type="paragraph" w:styleId="af5">
     <w:name w:val="index heading"/>
-    <w:basedOn w:val="Normal"/>
-    <w:next w:val="Index1"/>
+    <w:basedOn w:val="a1"/>
+    <w:next w:val="13"/>
     <w:semiHidden/>
     <w:rsid w:val="008C41F8"/>
     <w:pPr>
@@ -19448,9 +20229,9 @@
       <w:szCs w:val="31"/>
     </w:rPr>
   </w:style>
-  <w:style w:type="paragraph" w:styleId="BodyText2">
+  <w:style w:type="paragraph" w:styleId="24">
     <w:name w:val="Body Text 2"/>
-    <w:basedOn w:val="Normal"/>
+    <w:basedOn w:val="a1"/>
     <w:rsid w:val="008C41F8"/>
     <w:pPr>
       <w:ind w:firstLine="0"/>
@@ -19458,7 +20239,7 @@
   </w:style>
   <w:style w:type="paragraph" w:customStyle="1" w:styleId="SubTitle4">
     <w:name w:val="SubTitle4"/>
-    <w:basedOn w:val="Heading3"/>
+    <w:basedOn w:val="31"/>
     <w:rsid w:val="008C41F8"/>
     <w:pPr>
       <w:spacing w:before="120"/>
@@ -19473,7 +20254,7 @@
   </w:style>
   <w:style w:type="paragraph" w:customStyle="1" w:styleId="TaskNumber14">
     <w:name w:val="TaskNumber14"/>
-    <w:basedOn w:val="Caption"/>
+    <w:basedOn w:val="ac"/>
     <w:rsid w:val="008C41F8"/>
     <w:pPr>
       <w:spacing w:after="0"/>
@@ -19483,23 +20264,23 @@
       <w:i/>
     </w:rPr>
   </w:style>
-  <w:style w:type="paragraph" w:styleId="BodyTextIndent">
+  <w:style w:type="paragraph" w:styleId="af6">
     <w:name w:val="Body Text Indent"/>
-    <w:basedOn w:val="Normal"/>
+    <w:basedOn w:val="a1"/>
     <w:rsid w:val="008C41F8"/>
   </w:style>
-  <w:style w:type="paragraph" w:styleId="BlockText">
+  <w:style w:type="paragraph" w:styleId="af7">
     <w:name w:val="Block Text"/>
-    <w:basedOn w:val="Normal"/>
+    <w:basedOn w:val="a1"/>
     <w:rsid w:val="008C41F8"/>
     <w:pPr>
       <w:spacing w:after="120"/>
       <w:ind w:left="1440" w:right="1440"/>
     </w:pPr>
   </w:style>
-  <w:style w:type="paragraph" w:styleId="BodyText3">
+  <w:style w:type="paragraph" w:styleId="34">
     <w:name w:val="Body Text 3"/>
-    <w:basedOn w:val="Normal"/>
+    <w:basedOn w:val="a1"/>
     <w:rsid w:val="008C41F8"/>
     <w:pPr>
       <w:spacing w:after="120"/>
@@ -19509,9 +20290,9 @@
       <w:szCs w:val="16"/>
     </w:rPr>
   </w:style>
-  <w:style w:type="paragraph" w:styleId="BodyTextFirstIndent">
+  <w:style w:type="paragraph" w:styleId="af8">
     <w:name w:val="Body Text First Indent"/>
-    <w:basedOn w:val="BodyText"/>
+    <w:basedOn w:val="af2"/>
     <w:rsid w:val="008C41F8"/>
     <w:pPr>
       <w:tabs>
@@ -19530,27 +20311,27 @@
       <w:lang w:val="uk-UA"/>
     </w:rPr>
   </w:style>
-  <w:style w:type="paragraph" w:styleId="BodyTextFirstIndent2">
+  <w:style w:type="paragraph" w:styleId="25">
     <w:name w:val="Body Text First Indent 2"/>
-    <w:basedOn w:val="BodyTextIndent"/>
+    <w:basedOn w:val="af6"/>
     <w:rsid w:val="008C41F8"/>
     <w:pPr>
       <w:spacing w:after="120"/>
       <w:ind w:left="283" w:firstLine="210"/>
     </w:pPr>
   </w:style>
-  <w:style w:type="paragraph" w:styleId="BodyTextIndent2">
+  <w:style w:type="paragraph" w:styleId="26">
     <w:name w:val="Body Text Indent 2"/>
-    <w:basedOn w:val="Normal"/>
+    <w:basedOn w:val="a1"/>
     <w:rsid w:val="008C41F8"/>
     <w:pPr>
       <w:spacing w:after="120" w:line="480" w:lineRule="auto"/>
       <w:ind w:left="283"/>
     </w:pPr>
   </w:style>
-  <w:style w:type="paragraph" w:styleId="BodyTextIndent3">
+  <w:style w:type="paragraph" w:styleId="35">
     <w:name w:val="Body Text Indent 3"/>
-    <w:basedOn w:val="Normal"/>
+    <w:basedOn w:val="a1"/>
     <w:rsid w:val="008C41F8"/>
     <w:pPr>
       <w:spacing w:after="120"/>
@@ -19561,18 +20342,18 @@
       <w:szCs w:val="16"/>
     </w:rPr>
   </w:style>
-  <w:style w:type="paragraph" w:styleId="Closing">
+  <w:style w:type="paragraph" w:styleId="af9">
     <w:name w:val="Closing"/>
-    <w:basedOn w:val="Normal"/>
+    <w:basedOn w:val="a1"/>
     <w:rsid w:val="008C41F8"/>
     <w:pPr>
       <w:ind w:left="4252"/>
     </w:pPr>
   </w:style>
-  <w:style w:type="paragraph" w:styleId="CommentSubject">
+  <w:style w:type="paragraph" w:styleId="afa">
     <w:name w:val="annotation subject"/>
-    <w:basedOn w:val="CommentText"/>
-    <w:next w:val="CommentText"/>
+    <w:basedOn w:val="a8"/>
+    <w:next w:val="a8"/>
     <w:semiHidden/>
     <w:rsid w:val="008C41F8"/>
     <w:rPr>
@@ -19580,20 +20361,20 @@
       <w:bCs/>
     </w:rPr>
   </w:style>
-  <w:style w:type="paragraph" w:styleId="Date">
+  <w:style w:type="paragraph" w:styleId="afb">
     <w:name w:val="Date"/>
-    <w:basedOn w:val="Normal"/>
-    <w:next w:val="Normal"/>
+    <w:basedOn w:val="a1"/>
+    <w:next w:val="a1"/>
     <w:rsid w:val="008C41F8"/>
   </w:style>
-  <w:style w:type="paragraph" w:styleId="E-mailSignature">
+  <w:style w:type="paragraph" w:styleId="afc">
     <w:name w:val="E-mail Signature"/>
-    <w:basedOn w:val="Normal"/>
+    <w:basedOn w:val="a1"/>
     <w:rsid w:val="008C41F8"/>
   </w:style>
-  <w:style w:type="paragraph" w:styleId="EndnoteText">
+  <w:style w:type="paragraph" w:styleId="afd">
     <w:name w:val="endnote text"/>
-    <w:basedOn w:val="Normal"/>
+    <w:basedOn w:val="a1"/>
     <w:semiHidden/>
     <w:rsid w:val="008C41F8"/>
     <w:rPr>
@@ -19601,9 +20382,9 @@
       <w:szCs w:val="20"/>
     </w:rPr>
   </w:style>
-  <w:style w:type="paragraph" w:styleId="EnvelopeAddress">
+  <w:style w:type="paragraph" w:styleId="afe">
     <w:name w:val="envelope address"/>
-    <w:basedOn w:val="Normal"/>
+    <w:basedOn w:val="a1"/>
     <w:rsid w:val="008C41F8"/>
     <w:pPr>
       <w:framePr w:w="7920" w:h="1980" w:hRule="exact" w:hSpace="180" w:wrap="auto" w:hAnchor="page" w:xAlign="center" w:yAlign="bottom"/>
@@ -19614,9 +20395,9 @@
       <w:sz w:val="24"/>
     </w:rPr>
   </w:style>
-  <w:style w:type="paragraph" w:styleId="EnvelopeReturn">
+  <w:style w:type="paragraph" w:styleId="27">
     <w:name w:val="envelope return"/>
-    <w:basedOn w:val="Normal"/>
+    <w:basedOn w:val="a1"/>
     <w:rsid w:val="008C41F8"/>
     <w:rPr>
       <w:rFonts w:ascii="Arial" w:hAnsi="Arial" w:cs="Arial"/>
@@ -19624,18 +20405,18 @@
       <w:szCs w:val="20"/>
     </w:rPr>
   </w:style>
-  <w:style w:type="paragraph" w:styleId="HTMLAddress">
+  <w:style w:type="paragraph" w:styleId="HTML">
     <w:name w:val="HTML Address"/>
-    <w:basedOn w:val="Normal"/>
+    <w:basedOn w:val="a1"/>
     <w:rsid w:val="008C41F8"/>
     <w:rPr>
       <w:i/>
       <w:iCs/>
     </w:rPr>
   </w:style>
-  <w:style w:type="paragraph" w:styleId="HTMLPreformatted">
+  <w:style w:type="paragraph" w:styleId="HTML0">
     <w:name w:val="HTML Preformatted"/>
-    <w:basedOn w:val="Normal"/>
+    <w:basedOn w:val="a1"/>
     <w:rsid w:val="008C41F8"/>
     <w:rPr>
       <w:rFonts w:ascii="Courier New" w:hAnsi="Courier New" w:cs="Courier New"/>
@@ -19643,49 +20424,49 @@
       <w:szCs w:val="20"/>
     </w:rPr>
   </w:style>
-  <w:style w:type="paragraph" w:styleId="List">
+  <w:style w:type="paragraph" w:styleId="aff">
     <w:name w:val="List"/>
-    <w:basedOn w:val="Normal"/>
+    <w:basedOn w:val="a1"/>
     <w:rsid w:val="008C41F8"/>
     <w:pPr>
       <w:ind w:left="283" w:hanging="283"/>
     </w:pPr>
   </w:style>
-  <w:style w:type="paragraph" w:styleId="List2">
+  <w:style w:type="paragraph" w:styleId="28">
     <w:name w:val="List 2"/>
-    <w:basedOn w:val="Normal"/>
+    <w:basedOn w:val="a1"/>
     <w:rsid w:val="008C41F8"/>
     <w:pPr>
       <w:ind w:left="566" w:hanging="283"/>
     </w:pPr>
   </w:style>
-  <w:style w:type="paragraph" w:styleId="List3">
+  <w:style w:type="paragraph" w:styleId="36">
     <w:name w:val="List 3"/>
-    <w:basedOn w:val="Normal"/>
+    <w:basedOn w:val="a1"/>
     <w:rsid w:val="008C41F8"/>
     <w:pPr>
       <w:ind w:left="849" w:hanging="283"/>
     </w:pPr>
   </w:style>
-  <w:style w:type="paragraph" w:styleId="List4">
+  <w:style w:type="paragraph" w:styleId="44">
     <w:name w:val="List 4"/>
-    <w:basedOn w:val="Normal"/>
+    <w:basedOn w:val="a1"/>
     <w:rsid w:val="008C41F8"/>
     <w:pPr>
       <w:ind w:left="1132" w:hanging="283"/>
     </w:pPr>
   </w:style>
-  <w:style w:type="paragraph" w:styleId="List5">
+  <w:style w:type="paragraph" w:styleId="54">
     <w:name w:val="List 5"/>
-    <w:basedOn w:val="Normal"/>
+    <w:basedOn w:val="a1"/>
     <w:rsid w:val="008C41F8"/>
     <w:pPr>
       <w:ind w:left="1415" w:hanging="283"/>
     </w:pPr>
   </w:style>
-  <w:style w:type="paragraph" w:styleId="ListBullet">
+  <w:style w:type="paragraph" w:styleId="a0">
     <w:name w:val="List Bullet"/>
-    <w:basedOn w:val="Normal"/>
+    <w:basedOn w:val="a1"/>
     <w:autoRedefine/>
     <w:rsid w:val="008C41F8"/>
     <w:pPr>
@@ -19694,9 +20475,9 @@
       </w:numPr>
     </w:pPr>
   </w:style>
-  <w:style w:type="paragraph" w:styleId="ListBullet2">
+  <w:style w:type="paragraph" w:styleId="20">
     <w:name w:val="List Bullet 2"/>
-    <w:basedOn w:val="Normal"/>
+    <w:basedOn w:val="a1"/>
     <w:autoRedefine/>
     <w:rsid w:val="008C41F8"/>
     <w:pPr>
@@ -19705,9 +20486,9 @@
       </w:numPr>
     </w:pPr>
   </w:style>
-  <w:style w:type="paragraph" w:styleId="ListBullet3">
+  <w:style w:type="paragraph" w:styleId="30">
     <w:name w:val="List Bullet 3"/>
-    <w:basedOn w:val="Normal"/>
+    <w:basedOn w:val="a1"/>
     <w:autoRedefine/>
     <w:rsid w:val="008C41F8"/>
     <w:pPr>
@@ -19716,9 +20497,9 @@
       </w:numPr>
     </w:pPr>
   </w:style>
-  <w:style w:type="paragraph" w:styleId="ListBullet4">
+  <w:style w:type="paragraph" w:styleId="40">
     <w:name w:val="List Bullet 4"/>
-    <w:basedOn w:val="Normal"/>
+    <w:basedOn w:val="a1"/>
     <w:autoRedefine/>
     <w:rsid w:val="008C41F8"/>
     <w:pPr>
@@ -19727,9 +20508,9 @@
       </w:numPr>
     </w:pPr>
   </w:style>
-  <w:style w:type="paragraph" w:styleId="ListBullet5">
+  <w:style w:type="paragraph" w:styleId="50">
     <w:name w:val="List Bullet 5"/>
-    <w:basedOn w:val="Normal"/>
+    <w:basedOn w:val="a1"/>
     <w:autoRedefine/>
     <w:rsid w:val="008C41F8"/>
     <w:pPr>
@@ -19738,54 +20519,54 @@
       </w:numPr>
     </w:pPr>
   </w:style>
-  <w:style w:type="paragraph" w:styleId="ListContinue">
+  <w:style w:type="paragraph" w:styleId="aff0">
     <w:name w:val="List Continue"/>
-    <w:basedOn w:val="Normal"/>
+    <w:basedOn w:val="a1"/>
     <w:rsid w:val="008C41F8"/>
     <w:pPr>
       <w:spacing w:after="120"/>
       <w:ind w:left="283"/>
     </w:pPr>
   </w:style>
-  <w:style w:type="paragraph" w:styleId="ListContinue2">
+  <w:style w:type="paragraph" w:styleId="29">
     <w:name w:val="List Continue 2"/>
-    <w:basedOn w:val="Normal"/>
+    <w:basedOn w:val="a1"/>
     <w:rsid w:val="008C41F8"/>
     <w:pPr>
       <w:spacing w:after="120"/>
       <w:ind w:left="566"/>
     </w:pPr>
   </w:style>
-  <w:style w:type="paragraph" w:styleId="ListContinue3">
+  <w:style w:type="paragraph" w:styleId="37">
     <w:name w:val="List Continue 3"/>
-    <w:basedOn w:val="Normal"/>
+    <w:basedOn w:val="a1"/>
     <w:rsid w:val="008C41F8"/>
     <w:pPr>
       <w:spacing w:after="120"/>
       <w:ind w:left="849"/>
     </w:pPr>
   </w:style>
-  <w:style w:type="paragraph" w:styleId="ListContinue4">
+  <w:style w:type="paragraph" w:styleId="45">
     <w:name w:val="List Continue 4"/>
-    <w:basedOn w:val="Normal"/>
+    <w:basedOn w:val="a1"/>
     <w:rsid w:val="008C41F8"/>
     <w:pPr>
       <w:spacing w:after="120"/>
       <w:ind w:left="1132"/>
     </w:pPr>
   </w:style>
-  <w:style w:type="paragraph" w:styleId="ListContinue5">
+  <w:style w:type="paragraph" w:styleId="55">
     <w:name w:val="List Continue 5"/>
-    <w:basedOn w:val="Normal"/>
+    <w:basedOn w:val="a1"/>
     <w:rsid w:val="008C41F8"/>
     <w:pPr>
       <w:spacing w:after="120"/>
       <w:ind w:left="1415"/>
     </w:pPr>
   </w:style>
-  <w:style w:type="paragraph" w:styleId="ListNumber">
+  <w:style w:type="paragraph" w:styleId="a">
     <w:name w:val="List Number"/>
-    <w:basedOn w:val="Normal"/>
+    <w:basedOn w:val="a1"/>
     <w:rsid w:val="008C41F8"/>
     <w:pPr>
       <w:numPr>
@@ -19793,9 +20574,9 @@
       </w:numPr>
     </w:pPr>
   </w:style>
-  <w:style w:type="paragraph" w:styleId="ListNumber2">
+  <w:style w:type="paragraph" w:styleId="2">
     <w:name w:val="List Number 2"/>
-    <w:basedOn w:val="Normal"/>
+    <w:basedOn w:val="a1"/>
     <w:rsid w:val="008C41F8"/>
     <w:pPr>
       <w:numPr>
@@ -19803,9 +20584,9 @@
       </w:numPr>
     </w:pPr>
   </w:style>
-  <w:style w:type="paragraph" w:styleId="ListNumber3">
+  <w:style w:type="paragraph" w:styleId="3">
     <w:name w:val="List Number 3"/>
-    <w:basedOn w:val="Normal"/>
+    <w:basedOn w:val="a1"/>
     <w:rsid w:val="008C41F8"/>
     <w:pPr>
       <w:numPr>
@@ -19813,9 +20594,9 @@
       </w:numPr>
     </w:pPr>
   </w:style>
-  <w:style w:type="paragraph" w:styleId="ListNumber4">
+  <w:style w:type="paragraph" w:styleId="4">
     <w:name w:val="List Number 4"/>
-    <w:basedOn w:val="Normal"/>
+    <w:basedOn w:val="a1"/>
     <w:rsid w:val="008C41F8"/>
     <w:pPr>
       <w:numPr>
@@ -19823,9 +20604,9 @@
       </w:numPr>
     </w:pPr>
   </w:style>
-  <w:style w:type="paragraph" w:styleId="ListNumber5">
+  <w:style w:type="paragraph" w:styleId="5">
     <w:name w:val="List Number 5"/>
-    <w:basedOn w:val="Normal"/>
+    <w:basedOn w:val="a1"/>
     <w:rsid w:val="008C41F8"/>
     <w:pPr>
       <w:numPr>
@@ -19833,7 +20614,7 @@
       </w:numPr>
     </w:pPr>
   </w:style>
-  <w:style w:type="paragraph" w:styleId="MacroText">
+  <w:style w:type="paragraph" w:styleId="aff1">
     <w:name w:val="macro"/>
     <w:semiHidden/>
     <w:rsid w:val="008C41F8"/>
@@ -19858,9 +20639,9 @@
       <w:lang w:val="uk-UA"/>
     </w:rPr>
   </w:style>
-  <w:style w:type="paragraph" w:styleId="MessageHeader">
+  <w:style w:type="paragraph" w:styleId="aff2">
     <w:name w:val="Message Header"/>
-    <w:basedOn w:val="Normal"/>
+    <w:basedOn w:val="a1"/>
     <w:rsid w:val="008C41F8"/>
     <w:pPr>
       <w:pBdr>
@@ -19877,31 +20658,31 @@
       <w:sz w:val="24"/>
     </w:rPr>
   </w:style>
-  <w:style w:type="paragraph" w:styleId="NormalWeb">
+  <w:style w:type="paragraph" w:styleId="aff3">
     <w:name w:val="Normal (Web)"/>
-    <w:basedOn w:val="Normal"/>
+    <w:basedOn w:val="a1"/>
     <w:rsid w:val="008C41F8"/>
     <w:rPr>
       <w:sz w:val="24"/>
     </w:rPr>
   </w:style>
-  <w:style w:type="paragraph" w:styleId="NormalIndent">
+  <w:style w:type="paragraph" w:styleId="aff4">
     <w:name w:val="Normal Indent"/>
-    <w:basedOn w:val="Normal"/>
+    <w:basedOn w:val="a1"/>
     <w:rsid w:val="008C41F8"/>
     <w:pPr>
       <w:ind w:left="708"/>
     </w:pPr>
   </w:style>
-  <w:style w:type="paragraph" w:styleId="NoteHeading">
+  <w:style w:type="paragraph" w:styleId="aff5">
     <w:name w:val="Note Heading"/>
-    <w:basedOn w:val="Normal"/>
-    <w:next w:val="Normal"/>
+    <w:basedOn w:val="a1"/>
+    <w:next w:val="a1"/>
     <w:rsid w:val="008C41F8"/>
   </w:style>
-  <w:style w:type="paragraph" w:styleId="PlainText">
+  <w:style w:type="paragraph" w:styleId="aff6">
     <w:name w:val="Plain Text"/>
-    <w:basedOn w:val="Normal"/>
+    <w:basedOn w:val="a1"/>
     <w:rsid w:val="008C41F8"/>
     <w:rPr>
       <w:rFonts w:ascii="Courier New" w:hAnsi="Courier New" w:cs="Courier New"/>
@@ -19909,23 +20690,23 @@
       <w:szCs w:val="20"/>
     </w:rPr>
   </w:style>
-  <w:style w:type="paragraph" w:styleId="Salutation">
+  <w:style w:type="paragraph" w:styleId="aff7">
     <w:name w:val="Salutation"/>
-    <w:basedOn w:val="Normal"/>
-    <w:next w:val="Normal"/>
+    <w:basedOn w:val="a1"/>
+    <w:next w:val="a1"/>
     <w:rsid w:val="008C41F8"/>
   </w:style>
-  <w:style w:type="paragraph" w:styleId="Signature">
+  <w:style w:type="paragraph" w:styleId="aff8">
     <w:name w:val="Signature"/>
-    <w:basedOn w:val="Normal"/>
+    <w:basedOn w:val="a1"/>
     <w:rsid w:val="008C41F8"/>
     <w:pPr>
       <w:ind w:left="4252"/>
     </w:pPr>
   </w:style>
-  <w:style w:type="paragraph" w:styleId="Subtitle">
+  <w:style w:type="paragraph" w:styleId="aff9">
     <w:name w:val="Subtitle"/>
-    <w:basedOn w:val="Normal"/>
+    <w:basedOn w:val="a1"/>
     <w:qFormat/>
     <w:rsid w:val="008C41F8"/>
     <w:pPr>
@@ -19938,29 +20719,29 @@
       <w:sz w:val="24"/>
     </w:rPr>
   </w:style>
-  <w:style w:type="paragraph" w:styleId="TableofAuthorities">
+  <w:style w:type="paragraph" w:styleId="affa">
     <w:name w:val="table of authorities"/>
-    <w:basedOn w:val="Normal"/>
-    <w:next w:val="Normal"/>
+    <w:basedOn w:val="a1"/>
+    <w:next w:val="a1"/>
     <w:semiHidden/>
     <w:rsid w:val="008C41F8"/>
     <w:pPr>
       <w:ind w:left="280" w:hanging="280"/>
     </w:pPr>
   </w:style>
-  <w:style w:type="paragraph" w:styleId="TableofFigures">
+  <w:style w:type="paragraph" w:styleId="affb">
     <w:name w:val="table of figures"/>
-    <w:basedOn w:val="Normal"/>
-    <w:next w:val="Normal"/>
+    <w:basedOn w:val="a1"/>
+    <w:next w:val="a1"/>
     <w:semiHidden/>
     <w:rsid w:val="008C41F8"/>
     <w:pPr>
       <w:ind w:left="560" w:hanging="560"/>
     </w:pPr>
   </w:style>
-  <w:style w:type="paragraph" w:styleId="Title">
+  <w:style w:type="paragraph" w:styleId="affc">
     <w:name w:val="Title"/>
-    <w:basedOn w:val="Normal"/>
+    <w:basedOn w:val="a1"/>
     <w:qFormat/>
     <w:rsid w:val="008C41F8"/>
     <w:pPr>
@@ -19977,10 +20758,10 @@
       <w:szCs w:val="32"/>
     </w:rPr>
   </w:style>
-  <w:style w:type="paragraph" w:styleId="TOAHeading">
+  <w:style w:type="paragraph" w:styleId="affd">
     <w:name w:val="toa heading"/>
-    <w:basedOn w:val="Normal"/>
-    <w:next w:val="Normal"/>
+    <w:basedOn w:val="a1"/>
+    <w:next w:val="a1"/>
     <w:semiHidden/>
     <w:rsid w:val="008C41F8"/>
     <w:pPr>
@@ -19993,9 +20774,9 @@
       <w:sz w:val="24"/>
     </w:rPr>
   </w:style>
-  <w:style w:type="table" w:styleId="TableGrid">
+  <w:style w:type="table" w:styleId="affe">
     <w:name w:val="Table Grid"/>
-    <w:basedOn w:val="TableNormal"/>
+    <w:basedOn w:val="a3"/>
     <w:rsid w:val="008C41F8"/>
     <w:pPr>
       <w:spacing w:line="360" w:lineRule="auto"/>
@@ -20013,9 +20794,9 @@
       </w:tblBorders>
     </w:tblPr>
   </w:style>
-  <w:style w:type="character" w:styleId="PlaceholderText">
+  <w:style w:type="character" w:styleId="afff">
     <w:name w:val="Placeholder Text"/>
-    <w:basedOn w:val="DefaultParagraphFont"/>
+    <w:basedOn w:val="a2"/>
     <w:uiPriority w:val="99"/>
     <w:semiHidden/>
     <w:rsid w:val="00126678"/>
@@ -20023,10 +20804,10 @@
       <w:color w:val="808080"/>
     </w:rPr>
   </w:style>
-  <w:style w:type="character" w:customStyle="1" w:styleId="HeaderChar">
-    <w:name w:val="Header Char"/>
-    <w:basedOn w:val="DefaultParagraphFont"/>
-    <w:link w:val="Header"/>
+  <w:style w:type="character" w:customStyle="1" w:styleId="af1">
+    <w:name w:val="Верхній колонтитул Знак"/>
+    <w:basedOn w:val="a2"/>
+    <w:link w:val="af0"/>
     <w:uiPriority w:val="99"/>
     <w:rsid w:val="00FC43A0"/>
     <w:rPr>
@@ -20036,10 +20817,10 @@
       <w:lang w:val="uk-UA"/>
     </w:rPr>
   </w:style>
-  <w:style w:type="character" w:customStyle="1" w:styleId="FooterChar">
-    <w:name w:val="Footer Char"/>
-    <w:basedOn w:val="DefaultParagraphFont"/>
-    <w:link w:val="Footer"/>
+  <w:style w:type="character" w:customStyle="1" w:styleId="aa">
+    <w:name w:val="Нижній колонтитул Знак"/>
+    <w:basedOn w:val="a2"/>
+    <w:link w:val="a9"/>
     <w:uiPriority w:val="99"/>
     <w:rsid w:val="00FC43A0"/>
     <w:rPr>
@@ -20053,7 +20834,7 @@
 </file>
 
 <file path=word/glossary/document.xml><?xml version="1.0" encoding="utf-8"?>
-<w:glossaryDocument xmlns:wpc="http://schemas.microsoft.com/office/word/2010/wordprocessingCanvas" xmlns:mc="http://schemas.openxmlformats.org/markup-compatibility/2006" xmlns:o="urn:schemas-microsoft-com:office:office" xmlns:r="http://schemas.openxmlformats.org/officeDocument/2006/relationships" xmlns:m="http://schemas.openxmlformats.org/officeDocument/2006/math" xmlns:v="urn:schemas-microsoft-com:vml" xmlns:wp14="http://schemas.microsoft.com/office/word/2010/wordprocessingDrawing" xmlns:wp="http://schemas.openxmlformats.org/drawingml/2006/wordprocessingDrawing" xmlns:w10="urn:schemas-microsoft-com:office:word" xmlns:w="http://schemas.openxmlformats.org/wordprocessingml/2006/main" xmlns:w14="http://schemas.microsoft.com/office/word/2010/wordml" xmlns:w15="http://schemas.microsoft.com/office/word/2012/wordml" xmlns:wpg="http://schemas.microsoft.com/office/word/2010/wordprocessingGroup" xmlns:wpi="http://schemas.microsoft.com/office/word/2010/wordprocessingInk" xmlns:wne="http://schemas.microsoft.com/office/word/2006/wordml" xmlns:wps="http://schemas.microsoft.com/office/word/2010/wordprocessingShape" mc:Ignorable="w14 w15 wp14">
+<w:glossaryDocument xmlns:wpc="http://schemas.microsoft.com/office/word/2010/wordprocessingCanvas" xmlns:cx="http://schemas.microsoft.com/office/drawing/2014/chartex" xmlns:cx1="http://schemas.microsoft.com/office/drawing/2015/9/8/chartex" xmlns:cx2="http://schemas.microsoft.com/office/drawing/2015/10/21/chartex" xmlns:cx3="http://schemas.microsoft.com/office/drawing/2016/5/9/chartex" xmlns:cx4="http://schemas.microsoft.com/office/drawing/2016/5/10/chartex" xmlns:cx5="http://schemas.microsoft.com/office/drawing/2016/5/11/chartex" xmlns:cx6="http://schemas.microsoft.com/office/drawing/2016/5/12/chartex" xmlns:cx7="http://schemas.microsoft.com/office/drawing/2016/5/13/chartex" xmlns:cx8="http://schemas.microsoft.com/office/drawing/2016/5/14/chartex" xmlns:mc="http://schemas.openxmlformats.org/markup-compatibility/2006" xmlns:aink="http://schemas.microsoft.com/office/drawing/2016/ink" xmlns:am3d="http://schemas.microsoft.com/office/drawing/2017/model3d" xmlns:o="urn:schemas-microsoft-com:office:office" xmlns:oel="http://schemas.microsoft.com/office/2019/extlst" xmlns:r="http://schemas.openxmlformats.org/officeDocument/2006/relationships" xmlns:m="http://schemas.openxmlformats.org/officeDocument/2006/math" xmlns:v="urn:schemas-microsoft-com:vml" xmlns:wp14="http://schemas.microsoft.com/office/word/2010/wordprocessingDrawing" xmlns:wp="http://schemas.openxmlformats.org/drawingml/2006/wordprocessingDrawing" xmlns:w10="urn:schemas-microsoft-com:office:word" xmlns:w="http://schemas.openxmlformats.org/wordprocessingml/2006/main" xmlns:w14="http://schemas.microsoft.com/office/word/2010/wordml" xmlns:w15="http://schemas.microsoft.com/office/word/2012/wordml" xmlns:w16cex="http://schemas.microsoft.com/office/word/2018/wordml/cex" xmlns:w16cid="http://schemas.microsoft.com/office/word/2016/wordml/cid" xmlns:w16="http://schemas.microsoft.com/office/word/2018/wordml" xmlns:w16du="http://schemas.microsoft.com/office/word/2023/wordml/word16du" xmlns:w16sdtdh="http://schemas.microsoft.com/office/word/2020/wordml/sdtdatahash" xmlns:w16se="http://schemas.microsoft.com/office/word/2015/wordml/symex" xmlns:wpg="http://schemas.microsoft.com/office/word/2010/wordprocessingGroup" xmlns:wpi="http://schemas.microsoft.com/office/word/2010/wordprocessingInk" xmlns:wne="http://schemas.microsoft.com/office/word/2006/wordml" xmlns:wps="http://schemas.microsoft.com/office/word/2010/wordprocessingShape" mc:Ignorable="w14 w15 w16se w16cid w16 w16cex w16sdtdh w16du wp14">
   <w:docParts>
     <w:docPart>
       <w:docPartPr>
@@ -20090,7 +20871,7 @@
 </file>
 
 <file path=word/glossary/fontTable.xml><?xml version="1.0" encoding="utf-8"?>
-<w:fonts xmlns:mc="http://schemas.openxmlformats.org/markup-compatibility/2006" xmlns:r="http://schemas.openxmlformats.org/officeDocument/2006/relationships" xmlns:w="http://schemas.openxmlformats.org/wordprocessingml/2006/main" xmlns:w14="http://schemas.microsoft.com/office/word/2010/wordml" xmlns:w15="http://schemas.microsoft.com/office/word/2012/wordml" mc:Ignorable="w14 w15">
+<w:fonts xmlns:mc="http://schemas.openxmlformats.org/markup-compatibility/2006" xmlns:r="http://schemas.openxmlformats.org/officeDocument/2006/relationships" xmlns:w="http://schemas.openxmlformats.org/wordprocessingml/2006/main" xmlns:w14="http://schemas.microsoft.com/office/word/2010/wordml" xmlns:w15="http://schemas.microsoft.com/office/word/2012/wordml" xmlns:w16cex="http://schemas.microsoft.com/office/word/2018/wordml/cex" xmlns:w16cid="http://schemas.microsoft.com/office/word/2016/wordml/cid" xmlns:w16="http://schemas.microsoft.com/office/word/2018/wordml" xmlns:w16du="http://schemas.microsoft.com/office/word/2023/wordml/word16du" xmlns:w16sdtdh="http://schemas.microsoft.com/office/word/2020/wordml/sdtdatahash" xmlns:w16se="http://schemas.microsoft.com/office/word/2015/wordml/symex" mc:Ignorable="w14 w15 w16se w16cid w16 w16cex w16sdtdh w16du">
   <w:font w:name="Symbol">
     <w:panose1 w:val="05050102010706020507"/>
     <w:charset w:val="02"/>
@@ -20100,24 +20881,24 @@
   </w:font>
   <w:font w:name="Times New Roman">
     <w:panose1 w:val="02020603050405020304"/>
-    <w:charset w:val="00"/>
+    <w:charset w:val="CC"/>
     <w:family w:val="roman"/>
     <w:pitch w:val="variable"/>
-    <w:sig w:usb0="E0002EFF" w:usb1="C0007843" w:usb2="00000009" w:usb3="00000000" w:csb0="000001FF" w:csb1="00000000"/>
+    <w:sig w:usb0="E0002EFF" w:usb1="C000785B" w:usb2="00000009" w:usb3="00000000" w:csb0="000001FF" w:csb1="00000000"/>
   </w:font>
   <w:font w:name="Calibri">
     <w:panose1 w:val="020F0502020204030204"/>
-    <w:charset w:val="00"/>
+    <w:charset w:val="CC"/>
     <w:family w:val="swiss"/>
     <w:pitch w:val="variable"/>
-    <w:sig w:usb0="E00002FF" w:usb1="4000ACFF" w:usb2="00000001" w:usb3="00000000" w:csb0="0000019F" w:csb1="00000000"/>
+    <w:sig w:usb0="E4002EFF" w:usb1="C200247B" w:usb2="00000009" w:usb3="00000000" w:csb0="000001FF" w:csb1="00000000"/>
   </w:font>
   <w:font w:name="Arial">
     <w:panose1 w:val="020B0604020202020204"/>
-    <w:charset w:val="00"/>
+    <w:charset w:val="CC"/>
     <w:family w:val="swiss"/>
     <w:pitch w:val="variable"/>
-    <w:sig w:usb0="E0002AFF" w:usb1="C0007843" w:usb2="00000009" w:usb3="00000000" w:csb0="000001FF" w:csb1="00000000"/>
+    <w:sig w:usb0="E0002EFF" w:usb1="C000785B" w:usb2="00000009" w:usb3="00000000" w:csb0="000001FF" w:csb1="00000000"/>
   </w:font>
   <w:font w:name="Academy">
     <w:altName w:val="Times New Roman"/>
@@ -20128,7 +20909,7 @@
   </w:font>
   <w:font w:name="Tahoma">
     <w:panose1 w:val="020B0604030504040204"/>
-    <w:charset w:val="00"/>
+    <w:charset w:val="CC"/>
     <w:family w:val="swiss"/>
     <w:pitch w:val="variable"/>
     <w:sig w:usb0="E1002EFF" w:usb1="C000605B" w:usb2="00000029" w:usb3="00000000" w:csb0="000101FF" w:csb1="00000000"/>
@@ -20142,39 +20923,52 @@
   </w:font>
   <w:font w:name="Courier New">
     <w:panose1 w:val="02070309020205020404"/>
-    <w:charset w:val="00"/>
+    <w:charset w:val="CC"/>
     <w:family w:val="modern"/>
     <w:pitch w:val="fixed"/>
-    <w:sig w:usb0="E0002AFF" w:usb1="C0007843" w:usb2="00000009" w:usb3="00000000" w:csb0="000001FF" w:csb1="00000000"/>
+    <w:sig w:usb0="E0002EFF" w:usb1="C0007843" w:usb2="00000009" w:usb3="00000000" w:csb0="000001FF" w:csb1="00000000"/>
   </w:font>
   <w:font w:name="Arial Narrow">
     <w:panose1 w:val="020B0606020202030204"/>
-    <w:charset w:val="00"/>
+    <w:charset w:val="CC"/>
     <w:family w:val="swiss"/>
     <w:pitch w:val="variable"/>
     <w:sig w:usb0="00000287" w:usb1="00000800" w:usb2="00000000" w:usb3="00000000" w:csb0="0000009F" w:csb1="00000000"/>
   </w:font>
   <w:font w:name="Cambria Math">
     <w:panose1 w:val="02040503050406030204"/>
-    <w:charset w:val="00"/>
+    <w:charset w:val="CC"/>
     <w:family w:val="roman"/>
     <w:pitch w:val="variable"/>
-    <w:sig w:usb0="E00002FF" w:usb1="420024FF" w:usb2="00000000" w:usb3="00000000" w:csb0="0000019F" w:csb1="00000000"/>
+    <w:sig w:usb0="E00006FF" w:usb1="420024FF" w:usb2="02000000" w:usb3="00000000" w:csb0="0000019F" w:csb1="00000000"/>
   </w:font>
   <w:font w:name="Calibri Light">
     <w:panose1 w:val="020F0302020204030204"/>
+    <w:charset w:val="CC"/>
+    <w:family w:val="swiss"/>
+    <w:pitch w:val="variable"/>
+    <w:sig w:usb0="E4002EFF" w:usb1="C200247B" w:usb2="00000009" w:usb3="00000000" w:csb0="000001FF" w:csb1="00000000"/>
+  </w:font>
+  <w:font w:name="Aptos">
     <w:charset w:val="00"/>
     <w:family w:val="swiss"/>
     <w:pitch w:val="variable"/>
-    <w:sig w:usb0="A00002EF" w:usb1="4000207B" w:usb2="00000000" w:usb3="00000000" w:csb0="0000019F" w:csb1="00000000"/>
+    <w:sig w:usb0="20000287" w:usb1="00000003" w:usb2="00000000" w:usb3="00000000" w:csb0="0000019F" w:csb1="00000000"/>
+  </w:font>
+  <w:font w:name="Aptos Display">
+    <w:charset w:val="00"/>
+    <w:family w:val="swiss"/>
+    <w:pitch w:val="variable"/>
+    <w:sig w:usb0="20000287" w:usb1="00000003" w:usb2="00000000" w:usb3="00000000" w:csb0="0000019F" w:csb1="00000000"/>
   </w:font>
 </w:fonts>
 </file>
 
 <file path=word/glossary/settings.xml><?xml version="1.0" encoding="utf-8"?>
-<w:settings xmlns:mc="http://schemas.openxmlformats.org/markup-compatibility/2006" xmlns:o="urn:schemas-microsoft-com:office:office" xmlns:r="http://schemas.openxmlformats.org/officeDocument/2006/relationships" xmlns:m="http://schemas.openxmlformats.org/officeDocument/2006/math" xmlns:v="urn:schemas-microsoft-com:vml" xmlns:w10="urn:schemas-microsoft-com:office:word" xmlns:w="http://schemas.openxmlformats.org/wordprocessingml/2006/main" xmlns:w14="http://schemas.microsoft.com/office/word/2010/wordml" xmlns:w15="http://schemas.microsoft.com/office/word/2012/wordml" xmlns:sl="http://schemas.openxmlformats.org/schemaLibrary/2006/main" mc:Ignorable="w14 w15">
+<w:settings xmlns:mc="http://schemas.openxmlformats.org/markup-compatibility/2006" xmlns:o="urn:schemas-microsoft-com:office:office" xmlns:r="http://schemas.openxmlformats.org/officeDocument/2006/relationships" xmlns:m="http://schemas.openxmlformats.org/officeDocument/2006/math" xmlns:v="urn:schemas-microsoft-com:vml" xmlns:w10="urn:schemas-microsoft-com:office:word" xmlns:w="http://schemas.openxmlformats.org/wordprocessingml/2006/main" xmlns:w14="http://schemas.microsoft.com/office/word/2010/wordml" xmlns:w15="http://schemas.microsoft.com/office/word/2012/wordml" xmlns:w16cex="http://schemas.microsoft.com/office/word/2018/wordml/cex" xmlns:w16cid="http://schemas.microsoft.com/office/word/2016/wordml/cid" xmlns:w16="http://schemas.microsoft.com/office/word/2018/wordml" xmlns:w16du="http://schemas.microsoft.com/office/word/2023/wordml/word16du" xmlns:w16sdtdh="http://schemas.microsoft.com/office/word/2020/wordml/sdtdatahash" xmlns:w16se="http://schemas.microsoft.com/office/word/2015/wordml/symex" xmlns:sl="http://schemas.openxmlformats.org/schemaLibrary/2006/main" mc:Ignorable="w14 w15 w16se w16cid w16 w16cex w16sdtdh w16du">
   <w:view w:val="normal"/>
   <w:defaultTabStop w:val="720"/>
+  <w:hyphenationZone w:val="425"/>
   <w:characterSpacingControl w:val="doNotCompress"/>
   <w:compat>
     <w:useFELayout/>
@@ -20183,10 +20977,13 @@
     <w:compatSetting w:name="enableOpenTypeFeatures" w:uri="http://schemas.microsoft.com/office/word" w:val="1"/>
     <w:compatSetting w:name="doNotFlipMirrorIndents" w:uri="http://schemas.microsoft.com/office/word" w:val="1"/>
     <w:compatSetting w:name="differentiateMultirowTableHeaders" w:uri="http://schemas.microsoft.com/office/word" w:val="1"/>
+    <w:compatSetting w:name="useWord2013TrackBottomHyphenation" w:uri="http://schemas.microsoft.com/office/word" w:val="1"/>
   </w:compat>
   <w:rsids>
     <w:rsidRoot w:val="00652447"/>
     <w:rsid w:val="00652447"/>
+    <w:rsid w:val="00714AF0"/>
+    <w:rsid w:val="00FB1502"/>
   </w:rsids>
   <m:mathPr>
     <m:mathFont m:val="Cambria Math"/>
@@ -20203,14 +21000,14 @@
   </m:mathPr>
   <w:themeFontLang w:val="en-US"/>
   <w:clrSchemeMapping w:bg1="light1" w:t1="dark1" w:bg2="light2" w:t2="dark2" w:accent1="accent1" w:accent2="accent2" w:accent3="accent3" w:accent4="accent4" w:accent5="accent5" w:accent6="accent6" w:hyperlink="hyperlink" w:followedHyperlink="followedHyperlink"/>
-  <w:decimalSymbol w:val="."/>
+  <w:decimalSymbol w:val=","/>
   <w:listSeparator w:val=";"/>
   <w15:chartTrackingRefBased/>
 </w:settings>
 </file>
 
 <file path=word/glossary/styles.xml><?xml version="1.0" encoding="utf-8"?>
-<w:styles xmlns:mc="http://schemas.openxmlformats.org/markup-compatibility/2006" xmlns:r="http://schemas.openxmlformats.org/officeDocument/2006/relationships" xmlns:w="http://schemas.openxmlformats.org/wordprocessingml/2006/main" xmlns:w14="http://schemas.microsoft.com/office/word/2010/wordml" xmlns:w15="http://schemas.microsoft.com/office/word/2012/wordml" mc:Ignorable="w14 w15">
+<w:styles xmlns:mc="http://schemas.openxmlformats.org/markup-compatibility/2006" xmlns:r="http://schemas.openxmlformats.org/officeDocument/2006/relationships" xmlns:w="http://schemas.openxmlformats.org/wordprocessingml/2006/main" xmlns:w14="http://schemas.microsoft.com/office/word/2010/wordml" xmlns:w15="http://schemas.microsoft.com/office/word/2012/wordml" xmlns:w16cex="http://schemas.microsoft.com/office/word/2018/wordml/cex" xmlns:w16cid="http://schemas.microsoft.com/office/word/2016/wordml/cid" xmlns:w16="http://schemas.microsoft.com/office/word/2018/wordml" xmlns:w16du="http://schemas.microsoft.com/office/word/2023/wordml/word16du" xmlns:w16sdtdh="http://schemas.microsoft.com/office/word/2020/wordml/sdtdatahash" xmlns:w16se="http://schemas.microsoft.com/office/word/2015/wordml/symex" mc:Ignorable="w14 w15 w16se w16cid w16 w16cex w16sdtdh w16du">
   <w:docDefaults>
     <w:rPrDefault>
       <w:rPr>
@@ -20226,7 +21023,7 @@
       </w:pPr>
     </w:pPrDefault>
   </w:docDefaults>
-  <w:latentStyles w:defLockedState="0" w:defUIPriority="99" w:defSemiHidden="0" w:defUnhideWhenUsed="0" w:defQFormat="0" w:count="371">
+  <w:latentStyles w:defLockedState="0" w:defUIPriority="99" w:defSemiHidden="0" w:defUnhideWhenUsed="0" w:defQFormat="0" w:count="376">
     <w:lsdException w:name="Normal" w:uiPriority="0" w:qFormat="1"/>
     <w:lsdException w:name="heading 1" w:uiPriority="9" w:qFormat="1"/>
     <w:lsdException w:name="heading 2" w:semiHidden="1" w:uiPriority="9" w:unhideWhenUsed="1" w:qFormat="1"/>
@@ -20598,18 +21395,23 @@
     <w:lsdException w:name="List Table 5 Dark Accent 6" w:uiPriority="50"/>
     <w:lsdException w:name="List Table 6 Colorful Accent 6" w:uiPriority="51"/>
     <w:lsdException w:name="List Table 7 Colorful Accent 6" w:uiPriority="52"/>
+    <w:lsdException w:name="Mention" w:semiHidden="1" w:unhideWhenUsed="1"/>
+    <w:lsdException w:name="Smart Hyperlink" w:semiHidden="1" w:unhideWhenUsed="1"/>
+    <w:lsdException w:name="Hashtag" w:semiHidden="1" w:unhideWhenUsed="1"/>
+    <w:lsdException w:name="Unresolved Mention" w:semiHidden="1" w:unhideWhenUsed="1"/>
+    <w:lsdException w:name="Smart Link" w:semiHidden="1" w:unhideWhenUsed="1"/>
   </w:latentStyles>
-  <w:style w:type="paragraph" w:default="1" w:styleId="Normal">
+  <w:style w:type="paragraph" w:default="1" w:styleId="a">
     <w:name w:val="Normal"/>
     <w:qFormat/>
   </w:style>
-  <w:style w:type="character" w:default="1" w:styleId="DefaultParagraphFont">
+  <w:style w:type="character" w:default="1" w:styleId="a0">
     <w:name w:val="Default Paragraph Font"/>
     <w:uiPriority w:val="1"/>
     <w:semiHidden/>
     <w:unhideWhenUsed/>
   </w:style>
-  <w:style w:type="table" w:default="1" w:styleId="TableNormal">
+  <w:style w:type="table" w:default="1" w:styleId="a1">
     <w:name w:val="Normal Table"/>
     <w:uiPriority w:val="99"/>
     <w:semiHidden/>
@@ -20624,23 +21426,11 @@
       </w:tblCellMar>
     </w:tblPr>
   </w:style>
-  <w:style w:type="numbering" w:default="1" w:styleId="NoList">
+  <w:style w:type="numbering" w:default="1" w:styleId="a2">
     <w:name w:val="No List"/>
     <w:uiPriority w:val="99"/>
     <w:semiHidden/>
     <w:unhideWhenUsed/>
-  </w:style>
-  <w:style w:type="paragraph" w:customStyle="1" w:styleId="EA6A77CA215D41A281239DE870A486CE">
-    <w:name w:val="EA6A77CA215D41A281239DE870A486CE"/>
-    <w:rsid w:val="00652447"/>
-  </w:style>
-  <w:style w:type="paragraph" w:customStyle="1" w:styleId="9A0F36503EAE462A8440288E47C0137A">
-    <w:name w:val="9A0F36503EAE462A8440288E47C0137A"/>
-    <w:rsid w:val="00652447"/>
-  </w:style>
-  <w:style w:type="paragraph" w:customStyle="1" w:styleId="F7B3BA7994D94117B8A482CC33CC4FC7">
-    <w:name w:val="F7B3BA7994D94117B8A482CC33CC4FC7"/>
-    <w:rsid w:val="00652447"/>
   </w:style>
   <w:style w:type="paragraph" w:customStyle="1" w:styleId="403A467C6D2D4755804ACF5CD7434CBD">
     <w:name w:val="403A467C6D2D4755804ACF5CD7434CBD"/>
@@ -20650,7 +21440,7 @@
 </file>
 
 <file path=word/glossary/webSettings.xml><?xml version="1.0" encoding="utf-8"?>
-<w:webSettings xmlns:mc="http://schemas.openxmlformats.org/markup-compatibility/2006" xmlns:r="http://schemas.openxmlformats.org/officeDocument/2006/relationships" xmlns:w="http://schemas.openxmlformats.org/wordprocessingml/2006/main" xmlns:w14="http://schemas.microsoft.com/office/word/2010/wordml" xmlns:w15="http://schemas.microsoft.com/office/word/2012/wordml" mc:Ignorable="w14 w15">
+<w:webSettings xmlns:mc="http://schemas.openxmlformats.org/markup-compatibility/2006" xmlns:r="http://schemas.openxmlformats.org/officeDocument/2006/relationships" xmlns:w="http://schemas.openxmlformats.org/wordprocessingml/2006/main" xmlns:w14="http://schemas.microsoft.com/office/word/2010/wordml" xmlns:w15="http://schemas.microsoft.com/office/word/2012/wordml" xmlns:w16cex="http://schemas.microsoft.com/office/word/2018/wordml/cex" xmlns:w16cid="http://schemas.microsoft.com/office/word/2016/wordml/cid" xmlns:w16="http://schemas.microsoft.com/office/word/2018/wordml" xmlns:w16du="http://schemas.microsoft.com/office/word/2023/wordml/word16du" xmlns:w16sdtdh="http://schemas.microsoft.com/office/word/2020/wordml/sdtdatahash" xmlns:w16se="http://schemas.microsoft.com/office/word/2015/wordml/symex" mc:Ignorable="w14 w15 w16se w16cid w16 w16cex w16sdtdh w16du">
   <w:optimizeForBrowser/>
   <w:allowPNG/>
 </w:webSettings>
